--- a/mentesek/install.docx
+++ b/mentesek/install.docx
@@ -59,8 +59,6 @@
           <w:b/>
         </w:rPr>
       </w:pPr>
-      <w:bookmarkStart w:id="0" w:name="_GoBack"/>
-      <w:bookmarkEnd w:id="0"/>
       <w:r>
         <w:rPr>
           <w:b/>
@@ -1973,7 +1971,7 @@
           <w:b/>
         </w:rPr>
       </w:pPr>
-      <w:bookmarkStart w:id="1" w:name="_Hlk189303562"/>
+      <w:bookmarkStart w:id="0" w:name="_Hlk189303562"/>
       <w:proofErr w:type="spellStart"/>
       <w:r>
         <w:rPr>
@@ -2040,7 +2038,7 @@
       </w:r>
       <w:proofErr w:type="spellEnd"/>
     </w:p>
-    <w:bookmarkEnd w:id="1"/>
+    <w:bookmarkEnd w:id="0"/>
     <w:p>
       <w:r>
         <w:t xml:space="preserve">érdemes a </w:t>
@@ -2053,7 +2051,7 @@
       <w:r>
         <w:t xml:space="preserve"> mappában lévő </w:t>
       </w:r>
-      <w:bookmarkStart w:id="2" w:name="_Hlk189303589"/>
+      <w:bookmarkStart w:id="1" w:name="_Hlk189303589"/>
       <w:r>
         <w:t>www.js-ben a</w:t>
       </w:r>
@@ -2119,7 +2117,7 @@
       <w:r>
         <w:t xml:space="preserve"> </w:t>
       </w:r>
-      <w:bookmarkEnd w:id="2"/>
+      <w:bookmarkEnd w:id="1"/>
       <w:r>
         <w:t>//15.sor</w:t>
       </w:r>
@@ -2156,7 +2154,7 @@
       <w:r>
         <w:t xml:space="preserve"> a </w:t>
       </w:r>
-      <w:bookmarkStart w:id="3" w:name="_Hlk189303617"/>
+      <w:bookmarkStart w:id="2" w:name="_Hlk189303617"/>
       <w:proofErr w:type="spellStart"/>
       <w:r>
         <w:rPr>
@@ -2188,7 +2186,7 @@
       <w:r>
         <w:t xml:space="preserve"> </w:t>
       </w:r>
-      <w:bookmarkEnd w:id="3"/>
+      <w:bookmarkEnd w:id="2"/>
       <w:r>
         <w:t>paranccsal.</w:t>
       </w:r>
@@ -2254,7 +2252,7 @@
       </w:r>
     </w:p>
     <w:p>
-      <w:bookmarkStart w:id="4" w:name="_Hlk189303636"/>
+      <w:bookmarkStart w:id="3" w:name="_Hlk189303636"/>
       <w:r>
         <w:t xml:space="preserve">const </w:t>
       </w:r>
@@ -2357,7 +2355,7 @@
         <w:t>));</w:t>
       </w:r>
     </w:p>
-    <w:bookmarkEnd w:id="4"/>
+    <w:bookmarkEnd w:id="3"/>
     <w:p>
       <w:pPr>
         <w:pStyle w:val="Listaszerbekezds"/>
@@ -2411,7 +2409,7 @@
       <w:pPr>
         <w:ind w:left="567" w:hanging="567"/>
       </w:pPr>
-      <w:bookmarkStart w:id="5" w:name="_Hlk189303783"/>
+      <w:bookmarkStart w:id="4" w:name="_Hlk189303783"/>
       <w:r>
         <w:t>"</w:t>
       </w:r>
@@ -2581,7 +2579,7 @@
         <w:t>}</w:t>
       </w:r>
     </w:p>
-    <w:bookmarkEnd w:id="5"/>
+    <w:bookmarkEnd w:id="4"/>
     <w:p>
       <w:pPr>
         <w:ind w:left="567" w:hanging="567"/>
@@ -4078,7 +4076,7 @@
           <w:szCs w:val="21"/>
         </w:rPr>
       </w:pPr>
-      <w:bookmarkStart w:id="6" w:name="_Hlk213100843"/>
+      <w:bookmarkStart w:id="5" w:name="_Hlk213100843"/>
       <w:r>
         <w:rPr>
           <w:rFonts w:ascii="Consolas" w:hAnsi="Consolas"/>
@@ -4926,7 +4924,7 @@
         <w:t>;</w:t>
       </w:r>
     </w:p>
-    <w:bookmarkEnd w:id="6"/>
+    <w:bookmarkEnd w:id="5"/>
     <w:p>
       <w:proofErr w:type="spellStart"/>
       <w:r>
@@ -6853,6 +6851,9535 @@
         <w:t>);</w:t>
       </w:r>
     </w:p>
+    <w:p>
+      <w:r>
+        <w:br w:type="page"/>
+      </w:r>
+    </w:p>
+    <w:p>
+      <w:r>
+        <w:lastRenderedPageBreak/>
+        <w:t>Felhasználók szétválasztása</w:t>
+      </w:r>
+    </w:p>
+    <w:p>
+      <w:r>
+        <w:t>.</w:t>
+      </w:r>
+      <w:proofErr w:type="spellStart"/>
+      <w:r>
+        <w:t>env</w:t>
+      </w:r>
+      <w:proofErr w:type="spellEnd"/>
+    </w:p>
+    <w:p>
+      <w:pPr>
+        <w:shd w:val="clear" w:color="auto" w:fill="1F1F1F"/>
+        <w:spacing w:line="285" w:lineRule="atLeast"/>
+        <w:rPr>
+          <w:rFonts w:ascii="Consolas" w:eastAsia="Times New Roman" w:hAnsi="Consolas" w:cs="Times New Roman"/>
+          <w:color w:val="CCCCCC"/>
+          <w:sz w:val="21"/>
+          <w:szCs w:val="21"/>
+          <w:lang w:eastAsia="hu-HU"/>
+        </w:rPr>
+      </w:pPr>
+      <w:r>
+        <w:rPr>
+          <w:rFonts w:ascii="Consolas" w:eastAsia="Times New Roman" w:hAnsi="Consolas" w:cs="Times New Roman"/>
+          <w:color w:val="6A9955"/>
+          <w:sz w:val="21"/>
+          <w:szCs w:val="21"/>
+          <w:lang w:eastAsia="hu-HU"/>
+        </w:rPr>
+        <w:t># ======= ALAPBEÁLLÍTÁSOK =======</w:t>
+      </w:r>
+    </w:p>
+    <w:p>
+      <w:pPr>
+        <w:shd w:val="clear" w:color="auto" w:fill="1F1F1F"/>
+        <w:spacing w:line="285" w:lineRule="atLeast"/>
+        <w:rPr>
+          <w:rFonts w:ascii="Consolas" w:eastAsia="Times New Roman" w:hAnsi="Consolas" w:cs="Times New Roman"/>
+          <w:color w:val="CCCCCC"/>
+          <w:sz w:val="21"/>
+          <w:szCs w:val="21"/>
+          <w:lang w:eastAsia="hu-HU"/>
+        </w:rPr>
+      </w:pPr>
+      <w:r>
+        <w:rPr>
+          <w:rFonts w:ascii="Consolas" w:eastAsia="Times New Roman" w:hAnsi="Consolas" w:cs="Times New Roman"/>
+          <w:color w:val="569CD6"/>
+          <w:sz w:val="21"/>
+          <w:szCs w:val="21"/>
+          <w:lang w:eastAsia="hu-HU"/>
+        </w:rPr>
+        <w:t>PORT</w:t>
+      </w:r>
+      <w:r>
+        <w:rPr>
+          <w:rFonts w:ascii="Consolas" w:eastAsia="Times New Roman" w:hAnsi="Consolas" w:cs="Times New Roman"/>
+          <w:color w:val="CCCCCC"/>
+          <w:sz w:val="21"/>
+          <w:szCs w:val="21"/>
+          <w:lang w:eastAsia="hu-HU"/>
+        </w:rPr>
+        <w:t>=8080</w:t>
+      </w:r>
+    </w:p>
+    <w:p>
+      <w:pPr>
+        <w:shd w:val="clear" w:color="auto" w:fill="1F1F1F"/>
+        <w:spacing w:line="285" w:lineRule="atLeast"/>
+        <w:rPr>
+          <w:rFonts w:ascii="Consolas" w:eastAsia="Times New Roman" w:hAnsi="Consolas" w:cs="Times New Roman"/>
+          <w:color w:val="CCCCCC"/>
+          <w:sz w:val="21"/>
+          <w:szCs w:val="21"/>
+          <w:lang w:eastAsia="hu-HU"/>
+        </w:rPr>
+      </w:pPr>
+    </w:p>
+    <w:p>
+      <w:pPr>
+        <w:shd w:val="clear" w:color="auto" w:fill="1F1F1F"/>
+        <w:spacing w:line="285" w:lineRule="atLeast"/>
+        <w:rPr>
+          <w:rFonts w:ascii="Consolas" w:eastAsia="Times New Roman" w:hAnsi="Consolas" w:cs="Times New Roman"/>
+          <w:color w:val="CCCCCC"/>
+          <w:sz w:val="21"/>
+          <w:szCs w:val="21"/>
+          <w:lang w:eastAsia="hu-HU"/>
+        </w:rPr>
+      </w:pPr>
+      <w:r>
+        <w:rPr>
+          <w:rFonts w:ascii="Consolas" w:eastAsia="Times New Roman" w:hAnsi="Consolas" w:cs="Times New Roman"/>
+          <w:color w:val="6A9955"/>
+          <w:sz w:val="21"/>
+          <w:szCs w:val="21"/>
+          <w:lang w:eastAsia="hu-HU"/>
+        </w:rPr>
+        <w:t># ======= ADATBÁZIS BEÁLLÍTÁSOK =======</w:t>
+      </w:r>
+    </w:p>
+    <w:p>
+      <w:pPr>
+        <w:shd w:val="clear" w:color="auto" w:fill="1F1F1F"/>
+        <w:spacing w:line="285" w:lineRule="atLeast"/>
+        <w:rPr>
+          <w:rFonts w:ascii="Consolas" w:eastAsia="Times New Roman" w:hAnsi="Consolas" w:cs="Times New Roman"/>
+          <w:color w:val="CCCCCC"/>
+          <w:sz w:val="21"/>
+          <w:szCs w:val="21"/>
+          <w:lang w:eastAsia="hu-HU"/>
+        </w:rPr>
+      </w:pPr>
+      <w:r>
+        <w:rPr>
+          <w:rFonts w:ascii="Consolas" w:eastAsia="Times New Roman" w:hAnsi="Consolas" w:cs="Times New Roman"/>
+          <w:color w:val="569CD6"/>
+          <w:sz w:val="21"/>
+          <w:szCs w:val="21"/>
+          <w:lang w:eastAsia="hu-HU"/>
+        </w:rPr>
+        <w:t>DB_HOST</w:t>
+      </w:r>
+      <w:r>
+        <w:rPr>
+          <w:rFonts w:ascii="Consolas" w:eastAsia="Times New Roman" w:hAnsi="Consolas" w:cs="Times New Roman"/>
+          <w:color w:val="CCCCCC"/>
+          <w:sz w:val="21"/>
+          <w:szCs w:val="21"/>
+          <w:lang w:eastAsia="hu-HU"/>
+        </w:rPr>
+        <w:t>=</w:t>
+      </w:r>
+      <w:proofErr w:type="spellStart"/>
+      <w:r>
+        <w:rPr>
+          <w:rFonts w:ascii="Consolas" w:eastAsia="Times New Roman" w:hAnsi="Consolas" w:cs="Times New Roman"/>
+          <w:color w:val="CCCCCC"/>
+          <w:sz w:val="21"/>
+          <w:szCs w:val="21"/>
+          <w:lang w:eastAsia="hu-HU"/>
+        </w:rPr>
+        <w:t>localhost</w:t>
+      </w:r>
+      <w:proofErr w:type="spellEnd"/>
+    </w:p>
+    <w:p>
+      <w:pPr>
+        <w:shd w:val="clear" w:color="auto" w:fill="1F1F1F"/>
+        <w:spacing w:line="285" w:lineRule="atLeast"/>
+        <w:rPr>
+          <w:rFonts w:ascii="Consolas" w:eastAsia="Times New Roman" w:hAnsi="Consolas" w:cs="Times New Roman"/>
+          <w:color w:val="CCCCCC"/>
+          <w:sz w:val="21"/>
+          <w:szCs w:val="21"/>
+          <w:lang w:eastAsia="hu-HU"/>
+        </w:rPr>
+      </w:pPr>
+      <w:r>
+        <w:rPr>
+          <w:rFonts w:ascii="Consolas" w:eastAsia="Times New Roman" w:hAnsi="Consolas" w:cs="Times New Roman"/>
+          <w:color w:val="569CD6"/>
+          <w:sz w:val="21"/>
+          <w:szCs w:val="21"/>
+          <w:lang w:eastAsia="hu-HU"/>
+        </w:rPr>
+        <w:t>DB_NAME</w:t>
+      </w:r>
+      <w:r>
+        <w:rPr>
+          <w:rFonts w:ascii="Consolas" w:eastAsia="Times New Roman" w:hAnsi="Consolas" w:cs="Times New Roman"/>
+          <w:color w:val="CCCCCC"/>
+          <w:sz w:val="21"/>
+          <w:szCs w:val="21"/>
+          <w:lang w:eastAsia="hu-HU"/>
+        </w:rPr>
+        <w:t>=</w:t>
+      </w:r>
+      <w:proofErr w:type="spellStart"/>
+      <w:r>
+        <w:rPr>
+          <w:rFonts w:ascii="Consolas" w:eastAsia="Times New Roman" w:hAnsi="Consolas" w:cs="Times New Roman"/>
+          <w:color w:val="CCCCCC"/>
+          <w:sz w:val="21"/>
+          <w:szCs w:val="21"/>
+          <w:lang w:eastAsia="hu-HU"/>
+        </w:rPr>
+        <w:t>orszagok</w:t>
+      </w:r>
+      <w:proofErr w:type="spellEnd"/>
+    </w:p>
+    <w:p>
+      <w:pPr>
+        <w:shd w:val="clear" w:color="auto" w:fill="1F1F1F"/>
+        <w:spacing w:line="285" w:lineRule="atLeast"/>
+        <w:rPr>
+          <w:rFonts w:ascii="Consolas" w:eastAsia="Times New Roman" w:hAnsi="Consolas" w:cs="Times New Roman"/>
+          <w:color w:val="CCCCCC"/>
+          <w:sz w:val="21"/>
+          <w:szCs w:val="21"/>
+          <w:lang w:eastAsia="hu-HU"/>
+        </w:rPr>
+      </w:pPr>
+    </w:p>
+    <w:p>
+      <w:pPr>
+        <w:shd w:val="clear" w:color="auto" w:fill="1F1F1F"/>
+        <w:spacing w:line="285" w:lineRule="atLeast"/>
+        <w:rPr>
+          <w:rFonts w:ascii="Consolas" w:eastAsia="Times New Roman" w:hAnsi="Consolas" w:cs="Times New Roman"/>
+          <w:color w:val="CCCCCC"/>
+          <w:sz w:val="21"/>
+          <w:szCs w:val="21"/>
+          <w:lang w:eastAsia="hu-HU"/>
+        </w:rPr>
+      </w:pPr>
+      <w:r>
+        <w:rPr>
+          <w:rFonts w:ascii="Consolas" w:eastAsia="Times New Roman" w:hAnsi="Consolas" w:cs="Times New Roman"/>
+          <w:color w:val="6A9955"/>
+          <w:sz w:val="21"/>
+          <w:szCs w:val="21"/>
+          <w:lang w:eastAsia="hu-HU"/>
+        </w:rPr>
+        <w:t xml:space="preserve"># </w:t>
+      </w:r>
+      <w:proofErr w:type="spellStart"/>
+      <w:r>
+        <w:rPr>
+          <w:rFonts w:ascii="Consolas" w:eastAsia="Times New Roman" w:hAnsi="Consolas" w:cs="Times New Roman"/>
+          <w:color w:val="6A9955"/>
+          <w:sz w:val="21"/>
+          <w:szCs w:val="21"/>
+          <w:lang w:eastAsia="hu-HU"/>
+        </w:rPr>
+        <w:t>Admin</w:t>
+      </w:r>
+      <w:proofErr w:type="spellEnd"/>
+      <w:r>
+        <w:rPr>
+          <w:rFonts w:ascii="Consolas" w:eastAsia="Times New Roman" w:hAnsi="Consolas" w:cs="Times New Roman"/>
+          <w:color w:val="6A9955"/>
+          <w:sz w:val="21"/>
+          <w:szCs w:val="21"/>
+          <w:lang w:eastAsia="hu-HU"/>
+        </w:rPr>
+        <w:t xml:space="preserve"> jogosultságú kapcsolat</w:t>
+      </w:r>
+    </w:p>
+    <w:p>
+      <w:pPr>
+        <w:shd w:val="clear" w:color="auto" w:fill="1F1F1F"/>
+        <w:spacing w:line="285" w:lineRule="atLeast"/>
+        <w:rPr>
+          <w:rFonts w:ascii="Consolas" w:eastAsia="Times New Roman" w:hAnsi="Consolas" w:cs="Times New Roman"/>
+          <w:color w:val="CCCCCC"/>
+          <w:sz w:val="21"/>
+          <w:szCs w:val="21"/>
+          <w:lang w:eastAsia="hu-HU"/>
+        </w:rPr>
+      </w:pPr>
+      <w:r>
+        <w:rPr>
+          <w:rFonts w:ascii="Consolas" w:eastAsia="Times New Roman" w:hAnsi="Consolas" w:cs="Times New Roman"/>
+          <w:color w:val="569CD6"/>
+          <w:sz w:val="21"/>
+          <w:szCs w:val="21"/>
+          <w:lang w:eastAsia="hu-HU"/>
+        </w:rPr>
+        <w:t>DB_ADMIN_USER</w:t>
+      </w:r>
+      <w:r>
+        <w:rPr>
+          <w:rFonts w:ascii="Consolas" w:eastAsia="Times New Roman" w:hAnsi="Consolas" w:cs="Times New Roman"/>
+          <w:color w:val="CCCCCC"/>
+          <w:sz w:val="21"/>
+          <w:szCs w:val="21"/>
+          <w:lang w:eastAsia="hu-HU"/>
+        </w:rPr>
+        <w:t>=</w:t>
+      </w:r>
+      <w:proofErr w:type="spellStart"/>
+      <w:r>
+        <w:rPr>
+          <w:rFonts w:ascii="Consolas" w:eastAsia="Times New Roman" w:hAnsi="Consolas" w:cs="Times New Roman"/>
+          <w:color w:val="CCCCCC"/>
+          <w:sz w:val="21"/>
+          <w:szCs w:val="21"/>
+          <w:lang w:eastAsia="hu-HU"/>
+        </w:rPr>
+        <w:t>root</w:t>
+      </w:r>
+      <w:proofErr w:type="spellEnd"/>
+    </w:p>
+    <w:p>
+      <w:pPr>
+        <w:shd w:val="clear" w:color="auto" w:fill="1F1F1F"/>
+        <w:spacing w:line="285" w:lineRule="atLeast"/>
+        <w:rPr>
+          <w:rFonts w:ascii="Consolas" w:eastAsia="Times New Roman" w:hAnsi="Consolas" w:cs="Times New Roman"/>
+          <w:color w:val="CCCCCC"/>
+          <w:sz w:val="21"/>
+          <w:szCs w:val="21"/>
+          <w:lang w:eastAsia="hu-HU"/>
+        </w:rPr>
+      </w:pPr>
+      <w:r>
+        <w:rPr>
+          <w:rFonts w:ascii="Consolas" w:eastAsia="Times New Roman" w:hAnsi="Consolas" w:cs="Times New Roman"/>
+          <w:color w:val="569CD6"/>
+          <w:sz w:val="21"/>
+          <w:szCs w:val="21"/>
+          <w:lang w:eastAsia="hu-HU"/>
+        </w:rPr>
+        <w:t>DB_ADMIN_PASSWORD</w:t>
+      </w:r>
+      <w:r>
+        <w:rPr>
+          <w:rFonts w:ascii="Consolas" w:eastAsia="Times New Roman" w:hAnsi="Consolas" w:cs="Times New Roman"/>
+          <w:color w:val="CCCCCC"/>
+          <w:sz w:val="21"/>
+          <w:szCs w:val="21"/>
+          <w:lang w:eastAsia="hu-HU"/>
+        </w:rPr>
+        <w:t>=</w:t>
+      </w:r>
+      <w:proofErr w:type="spellStart"/>
+      <w:r>
+        <w:rPr>
+          <w:rFonts w:ascii="Consolas" w:eastAsia="Times New Roman" w:hAnsi="Consolas" w:cs="Times New Roman"/>
+          <w:color w:val="CCCCCC"/>
+          <w:sz w:val="21"/>
+          <w:szCs w:val="21"/>
+          <w:lang w:eastAsia="hu-HU"/>
+        </w:rPr>
+        <w:t>root</w:t>
+      </w:r>
+      <w:proofErr w:type="spellEnd"/>
+    </w:p>
+    <w:p>
+      <w:pPr>
+        <w:shd w:val="clear" w:color="auto" w:fill="1F1F1F"/>
+        <w:spacing w:line="285" w:lineRule="atLeast"/>
+        <w:rPr>
+          <w:rFonts w:ascii="Consolas" w:eastAsia="Times New Roman" w:hAnsi="Consolas" w:cs="Times New Roman"/>
+          <w:color w:val="CCCCCC"/>
+          <w:sz w:val="21"/>
+          <w:szCs w:val="21"/>
+          <w:lang w:eastAsia="hu-HU"/>
+        </w:rPr>
+      </w:pPr>
+    </w:p>
+    <w:p>
+      <w:pPr>
+        <w:shd w:val="clear" w:color="auto" w:fill="1F1F1F"/>
+        <w:spacing w:line="285" w:lineRule="atLeast"/>
+        <w:rPr>
+          <w:rFonts w:ascii="Consolas" w:eastAsia="Times New Roman" w:hAnsi="Consolas" w:cs="Times New Roman"/>
+          <w:color w:val="CCCCCC"/>
+          <w:sz w:val="21"/>
+          <w:szCs w:val="21"/>
+          <w:lang w:eastAsia="hu-HU"/>
+        </w:rPr>
+      </w:pPr>
+      <w:r>
+        <w:rPr>
+          <w:rFonts w:ascii="Consolas" w:eastAsia="Times New Roman" w:hAnsi="Consolas" w:cs="Times New Roman"/>
+          <w:color w:val="6A9955"/>
+          <w:sz w:val="21"/>
+          <w:szCs w:val="21"/>
+          <w:lang w:eastAsia="hu-HU"/>
+        </w:rPr>
+        <w:t># Vásárlói (korlátozott) kapcsolat</w:t>
+      </w:r>
+    </w:p>
+    <w:p>
+      <w:pPr>
+        <w:shd w:val="clear" w:color="auto" w:fill="1F1F1F"/>
+        <w:spacing w:line="285" w:lineRule="atLeast"/>
+        <w:rPr>
+          <w:rFonts w:ascii="Consolas" w:eastAsia="Times New Roman" w:hAnsi="Consolas" w:cs="Times New Roman"/>
+          <w:color w:val="CCCCCC"/>
+          <w:sz w:val="21"/>
+          <w:szCs w:val="21"/>
+          <w:lang w:eastAsia="hu-HU"/>
+        </w:rPr>
+      </w:pPr>
+      <w:r>
+        <w:rPr>
+          <w:rFonts w:ascii="Consolas" w:eastAsia="Times New Roman" w:hAnsi="Consolas" w:cs="Times New Roman"/>
+          <w:color w:val="569CD6"/>
+          <w:sz w:val="21"/>
+          <w:szCs w:val="21"/>
+          <w:lang w:eastAsia="hu-HU"/>
+        </w:rPr>
+        <w:t>DB_USER_USER</w:t>
+      </w:r>
+      <w:r>
+        <w:rPr>
+          <w:rFonts w:ascii="Consolas" w:eastAsia="Times New Roman" w:hAnsi="Consolas" w:cs="Times New Roman"/>
+          <w:color w:val="CCCCCC"/>
+          <w:sz w:val="21"/>
+          <w:szCs w:val="21"/>
+          <w:lang w:eastAsia="hu-HU"/>
+        </w:rPr>
+        <w:t>=</w:t>
+      </w:r>
+      <w:proofErr w:type="spellStart"/>
+      <w:r>
+        <w:rPr>
+          <w:rFonts w:ascii="Consolas" w:eastAsia="Times New Roman" w:hAnsi="Consolas" w:cs="Times New Roman"/>
+          <w:color w:val="CCCCCC"/>
+          <w:sz w:val="21"/>
+          <w:szCs w:val="21"/>
+          <w:lang w:eastAsia="hu-HU"/>
+        </w:rPr>
+        <w:t>user</w:t>
+      </w:r>
+      <w:proofErr w:type="spellEnd"/>
+    </w:p>
+    <w:p>
+      <w:pPr>
+        <w:shd w:val="clear" w:color="auto" w:fill="1F1F1F"/>
+        <w:spacing w:line="285" w:lineRule="atLeast"/>
+        <w:rPr>
+          <w:rFonts w:ascii="Consolas" w:eastAsia="Times New Roman" w:hAnsi="Consolas" w:cs="Times New Roman"/>
+          <w:color w:val="CCCCCC"/>
+          <w:sz w:val="21"/>
+          <w:szCs w:val="21"/>
+          <w:lang w:eastAsia="hu-HU"/>
+        </w:rPr>
+      </w:pPr>
+      <w:r>
+        <w:rPr>
+          <w:rFonts w:ascii="Consolas" w:eastAsia="Times New Roman" w:hAnsi="Consolas" w:cs="Times New Roman"/>
+          <w:color w:val="569CD6"/>
+          <w:sz w:val="21"/>
+          <w:szCs w:val="21"/>
+          <w:lang w:eastAsia="hu-HU"/>
+        </w:rPr>
+        <w:t>DB_USER_PASSWORD</w:t>
+      </w:r>
+      <w:r>
+        <w:rPr>
+          <w:rFonts w:ascii="Consolas" w:eastAsia="Times New Roman" w:hAnsi="Consolas" w:cs="Times New Roman"/>
+          <w:color w:val="CCCCCC"/>
+          <w:sz w:val="21"/>
+          <w:szCs w:val="21"/>
+          <w:lang w:eastAsia="hu-HU"/>
+        </w:rPr>
+        <w:t>=</w:t>
+      </w:r>
+      <w:proofErr w:type="spellStart"/>
+      <w:r>
+        <w:rPr>
+          <w:rFonts w:ascii="Consolas" w:eastAsia="Times New Roman" w:hAnsi="Consolas" w:cs="Times New Roman"/>
+          <w:color w:val="CCCCCC"/>
+          <w:sz w:val="21"/>
+          <w:szCs w:val="21"/>
+          <w:lang w:eastAsia="hu-HU"/>
+        </w:rPr>
+        <w:t>user</w:t>
+      </w:r>
+      <w:proofErr w:type="spellEnd"/>
+    </w:p>
+    <w:p>
+      <w:r>
+        <w:t>db.js</w:t>
+      </w:r>
+    </w:p>
+    <w:p>
+      <w:pPr>
+        <w:shd w:val="clear" w:color="auto" w:fill="1F1F1F"/>
+        <w:spacing w:line="285" w:lineRule="atLeast"/>
+        <w:rPr>
+          <w:rFonts w:ascii="Consolas" w:eastAsia="Times New Roman" w:hAnsi="Consolas" w:cs="Times New Roman"/>
+          <w:color w:val="CCCCCC"/>
+          <w:sz w:val="21"/>
+          <w:szCs w:val="21"/>
+          <w:lang w:eastAsia="hu-HU"/>
+        </w:rPr>
+      </w:pPr>
+      <w:proofErr w:type="spellStart"/>
+      <w:r>
+        <w:rPr>
+          <w:rFonts w:ascii="Consolas" w:eastAsia="Times New Roman" w:hAnsi="Consolas" w:cs="Times New Roman"/>
+          <w:color w:val="DCDCAA"/>
+          <w:sz w:val="21"/>
+          <w:szCs w:val="21"/>
+          <w:lang w:eastAsia="hu-HU"/>
+        </w:rPr>
+        <w:t>require</w:t>
+      </w:r>
+      <w:proofErr w:type="spellEnd"/>
+      <w:r>
+        <w:rPr>
+          <w:rFonts w:ascii="Consolas" w:eastAsia="Times New Roman" w:hAnsi="Consolas" w:cs="Times New Roman"/>
+          <w:color w:val="CCCCCC"/>
+          <w:sz w:val="21"/>
+          <w:szCs w:val="21"/>
+          <w:lang w:eastAsia="hu-HU"/>
+        </w:rPr>
+        <w:t>(</w:t>
+      </w:r>
+      <w:r>
+        <w:rPr>
+          <w:rFonts w:ascii="Consolas" w:eastAsia="Times New Roman" w:hAnsi="Consolas" w:cs="Times New Roman"/>
+          <w:color w:val="CE9178"/>
+          <w:sz w:val="21"/>
+          <w:szCs w:val="21"/>
+          <w:lang w:eastAsia="hu-HU"/>
+        </w:rPr>
+        <w:t>'</w:t>
+      </w:r>
+      <w:proofErr w:type="spellStart"/>
+      <w:r>
+        <w:rPr>
+          <w:rFonts w:ascii="Consolas" w:eastAsia="Times New Roman" w:hAnsi="Consolas" w:cs="Times New Roman"/>
+          <w:color w:val="CE9178"/>
+          <w:sz w:val="21"/>
+          <w:szCs w:val="21"/>
+          <w:lang w:eastAsia="hu-HU"/>
+        </w:rPr>
+        <w:t>dotenv</w:t>
+      </w:r>
+      <w:proofErr w:type="spellEnd"/>
+      <w:r>
+        <w:rPr>
+          <w:rFonts w:ascii="Consolas" w:eastAsia="Times New Roman" w:hAnsi="Consolas" w:cs="Times New Roman"/>
+          <w:color w:val="CE9178"/>
+          <w:sz w:val="21"/>
+          <w:szCs w:val="21"/>
+          <w:lang w:eastAsia="hu-HU"/>
+        </w:rPr>
+        <w:t>'</w:t>
+      </w:r>
+      <w:r>
+        <w:rPr>
+          <w:rFonts w:ascii="Consolas" w:eastAsia="Times New Roman" w:hAnsi="Consolas" w:cs="Times New Roman"/>
+          <w:color w:val="CCCCCC"/>
+          <w:sz w:val="21"/>
+          <w:szCs w:val="21"/>
+          <w:lang w:eastAsia="hu-HU"/>
+        </w:rPr>
+        <w:t>).</w:t>
+      </w:r>
+      <w:proofErr w:type="spellStart"/>
+      <w:r>
+        <w:rPr>
+          <w:rFonts w:ascii="Consolas" w:eastAsia="Times New Roman" w:hAnsi="Consolas" w:cs="Times New Roman"/>
+          <w:color w:val="DCDCAA"/>
+          <w:sz w:val="21"/>
+          <w:szCs w:val="21"/>
+          <w:lang w:eastAsia="hu-HU"/>
+        </w:rPr>
+        <w:t>config</w:t>
+      </w:r>
+      <w:proofErr w:type="spellEnd"/>
+      <w:r>
+        <w:rPr>
+          <w:rFonts w:ascii="Consolas" w:eastAsia="Times New Roman" w:hAnsi="Consolas" w:cs="Times New Roman"/>
+          <w:color w:val="CCCCCC"/>
+          <w:sz w:val="21"/>
+          <w:szCs w:val="21"/>
+          <w:lang w:eastAsia="hu-HU"/>
+        </w:rPr>
+        <w:t>();</w:t>
+      </w:r>
+    </w:p>
+    <w:p>
+      <w:pPr>
+        <w:shd w:val="clear" w:color="auto" w:fill="1F1F1F"/>
+        <w:spacing w:line="285" w:lineRule="atLeast"/>
+        <w:rPr>
+          <w:rFonts w:ascii="Consolas" w:eastAsia="Times New Roman" w:hAnsi="Consolas" w:cs="Times New Roman"/>
+          <w:color w:val="CCCCCC"/>
+          <w:sz w:val="21"/>
+          <w:szCs w:val="21"/>
+          <w:lang w:eastAsia="hu-HU"/>
+        </w:rPr>
+      </w:pPr>
+      <w:r>
+        <w:rPr>
+          <w:rFonts w:ascii="Consolas" w:eastAsia="Times New Roman" w:hAnsi="Consolas" w:cs="Times New Roman"/>
+          <w:color w:val="569CD6"/>
+          <w:sz w:val="21"/>
+          <w:szCs w:val="21"/>
+          <w:lang w:eastAsia="hu-HU"/>
+        </w:rPr>
+        <w:t>const</w:t>
+      </w:r>
+      <w:r>
+        <w:rPr>
+          <w:rFonts w:ascii="Consolas" w:eastAsia="Times New Roman" w:hAnsi="Consolas" w:cs="Times New Roman"/>
+          <w:color w:val="CCCCCC"/>
+          <w:sz w:val="21"/>
+          <w:szCs w:val="21"/>
+          <w:lang w:eastAsia="hu-HU"/>
+        </w:rPr>
+        <w:t xml:space="preserve"> </w:t>
+      </w:r>
+      <w:proofErr w:type="spellStart"/>
+      <w:r>
+        <w:rPr>
+          <w:rFonts w:ascii="Consolas" w:eastAsia="Times New Roman" w:hAnsi="Consolas" w:cs="Times New Roman"/>
+          <w:color w:val="4FC1FF"/>
+          <w:sz w:val="21"/>
+          <w:szCs w:val="21"/>
+          <w:lang w:eastAsia="hu-HU"/>
+        </w:rPr>
+        <w:t>mysql</w:t>
+      </w:r>
+      <w:proofErr w:type="spellEnd"/>
+      <w:r>
+        <w:rPr>
+          <w:rFonts w:ascii="Consolas" w:eastAsia="Times New Roman" w:hAnsi="Consolas" w:cs="Times New Roman"/>
+          <w:color w:val="CCCCCC"/>
+          <w:sz w:val="21"/>
+          <w:szCs w:val="21"/>
+          <w:lang w:eastAsia="hu-HU"/>
+        </w:rPr>
+        <w:t xml:space="preserve"> </w:t>
+      </w:r>
+      <w:r>
+        <w:rPr>
+          <w:rFonts w:ascii="Consolas" w:eastAsia="Times New Roman" w:hAnsi="Consolas" w:cs="Times New Roman"/>
+          <w:color w:val="D4D4D4"/>
+          <w:sz w:val="21"/>
+          <w:szCs w:val="21"/>
+          <w:lang w:eastAsia="hu-HU"/>
+        </w:rPr>
+        <w:t>=</w:t>
+      </w:r>
+      <w:r>
+        <w:rPr>
+          <w:rFonts w:ascii="Consolas" w:eastAsia="Times New Roman" w:hAnsi="Consolas" w:cs="Times New Roman"/>
+          <w:color w:val="CCCCCC"/>
+          <w:sz w:val="21"/>
+          <w:szCs w:val="21"/>
+          <w:lang w:eastAsia="hu-HU"/>
+        </w:rPr>
+        <w:t xml:space="preserve"> </w:t>
+      </w:r>
+      <w:proofErr w:type="spellStart"/>
+      <w:r>
+        <w:rPr>
+          <w:rFonts w:ascii="Consolas" w:eastAsia="Times New Roman" w:hAnsi="Consolas" w:cs="Times New Roman"/>
+          <w:color w:val="DCDCAA"/>
+          <w:sz w:val="21"/>
+          <w:szCs w:val="21"/>
+          <w:lang w:eastAsia="hu-HU"/>
+        </w:rPr>
+        <w:t>require</w:t>
+      </w:r>
+      <w:proofErr w:type="spellEnd"/>
+      <w:r>
+        <w:rPr>
+          <w:rFonts w:ascii="Consolas" w:eastAsia="Times New Roman" w:hAnsi="Consolas" w:cs="Times New Roman"/>
+          <w:color w:val="CCCCCC"/>
+          <w:sz w:val="21"/>
+          <w:szCs w:val="21"/>
+          <w:lang w:eastAsia="hu-HU"/>
+        </w:rPr>
+        <w:t>(</w:t>
+      </w:r>
+      <w:r>
+        <w:rPr>
+          <w:rFonts w:ascii="Consolas" w:eastAsia="Times New Roman" w:hAnsi="Consolas" w:cs="Times New Roman"/>
+          <w:color w:val="CE9178"/>
+          <w:sz w:val="21"/>
+          <w:szCs w:val="21"/>
+          <w:lang w:eastAsia="hu-HU"/>
+        </w:rPr>
+        <w:t>'mysql2'</w:t>
+      </w:r>
+      <w:r>
+        <w:rPr>
+          <w:rFonts w:ascii="Consolas" w:eastAsia="Times New Roman" w:hAnsi="Consolas" w:cs="Times New Roman"/>
+          <w:color w:val="CCCCCC"/>
+          <w:sz w:val="21"/>
+          <w:szCs w:val="21"/>
+          <w:lang w:eastAsia="hu-HU"/>
+        </w:rPr>
+        <w:t>);</w:t>
+      </w:r>
+    </w:p>
+    <w:p>
+      <w:pPr>
+        <w:shd w:val="clear" w:color="auto" w:fill="1F1F1F"/>
+        <w:spacing w:line="285" w:lineRule="atLeast"/>
+        <w:rPr>
+          <w:rFonts w:ascii="Consolas" w:eastAsia="Times New Roman" w:hAnsi="Consolas" w:cs="Times New Roman"/>
+          <w:color w:val="CCCCCC"/>
+          <w:sz w:val="21"/>
+          <w:szCs w:val="21"/>
+          <w:lang w:eastAsia="hu-HU"/>
+        </w:rPr>
+      </w:pPr>
+    </w:p>
+    <w:p>
+      <w:pPr>
+        <w:shd w:val="clear" w:color="auto" w:fill="1F1F1F"/>
+        <w:spacing w:line="285" w:lineRule="atLeast"/>
+        <w:rPr>
+          <w:rFonts w:ascii="Consolas" w:eastAsia="Times New Roman" w:hAnsi="Consolas" w:cs="Times New Roman"/>
+          <w:color w:val="CCCCCC"/>
+          <w:sz w:val="21"/>
+          <w:szCs w:val="21"/>
+          <w:lang w:eastAsia="hu-HU"/>
+        </w:rPr>
+      </w:pPr>
+      <w:r>
+        <w:rPr>
+          <w:rFonts w:ascii="Consolas" w:eastAsia="Times New Roman" w:hAnsi="Consolas" w:cs="Times New Roman"/>
+          <w:color w:val="6A9955"/>
+          <w:sz w:val="21"/>
+          <w:szCs w:val="21"/>
+          <w:lang w:eastAsia="hu-HU"/>
+        </w:rPr>
+        <w:t xml:space="preserve">// </w:t>
+      </w:r>
+      <w:proofErr w:type="spellStart"/>
+      <w:r>
+        <w:rPr>
+          <w:rFonts w:ascii="Consolas" w:eastAsia="Times New Roman" w:hAnsi="Consolas" w:cs="Times New Roman"/>
+          <w:color w:val="6A9955"/>
+          <w:sz w:val="21"/>
+          <w:szCs w:val="21"/>
+          <w:lang w:eastAsia="hu-HU"/>
+        </w:rPr>
+        <w:t>Admin</w:t>
+      </w:r>
+      <w:proofErr w:type="spellEnd"/>
+      <w:r>
+        <w:rPr>
+          <w:rFonts w:ascii="Consolas" w:eastAsia="Times New Roman" w:hAnsi="Consolas" w:cs="Times New Roman"/>
+          <w:color w:val="6A9955"/>
+          <w:sz w:val="21"/>
+          <w:szCs w:val="21"/>
+          <w:lang w:eastAsia="hu-HU"/>
+        </w:rPr>
+        <w:t xml:space="preserve"> kapcsolat</w:t>
+      </w:r>
+    </w:p>
+    <w:p>
+      <w:pPr>
+        <w:shd w:val="clear" w:color="auto" w:fill="1F1F1F"/>
+        <w:spacing w:line="285" w:lineRule="atLeast"/>
+        <w:rPr>
+          <w:rFonts w:ascii="Consolas" w:eastAsia="Times New Roman" w:hAnsi="Consolas" w:cs="Times New Roman"/>
+          <w:color w:val="CCCCCC"/>
+          <w:sz w:val="21"/>
+          <w:szCs w:val="21"/>
+          <w:lang w:eastAsia="hu-HU"/>
+        </w:rPr>
+      </w:pPr>
+      <w:r>
+        <w:rPr>
+          <w:rFonts w:ascii="Consolas" w:eastAsia="Times New Roman" w:hAnsi="Consolas" w:cs="Times New Roman"/>
+          <w:color w:val="569CD6"/>
+          <w:sz w:val="21"/>
+          <w:szCs w:val="21"/>
+          <w:lang w:eastAsia="hu-HU"/>
+        </w:rPr>
+        <w:t>const</w:t>
+      </w:r>
+      <w:r>
+        <w:rPr>
+          <w:rFonts w:ascii="Consolas" w:eastAsia="Times New Roman" w:hAnsi="Consolas" w:cs="Times New Roman"/>
+          <w:color w:val="CCCCCC"/>
+          <w:sz w:val="21"/>
+          <w:szCs w:val="21"/>
+          <w:lang w:eastAsia="hu-HU"/>
+        </w:rPr>
+        <w:t xml:space="preserve"> </w:t>
+      </w:r>
+      <w:proofErr w:type="spellStart"/>
+      <w:r>
+        <w:rPr>
+          <w:rFonts w:ascii="Consolas" w:eastAsia="Times New Roman" w:hAnsi="Consolas" w:cs="Times New Roman"/>
+          <w:color w:val="4FC1FF"/>
+          <w:sz w:val="21"/>
+          <w:szCs w:val="21"/>
+          <w:lang w:eastAsia="hu-HU"/>
+        </w:rPr>
+        <w:t>adminPool</w:t>
+      </w:r>
+      <w:proofErr w:type="spellEnd"/>
+      <w:r>
+        <w:rPr>
+          <w:rFonts w:ascii="Consolas" w:eastAsia="Times New Roman" w:hAnsi="Consolas" w:cs="Times New Roman"/>
+          <w:color w:val="CCCCCC"/>
+          <w:sz w:val="21"/>
+          <w:szCs w:val="21"/>
+          <w:lang w:eastAsia="hu-HU"/>
+        </w:rPr>
+        <w:t xml:space="preserve"> </w:t>
+      </w:r>
+      <w:r>
+        <w:rPr>
+          <w:rFonts w:ascii="Consolas" w:eastAsia="Times New Roman" w:hAnsi="Consolas" w:cs="Times New Roman"/>
+          <w:color w:val="D4D4D4"/>
+          <w:sz w:val="21"/>
+          <w:szCs w:val="21"/>
+          <w:lang w:eastAsia="hu-HU"/>
+        </w:rPr>
+        <w:t>=</w:t>
+      </w:r>
+      <w:r>
+        <w:rPr>
+          <w:rFonts w:ascii="Consolas" w:eastAsia="Times New Roman" w:hAnsi="Consolas" w:cs="Times New Roman"/>
+          <w:color w:val="CCCCCC"/>
+          <w:sz w:val="21"/>
+          <w:szCs w:val="21"/>
+          <w:lang w:eastAsia="hu-HU"/>
+        </w:rPr>
+        <w:t xml:space="preserve"> </w:t>
+      </w:r>
+      <w:proofErr w:type="spellStart"/>
+      <w:r>
+        <w:rPr>
+          <w:rFonts w:ascii="Consolas" w:eastAsia="Times New Roman" w:hAnsi="Consolas" w:cs="Times New Roman"/>
+          <w:color w:val="9CDCFE"/>
+          <w:sz w:val="21"/>
+          <w:szCs w:val="21"/>
+          <w:lang w:eastAsia="hu-HU"/>
+        </w:rPr>
+        <w:t>mysql</w:t>
+      </w:r>
+      <w:r>
+        <w:rPr>
+          <w:rFonts w:ascii="Consolas" w:eastAsia="Times New Roman" w:hAnsi="Consolas" w:cs="Times New Roman"/>
+          <w:color w:val="CCCCCC"/>
+          <w:sz w:val="21"/>
+          <w:szCs w:val="21"/>
+          <w:lang w:eastAsia="hu-HU"/>
+        </w:rPr>
+        <w:t>.</w:t>
+      </w:r>
+      <w:r>
+        <w:rPr>
+          <w:rFonts w:ascii="Consolas" w:eastAsia="Times New Roman" w:hAnsi="Consolas" w:cs="Times New Roman"/>
+          <w:color w:val="DCDCAA"/>
+          <w:sz w:val="21"/>
+          <w:szCs w:val="21"/>
+          <w:lang w:eastAsia="hu-HU"/>
+        </w:rPr>
+        <w:t>createPool</w:t>
+      </w:r>
+      <w:proofErr w:type="spellEnd"/>
+      <w:r>
+        <w:rPr>
+          <w:rFonts w:ascii="Consolas" w:eastAsia="Times New Roman" w:hAnsi="Consolas" w:cs="Times New Roman"/>
+          <w:color w:val="CCCCCC"/>
+          <w:sz w:val="21"/>
+          <w:szCs w:val="21"/>
+          <w:lang w:eastAsia="hu-HU"/>
+        </w:rPr>
+        <w:t>({</w:t>
+      </w:r>
+    </w:p>
+    <w:p>
+      <w:pPr>
+        <w:shd w:val="clear" w:color="auto" w:fill="1F1F1F"/>
+        <w:spacing w:line="285" w:lineRule="atLeast"/>
+        <w:rPr>
+          <w:rFonts w:ascii="Consolas" w:eastAsia="Times New Roman" w:hAnsi="Consolas" w:cs="Times New Roman"/>
+          <w:color w:val="CCCCCC"/>
+          <w:sz w:val="21"/>
+          <w:szCs w:val="21"/>
+          <w:lang w:eastAsia="hu-HU"/>
+        </w:rPr>
+      </w:pPr>
+      <w:r>
+        <w:rPr>
+          <w:rFonts w:ascii="Consolas" w:eastAsia="Times New Roman" w:hAnsi="Consolas" w:cs="Times New Roman"/>
+          <w:color w:val="CCCCCC"/>
+          <w:sz w:val="21"/>
+          <w:szCs w:val="21"/>
+          <w:lang w:eastAsia="hu-HU"/>
+        </w:rPr>
+        <w:t xml:space="preserve">  </w:t>
+      </w:r>
+      <w:proofErr w:type="spellStart"/>
+      <w:r>
+        <w:rPr>
+          <w:rFonts w:ascii="Consolas" w:eastAsia="Times New Roman" w:hAnsi="Consolas" w:cs="Times New Roman"/>
+          <w:color w:val="9CDCFE"/>
+          <w:sz w:val="21"/>
+          <w:szCs w:val="21"/>
+          <w:lang w:eastAsia="hu-HU"/>
+        </w:rPr>
+        <w:t>host</w:t>
+      </w:r>
+      <w:proofErr w:type="spellEnd"/>
+      <w:r>
+        <w:rPr>
+          <w:rFonts w:ascii="Consolas" w:eastAsia="Times New Roman" w:hAnsi="Consolas" w:cs="Times New Roman"/>
+          <w:color w:val="9CDCFE"/>
+          <w:sz w:val="21"/>
+          <w:szCs w:val="21"/>
+          <w:lang w:eastAsia="hu-HU"/>
+        </w:rPr>
+        <w:t>:</w:t>
+      </w:r>
+      <w:r>
+        <w:rPr>
+          <w:rFonts w:ascii="Consolas" w:eastAsia="Times New Roman" w:hAnsi="Consolas" w:cs="Times New Roman"/>
+          <w:color w:val="CCCCCC"/>
+          <w:sz w:val="21"/>
+          <w:szCs w:val="21"/>
+          <w:lang w:eastAsia="hu-HU"/>
+        </w:rPr>
+        <w:t xml:space="preserve"> </w:t>
+      </w:r>
+      <w:proofErr w:type="spellStart"/>
+      <w:r>
+        <w:rPr>
+          <w:rFonts w:ascii="Consolas" w:eastAsia="Times New Roman" w:hAnsi="Consolas" w:cs="Times New Roman"/>
+          <w:color w:val="9CDCFE"/>
+          <w:sz w:val="21"/>
+          <w:szCs w:val="21"/>
+          <w:lang w:eastAsia="hu-HU"/>
+        </w:rPr>
+        <w:t>process</w:t>
+      </w:r>
+      <w:r>
+        <w:rPr>
+          <w:rFonts w:ascii="Consolas" w:eastAsia="Times New Roman" w:hAnsi="Consolas" w:cs="Times New Roman"/>
+          <w:color w:val="CCCCCC"/>
+          <w:sz w:val="21"/>
+          <w:szCs w:val="21"/>
+          <w:lang w:eastAsia="hu-HU"/>
+        </w:rPr>
+        <w:t>.</w:t>
+      </w:r>
+      <w:r>
+        <w:rPr>
+          <w:rFonts w:ascii="Consolas" w:eastAsia="Times New Roman" w:hAnsi="Consolas" w:cs="Times New Roman"/>
+          <w:color w:val="9CDCFE"/>
+          <w:sz w:val="21"/>
+          <w:szCs w:val="21"/>
+          <w:lang w:eastAsia="hu-HU"/>
+        </w:rPr>
+        <w:t>env</w:t>
+      </w:r>
+      <w:r>
+        <w:rPr>
+          <w:rFonts w:ascii="Consolas" w:eastAsia="Times New Roman" w:hAnsi="Consolas" w:cs="Times New Roman"/>
+          <w:color w:val="CCCCCC"/>
+          <w:sz w:val="21"/>
+          <w:szCs w:val="21"/>
+          <w:lang w:eastAsia="hu-HU"/>
+        </w:rPr>
+        <w:t>.</w:t>
+      </w:r>
+      <w:r>
+        <w:rPr>
+          <w:rFonts w:ascii="Consolas" w:eastAsia="Times New Roman" w:hAnsi="Consolas" w:cs="Times New Roman"/>
+          <w:color w:val="4FC1FF"/>
+          <w:sz w:val="21"/>
+          <w:szCs w:val="21"/>
+          <w:lang w:eastAsia="hu-HU"/>
+        </w:rPr>
+        <w:t>DB_HOST</w:t>
+      </w:r>
+      <w:proofErr w:type="spellEnd"/>
+      <w:r>
+        <w:rPr>
+          <w:rFonts w:ascii="Consolas" w:eastAsia="Times New Roman" w:hAnsi="Consolas" w:cs="Times New Roman"/>
+          <w:color w:val="CCCCCC"/>
+          <w:sz w:val="21"/>
+          <w:szCs w:val="21"/>
+          <w:lang w:eastAsia="hu-HU"/>
+        </w:rPr>
+        <w:t>,</w:t>
+      </w:r>
+    </w:p>
+    <w:p>
+      <w:pPr>
+        <w:shd w:val="clear" w:color="auto" w:fill="1F1F1F"/>
+        <w:spacing w:line="285" w:lineRule="atLeast"/>
+        <w:rPr>
+          <w:rFonts w:ascii="Consolas" w:eastAsia="Times New Roman" w:hAnsi="Consolas" w:cs="Times New Roman"/>
+          <w:color w:val="CCCCCC"/>
+          <w:sz w:val="21"/>
+          <w:szCs w:val="21"/>
+          <w:lang w:eastAsia="hu-HU"/>
+        </w:rPr>
+      </w:pPr>
+      <w:r>
+        <w:rPr>
+          <w:rFonts w:ascii="Consolas" w:eastAsia="Times New Roman" w:hAnsi="Consolas" w:cs="Times New Roman"/>
+          <w:color w:val="CCCCCC"/>
+          <w:sz w:val="21"/>
+          <w:szCs w:val="21"/>
+          <w:lang w:eastAsia="hu-HU"/>
+        </w:rPr>
+        <w:t xml:space="preserve">  </w:t>
+      </w:r>
+      <w:proofErr w:type="spellStart"/>
+      <w:r>
+        <w:rPr>
+          <w:rFonts w:ascii="Consolas" w:eastAsia="Times New Roman" w:hAnsi="Consolas" w:cs="Times New Roman"/>
+          <w:color w:val="9CDCFE"/>
+          <w:sz w:val="21"/>
+          <w:szCs w:val="21"/>
+          <w:lang w:eastAsia="hu-HU"/>
+        </w:rPr>
+        <w:t>user</w:t>
+      </w:r>
+      <w:proofErr w:type="spellEnd"/>
+      <w:r>
+        <w:rPr>
+          <w:rFonts w:ascii="Consolas" w:eastAsia="Times New Roman" w:hAnsi="Consolas" w:cs="Times New Roman"/>
+          <w:color w:val="9CDCFE"/>
+          <w:sz w:val="21"/>
+          <w:szCs w:val="21"/>
+          <w:lang w:eastAsia="hu-HU"/>
+        </w:rPr>
+        <w:t>:</w:t>
+      </w:r>
+      <w:r>
+        <w:rPr>
+          <w:rFonts w:ascii="Consolas" w:eastAsia="Times New Roman" w:hAnsi="Consolas" w:cs="Times New Roman"/>
+          <w:color w:val="CCCCCC"/>
+          <w:sz w:val="21"/>
+          <w:szCs w:val="21"/>
+          <w:lang w:eastAsia="hu-HU"/>
+        </w:rPr>
+        <w:t xml:space="preserve"> </w:t>
+      </w:r>
+      <w:proofErr w:type="spellStart"/>
+      <w:r>
+        <w:rPr>
+          <w:rFonts w:ascii="Consolas" w:eastAsia="Times New Roman" w:hAnsi="Consolas" w:cs="Times New Roman"/>
+          <w:color w:val="9CDCFE"/>
+          <w:sz w:val="21"/>
+          <w:szCs w:val="21"/>
+          <w:lang w:eastAsia="hu-HU"/>
+        </w:rPr>
+        <w:t>process</w:t>
+      </w:r>
+      <w:r>
+        <w:rPr>
+          <w:rFonts w:ascii="Consolas" w:eastAsia="Times New Roman" w:hAnsi="Consolas" w:cs="Times New Roman"/>
+          <w:color w:val="CCCCCC"/>
+          <w:sz w:val="21"/>
+          <w:szCs w:val="21"/>
+          <w:lang w:eastAsia="hu-HU"/>
+        </w:rPr>
+        <w:t>.</w:t>
+      </w:r>
+      <w:r>
+        <w:rPr>
+          <w:rFonts w:ascii="Consolas" w:eastAsia="Times New Roman" w:hAnsi="Consolas" w:cs="Times New Roman"/>
+          <w:color w:val="9CDCFE"/>
+          <w:sz w:val="21"/>
+          <w:szCs w:val="21"/>
+          <w:lang w:eastAsia="hu-HU"/>
+        </w:rPr>
+        <w:t>env</w:t>
+      </w:r>
+      <w:r>
+        <w:rPr>
+          <w:rFonts w:ascii="Consolas" w:eastAsia="Times New Roman" w:hAnsi="Consolas" w:cs="Times New Roman"/>
+          <w:color w:val="CCCCCC"/>
+          <w:sz w:val="21"/>
+          <w:szCs w:val="21"/>
+          <w:lang w:eastAsia="hu-HU"/>
+        </w:rPr>
+        <w:t>.</w:t>
+      </w:r>
+      <w:r>
+        <w:rPr>
+          <w:rFonts w:ascii="Consolas" w:eastAsia="Times New Roman" w:hAnsi="Consolas" w:cs="Times New Roman"/>
+          <w:color w:val="4FC1FF"/>
+          <w:sz w:val="21"/>
+          <w:szCs w:val="21"/>
+          <w:lang w:eastAsia="hu-HU"/>
+        </w:rPr>
+        <w:t>DB_ADMIN_USER</w:t>
+      </w:r>
+      <w:proofErr w:type="spellEnd"/>
+      <w:r>
+        <w:rPr>
+          <w:rFonts w:ascii="Consolas" w:eastAsia="Times New Roman" w:hAnsi="Consolas" w:cs="Times New Roman"/>
+          <w:color w:val="CCCCCC"/>
+          <w:sz w:val="21"/>
+          <w:szCs w:val="21"/>
+          <w:lang w:eastAsia="hu-HU"/>
+        </w:rPr>
+        <w:t>,</w:t>
+      </w:r>
+    </w:p>
+    <w:p>
+      <w:pPr>
+        <w:shd w:val="clear" w:color="auto" w:fill="1F1F1F"/>
+        <w:spacing w:line="285" w:lineRule="atLeast"/>
+        <w:rPr>
+          <w:rFonts w:ascii="Consolas" w:eastAsia="Times New Roman" w:hAnsi="Consolas" w:cs="Times New Roman"/>
+          <w:color w:val="CCCCCC"/>
+          <w:sz w:val="21"/>
+          <w:szCs w:val="21"/>
+          <w:lang w:eastAsia="hu-HU"/>
+        </w:rPr>
+      </w:pPr>
+      <w:r>
+        <w:rPr>
+          <w:rFonts w:ascii="Consolas" w:eastAsia="Times New Roman" w:hAnsi="Consolas" w:cs="Times New Roman"/>
+          <w:color w:val="CCCCCC"/>
+          <w:sz w:val="21"/>
+          <w:szCs w:val="21"/>
+          <w:lang w:eastAsia="hu-HU"/>
+        </w:rPr>
+        <w:t xml:space="preserve">  </w:t>
+      </w:r>
+      <w:proofErr w:type="spellStart"/>
+      <w:r>
+        <w:rPr>
+          <w:rFonts w:ascii="Consolas" w:eastAsia="Times New Roman" w:hAnsi="Consolas" w:cs="Times New Roman"/>
+          <w:color w:val="9CDCFE"/>
+          <w:sz w:val="21"/>
+          <w:szCs w:val="21"/>
+          <w:lang w:eastAsia="hu-HU"/>
+        </w:rPr>
+        <w:t>password</w:t>
+      </w:r>
+      <w:proofErr w:type="spellEnd"/>
+      <w:r>
+        <w:rPr>
+          <w:rFonts w:ascii="Consolas" w:eastAsia="Times New Roman" w:hAnsi="Consolas" w:cs="Times New Roman"/>
+          <w:color w:val="9CDCFE"/>
+          <w:sz w:val="21"/>
+          <w:szCs w:val="21"/>
+          <w:lang w:eastAsia="hu-HU"/>
+        </w:rPr>
+        <w:t>:</w:t>
+      </w:r>
+      <w:r>
+        <w:rPr>
+          <w:rFonts w:ascii="Consolas" w:eastAsia="Times New Roman" w:hAnsi="Consolas" w:cs="Times New Roman"/>
+          <w:color w:val="CCCCCC"/>
+          <w:sz w:val="21"/>
+          <w:szCs w:val="21"/>
+          <w:lang w:eastAsia="hu-HU"/>
+        </w:rPr>
+        <w:t xml:space="preserve"> </w:t>
+      </w:r>
+      <w:proofErr w:type="spellStart"/>
+      <w:r>
+        <w:rPr>
+          <w:rFonts w:ascii="Consolas" w:eastAsia="Times New Roman" w:hAnsi="Consolas" w:cs="Times New Roman"/>
+          <w:color w:val="9CDCFE"/>
+          <w:sz w:val="21"/>
+          <w:szCs w:val="21"/>
+          <w:lang w:eastAsia="hu-HU"/>
+        </w:rPr>
+        <w:t>process</w:t>
+      </w:r>
+      <w:r>
+        <w:rPr>
+          <w:rFonts w:ascii="Consolas" w:eastAsia="Times New Roman" w:hAnsi="Consolas" w:cs="Times New Roman"/>
+          <w:color w:val="CCCCCC"/>
+          <w:sz w:val="21"/>
+          <w:szCs w:val="21"/>
+          <w:lang w:eastAsia="hu-HU"/>
+        </w:rPr>
+        <w:t>.</w:t>
+      </w:r>
+      <w:r>
+        <w:rPr>
+          <w:rFonts w:ascii="Consolas" w:eastAsia="Times New Roman" w:hAnsi="Consolas" w:cs="Times New Roman"/>
+          <w:color w:val="9CDCFE"/>
+          <w:sz w:val="21"/>
+          <w:szCs w:val="21"/>
+          <w:lang w:eastAsia="hu-HU"/>
+        </w:rPr>
+        <w:t>env</w:t>
+      </w:r>
+      <w:r>
+        <w:rPr>
+          <w:rFonts w:ascii="Consolas" w:eastAsia="Times New Roman" w:hAnsi="Consolas" w:cs="Times New Roman"/>
+          <w:color w:val="CCCCCC"/>
+          <w:sz w:val="21"/>
+          <w:szCs w:val="21"/>
+          <w:lang w:eastAsia="hu-HU"/>
+        </w:rPr>
+        <w:t>.</w:t>
+      </w:r>
+      <w:r>
+        <w:rPr>
+          <w:rFonts w:ascii="Consolas" w:eastAsia="Times New Roman" w:hAnsi="Consolas" w:cs="Times New Roman"/>
+          <w:color w:val="4FC1FF"/>
+          <w:sz w:val="21"/>
+          <w:szCs w:val="21"/>
+          <w:lang w:eastAsia="hu-HU"/>
+        </w:rPr>
+        <w:t>DB_ADMIN_PASSWORD</w:t>
+      </w:r>
+      <w:proofErr w:type="spellEnd"/>
+      <w:r>
+        <w:rPr>
+          <w:rFonts w:ascii="Consolas" w:eastAsia="Times New Roman" w:hAnsi="Consolas" w:cs="Times New Roman"/>
+          <w:color w:val="CCCCCC"/>
+          <w:sz w:val="21"/>
+          <w:szCs w:val="21"/>
+          <w:lang w:eastAsia="hu-HU"/>
+        </w:rPr>
+        <w:t>,</w:t>
+      </w:r>
+    </w:p>
+    <w:p>
+      <w:pPr>
+        <w:shd w:val="clear" w:color="auto" w:fill="1F1F1F"/>
+        <w:spacing w:line="285" w:lineRule="atLeast"/>
+        <w:rPr>
+          <w:rFonts w:ascii="Consolas" w:eastAsia="Times New Roman" w:hAnsi="Consolas" w:cs="Times New Roman"/>
+          <w:color w:val="CCCCCC"/>
+          <w:sz w:val="21"/>
+          <w:szCs w:val="21"/>
+          <w:lang w:eastAsia="hu-HU"/>
+        </w:rPr>
+      </w:pPr>
+      <w:r>
+        <w:rPr>
+          <w:rFonts w:ascii="Consolas" w:eastAsia="Times New Roman" w:hAnsi="Consolas" w:cs="Times New Roman"/>
+          <w:color w:val="CCCCCC"/>
+          <w:sz w:val="21"/>
+          <w:szCs w:val="21"/>
+          <w:lang w:eastAsia="hu-HU"/>
+        </w:rPr>
+        <w:t xml:space="preserve">  </w:t>
+      </w:r>
+      <w:proofErr w:type="spellStart"/>
+      <w:r>
+        <w:rPr>
+          <w:rFonts w:ascii="Consolas" w:eastAsia="Times New Roman" w:hAnsi="Consolas" w:cs="Times New Roman"/>
+          <w:color w:val="9CDCFE"/>
+          <w:sz w:val="21"/>
+          <w:szCs w:val="21"/>
+          <w:lang w:eastAsia="hu-HU"/>
+        </w:rPr>
+        <w:t>database</w:t>
+      </w:r>
+      <w:proofErr w:type="spellEnd"/>
+      <w:r>
+        <w:rPr>
+          <w:rFonts w:ascii="Consolas" w:eastAsia="Times New Roman" w:hAnsi="Consolas" w:cs="Times New Roman"/>
+          <w:color w:val="9CDCFE"/>
+          <w:sz w:val="21"/>
+          <w:szCs w:val="21"/>
+          <w:lang w:eastAsia="hu-HU"/>
+        </w:rPr>
+        <w:t>:</w:t>
+      </w:r>
+      <w:r>
+        <w:rPr>
+          <w:rFonts w:ascii="Consolas" w:eastAsia="Times New Roman" w:hAnsi="Consolas" w:cs="Times New Roman"/>
+          <w:color w:val="CCCCCC"/>
+          <w:sz w:val="21"/>
+          <w:szCs w:val="21"/>
+          <w:lang w:eastAsia="hu-HU"/>
+        </w:rPr>
+        <w:t xml:space="preserve"> </w:t>
+      </w:r>
+      <w:proofErr w:type="spellStart"/>
+      <w:r>
+        <w:rPr>
+          <w:rFonts w:ascii="Consolas" w:eastAsia="Times New Roman" w:hAnsi="Consolas" w:cs="Times New Roman"/>
+          <w:color w:val="9CDCFE"/>
+          <w:sz w:val="21"/>
+          <w:szCs w:val="21"/>
+          <w:lang w:eastAsia="hu-HU"/>
+        </w:rPr>
+        <w:t>process</w:t>
+      </w:r>
+      <w:r>
+        <w:rPr>
+          <w:rFonts w:ascii="Consolas" w:eastAsia="Times New Roman" w:hAnsi="Consolas" w:cs="Times New Roman"/>
+          <w:color w:val="CCCCCC"/>
+          <w:sz w:val="21"/>
+          <w:szCs w:val="21"/>
+          <w:lang w:eastAsia="hu-HU"/>
+        </w:rPr>
+        <w:t>.</w:t>
+      </w:r>
+      <w:r>
+        <w:rPr>
+          <w:rFonts w:ascii="Consolas" w:eastAsia="Times New Roman" w:hAnsi="Consolas" w:cs="Times New Roman"/>
+          <w:color w:val="9CDCFE"/>
+          <w:sz w:val="21"/>
+          <w:szCs w:val="21"/>
+          <w:lang w:eastAsia="hu-HU"/>
+        </w:rPr>
+        <w:t>env</w:t>
+      </w:r>
+      <w:r>
+        <w:rPr>
+          <w:rFonts w:ascii="Consolas" w:eastAsia="Times New Roman" w:hAnsi="Consolas" w:cs="Times New Roman"/>
+          <w:color w:val="CCCCCC"/>
+          <w:sz w:val="21"/>
+          <w:szCs w:val="21"/>
+          <w:lang w:eastAsia="hu-HU"/>
+        </w:rPr>
+        <w:t>.</w:t>
+      </w:r>
+      <w:r>
+        <w:rPr>
+          <w:rFonts w:ascii="Consolas" w:eastAsia="Times New Roman" w:hAnsi="Consolas" w:cs="Times New Roman"/>
+          <w:color w:val="4FC1FF"/>
+          <w:sz w:val="21"/>
+          <w:szCs w:val="21"/>
+          <w:lang w:eastAsia="hu-HU"/>
+        </w:rPr>
+        <w:t>DB_NAME</w:t>
+      </w:r>
+      <w:proofErr w:type="spellEnd"/>
+      <w:r>
+        <w:rPr>
+          <w:rFonts w:ascii="Consolas" w:eastAsia="Times New Roman" w:hAnsi="Consolas" w:cs="Times New Roman"/>
+          <w:color w:val="CCCCCC"/>
+          <w:sz w:val="21"/>
+          <w:szCs w:val="21"/>
+          <w:lang w:eastAsia="hu-HU"/>
+        </w:rPr>
+        <w:t>,</w:t>
+      </w:r>
+    </w:p>
+    <w:p>
+      <w:pPr>
+        <w:shd w:val="clear" w:color="auto" w:fill="1F1F1F"/>
+        <w:spacing w:line="285" w:lineRule="atLeast"/>
+        <w:rPr>
+          <w:rFonts w:ascii="Consolas" w:eastAsia="Times New Roman" w:hAnsi="Consolas" w:cs="Times New Roman"/>
+          <w:color w:val="CCCCCC"/>
+          <w:sz w:val="21"/>
+          <w:szCs w:val="21"/>
+          <w:lang w:eastAsia="hu-HU"/>
+        </w:rPr>
+      </w:pPr>
+      <w:r>
+        <w:rPr>
+          <w:rFonts w:ascii="Consolas" w:eastAsia="Times New Roman" w:hAnsi="Consolas" w:cs="Times New Roman"/>
+          <w:color w:val="CCCCCC"/>
+          <w:sz w:val="21"/>
+          <w:szCs w:val="21"/>
+          <w:lang w:eastAsia="hu-HU"/>
+        </w:rPr>
+        <w:t xml:space="preserve">  </w:t>
+      </w:r>
+      <w:proofErr w:type="spellStart"/>
+      <w:r>
+        <w:rPr>
+          <w:rFonts w:ascii="Consolas" w:eastAsia="Times New Roman" w:hAnsi="Consolas" w:cs="Times New Roman"/>
+          <w:color w:val="9CDCFE"/>
+          <w:sz w:val="21"/>
+          <w:szCs w:val="21"/>
+          <w:lang w:eastAsia="hu-HU"/>
+        </w:rPr>
+        <w:t>waitForConnections</w:t>
+      </w:r>
+      <w:proofErr w:type="spellEnd"/>
+      <w:r>
+        <w:rPr>
+          <w:rFonts w:ascii="Consolas" w:eastAsia="Times New Roman" w:hAnsi="Consolas" w:cs="Times New Roman"/>
+          <w:color w:val="9CDCFE"/>
+          <w:sz w:val="21"/>
+          <w:szCs w:val="21"/>
+          <w:lang w:eastAsia="hu-HU"/>
+        </w:rPr>
+        <w:t>:</w:t>
+      </w:r>
+      <w:r>
+        <w:rPr>
+          <w:rFonts w:ascii="Consolas" w:eastAsia="Times New Roman" w:hAnsi="Consolas" w:cs="Times New Roman"/>
+          <w:color w:val="CCCCCC"/>
+          <w:sz w:val="21"/>
+          <w:szCs w:val="21"/>
+          <w:lang w:eastAsia="hu-HU"/>
+        </w:rPr>
+        <w:t xml:space="preserve"> </w:t>
+      </w:r>
+      <w:proofErr w:type="spellStart"/>
+      <w:r>
+        <w:rPr>
+          <w:rFonts w:ascii="Consolas" w:eastAsia="Times New Roman" w:hAnsi="Consolas" w:cs="Times New Roman"/>
+          <w:color w:val="569CD6"/>
+          <w:sz w:val="21"/>
+          <w:szCs w:val="21"/>
+          <w:lang w:eastAsia="hu-HU"/>
+        </w:rPr>
+        <w:t>true</w:t>
+      </w:r>
+      <w:proofErr w:type="spellEnd"/>
+      <w:r>
+        <w:rPr>
+          <w:rFonts w:ascii="Consolas" w:eastAsia="Times New Roman" w:hAnsi="Consolas" w:cs="Times New Roman"/>
+          <w:color w:val="CCCCCC"/>
+          <w:sz w:val="21"/>
+          <w:szCs w:val="21"/>
+          <w:lang w:eastAsia="hu-HU"/>
+        </w:rPr>
+        <w:t>,</w:t>
+      </w:r>
+    </w:p>
+    <w:p>
+      <w:pPr>
+        <w:shd w:val="clear" w:color="auto" w:fill="1F1F1F"/>
+        <w:spacing w:line="285" w:lineRule="atLeast"/>
+        <w:rPr>
+          <w:rFonts w:ascii="Consolas" w:eastAsia="Times New Roman" w:hAnsi="Consolas" w:cs="Times New Roman"/>
+          <w:color w:val="CCCCCC"/>
+          <w:sz w:val="21"/>
+          <w:szCs w:val="21"/>
+          <w:lang w:eastAsia="hu-HU"/>
+        </w:rPr>
+      </w:pPr>
+      <w:r>
+        <w:rPr>
+          <w:rFonts w:ascii="Consolas" w:eastAsia="Times New Roman" w:hAnsi="Consolas" w:cs="Times New Roman"/>
+          <w:color w:val="CCCCCC"/>
+          <w:sz w:val="21"/>
+          <w:szCs w:val="21"/>
+          <w:lang w:eastAsia="hu-HU"/>
+        </w:rPr>
+        <w:t xml:space="preserve">  </w:t>
+      </w:r>
+      <w:proofErr w:type="spellStart"/>
+      <w:r>
+        <w:rPr>
+          <w:rFonts w:ascii="Consolas" w:eastAsia="Times New Roman" w:hAnsi="Consolas" w:cs="Times New Roman"/>
+          <w:color w:val="9CDCFE"/>
+          <w:sz w:val="21"/>
+          <w:szCs w:val="21"/>
+          <w:lang w:eastAsia="hu-HU"/>
+        </w:rPr>
+        <w:t>connectionLimit</w:t>
+      </w:r>
+      <w:proofErr w:type="spellEnd"/>
+      <w:r>
+        <w:rPr>
+          <w:rFonts w:ascii="Consolas" w:eastAsia="Times New Roman" w:hAnsi="Consolas" w:cs="Times New Roman"/>
+          <w:color w:val="9CDCFE"/>
+          <w:sz w:val="21"/>
+          <w:szCs w:val="21"/>
+          <w:lang w:eastAsia="hu-HU"/>
+        </w:rPr>
+        <w:t>:</w:t>
+      </w:r>
+      <w:r>
+        <w:rPr>
+          <w:rFonts w:ascii="Consolas" w:eastAsia="Times New Roman" w:hAnsi="Consolas" w:cs="Times New Roman"/>
+          <w:color w:val="CCCCCC"/>
+          <w:sz w:val="21"/>
+          <w:szCs w:val="21"/>
+          <w:lang w:eastAsia="hu-HU"/>
+        </w:rPr>
+        <w:t xml:space="preserve"> </w:t>
+      </w:r>
+      <w:r>
+        <w:rPr>
+          <w:rFonts w:ascii="Consolas" w:eastAsia="Times New Roman" w:hAnsi="Consolas" w:cs="Times New Roman"/>
+          <w:color w:val="B5CEA8"/>
+          <w:sz w:val="21"/>
+          <w:szCs w:val="21"/>
+          <w:lang w:eastAsia="hu-HU"/>
+        </w:rPr>
+        <w:t>10</w:t>
+      </w:r>
+      <w:r>
+        <w:rPr>
+          <w:rFonts w:ascii="Consolas" w:eastAsia="Times New Roman" w:hAnsi="Consolas" w:cs="Times New Roman"/>
+          <w:color w:val="CCCCCC"/>
+          <w:sz w:val="21"/>
+          <w:szCs w:val="21"/>
+          <w:lang w:eastAsia="hu-HU"/>
+        </w:rPr>
+        <w:t>,</w:t>
+      </w:r>
+    </w:p>
+    <w:p>
+      <w:pPr>
+        <w:shd w:val="clear" w:color="auto" w:fill="1F1F1F"/>
+        <w:spacing w:line="285" w:lineRule="atLeast"/>
+        <w:rPr>
+          <w:rFonts w:ascii="Consolas" w:eastAsia="Times New Roman" w:hAnsi="Consolas" w:cs="Times New Roman"/>
+          <w:color w:val="CCCCCC"/>
+          <w:sz w:val="21"/>
+          <w:szCs w:val="21"/>
+          <w:lang w:eastAsia="hu-HU"/>
+        </w:rPr>
+      </w:pPr>
+      <w:r>
+        <w:rPr>
+          <w:rFonts w:ascii="Consolas" w:eastAsia="Times New Roman" w:hAnsi="Consolas" w:cs="Times New Roman"/>
+          <w:color w:val="CCCCCC"/>
+          <w:sz w:val="21"/>
+          <w:szCs w:val="21"/>
+          <w:lang w:eastAsia="hu-HU"/>
+        </w:rPr>
+        <w:t xml:space="preserve">  </w:t>
+      </w:r>
+      <w:proofErr w:type="spellStart"/>
+      <w:r>
+        <w:rPr>
+          <w:rFonts w:ascii="Consolas" w:eastAsia="Times New Roman" w:hAnsi="Consolas" w:cs="Times New Roman"/>
+          <w:color w:val="9CDCFE"/>
+          <w:sz w:val="21"/>
+          <w:szCs w:val="21"/>
+          <w:lang w:eastAsia="hu-HU"/>
+        </w:rPr>
+        <w:t>queueLimit</w:t>
+      </w:r>
+      <w:proofErr w:type="spellEnd"/>
+      <w:r>
+        <w:rPr>
+          <w:rFonts w:ascii="Consolas" w:eastAsia="Times New Roman" w:hAnsi="Consolas" w:cs="Times New Roman"/>
+          <w:color w:val="9CDCFE"/>
+          <w:sz w:val="21"/>
+          <w:szCs w:val="21"/>
+          <w:lang w:eastAsia="hu-HU"/>
+        </w:rPr>
+        <w:t>:</w:t>
+      </w:r>
+      <w:r>
+        <w:rPr>
+          <w:rFonts w:ascii="Consolas" w:eastAsia="Times New Roman" w:hAnsi="Consolas" w:cs="Times New Roman"/>
+          <w:color w:val="CCCCCC"/>
+          <w:sz w:val="21"/>
+          <w:szCs w:val="21"/>
+          <w:lang w:eastAsia="hu-HU"/>
+        </w:rPr>
+        <w:t xml:space="preserve"> </w:t>
+      </w:r>
+      <w:r>
+        <w:rPr>
+          <w:rFonts w:ascii="Consolas" w:eastAsia="Times New Roman" w:hAnsi="Consolas" w:cs="Times New Roman"/>
+          <w:color w:val="B5CEA8"/>
+          <w:sz w:val="21"/>
+          <w:szCs w:val="21"/>
+          <w:lang w:eastAsia="hu-HU"/>
+        </w:rPr>
+        <w:t>0</w:t>
+      </w:r>
+    </w:p>
+    <w:p>
+      <w:pPr>
+        <w:shd w:val="clear" w:color="auto" w:fill="1F1F1F"/>
+        <w:spacing w:line="285" w:lineRule="atLeast"/>
+        <w:rPr>
+          <w:rFonts w:ascii="Consolas" w:eastAsia="Times New Roman" w:hAnsi="Consolas" w:cs="Times New Roman"/>
+          <w:color w:val="CCCCCC"/>
+          <w:sz w:val="21"/>
+          <w:szCs w:val="21"/>
+          <w:lang w:eastAsia="hu-HU"/>
+        </w:rPr>
+      </w:pPr>
+      <w:r>
+        <w:rPr>
+          <w:rFonts w:ascii="Consolas" w:eastAsia="Times New Roman" w:hAnsi="Consolas" w:cs="Times New Roman"/>
+          <w:color w:val="CCCCCC"/>
+          <w:sz w:val="21"/>
+          <w:szCs w:val="21"/>
+          <w:lang w:eastAsia="hu-HU"/>
+        </w:rPr>
+        <w:t>}).</w:t>
+      </w:r>
+      <w:proofErr w:type="spellStart"/>
+      <w:r>
+        <w:rPr>
+          <w:rFonts w:ascii="Consolas" w:eastAsia="Times New Roman" w:hAnsi="Consolas" w:cs="Times New Roman"/>
+          <w:color w:val="DCDCAA"/>
+          <w:sz w:val="21"/>
+          <w:szCs w:val="21"/>
+          <w:lang w:eastAsia="hu-HU"/>
+        </w:rPr>
+        <w:t>promise</w:t>
+      </w:r>
+      <w:proofErr w:type="spellEnd"/>
+      <w:r>
+        <w:rPr>
+          <w:rFonts w:ascii="Consolas" w:eastAsia="Times New Roman" w:hAnsi="Consolas" w:cs="Times New Roman"/>
+          <w:color w:val="CCCCCC"/>
+          <w:sz w:val="21"/>
+          <w:szCs w:val="21"/>
+          <w:lang w:eastAsia="hu-HU"/>
+        </w:rPr>
+        <w:t>();</w:t>
+      </w:r>
+    </w:p>
+    <w:p>
+      <w:pPr>
+        <w:shd w:val="clear" w:color="auto" w:fill="1F1F1F"/>
+        <w:spacing w:line="285" w:lineRule="atLeast"/>
+        <w:rPr>
+          <w:rFonts w:ascii="Consolas" w:eastAsia="Times New Roman" w:hAnsi="Consolas" w:cs="Times New Roman"/>
+          <w:color w:val="CCCCCC"/>
+          <w:sz w:val="21"/>
+          <w:szCs w:val="21"/>
+          <w:lang w:eastAsia="hu-HU"/>
+        </w:rPr>
+      </w:pPr>
+    </w:p>
+    <w:p>
+      <w:pPr>
+        <w:shd w:val="clear" w:color="auto" w:fill="1F1F1F"/>
+        <w:spacing w:line="285" w:lineRule="atLeast"/>
+        <w:rPr>
+          <w:rFonts w:ascii="Consolas" w:eastAsia="Times New Roman" w:hAnsi="Consolas" w:cs="Times New Roman"/>
+          <w:color w:val="CCCCCC"/>
+          <w:sz w:val="21"/>
+          <w:szCs w:val="21"/>
+          <w:lang w:eastAsia="hu-HU"/>
+        </w:rPr>
+      </w:pPr>
+      <w:r>
+        <w:rPr>
+          <w:rFonts w:ascii="Consolas" w:eastAsia="Times New Roman" w:hAnsi="Consolas" w:cs="Times New Roman"/>
+          <w:color w:val="6A9955"/>
+          <w:sz w:val="21"/>
+          <w:szCs w:val="21"/>
+          <w:lang w:eastAsia="hu-HU"/>
+        </w:rPr>
+        <w:t>// Vásárlói kapcsolat</w:t>
+      </w:r>
+    </w:p>
+    <w:p>
+      <w:pPr>
+        <w:shd w:val="clear" w:color="auto" w:fill="1F1F1F"/>
+        <w:spacing w:line="285" w:lineRule="atLeast"/>
+        <w:rPr>
+          <w:rFonts w:ascii="Consolas" w:eastAsia="Times New Roman" w:hAnsi="Consolas" w:cs="Times New Roman"/>
+          <w:color w:val="CCCCCC"/>
+          <w:sz w:val="21"/>
+          <w:szCs w:val="21"/>
+          <w:lang w:eastAsia="hu-HU"/>
+        </w:rPr>
+      </w:pPr>
+      <w:r>
+        <w:rPr>
+          <w:rFonts w:ascii="Consolas" w:eastAsia="Times New Roman" w:hAnsi="Consolas" w:cs="Times New Roman"/>
+          <w:color w:val="569CD6"/>
+          <w:sz w:val="21"/>
+          <w:szCs w:val="21"/>
+          <w:lang w:eastAsia="hu-HU"/>
+        </w:rPr>
+        <w:t>const</w:t>
+      </w:r>
+      <w:r>
+        <w:rPr>
+          <w:rFonts w:ascii="Consolas" w:eastAsia="Times New Roman" w:hAnsi="Consolas" w:cs="Times New Roman"/>
+          <w:color w:val="CCCCCC"/>
+          <w:sz w:val="21"/>
+          <w:szCs w:val="21"/>
+          <w:lang w:eastAsia="hu-HU"/>
+        </w:rPr>
+        <w:t xml:space="preserve"> </w:t>
+      </w:r>
+      <w:proofErr w:type="spellStart"/>
+      <w:r>
+        <w:rPr>
+          <w:rFonts w:ascii="Consolas" w:eastAsia="Times New Roman" w:hAnsi="Consolas" w:cs="Times New Roman"/>
+          <w:color w:val="4FC1FF"/>
+          <w:sz w:val="21"/>
+          <w:szCs w:val="21"/>
+          <w:lang w:eastAsia="hu-HU"/>
+        </w:rPr>
+        <w:t>userPool</w:t>
+      </w:r>
+      <w:proofErr w:type="spellEnd"/>
+      <w:r>
+        <w:rPr>
+          <w:rFonts w:ascii="Consolas" w:eastAsia="Times New Roman" w:hAnsi="Consolas" w:cs="Times New Roman"/>
+          <w:color w:val="CCCCCC"/>
+          <w:sz w:val="21"/>
+          <w:szCs w:val="21"/>
+          <w:lang w:eastAsia="hu-HU"/>
+        </w:rPr>
+        <w:t xml:space="preserve"> </w:t>
+      </w:r>
+      <w:r>
+        <w:rPr>
+          <w:rFonts w:ascii="Consolas" w:eastAsia="Times New Roman" w:hAnsi="Consolas" w:cs="Times New Roman"/>
+          <w:color w:val="D4D4D4"/>
+          <w:sz w:val="21"/>
+          <w:szCs w:val="21"/>
+          <w:lang w:eastAsia="hu-HU"/>
+        </w:rPr>
+        <w:t>=</w:t>
+      </w:r>
+      <w:r>
+        <w:rPr>
+          <w:rFonts w:ascii="Consolas" w:eastAsia="Times New Roman" w:hAnsi="Consolas" w:cs="Times New Roman"/>
+          <w:color w:val="CCCCCC"/>
+          <w:sz w:val="21"/>
+          <w:szCs w:val="21"/>
+          <w:lang w:eastAsia="hu-HU"/>
+        </w:rPr>
+        <w:t xml:space="preserve"> </w:t>
+      </w:r>
+      <w:proofErr w:type="spellStart"/>
+      <w:r>
+        <w:rPr>
+          <w:rFonts w:ascii="Consolas" w:eastAsia="Times New Roman" w:hAnsi="Consolas" w:cs="Times New Roman"/>
+          <w:color w:val="9CDCFE"/>
+          <w:sz w:val="21"/>
+          <w:szCs w:val="21"/>
+          <w:lang w:eastAsia="hu-HU"/>
+        </w:rPr>
+        <w:t>mysql</w:t>
+      </w:r>
+      <w:r>
+        <w:rPr>
+          <w:rFonts w:ascii="Consolas" w:eastAsia="Times New Roman" w:hAnsi="Consolas" w:cs="Times New Roman"/>
+          <w:color w:val="CCCCCC"/>
+          <w:sz w:val="21"/>
+          <w:szCs w:val="21"/>
+          <w:lang w:eastAsia="hu-HU"/>
+        </w:rPr>
+        <w:t>.</w:t>
+      </w:r>
+      <w:r>
+        <w:rPr>
+          <w:rFonts w:ascii="Consolas" w:eastAsia="Times New Roman" w:hAnsi="Consolas" w:cs="Times New Roman"/>
+          <w:color w:val="DCDCAA"/>
+          <w:sz w:val="21"/>
+          <w:szCs w:val="21"/>
+          <w:lang w:eastAsia="hu-HU"/>
+        </w:rPr>
+        <w:t>createPool</w:t>
+      </w:r>
+      <w:proofErr w:type="spellEnd"/>
+      <w:r>
+        <w:rPr>
+          <w:rFonts w:ascii="Consolas" w:eastAsia="Times New Roman" w:hAnsi="Consolas" w:cs="Times New Roman"/>
+          <w:color w:val="CCCCCC"/>
+          <w:sz w:val="21"/>
+          <w:szCs w:val="21"/>
+          <w:lang w:eastAsia="hu-HU"/>
+        </w:rPr>
+        <w:t>({</w:t>
+      </w:r>
+    </w:p>
+    <w:p>
+      <w:pPr>
+        <w:shd w:val="clear" w:color="auto" w:fill="1F1F1F"/>
+        <w:spacing w:line="285" w:lineRule="atLeast"/>
+        <w:rPr>
+          <w:rFonts w:ascii="Consolas" w:eastAsia="Times New Roman" w:hAnsi="Consolas" w:cs="Times New Roman"/>
+          <w:color w:val="CCCCCC"/>
+          <w:sz w:val="21"/>
+          <w:szCs w:val="21"/>
+          <w:lang w:eastAsia="hu-HU"/>
+        </w:rPr>
+      </w:pPr>
+      <w:r>
+        <w:rPr>
+          <w:rFonts w:ascii="Consolas" w:eastAsia="Times New Roman" w:hAnsi="Consolas" w:cs="Times New Roman"/>
+          <w:color w:val="CCCCCC"/>
+          <w:sz w:val="21"/>
+          <w:szCs w:val="21"/>
+          <w:lang w:eastAsia="hu-HU"/>
+        </w:rPr>
+        <w:t xml:space="preserve">  </w:t>
+      </w:r>
+      <w:proofErr w:type="spellStart"/>
+      <w:r>
+        <w:rPr>
+          <w:rFonts w:ascii="Consolas" w:eastAsia="Times New Roman" w:hAnsi="Consolas" w:cs="Times New Roman"/>
+          <w:color w:val="9CDCFE"/>
+          <w:sz w:val="21"/>
+          <w:szCs w:val="21"/>
+          <w:lang w:eastAsia="hu-HU"/>
+        </w:rPr>
+        <w:t>host</w:t>
+      </w:r>
+      <w:proofErr w:type="spellEnd"/>
+      <w:r>
+        <w:rPr>
+          <w:rFonts w:ascii="Consolas" w:eastAsia="Times New Roman" w:hAnsi="Consolas" w:cs="Times New Roman"/>
+          <w:color w:val="9CDCFE"/>
+          <w:sz w:val="21"/>
+          <w:szCs w:val="21"/>
+          <w:lang w:eastAsia="hu-HU"/>
+        </w:rPr>
+        <w:t>:</w:t>
+      </w:r>
+      <w:r>
+        <w:rPr>
+          <w:rFonts w:ascii="Consolas" w:eastAsia="Times New Roman" w:hAnsi="Consolas" w:cs="Times New Roman"/>
+          <w:color w:val="CCCCCC"/>
+          <w:sz w:val="21"/>
+          <w:szCs w:val="21"/>
+          <w:lang w:eastAsia="hu-HU"/>
+        </w:rPr>
+        <w:t xml:space="preserve"> </w:t>
+      </w:r>
+      <w:proofErr w:type="spellStart"/>
+      <w:r>
+        <w:rPr>
+          <w:rFonts w:ascii="Consolas" w:eastAsia="Times New Roman" w:hAnsi="Consolas" w:cs="Times New Roman"/>
+          <w:color w:val="9CDCFE"/>
+          <w:sz w:val="21"/>
+          <w:szCs w:val="21"/>
+          <w:lang w:eastAsia="hu-HU"/>
+        </w:rPr>
+        <w:t>process</w:t>
+      </w:r>
+      <w:r>
+        <w:rPr>
+          <w:rFonts w:ascii="Consolas" w:eastAsia="Times New Roman" w:hAnsi="Consolas" w:cs="Times New Roman"/>
+          <w:color w:val="CCCCCC"/>
+          <w:sz w:val="21"/>
+          <w:szCs w:val="21"/>
+          <w:lang w:eastAsia="hu-HU"/>
+        </w:rPr>
+        <w:t>.</w:t>
+      </w:r>
+      <w:r>
+        <w:rPr>
+          <w:rFonts w:ascii="Consolas" w:eastAsia="Times New Roman" w:hAnsi="Consolas" w:cs="Times New Roman"/>
+          <w:color w:val="9CDCFE"/>
+          <w:sz w:val="21"/>
+          <w:szCs w:val="21"/>
+          <w:lang w:eastAsia="hu-HU"/>
+        </w:rPr>
+        <w:t>env</w:t>
+      </w:r>
+      <w:r>
+        <w:rPr>
+          <w:rFonts w:ascii="Consolas" w:eastAsia="Times New Roman" w:hAnsi="Consolas" w:cs="Times New Roman"/>
+          <w:color w:val="CCCCCC"/>
+          <w:sz w:val="21"/>
+          <w:szCs w:val="21"/>
+          <w:lang w:eastAsia="hu-HU"/>
+        </w:rPr>
+        <w:t>.</w:t>
+      </w:r>
+      <w:r>
+        <w:rPr>
+          <w:rFonts w:ascii="Consolas" w:eastAsia="Times New Roman" w:hAnsi="Consolas" w:cs="Times New Roman"/>
+          <w:color w:val="4FC1FF"/>
+          <w:sz w:val="21"/>
+          <w:szCs w:val="21"/>
+          <w:lang w:eastAsia="hu-HU"/>
+        </w:rPr>
+        <w:t>DB_HOST</w:t>
+      </w:r>
+      <w:proofErr w:type="spellEnd"/>
+      <w:r>
+        <w:rPr>
+          <w:rFonts w:ascii="Consolas" w:eastAsia="Times New Roman" w:hAnsi="Consolas" w:cs="Times New Roman"/>
+          <w:color w:val="CCCCCC"/>
+          <w:sz w:val="21"/>
+          <w:szCs w:val="21"/>
+          <w:lang w:eastAsia="hu-HU"/>
+        </w:rPr>
+        <w:t>,</w:t>
+      </w:r>
+    </w:p>
+    <w:p>
+      <w:pPr>
+        <w:shd w:val="clear" w:color="auto" w:fill="1F1F1F"/>
+        <w:spacing w:line="285" w:lineRule="atLeast"/>
+        <w:rPr>
+          <w:rFonts w:ascii="Consolas" w:eastAsia="Times New Roman" w:hAnsi="Consolas" w:cs="Times New Roman"/>
+          <w:color w:val="CCCCCC"/>
+          <w:sz w:val="21"/>
+          <w:szCs w:val="21"/>
+          <w:lang w:eastAsia="hu-HU"/>
+        </w:rPr>
+      </w:pPr>
+      <w:r>
+        <w:rPr>
+          <w:rFonts w:ascii="Consolas" w:eastAsia="Times New Roman" w:hAnsi="Consolas" w:cs="Times New Roman"/>
+          <w:color w:val="CCCCCC"/>
+          <w:sz w:val="21"/>
+          <w:szCs w:val="21"/>
+          <w:lang w:eastAsia="hu-HU"/>
+        </w:rPr>
+        <w:t xml:space="preserve">  </w:t>
+      </w:r>
+      <w:proofErr w:type="spellStart"/>
+      <w:r>
+        <w:rPr>
+          <w:rFonts w:ascii="Consolas" w:eastAsia="Times New Roman" w:hAnsi="Consolas" w:cs="Times New Roman"/>
+          <w:color w:val="9CDCFE"/>
+          <w:sz w:val="21"/>
+          <w:szCs w:val="21"/>
+          <w:lang w:eastAsia="hu-HU"/>
+        </w:rPr>
+        <w:t>user</w:t>
+      </w:r>
+      <w:proofErr w:type="spellEnd"/>
+      <w:r>
+        <w:rPr>
+          <w:rFonts w:ascii="Consolas" w:eastAsia="Times New Roman" w:hAnsi="Consolas" w:cs="Times New Roman"/>
+          <w:color w:val="9CDCFE"/>
+          <w:sz w:val="21"/>
+          <w:szCs w:val="21"/>
+          <w:lang w:eastAsia="hu-HU"/>
+        </w:rPr>
+        <w:t>:</w:t>
+      </w:r>
+      <w:r>
+        <w:rPr>
+          <w:rFonts w:ascii="Consolas" w:eastAsia="Times New Roman" w:hAnsi="Consolas" w:cs="Times New Roman"/>
+          <w:color w:val="CCCCCC"/>
+          <w:sz w:val="21"/>
+          <w:szCs w:val="21"/>
+          <w:lang w:eastAsia="hu-HU"/>
+        </w:rPr>
+        <w:t xml:space="preserve"> </w:t>
+      </w:r>
+      <w:proofErr w:type="spellStart"/>
+      <w:r>
+        <w:rPr>
+          <w:rFonts w:ascii="Consolas" w:eastAsia="Times New Roman" w:hAnsi="Consolas" w:cs="Times New Roman"/>
+          <w:color w:val="9CDCFE"/>
+          <w:sz w:val="21"/>
+          <w:szCs w:val="21"/>
+          <w:lang w:eastAsia="hu-HU"/>
+        </w:rPr>
+        <w:t>process</w:t>
+      </w:r>
+      <w:r>
+        <w:rPr>
+          <w:rFonts w:ascii="Consolas" w:eastAsia="Times New Roman" w:hAnsi="Consolas" w:cs="Times New Roman"/>
+          <w:color w:val="CCCCCC"/>
+          <w:sz w:val="21"/>
+          <w:szCs w:val="21"/>
+          <w:lang w:eastAsia="hu-HU"/>
+        </w:rPr>
+        <w:t>.</w:t>
+      </w:r>
+      <w:r>
+        <w:rPr>
+          <w:rFonts w:ascii="Consolas" w:eastAsia="Times New Roman" w:hAnsi="Consolas" w:cs="Times New Roman"/>
+          <w:color w:val="9CDCFE"/>
+          <w:sz w:val="21"/>
+          <w:szCs w:val="21"/>
+          <w:lang w:eastAsia="hu-HU"/>
+        </w:rPr>
+        <w:t>env</w:t>
+      </w:r>
+      <w:r>
+        <w:rPr>
+          <w:rFonts w:ascii="Consolas" w:eastAsia="Times New Roman" w:hAnsi="Consolas" w:cs="Times New Roman"/>
+          <w:color w:val="CCCCCC"/>
+          <w:sz w:val="21"/>
+          <w:szCs w:val="21"/>
+          <w:lang w:eastAsia="hu-HU"/>
+        </w:rPr>
+        <w:t>.</w:t>
+      </w:r>
+      <w:r>
+        <w:rPr>
+          <w:rFonts w:ascii="Consolas" w:eastAsia="Times New Roman" w:hAnsi="Consolas" w:cs="Times New Roman"/>
+          <w:color w:val="4FC1FF"/>
+          <w:sz w:val="21"/>
+          <w:szCs w:val="21"/>
+          <w:lang w:eastAsia="hu-HU"/>
+        </w:rPr>
+        <w:t>DB_USER_USER</w:t>
+      </w:r>
+      <w:proofErr w:type="spellEnd"/>
+      <w:r>
+        <w:rPr>
+          <w:rFonts w:ascii="Consolas" w:eastAsia="Times New Roman" w:hAnsi="Consolas" w:cs="Times New Roman"/>
+          <w:color w:val="CCCCCC"/>
+          <w:sz w:val="21"/>
+          <w:szCs w:val="21"/>
+          <w:lang w:eastAsia="hu-HU"/>
+        </w:rPr>
+        <w:t>,</w:t>
+      </w:r>
+    </w:p>
+    <w:p>
+      <w:pPr>
+        <w:shd w:val="clear" w:color="auto" w:fill="1F1F1F"/>
+        <w:spacing w:line="285" w:lineRule="atLeast"/>
+        <w:rPr>
+          <w:rFonts w:ascii="Consolas" w:eastAsia="Times New Roman" w:hAnsi="Consolas" w:cs="Times New Roman"/>
+          <w:color w:val="CCCCCC"/>
+          <w:sz w:val="21"/>
+          <w:szCs w:val="21"/>
+          <w:lang w:eastAsia="hu-HU"/>
+        </w:rPr>
+      </w:pPr>
+      <w:r>
+        <w:rPr>
+          <w:rFonts w:ascii="Consolas" w:eastAsia="Times New Roman" w:hAnsi="Consolas" w:cs="Times New Roman"/>
+          <w:color w:val="CCCCCC"/>
+          <w:sz w:val="21"/>
+          <w:szCs w:val="21"/>
+          <w:lang w:eastAsia="hu-HU"/>
+        </w:rPr>
+        <w:t xml:space="preserve">  </w:t>
+      </w:r>
+      <w:proofErr w:type="spellStart"/>
+      <w:r>
+        <w:rPr>
+          <w:rFonts w:ascii="Consolas" w:eastAsia="Times New Roman" w:hAnsi="Consolas" w:cs="Times New Roman"/>
+          <w:color w:val="9CDCFE"/>
+          <w:sz w:val="21"/>
+          <w:szCs w:val="21"/>
+          <w:lang w:eastAsia="hu-HU"/>
+        </w:rPr>
+        <w:t>password</w:t>
+      </w:r>
+      <w:proofErr w:type="spellEnd"/>
+      <w:r>
+        <w:rPr>
+          <w:rFonts w:ascii="Consolas" w:eastAsia="Times New Roman" w:hAnsi="Consolas" w:cs="Times New Roman"/>
+          <w:color w:val="9CDCFE"/>
+          <w:sz w:val="21"/>
+          <w:szCs w:val="21"/>
+          <w:lang w:eastAsia="hu-HU"/>
+        </w:rPr>
+        <w:t>:</w:t>
+      </w:r>
+      <w:r>
+        <w:rPr>
+          <w:rFonts w:ascii="Consolas" w:eastAsia="Times New Roman" w:hAnsi="Consolas" w:cs="Times New Roman"/>
+          <w:color w:val="CCCCCC"/>
+          <w:sz w:val="21"/>
+          <w:szCs w:val="21"/>
+          <w:lang w:eastAsia="hu-HU"/>
+        </w:rPr>
+        <w:t xml:space="preserve"> </w:t>
+      </w:r>
+      <w:proofErr w:type="spellStart"/>
+      <w:r>
+        <w:rPr>
+          <w:rFonts w:ascii="Consolas" w:eastAsia="Times New Roman" w:hAnsi="Consolas" w:cs="Times New Roman"/>
+          <w:color w:val="9CDCFE"/>
+          <w:sz w:val="21"/>
+          <w:szCs w:val="21"/>
+          <w:lang w:eastAsia="hu-HU"/>
+        </w:rPr>
+        <w:t>process</w:t>
+      </w:r>
+      <w:r>
+        <w:rPr>
+          <w:rFonts w:ascii="Consolas" w:eastAsia="Times New Roman" w:hAnsi="Consolas" w:cs="Times New Roman"/>
+          <w:color w:val="CCCCCC"/>
+          <w:sz w:val="21"/>
+          <w:szCs w:val="21"/>
+          <w:lang w:eastAsia="hu-HU"/>
+        </w:rPr>
+        <w:t>.</w:t>
+      </w:r>
+      <w:r>
+        <w:rPr>
+          <w:rFonts w:ascii="Consolas" w:eastAsia="Times New Roman" w:hAnsi="Consolas" w:cs="Times New Roman"/>
+          <w:color w:val="9CDCFE"/>
+          <w:sz w:val="21"/>
+          <w:szCs w:val="21"/>
+          <w:lang w:eastAsia="hu-HU"/>
+        </w:rPr>
+        <w:t>env</w:t>
+      </w:r>
+      <w:r>
+        <w:rPr>
+          <w:rFonts w:ascii="Consolas" w:eastAsia="Times New Roman" w:hAnsi="Consolas" w:cs="Times New Roman"/>
+          <w:color w:val="CCCCCC"/>
+          <w:sz w:val="21"/>
+          <w:szCs w:val="21"/>
+          <w:lang w:eastAsia="hu-HU"/>
+        </w:rPr>
+        <w:t>.</w:t>
+      </w:r>
+      <w:r>
+        <w:rPr>
+          <w:rFonts w:ascii="Consolas" w:eastAsia="Times New Roman" w:hAnsi="Consolas" w:cs="Times New Roman"/>
+          <w:color w:val="4FC1FF"/>
+          <w:sz w:val="21"/>
+          <w:szCs w:val="21"/>
+          <w:lang w:eastAsia="hu-HU"/>
+        </w:rPr>
+        <w:t>DB_USER_PASSWORD</w:t>
+      </w:r>
+      <w:proofErr w:type="spellEnd"/>
+      <w:r>
+        <w:rPr>
+          <w:rFonts w:ascii="Consolas" w:eastAsia="Times New Roman" w:hAnsi="Consolas" w:cs="Times New Roman"/>
+          <w:color w:val="CCCCCC"/>
+          <w:sz w:val="21"/>
+          <w:szCs w:val="21"/>
+          <w:lang w:eastAsia="hu-HU"/>
+        </w:rPr>
+        <w:t>,</w:t>
+      </w:r>
+    </w:p>
+    <w:p>
+      <w:pPr>
+        <w:shd w:val="clear" w:color="auto" w:fill="1F1F1F"/>
+        <w:spacing w:line="285" w:lineRule="atLeast"/>
+        <w:rPr>
+          <w:rFonts w:ascii="Consolas" w:eastAsia="Times New Roman" w:hAnsi="Consolas" w:cs="Times New Roman"/>
+          <w:color w:val="CCCCCC"/>
+          <w:sz w:val="21"/>
+          <w:szCs w:val="21"/>
+          <w:lang w:eastAsia="hu-HU"/>
+        </w:rPr>
+      </w:pPr>
+      <w:r>
+        <w:rPr>
+          <w:rFonts w:ascii="Consolas" w:eastAsia="Times New Roman" w:hAnsi="Consolas" w:cs="Times New Roman"/>
+          <w:color w:val="CCCCCC"/>
+          <w:sz w:val="21"/>
+          <w:szCs w:val="21"/>
+          <w:lang w:eastAsia="hu-HU"/>
+        </w:rPr>
+        <w:t xml:space="preserve">  </w:t>
+      </w:r>
+      <w:proofErr w:type="spellStart"/>
+      <w:r>
+        <w:rPr>
+          <w:rFonts w:ascii="Consolas" w:eastAsia="Times New Roman" w:hAnsi="Consolas" w:cs="Times New Roman"/>
+          <w:color w:val="9CDCFE"/>
+          <w:sz w:val="21"/>
+          <w:szCs w:val="21"/>
+          <w:lang w:eastAsia="hu-HU"/>
+        </w:rPr>
+        <w:t>database</w:t>
+      </w:r>
+      <w:proofErr w:type="spellEnd"/>
+      <w:r>
+        <w:rPr>
+          <w:rFonts w:ascii="Consolas" w:eastAsia="Times New Roman" w:hAnsi="Consolas" w:cs="Times New Roman"/>
+          <w:color w:val="9CDCFE"/>
+          <w:sz w:val="21"/>
+          <w:szCs w:val="21"/>
+          <w:lang w:eastAsia="hu-HU"/>
+        </w:rPr>
+        <w:t>:</w:t>
+      </w:r>
+      <w:r>
+        <w:rPr>
+          <w:rFonts w:ascii="Consolas" w:eastAsia="Times New Roman" w:hAnsi="Consolas" w:cs="Times New Roman"/>
+          <w:color w:val="CCCCCC"/>
+          <w:sz w:val="21"/>
+          <w:szCs w:val="21"/>
+          <w:lang w:eastAsia="hu-HU"/>
+        </w:rPr>
+        <w:t xml:space="preserve"> </w:t>
+      </w:r>
+      <w:proofErr w:type="spellStart"/>
+      <w:r>
+        <w:rPr>
+          <w:rFonts w:ascii="Consolas" w:eastAsia="Times New Roman" w:hAnsi="Consolas" w:cs="Times New Roman"/>
+          <w:color w:val="9CDCFE"/>
+          <w:sz w:val="21"/>
+          <w:szCs w:val="21"/>
+          <w:lang w:eastAsia="hu-HU"/>
+        </w:rPr>
+        <w:t>process</w:t>
+      </w:r>
+      <w:r>
+        <w:rPr>
+          <w:rFonts w:ascii="Consolas" w:eastAsia="Times New Roman" w:hAnsi="Consolas" w:cs="Times New Roman"/>
+          <w:color w:val="CCCCCC"/>
+          <w:sz w:val="21"/>
+          <w:szCs w:val="21"/>
+          <w:lang w:eastAsia="hu-HU"/>
+        </w:rPr>
+        <w:t>.</w:t>
+      </w:r>
+      <w:r>
+        <w:rPr>
+          <w:rFonts w:ascii="Consolas" w:eastAsia="Times New Roman" w:hAnsi="Consolas" w:cs="Times New Roman"/>
+          <w:color w:val="9CDCFE"/>
+          <w:sz w:val="21"/>
+          <w:szCs w:val="21"/>
+          <w:lang w:eastAsia="hu-HU"/>
+        </w:rPr>
+        <w:t>env</w:t>
+      </w:r>
+      <w:r>
+        <w:rPr>
+          <w:rFonts w:ascii="Consolas" w:eastAsia="Times New Roman" w:hAnsi="Consolas" w:cs="Times New Roman"/>
+          <w:color w:val="CCCCCC"/>
+          <w:sz w:val="21"/>
+          <w:szCs w:val="21"/>
+          <w:lang w:eastAsia="hu-HU"/>
+        </w:rPr>
+        <w:t>.</w:t>
+      </w:r>
+      <w:r>
+        <w:rPr>
+          <w:rFonts w:ascii="Consolas" w:eastAsia="Times New Roman" w:hAnsi="Consolas" w:cs="Times New Roman"/>
+          <w:color w:val="4FC1FF"/>
+          <w:sz w:val="21"/>
+          <w:szCs w:val="21"/>
+          <w:lang w:eastAsia="hu-HU"/>
+        </w:rPr>
+        <w:t>DB_NAME</w:t>
+      </w:r>
+      <w:proofErr w:type="spellEnd"/>
+      <w:r>
+        <w:rPr>
+          <w:rFonts w:ascii="Consolas" w:eastAsia="Times New Roman" w:hAnsi="Consolas" w:cs="Times New Roman"/>
+          <w:color w:val="CCCCCC"/>
+          <w:sz w:val="21"/>
+          <w:szCs w:val="21"/>
+          <w:lang w:eastAsia="hu-HU"/>
+        </w:rPr>
+        <w:t>,</w:t>
+      </w:r>
+    </w:p>
+    <w:p>
+      <w:pPr>
+        <w:shd w:val="clear" w:color="auto" w:fill="1F1F1F"/>
+        <w:spacing w:line="285" w:lineRule="atLeast"/>
+        <w:rPr>
+          <w:rFonts w:ascii="Consolas" w:eastAsia="Times New Roman" w:hAnsi="Consolas" w:cs="Times New Roman"/>
+          <w:color w:val="CCCCCC"/>
+          <w:sz w:val="21"/>
+          <w:szCs w:val="21"/>
+          <w:lang w:eastAsia="hu-HU"/>
+        </w:rPr>
+      </w:pPr>
+      <w:r>
+        <w:rPr>
+          <w:rFonts w:ascii="Consolas" w:eastAsia="Times New Roman" w:hAnsi="Consolas" w:cs="Times New Roman"/>
+          <w:color w:val="CCCCCC"/>
+          <w:sz w:val="21"/>
+          <w:szCs w:val="21"/>
+          <w:lang w:eastAsia="hu-HU"/>
+        </w:rPr>
+        <w:t xml:space="preserve">  </w:t>
+      </w:r>
+      <w:proofErr w:type="spellStart"/>
+      <w:r>
+        <w:rPr>
+          <w:rFonts w:ascii="Consolas" w:eastAsia="Times New Roman" w:hAnsi="Consolas" w:cs="Times New Roman"/>
+          <w:color w:val="9CDCFE"/>
+          <w:sz w:val="21"/>
+          <w:szCs w:val="21"/>
+          <w:lang w:eastAsia="hu-HU"/>
+        </w:rPr>
+        <w:t>waitForConnections</w:t>
+      </w:r>
+      <w:proofErr w:type="spellEnd"/>
+      <w:r>
+        <w:rPr>
+          <w:rFonts w:ascii="Consolas" w:eastAsia="Times New Roman" w:hAnsi="Consolas" w:cs="Times New Roman"/>
+          <w:color w:val="9CDCFE"/>
+          <w:sz w:val="21"/>
+          <w:szCs w:val="21"/>
+          <w:lang w:eastAsia="hu-HU"/>
+        </w:rPr>
+        <w:t>:</w:t>
+      </w:r>
+      <w:r>
+        <w:rPr>
+          <w:rFonts w:ascii="Consolas" w:eastAsia="Times New Roman" w:hAnsi="Consolas" w:cs="Times New Roman"/>
+          <w:color w:val="CCCCCC"/>
+          <w:sz w:val="21"/>
+          <w:szCs w:val="21"/>
+          <w:lang w:eastAsia="hu-HU"/>
+        </w:rPr>
+        <w:t xml:space="preserve"> </w:t>
+      </w:r>
+      <w:proofErr w:type="spellStart"/>
+      <w:r>
+        <w:rPr>
+          <w:rFonts w:ascii="Consolas" w:eastAsia="Times New Roman" w:hAnsi="Consolas" w:cs="Times New Roman"/>
+          <w:color w:val="569CD6"/>
+          <w:sz w:val="21"/>
+          <w:szCs w:val="21"/>
+          <w:lang w:eastAsia="hu-HU"/>
+        </w:rPr>
+        <w:t>true</w:t>
+      </w:r>
+      <w:proofErr w:type="spellEnd"/>
+      <w:r>
+        <w:rPr>
+          <w:rFonts w:ascii="Consolas" w:eastAsia="Times New Roman" w:hAnsi="Consolas" w:cs="Times New Roman"/>
+          <w:color w:val="CCCCCC"/>
+          <w:sz w:val="21"/>
+          <w:szCs w:val="21"/>
+          <w:lang w:eastAsia="hu-HU"/>
+        </w:rPr>
+        <w:t>,</w:t>
+      </w:r>
+    </w:p>
+    <w:p>
+      <w:pPr>
+        <w:shd w:val="clear" w:color="auto" w:fill="1F1F1F"/>
+        <w:spacing w:line="285" w:lineRule="atLeast"/>
+        <w:rPr>
+          <w:rFonts w:ascii="Consolas" w:eastAsia="Times New Roman" w:hAnsi="Consolas" w:cs="Times New Roman"/>
+          <w:color w:val="CCCCCC"/>
+          <w:sz w:val="21"/>
+          <w:szCs w:val="21"/>
+          <w:lang w:eastAsia="hu-HU"/>
+        </w:rPr>
+      </w:pPr>
+      <w:r>
+        <w:rPr>
+          <w:rFonts w:ascii="Consolas" w:eastAsia="Times New Roman" w:hAnsi="Consolas" w:cs="Times New Roman"/>
+          <w:color w:val="CCCCCC"/>
+          <w:sz w:val="21"/>
+          <w:szCs w:val="21"/>
+          <w:lang w:eastAsia="hu-HU"/>
+        </w:rPr>
+        <w:t xml:space="preserve">  </w:t>
+      </w:r>
+      <w:proofErr w:type="spellStart"/>
+      <w:r>
+        <w:rPr>
+          <w:rFonts w:ascii="Consolas" w:eastAsia="Times New Roman" w:hAnsi="Consolas" w:cs="Times New Roman"/>
+          <w:color w:val="9CDCFE"/>
+          <w:sz w:val="21"/>
+          <w:szCs w:val="21"/>
+          <w:lang w:eastAsia="hu-HU"/>
+        </w:rPr>
+        <w:t>connectionLimit</w:t>
+      </w:r>
+      <w:proofErr w:type="spellEnd"/>
+      <w:r>
+        <w:rPr>
+          <w:rFonts w:ascii="Consolas" w:eastAsia="Times New Roman" w:hAnsi="Consolas" w:cs="Times New Roman"/>
+          <w:color w:val="9CDCFE"/>
+          <w:sz w:val="21"/>
+          <w:szCs w:val="21"/>
+          <w:lang w:eastAsia="hu-HU"/>
+        </w:rPr>
+        <w:t>:</w:t>
+      </w:r>
+      <w:r>
+        <w:rPr>
+          <w:rFonts w:ascii="Consolas" w:eastAsia="Times New Roman" w:hAnsi="Consolas" w:cs="Times New Roman"/>
+          <w:color w:val="CCCCCC"/>
+          <w:sz w:val="21"/>
+          <w:szCs w:val="21"/>
+          <w:lang w:eastAsia="hu-HU"/>
+        </w:rPr>
+        <w:t xml:space="preserve"> </w:t>
+      </w:r>
+      <w:r>
+        <w:rPr>
+          <w:rFonts w:ascii="Consolas" w:eastAsia="Times New Roman" w:hAnsi="Consolas" w:cs="Times New Roman"/>
+          <w:color w:val="B5CEA8"/>
+          <w:sz w:val="21"/>
+          <w:szCs w:val="21"/>
+          <w:lang w:eastAsia="hu-HU"/>
+        </w:rPr>
+        <w:t>10</w:t>
+      </w:r>
+      <w:r>
+        <w:rPr>
+          <w:rFonts w:ascii="Consolas" w:eastAsia="Times New Roman" w:hAnsi="Consolas" w:cs="Times New Roman"/>
+          <w:color w:val="CCCCCC"/>
+          <w:sz w:val="21"/>
+          <w:szCs w:val="21"/>
+          <w:lang w:eastAsia="hu-HU"/>
+        </w:rPr>
+        <w:t>,</w:t>
+      </w:r>
+    </w:p>
+    <w:p>
+      <w:pPr>
+        <w:shd w:val="clear" w:color="auto" w:fill="1F1F1F"/>
+        <w:spacing w:line="285" w:lineRule="atLeast"/>
+        <w:rPr>
+          <w:rFonts w:ascii="Consolas" w:eastAsia="Times New Roman" w:hAnsi="Consolas" w:cs="Times New Roman"/>
+          <w:color w:val="CCCCCC"/>
+          <w:sz w:val="21"/>
+          <w:szCs w:val="21"/>
+          <w:lang w:eastAsia="hu-HU"/>
+        </w:rPr>
+      </w:pPr>
+      <w:r>
+        <w:rPr>
+          <w:rFonts w:ascii="Consolas" w:eastAsia="Times New Roman" w:hAnsi="Consolas" w:cs="Times New Roman"/>
+          <w:color w:val="CCCCCC"/>
+          <w:sz w:val="21"/>
+          <w:szCs w:val="21"/>
+          <w:lang w:eastAsia="hu-HU"/>
+        </w:rPr>
+        <w:t xml:space="preserve">  </w:t>
+      </w:r>
+      <w:proofErr w:type="spellStart"/>
+      <w:r>
+        <w:rPr>
+          <w:rFonts w:ascii="Consolas" w:eastAsia="Times New Roman" w:hAnsi="Consolas" w:cs="Times New Roman"/>
+          <w:color w:val="9CDCFE"/>
+          <w:sz w:val="21"/>
+          <w:szCs w:val="21"/>
+          <w:lang w:eastAsia="hu-HU"/>
+        </w:rPr>
+        <w:t>queueLimit</w:t>
+      </w:r>
+      <w:proofErr w:type="spellEnd"/>
+      <w:r>
+        <w:rPr>
+          <w:rFonts w:ascii="Consolas" w:eastAsia="Times New Roman" w:hAnsi="Consolas" w:cs="Times New Roman"/>
+          <w:color w:val="9CDCFE"/>
+          <w:sz w:val="21"/>
+          <w:szCs w:val="21"/>
+          <w:lang w:eastAsia="hu-HU"/>
+        </w:rPr>
+        <w:t>:</w:t>
+      </w:r>
+      <w:r>
+        <w:rPr>
+          <w:rFonts w:ascii="Consolas" w:eastAsia="Times New Roman" w:hAnsi="Consolas" w:cs="Times New Roman"/>
+          <w:color w:val="CCCCCC"/>
+          <w:sz w:val="21"/>
+          <w:szCs w:val="21"/>
+          <w:lang w:eastAsia="hu-HU"/>
+        </w:rPr>
+        <w:t xml:space="preserve"> </w:t>
+      </w:r>
+      <w:r>
+        <w:rPr>
+          <w:rFonts w:ascii="Consolas" w:eastAsia="Times New Roman" w:hAnsi="Consolas" w:cs="Times New Roman"/>
+          <w:color w:val="B5CEA8"/>
+          <w:sz w:val="21"/>
+          <w:szCs w:val="21"/>
+          <w:lang w:eastAsia="hu-HU"/>
+        </w:rPr>
+        <w:t>0</w:t>
+      </w:r>
+    </w:p>
+    <w:p>
+      <w:pPr>
+        <w:shd w:val="clear" w:color="auto" w:fill="1F1F1F"/>
+        <w:spacing w:line="285" w:lineRule="atLeast"/>
+        <w:rPr>
+          <w:rFonts w:ascii="Consolas" w:eastAsia="Times New Roman" w:hAnsi="Consolas" w:cs="Times New Roman"/>
+          <w:color w:val="CCCCCC"/>
+          <w:sz w:val="21"/>
+          <w:szCs w:val="21"/>
+          <w:lang w:eastAsia="hu-HU"/>
+        </w:rPr>
+      </w:pPr>
+      <w:r>
+        <w:rPr>
+          <w:rFonts w:ascii="Consolas" w:eastAsia="Times New Roman" w:hAnsi="Consolas" w:cs="Times New Roman"/>
+          <w:color w:val="CCCCCC"/>
+          <w:sz w:val="21"/>
+          <w:szCs w:val="21"/>
+          <w:lang w:eastAsia="hu-HU"/>
+        </w:rPr>
+        <w:t>}).</w:t>
+      </w:r>
+      <w:proofErr w:type="spellStart"/>
+      <w:r>
+        <w:rPr>
+          <w:rFonts w:ascii="Consolas" w:eastAsia="Times New Roman" w:hAnsi="Consolas" w:cs="Times New Roman"/>
+          <w:color w:val="DCDCAA"/>
+          <w:sz w:val="21"/>
+          <w:szCs w:val="21"/>
+          <w:lang w:eastAsia="hu-HU"/>
+        </w:rPr>
+        <w:t>promise</w:t>
+      </w:r>
+      <w:proofErr w:type="spellEnd"/>
+      <w:r>
+        <w:rPr>
+          <w:rFonts w:ascii="Consolas" w:eastAsia="Times New Roman" w:hAnsi="Consolas" w:cs="Times New Roman"/>
+          <w:color w:val="CCCCCC"/>
+          <w:sz w:val="21"/>
+          <w:szCs w:val="21"/>
+          <w:lang w:eastAsia="hu-HU"/>
+        </w:rPr>
+        <w:t>();</w:t>
+      </w:r>
+    </w:p>
+    <w:p>
+      <w:pPr>
+        <w:shd w:val="clear" w:color="auto" w:fill="1F1F1F"/>
+        <w:spacing w:line="285" w:lineRule="atLeast"/>
+        <w:rPr>
+          <w:rFonts w:ascii="Consolas" w:eastAsia="Times New Roman" w:hAnsi="Consolas" w:cs="Times New Roman"/>
+          <w:color w:val="CCCCCC"/>
+          <w:sz w:val="21"/>
+          <w:szCs w:val="21"/>
+          <w:lang w:eastAsia="hu-HU"/>
+        </w:rPr>
+      </w:pPr>
+    </w:p>
+    <w:p>
+      <w:pPr>
+        <w:shd w:val="clear" w:color="auto" w:fill="1F1F1F"/>
+        <w:spacing w:line="285" w:lineRule="atLeast"/>
+        <w:rPr>
+          <w:rFonts w:ascii="Consolas" w:eastAsia="Times New Roman" w:hAnsi="Consolas" w:cs="Times New Roman"/>
+          <w:color w:val="CCCCCC"/>
+          <w:sz w:val="21"/>
+          <w:szCs w:val="21"/>
+          <w:lang w:eastAsia="hu-HU"/>
+        </w:rPr>
+      </w:pPr>
+      <w:proofErr w:type="spellStart"/>
+      <w:r>
+        <w:rPr>
+          <w:rFonts w:ascii="Consolas" w:eastAsia="Times New Roman" w:hAnsi="Consolas" w:cs="Times New Roman"/>
+          <w:color w:val="4EC9B0"/>
+          <w:sz w:val="21"/>
+          <w:szCs w:val="21"/>
+          <w:lang w:eastAsia="hu-HU"/>
+        </w:rPr>
+        <w:t>module</w:t>
+      </w:r>
+      <w:r>
+        <w:rPr>
+          <w:rFonts w:ascii="Consolas" w:eastAsia="Times New Roman" w:hAnsi="Consolas" w:cs="Times New Roman"/>
+          <w:color w:val="CCCCCC"/>
+          <w:sz w:val="21"/>
+          <w:szCs w:val="21"/>
+          <w:lang w:eastAsia="hu-HU"/>
+        </w:rPr>
+        <w:t>.</w:t>
+      </w:r>
+      <w:r>
+        <w:rPr>
+          <w:rFonts w:ascii="Consolas" w:eastAsia="Times New Roman" w:hAnsi="Consolas" w:cs="Times New Roman"/>
+          <w:color w:val="4EC9B0"/>
+          <w:sz w:val="21"/>
+          <w:szCs w:val="21"/>
+          <w:lang w:eastAsia="hu-HU"/>
+        </w:rPr>
+        <w:t>exports</w:t>
+      </w:r>
+      <w:proofErr w:type="spellEnd"/>
+      <w:r>
+        <w:rPr>
+          <w:rFonts w:ascii="Consolas" w:eastAsia="Times New Roman" w:hAnsi="Consolas" w:cs="Times New Roman"/>
+          <w:color w:val="CCCCCC"/>
+          <w:sz w:val="21"/>
+          <w:szCs w:val="21"/>
+          <w:lang w:eastAsia="hu-HU"/>
+        </w:rPr>
+        <w:t xml:space="preserve"> </w:t>
+      </w:r>
+      <w:r>
+        <w:rPr>
+          <w:rFonts w:ascii="Consolas" w:eastAsia="Times New Roman" w:hAnsi="Consolas" w:cs="Times New Roman"/>
+          <w:color w:val="D4D4D4"/>
+          <w:sz w:val="21"/>
+          <w:szCs w:val="21"/>
+          <w:lang w:eastAsia="hu-HU"/>
+        </w:rPr>
+        <w:t>=</w:t>
+      </w:r>
+      <w:r>
+        <w:rPr>
+          <w:rFonts w:ascii="Consolas" w:eastAsia="Times New Roman" w:hAnsi="Consolas" w:cs="Times New Roman"/>
+          <w:color w:val="CCCCCC"/>
+          <w:sz w:val="21"/>
+          <w:szCs w:val="21"/>
+          <w:lang w:eastAsia="hu-HU"/>
+        </w:rPr>
+        <w:t xml:space="preserve"> { </w:t>
+      </w:r>
+      <w:proofErr w:type="spellStart"/>
+      <w:r>
+        <w:rPr>
+          <w:rFonts w:ascii="Consolas" w:eastAsia="Times New Roman" w:hAnsi="Consolas" w:cs="Times New Roman"/>
+          <w:color w:val="9CDCFE"/>
+          <w:sz w:val="21"/>
+          <w:szCs w:val="21"/>
+          <w:lang w:eastAsia="hu-HU"/>
+        </w:rPr>
+        <w:t>adminPool</w:t>
+      </w:r>
+      <w:proofErr w:type="spellEnd"/>
+      <w:r>
+        <w:rPr>
+          <w:rFonts w:ascii="Consolas" w:eastAsia="Times New Roman" w:hAnsi="Consolas" w:cs="Times New Roman"/>
+          <w:color w:val="CCCCCC"/>
+          <w:sz w:val="21"/>
+          <w:szCs w:val="21"/>
+          <w:lang w:eastAsia="hu-HU"/>
+        </w:rPr>
+        <w:t xml:space="preserve">, </w:t>
+      </w:r>
+      <w:proofErr w:type="spellStart"/>
+      <w:r>
+        <w:rPr>
+          <w:rFonts w:ascii="Consolas" w:eastAsia="Times New Roman" w:hAnsi="Consolas" w:cs="Times New Roman"/>
+          <w:color w:val="9CDCFE"/>
+          <w:sz w:val="21"/>
+          <w:szCs w:val="21"/>
+          <w:lang w:eastAsia="hu-HU"/>
+        </w:rPr>
+        <w:t>userPool</w:t>
+      </w:r>
+      <w:proofErr w:type="spellEnd"/>
+      <w:r>
+        <w:rPr>
+          <w:rFonts w:ascii="Consolas" w:eastAsia="Times New Roman" w:hAnsi="Consolas" w:cs="Times New Roman"/>
+          <w:color w:val="CCCCCC"/>
+          <w:sz w:val="21"/>
+          <w:szCs w:val="21"/>
+          <w:lang w:eastAsia="hu-HU"/>
+        </w:rPr>
+        <w:t xml:space="preserve"> };</w:t>
+      </w:r>
+    </w:p>
+    <w:p>
+      <w:proofErr w:type="spellStart"/>
+      <w:r>
+        <w:t>models</w:t>
+      </w:r>
+      <w:proofErr w:type="spellEnd"/>
+      <w:r>
+        <w:t>/AdminOrszag.js</w:t>
+      </w:r>
+    </w:p>
+    <w:p>
+      <w:pPr>
+        <w:shd w:val="clear" w:color="auto" w:fill="1F1F1F"/>
+        <w:spacing w:line="285" w:lineRule="atLeast"/>
+        <w:rPr>
+          <w:rFonts w:ascii="Consolas" w:eastAsia="Times New Roman" w:hAnsi="Consolas" w:cs="Times New Roman"/>
+          <w:color w:val="CCCCCC"/>
+          <w:sz w:val="21"/>
+          <w:szCs w:val="21"/>
+          <w:lang w:eastAsia="hu-HU"/>
+        </w:rPr>
+      </w:pPr>
+      <w:r>
+        <w:rPr>
+          <w:rFonts w:ascii="Consolas" w:eastAsia="Times New Roman" w:hAnsi="Consolas" w:cs="Times New Roman"/>
+          <w:color w:val="6A9955"/>
+          <w:sz w:val="21"/>
+          <w:szCs w:val="21"/>
+          <w:lang w:eastAsia="hu-HU"/>
+        </w:rPr>
+        <w:t xml:space="preserve">//const db = </w:t>
+      </w:r>
+      <w:proofErr w:type="spellStart"/>
+      <w:r>
+        <w:rPr>
+          <w:rFonts w:ascii="Consolas" w:eastAsia="Times New Roman" w:hAnsi="Consolas" w:cs="Times New Roman"/>
+          <w:color w:val="6A9955"/>
+          <w:sz w:val="21"/>
+          <w:szCs w:val="21"/>
+          <w:lang w:eastAsia="hu-HU"/>
+        </w:rPr>
+        <w:t>require</w:t>
+      </w:r>
+      <w:proofErr w:type="spellEnd"/>
+      <w:r>
+        <w:rPr>
+          <w:rFonts w:ascii="Consolas" w:eastAsia="Times New Roman" w:hAnsi="Consolas" w:cs="Times New Roman"/>
+          <w:color w:val="6A9955"/>
+          <w:sz w:val="21"/>
+          <w:szCs w:val="21"/>
+          <w:lang w:eastAsia="hu-HU"/>
+        </w:rPr>
+        <w:t>('../</w:t>
+      </w:r>
+      <w:proofErr w:type="spellStart"/>
+      <w:r>
+        <w:rPr>
+          <w:rFonts w:ascii="Consolas" w:eastAsia="Times New Roman" w:hAnsi="Consolas" w:cs="Times New Roman"/>
+          <w:color w:val="6A9955"/>
+          <w:sz w:val="21"/>
+          <w:szCs w:val="21"/>
+          <w:lang w:eastAsia="hu-HU"/>
+        </w:rPr>
+        <w:t>config</w:t>
+      </w:r>
+      <w:proofErr w:type="spellEnd"/>
+      <w:r>
+        <w:rPr>
+          <w:rFonts w:ascii="Consolas" w:eastAsia="Times New Roman" w:hAnsi="Consolas" w:cs="Times New Roman"/>
+          <w:color w:val="6A9955"/>
+          <w:sz w:val="21"/>
+          <w:szCs w:val="21"/>
+          <w:lang w:eastAsia="hu-HU"/>
+        </w:rPr>
+        <w:t>/db');</w:t>
+      </w:r>
+    </w:p>
+    <w:p>
+      <w:pPr>
+        <w:shd w:val="clear" w:color="auto" w:fill="1F1F1F"/>
+        <w:spacing w:line="285" w:lineRule="atLeast"/>
+        <w:rPr>
+          <w:rFonts w:ascii="Consolas" w:eastAsia="Times New Roman" w:hAnsi="Consolas" w:cs="Times New Roman"/>
+          <w:color w:val="CCCCCC"/>
+          <w:sz w:val="21"/>
+          <w:szCs w:val="21"/>
+          <w:lang w:eastAsia="hu-HU"/>
+        </w:rPr>
+      </w:pPr>
+      <w:r>
+        <w:rPr>
+          <w:rFonts w:ascii="Consolas" w:eastAsia="Times New Roman" w:hAnsi="Consolas" w:cs="Times New Roman"/>
+          <w:color w:val="569CD6"/>
+          <w:sz w:val="21"/>
+          <w:szCs w:val="21"/>
+          <w:lang w:eastAsia="hu-HU"/>
+        </w:rPr>
+        <w:t>const</w:t>
+      </w:r>
+      <w:r>
+        <w:rPr>
+          <w:rFonts w:ascii="Consolas" w:eastAsia="Times New Roman" w:hAnsi="Consolas" w:cs="Times New Roman"/>
+          <w:color w:val="CCCCCC"/>
+          <w:sz w:val="21"/>
+          <w:szCs w:val="21"/>
+          <w:lang w:eastAsia="hu-HU"/>
+        </w:rPr>
+        <w:t xml:space="preserve"> { </w:t>
+      </w:r>
+      <w:proofErr w:type="spellStart"/>
+      <w:r>
+        <w:rPr>
+          <w:rFonts w:ascii="Consolas" w:eastAsia="Times New Roman" w:hAnsi="Consolas" w:cs="Times New Roman"/>
+          <w:color w:val="4FC1FF"/>
+          <w:sz w:val="21"/>
+          <w:szCs w:val="21"/>
+          <w:lang w:eastAsia="hu-HU"/>
+        </w:rPr>
+        <w:t>adminPool</w:t>
+      </w:r>
+      <w:proofErr w:type="spellEnd"/>
+      <w:r>
+        <w:rPr>
+          <w:rFonts w:ascii="Consolas" w:eastAsia="Times New Roman" w:hAnsi="Consolas" w:cs="Times New Roman"/>
+          <w:color w:val="CCCCCC"/>
+          <w:sz w:val="21"/>
+          <w:szCs w:val="21"/>
+          <w:lang w:eastAsia="hu-HU"/>
+        </w:rPr>
+        <w:t xml:space="preserve"> } </w:t>
+      </w:r>
+      <w:r>
+        <w:rPr>
+          <w:rFonts w:ascii="Consolas" w:eastAsia="Times New Roman" w:hAnsi="Consolas" w:cs="Times New Roman"/>
+          <w:color w:val="D4D4D4"/>
+          <w:sz w:val="21"/>
+          <w:szCs w:val="21"/>
+          <w:lang w:eastAsia="hu-HU"/>
+        </w:rPr>
+        <w:t>=</w:t>
+      </w:r>
+      <w:r>
+        <w:rPr>
+          <w:rFonts w:ascii="Consolas" w:eastAsia="Times New Roman" w:hAnsi="Consolas" w:cs="Times New Roman"/>
+          <w:color w:val="CCCCCC"/>
+          <w:sz w:val="21"/>
+          <w:szCs w:val="21"/>
+          <w:lang w:eastAsia="hu-HU"/>
+        </w:rPr>
+        <w:t xml:space="preserve"> </w:t>
+      </w:r>
+      <w:proofErr w:type="spellStart"/>
+      <w:r>
+        <w:rPr>
+          <w:rFonts w:ascii="Consolas" w:eastAsia="Times New Roman" w:hAnsi="Consolas" w:cs="Times New Roman"/>
+          <w:color w:val="DCDCAA"/>
+          <w:sz w:val="21"/>
+          <w:szCs w:val="21"/>
+          <w:lang w:eastAsia="hu-HU"/>
+        </w:rPr>
+        <w:t>require</w:t>
+      </w:r>
+      <w:proofErr w:type="spellEnd"/>
+      <w:r>
+        <w:rPr>
+          <w:rFonts w:ascii="Consolas" w:eastAsia="Times New Roman" w:hAnsi="Consolas" w:cs="Times New Roman"/>
+          <w:color w:val="CCCCCC"/>
+          <w:sz w:val="21"/>
+          <w:szCs w:val="21"/>
+          <w:lang w:eastAsia="hu-HU"/>
+        </w:rPr>
+        <w:t>(</w:t>
+      </w:r>
+      <w:r>
+        <w:rPr>
+          <w:rFonts w:ascii="Consolas" w:eastAsia="Times New Roman" w:hAnsi="Consolas" w:cs="Times New Roman"/>
+          <w:color w:val="CE9178"/>
+          <w:sz w:val="21"/>
+          <w:szCs w:val="21"/>
+          <w:lang w:eastAsia="hu-HU"/>
+        </w:rPr>
+        <w:t>'../</w:t>
+      </w:r>
+      <w:proofErr w:type="spellStart"/>
+      <w:r>
+        <w:rPr>
+          <w:rFonts w:ascii="Consolas" w:eastAsia="Times New Roman" w:hAnsi="Consolas" w:cs="Times New Roman"/>
+          <w:color w:val="CE9178"/>
+          <w:sz w:val="21"/>
+          <w:szCs w:val="21"/>
+          <w:lang w:eastAsia="hu-HU"/>
+        </w:rPr>
+        <w:t>config</w:t>
+      </w:r>
+      <w:proofErr w:type="spellEnd"/>
+      <w:r>
+        <w:rPr>
+          <w:rFonts w:ascii="Consolas" w:eastAsia="Times New Roman" w:hAnsi="Consolas" w:cs="Times New Roman"/>
+          <w:color w:val="CE9178"/>
+          <w:sz w:val="21"/>
+          <w:szCs w:val="21"/>
+          <w:lang w:eastAsia="hu-HU"/>
+        </w:rPr>
+        <w:t>/db'</w:t>
+      </w:r>
+      <w:r>
+        <w:rPr>
+          <w:rFonts w:ascii="Consolas" w:eastAsia="Times New Roman" w:hAnsi="Consolas" w:cs="Times New Roman"/>
+          <w:color w:val="CCCCCC"/>
+          <w:sz w:val="21"/>
+          <w:szCs w:val="21"/>
+          <w:lang w:eastAsia="hu-HU"/>
+        </w:rPr>
+        <w:t>);</w:t>
+      </w:r>
+    </w:p>
+    <w:p>
+      <w:pPr>
+        <w:shd w:val="clear" w:color="auto" w:fill="1F1F1F"/>
+        <w:spacing w:line="285" w:lineRule="atLeast"/>
+        <w:rPr>
+          <w:rFonts w:ascii="Consolas" w:eastAsia="Times New Roman" w:hAnsi="Consolas" w:cs="Times New Roman"/>
+          <w:color w:val="CCCCCC"/>
+          <w:sz w:val="21"/>
+          <w:szCs w:val="21"/>
+          <w:lang w:eastAsia="hu-HU"/>
+        </w:rPr>
+      </w:pPr>
+    </w:p>
+    <w:p>
+      <w:pPr>
+        <w:shd w:val="clear" w:color="auto" w:fill="1F1F1F"/>
+        <w:spacing w:line="285" w:lineRule="atLeast"/>
+        <w:rPr>
+          <w:rFonts w:ascii="Consolas" w:eastAsia="Times New Roman" w:hAnsi="Consolas" w:cs="Times New Roman"/>
+          <w:color w:val="CCCCCC"/>
+          <w:sz w:val="21"/>
+          <w:szCs w:val="21"/>
+          <w:lang w:eastAsia="hu-HU"/>
+        </w:rPr>
+      </w:pPr>
+      <w:proofErr w:type="spellStart"/>
+      <w:r>
+        <w:rPr>
+          <w:rFonts w:ascii="Consolas" w:eastAsia="Times New Roman" w:hAnsi="Consolas" w:cs="Times New Roman"/>
+          <w:color w:val="569CD6"/>
+          <w:sz w:val="21"/>
+          <w:szCs w:val="21"/>
+          <w:lang w:eastAsia="hu-HU"/>
+        </w:rPr>
+        <w:t>class</w:t>
+      </w:r>
+      <w:proofErr w:type="spellEnd"/>
+      <w:r>
+        <w:rPr>
+          <w:rFonts w:ascii="Consolas" w:eastAsia="Times New Roman" w:hAnsi="Consolas" w:cs="Times New Roman"/>
+          <w:color w:val="CCCCCC"/>
+          <w:sz w:val="21"/>
+          <w:szCs w:val="21"/>
+          <w:lang w:eastAsia="hu-HU"/>
+        </w:rPr>
+        <w:t xml:space="preserve"> </w:t>
+      </w:r>
+      <w:proofErr w:type="spellStart"/>
+      <w:r>
+        <w:rPr>
+          <w:rFonts w:ascii="Consolas" w:eastAsia="Times New Roman" w:hAnsi="Consolas" w:cs="Times New Roman"/>
+          <w:color w:val="4EC9B0"/>
+          <w:sz w:val="21"/>
+          <w:szCs w:val="21"/>
+          <w:lang w:eastAsia="hu-HU"/>
+        </w:rPr>
+        <w:t>Orszag</w:t>
+      </w:r>
+      <w:proofErr w:type="spellEnd"/>
+      <w:r>
+        <w:rPr>
+          <w:rFonts w:ascii="Consolas" w:eastAsia="Times New Roman" w:hAnsi="Consolas" w:cs="Times New Roman"/>
+          <w:color w:val="CCCCCC"/>
+          <w:sz w:val="21"/>
+          <w:szCs w:val="21"/>
+          <w:lang w:eastAsia="hu-HU"/>
+        </w:rPr>
+        <w:t xml:space="preserve"> {</w:t>
+      </w:r>
+    </w:p>
+    <w:p>
+      <w:pPr>
+        <w:shd w:val="clear" w:color="auto" w:fill="1F1F1F"/>
+        <w:spacing w:line="285" w:lineRule="atLeast"/>
+        <w:rPr>
+          <w:rFonts w:ascii="Consolas" w:eastAsia="Times New Roman" w:hAnsi="Consolas" w:cs="Times New Roman"/>
+          <w:color w:val="CCCCCC"/>
+          <w:sz w:val="21"/>
+          <w:szCs w:val="21"/>
+          <w:lang w:eastAsia="hu-HU"/>
+        </w:rPr>
+      </w:pPr>
+      <w:r>
+        <w:rPr>
+          <w:rFonts w:ascii="Consolas" w:eastAsia="Times New Roman" w:hAnsi="Consolas" w:cs="Times New Roman"/>
+          <w:color w:val="CCCCCC"/>
+          <w:sz w:val="21"/>
+          <w:szCs w:val="21"/>
+          <w:lang w:eastAsia="hu-HU"/>
+        </w:rPr>
+        <w:t xml:space="preserve">  </w:t>
+      </w:r>
+      <w:r>
+        <w:rPr>
+          <w:rFonts w:ascii="Consolas" w:eastAsia="Times New Roman" w:hAnsi="Consolas" w:cs="Times New Roman"/>
+          <w:color w:val="6A9955"/>
+          <w:sz w:val="21"/>
+          <w:szCs w:val="21"/>
+          <w:lang w:eastAsia="hu-HU"/>
+        </w:rPr>
+        <w:t>// Összes ország lekérése</w:t>
+      </w:r>
+    </w:p>
+    <w:p>
+      <w:pPr>
+        <w:shd w:val="clear" w:color="auto" w:fill="1F1F1F"/>
+        <w:spacing w:line="285" w:lineRule="atLeast"/>
+        <w:rPr>
+          <w:rFonts w:ascii="Consolas" w:eastAsia="Times New Roman" w:hAnsi="Consolas" w:cs="Times New Roman"/>
+          <w:color w:val="CCCCCC"/>
+          <w:sz w:val="21"/>
+          <w:szCs w:val="21"/>
+          <w:lang w:eastAsia="hu-HU"/>
+        </w:rPr>
+      </w:pPr>
+      <w:r>
+        <w:rPr>
+          <w:rFonts w:ascii="Consolas" w:eastAsia="Times New Roman" w:hAnsi="Consolas" w:cs="Times New Roman"/>
+          <w:color w:val="CCCCCC"/>
+          <w:sz w:val="21"/>
+          <w:szCs w:val="21"/>
+          <w:lang w:eastAsia="hu-HU"/>
+        </w:rPr>
+        <w:lastRenderedPageBreak/>
+        <w:t xml:space="preserve">  </w:t>
+      </w:r>
+      <w:proofErr w:type="spellStart"/>
+      <w:r>
+        <w:rPr>
+          <w:rFonts w:ascii="Consolas" w:eastAsia="Times New Roman" w:hAnsi="Consolas" w:cs="Times New Roman"/>
+          <w:color w:val="569CD6"/>
+          <w:sz w:val="21"/>
+          <w:szCs w:val="21"/>
+          <w:lang w:eastAsia="hu-HU"/>
+        </w:rPr>
+        <w:t>static</w:t>
+      </w:r>
+      <w:proofErr w:type="spellEnd"/>
+      <w:r>
+        <w:rPr>
+          <w:rFonts w:ascii="Consolas" w:eastAsia="Times New Roman" w:hAnsi="Consolas" w:cs="Times New Roman"/>
+          <w:color w:val="CCCCCC"/>
+          <w:sz w:val="21"/>
+          <w:szCs w:val="21"/>
+          <w:lang w:eastAsia="hu-HU"/>
+        </w:rPr>
+        <w:t xml:space="preserve"> </w:t>
+      </w:r>
+      <w:proofErr w:type="spellStart"/>
+      <w:r>
+        <w:rPr>
+          <w:rFonts w:ascii="Consolas" w:eastAsia="Times New Roman" w:hAnsi="Consolas" w:cs="Times New Roman"/>
+          <w:color w:val="569CD6"/>
+          <w:sz w:val="21"/>
+          <w:szCs w:val="21"/>
+          <w:lang w:eastAsia="hu-HU"/>
+        </w:rPr>
+        <w:t>async</w:t>
+      </w:r>
+      <w:proofErr w:type="spellEnd"/>
+      <w:r>
+        <w:rPr>
+          <w:rFonts w:ascii="Consolas" w:eastAsia="Times New Roman" w:hAnsi="Consolas" w:cs="Times New Roman"/>
+          <w:color w:val="CCCCCC"/>
+          <w:sz w:val="21"/>
+          <w:szCs w:val="21"/>
+          <w:lang w:eastAsia="hu-HU"/>
+        </w:rPr>
+        <w:t xml:space="preserve"> </w:t>
+      </w:r>
+      <w:proofErr w:type="spellStart"/>
+      <w:r>
+        <w:rPr>
+          <w:rFonts w:ascii="Consolas" w:eastAsia="Times New Roman" w:hAnsi="Consolas" w:cs="Times New Roman"/>
+          <w:color w:val="DCDCAA"/>
+          <w:sz w:val="21"/>
+          <w:szCs w:val="21"/>
+          <w:lang w:eastAsia="hu-HU"/>
+        </w:rPr>
+        <w:t>getAll</w:t>
+      </w:r>
+      <w:proofErr w:type="spellEnd"/>
+      <w:r>
+        <w:rPr>
+          <w:rFonts w:ascii="Consolas" w:eastAsia="Times New Roman" w:hAnsi="Consolas" w:cs="Times New Roman"/>
+          <w:color w:val="CCCCCC"/>
+          <w:sz w:val="21"/>
+          <w:szCs w:val="21"/>
+          <w:lang w:eastAsia="hu-HU"/>
+        </w:rPr>
+        <w:t>() {</w:t>
+      </w:r>
+    </w:p>
+    <w:p>
+      <w:pPr>
+        <w:shd w:val="clear" w:color="auto" w:fill="1F1F1F"/>
+        <w:spacing w:line="285" w:lineRule="atLeast"/>
+        <w:rPr>
+          <w:rFonts w:ascii="Consolas" w:eastAsia="Times New Roman" w:hAnsi="Consolas" w:cs="Times New Roman"/>
+          <w:color w:val="CCCCCC"/>
+          <w:sz w:val="21"/>
+          <w:szCs w:val="21"/>
+          <w:lang w:eastAsia="hu-HU"/>
+        </w:rPr>
+      </w:pPr>
+      <w:r>
+        <w:rPr>
+          <w:rFonts w:ascii="Consolas" w:eastAsia="Times New Roman" w:hAnsi="Consolas" w:cs="Times New Roman"/>
+          <w:color w:val="CCCCCC"/>
+          <w:sz w:val="21"/>
+          <w:szCs w:val="21"/>
+          <w:lang w:eastAsia="hu-HU"/>
+        </w:rPr>
+        <w:t xml:space="preserve">    </w:t>
+      </w:r>
+      <w:proofErr w:type="spellStart"/>
+      <w:r>
+        <w:rPr>
+          <w:rFonts w:ascii="Consolas" w:eastAsia="Times New Roman" w:hAnsi="Consolas" w:cs="Times New Roman"/>
+          <w:color w:val="C586C0"/>
+          <w:sz w:val="21"/>
+          <w:szCs w:val="21"/>
+          <w:lang w:eastAsia="hu-HU"/>
+        </w:rPr>
+        <w:t>try</w:t>
+      </w:r>
+      <w:proofErr w:type="spellEnd"/>
+      <w:r>
+        <w:rPr>
+          <w:rFonts w:ascii="Consolas" w:eastAsia="Times New Roman" w:hAnsi="Consolas" w:cs="Times New Roman"/>
+          <w:color w:val="CCCCCC"/>
+          <w:sz w:val="21"/>
+          <w:szCs w:val="21"/>
+          <w:lang w:eastAsia="hu-HU"/>
+        </w:rPr>
+        <w:t xml:space="preserve"> {</w:t>
+      </w:r>
+    </w:p>
+    <w:p>
+      <w:pPr>
+        <w:shd w:val="clear" w:color="auto" w:fill="1F1F1F"/>
+        <w:spacing w:line="285" w:lineRule="atLeast"/>
+        <w:rPr>
+          <w:rFonts w:ascii="Consolas" w:eastAsia="Times New Roman" w:hAnsi="Consolas" w:cs="Times New Roman"/>
+          <w:color w:val="CCCCCC"/>
+          <w:sz w:val="21"/>
+          <w:szCs w:val="21"/>
+          <w:lang w:eastAsia="hu-HU"/>
+        </w:rPr>
+      </w:pPr>
+      <w:r>
+        <w:rPr>
+          <w:rFonts w:ascii="Consolas" w:eastAsia="Times New Roman" w:hAnsi="Consolas" w:cs="Times New Roman"/>
+          <w:color w:val="CCCCCC"/>
+          <w:sz w:val="21"/>
+          <w:szCs w:val="21"/>
+          <w:lang w:eastAsia="hu-HU"/>
+        </w:rPr>
+        <w:t xml:space="preserve">      </w:t>
+      </w:r>
+      <w:r>
+        <w:rPr>
+          <w:rFonts w:ascii="Consolas" w:eastAsia="Times New Roman" w:hAnsi="Consolas" w:cs="Times New Roman"/>
+          <w:color w:val="569CD6"/>
+          <w:sz w:val="21"/>
+          <w:szCs w:val="21"/>
+          <w:lang w:eastAsia="hu-HU"/>
+        </w:rPr>
+        <w:t>const</w:t>
+      </w:r>
+      <w:r>
+        <w:rPr>
+          <w:rFonts w:ascii="Consolas" w:eastAsia="Times New Roman" w:hAnsi="Consolas" w:cs="Times New Roman"/>
+          <w:color w:val="CCCCCC"/>
+          <w:sz w:val="21"/>
+          <w:szCs w:val="21"/>
+          <w:lang w:eastAsia="hu-HU"/>
+        </w:rPr>
+        <w:t xml:space="preserve"> [</w:t>
+      </w:r>
+      <w:proofErr w:type="spellStart"/>
+      <w:r>
+        <w:rPr>
+          <w:rFonts w:ascii="Consolas" w:eastAsia="Times New Roman" w:hAnsi="Consolas" w:cs="Times New Roman"/>
+          <w:color w:val="4FC1FF"/>
+          <w:sz w:val="21"/>
+          <w:szCs w:val="21"/>
+          <w:lang w:eastAsia="hu-HU"/>
+        </w:rPr>
+        <w:t>rows</w:t>
+      </w:r>
+      <w:proofErr w:type="spellEnd"/>
+      <w:r>
+        <w:rPr>
+          <w:rFonts w:ascii="Consolas" w:eastAsia="Times New Roman" w:hAnsi="Consolas" w:cs="Times New Roman"/>
+          <w:color w:val="CCCCCC"/>
+          <w:sz w:val="21"/>
+          <w:szCs w:val="21"/>
+          <w:lang w:eastAsia="hu-HU"/>
+        </w:rPr>
+        <w:t xml:space="preserve">] </w:t>
+      </w:r>
+      <w:r>
+        <w:rPr>
+          <w:rFonts w:ascii="Consolas" w:eastAsia="Times New Roman" w:hAnsi="Consolas" w:cs="Times New Roman"/>
+          <w:color w:val="D4D4D4"/>
+          <w:sz w:val="21"/>
+          <w:szCs w:val="21"/>
+          <w:lang w:eastAsia="hu-HU"/>
+        </w:rPr>
+        <w:t>=</w:t>
+      </w:r>
+      <w:r>
+        <w:rPr>
+          <w:rFonts w:ascii="Consolas" w:eastAsia="Times New Roman" w:hAnsi="Consolas" w:cs="Times New Roman"/>
+          <w:color w:val="CCCCCC"/>
+          <w:sz w:val="21"/>
+          <w:szCs w:val="21"/>
+          <w:lang w:eastAsia="hu-HU"/>
+        </w:rPr>
+        <w:t xml:space="preserve"> </w:t>
+      </w:r>
+      <w:proofErr w:type="spellStart"/>
+      <w:r>
+        <w:rPr>
+          <w:rFonts w:ascii="Consolas" w:eastAsia="Times New Roman" w:hAnsi="Consolas" w:cs="Times New Roman"/>
+          <w:color w:val="C586C0"/>
+          <w:sz w:val="21"/>
+          <w:szCs w:val="21"/>
+          <w:lang w:eastAsia="hu-HU"/>
+        </w:rPr>
+        <w:t>await</w:t>
+      </w:r>
+      <w:proofErr w:type="spellEnd"/>
+      <w:r>
+        <w:rPr>
+          <w:rFonts w:ascii="Consolas" w:eastAsia="Times New Roman" w:hAnsi="Consolas" w:cs="Times New Roman"/>
+          <w:color w:val="CCCCCC"/>
+          <w:sz w:val="21"/>
+          <w:szCs w:val="21"/>
+          <w:lang w:eastAsia="hu-HU"/>
+        </w:rPr>
+        <w:t xml:space="preserve"> </w:t>
+      </w:r>
+      <w:proofErr w:type="spellStart"/>
+      <w:r>
+        <w:rPr>
+          <w:rFonts w:ascii="Consolas" w:eastAsia="Times New Roman" w:hAnsi="Consolas" w:cs="Times New Roman"/>
+          <w:color w:val="4FC1FF"/>
+          <w:sz w:val="21"/>
+          <w:szCs w:val="21"/>
+          <w:lang w:eastAsia="hu-HU"/>
+        </w:rPr>
+        <w:t>adminPool</w:t>
+      </w:r>
+      <w:r>
+        <w:rPr>
+          <w:rFonts w:ascii="Consolas" w:eastAsia="Times New Roman" w:hAnsi="Consolas" w:cs="Times New Roman"/>
+          <w:color w:val="CCCCCC"/>
+          <w:sz w:val="21"/>
+          <w:szCs w:val="21"/>
+          <w:lang w:eastAsia="hu-HU"/>
+        </w:rPr>
+        <w:t>.</w:t>
+      </w:r>
+      <w:r>
+        <w:rPr>
+          <w:rFonts w:ascii="Consolas" w:eastAsia="Times New Roman" w:hAnsi="Consolas" w:cs="Times New Roman"/>
+          <w:color w:val="DCDCAA"/>
+          <w:sz w:val="21"/>
+          <w:szCs w:val="21"/>
+          <w:lang w:eastAsia="hu-HU"/>
+        </w:rPr>
+        <w:t>query</w:t>
+      </w:r>
+      <w:proofErr w:type="spellEnd"/>
+      <w:r>
+        <w:rPr>
+          <w:rFonts w:ascii="Consolas" w:eastAsia="Times New Roman" w:hAnsi="Consolas" w:cs="Times New Roman"/>
+          <w:color w:val="CCCCCC"/>
+          <w:sz w:val="21"/>
+          <w:szCs w:val="21"/>
+          <w:lang w:eastAsia="hu-HU"/>
+        </w:rPr>
+        <w:t>(</w:t>
+      </w:r>
+      <w:r>
+        <w:rPr>
+          <w:rFonts w:ascii="Consolas" w:eastAsia="Times New Roman" w:hAnsi="Consolas" w:cs="Times New Roman"/>
+          <w:color w:val="CE9178"/>
+          <w:sz w:val="21"/>
+          <w:szCs w:val="21"/>
+          <w:lang w:eastAsia="hu-HU"/>
+        </w:rPr>
+        <w:t xml:space="preserve">'SELECT * FROM </w:t>
+      </w:r>
+      <w:proofErr w:type="spellStart"/>
+      <w:r>
+        <w:rPr>
+          <w:rFonts w:ascii="Consolas" w:eastAsia="Times New Roman" w:hAnsi="Consolas" w:cs="Times New Roman"/>
+          <w:color w:val="CE9178"/>
+          <w:sz w:val="21"/>
+          <w:szCs w:val="21"/>
+          <w:lang w:eastAsia="hu-HU"/>
+        </w:rPr>
+        <w:t>orszagok</w:t>
+      </w:r>
+      <w:proofErr w:type="spellEnd"/>
+      <w:r>
+        <w:rPr>
+          <w:rFonts w:ascii="Consolas" w:eastAsia="Times New Roman" w:hAnsi="Consolas" w:cs="Times New Roman"/>
+          <w:color w:val="CE9178"/>
+          <w:sz w:val="21"/>
+          <w:szCs w:val="21"/>
+          <w:lang w:eastAsia="hu-HU"/>
+        </w:rPr>
+        <w:t>'</w:t>
+      </w:r>
+      <w:r>
+        <w:rPr>
+          <w:rFonts w:ascii="Consolas" w:eastAsia="Times New Roman" w:hAnsi="Consolas" w:cs="Times New Roman"/>
+          <w:color w:val="CCCCCC"/>
+          <w:sz w:val="21"/>
+          <w:szCs w:val="21"/>
+          <w:lang w:eastAsia="hu-HU"/>
+        </w:rPr>
+        <w:t>);</w:t>
+      </w:r>
+    </w:p>
+    <w:p>
+      <w:pPr>
+        <w:shd w:val="clear" w:color="auto" w:fill="1F1F1F"/>
+        <w:spacing w:line="285" w:lineRule="atLeast"/>
+        <w:rPr>
+          <w:rFonts w:ascii="Consolas" w:eastAsia="Times New Roman" w:hAnsi="Consolas" w:cs="Times New Roman"/>
+          <w:color w:val="CCCCCC"/>
+          <w:sz w:val="21"/>
+          <w:szCs w:val="21"/>
+          <w:lang w:eastAsia="hu-HU"/>
+        </w:rPr>
+      </w:pPr>
+      <w:r>
+        <w:rPr>
+          <w:rFonts w:ascii="Consolas" w:eastAsia="Times New Roman" w:hAnsi="Consolas" w:cs="Times New Roman"/>
+          <w:color w:val="CCCCCC"/>
+          <w:sz w:val="21"/>
+          <w:szCs w:val="21"/>
+          <w:lang w:eastAsia="hu-HU"/>
+        </w:rPr>
+        <w:t xml:space="preserve">      </w:t>
+      </w:r>
+      <w:proofErr w:type="spellStart"/>
+      <w:r>
+        <w:rPr>
+          <w:rFonts w:ascii="Consolas" w:eastAsia="Times New Roman" w:hAnsi="Consolas" w:cs="Times New Roman"/>
+          <w:color w:val="C586C0"/>
+          <w:sz w:val="21"/>
+          <w:szCs w:val="21"/>
+          <w:lang w:eastAsia="hu-HU"/>
+        </w:rPr>
+        <w:t>return</w:t>
+      </w:r>
+      <w:proofErr w:type="spellEnd"/>
+      <w:r>
+        <w:rPr>
+          <w:rFonts w:ascii="Consolas" w:eastAsia="Times New Roman" w:hAnsi="Consolas" w:cs="Times New Roman"/>
+          <w:color w:val="CCCCCC"/>
+          <w:sz w:val="21"/>
+          <w:szCs w:val="21"/>
+          <w:lang w:eastAsia="hu-HU"/>
+        </w:rPr>
+        <w:t xml:space="preserve"> </w:t>
+      </w:r>
+      <w:proofErr w:type="spellStart"/>
+      <w:r>
+        <w:rPr>
+          <w:rFonts w:ascii="Consolas" w:eastAsia="Times New Roman" w:hAnsi="Consolas" w:cs="Times New Roman"/>
+          <w:color w:val="4FC1FF"/>
+          <w:sz w:val="21"/>
+          <w:szCs w:val="21"/>
+          <w:lang w:eastAsia="hu-HU"/>
+        </w:rPr>
+        <w:t>rows</w:t>
+      </w:r>
+      <w:proofErr w:type="spellEnd"/>
+      <w:r>
+        <w:rPr>
+          <w:rFonts w:ascii="Consolas" w:eastAsia="Times New Roman" w:hAnsi="Consolas" w:cs="Times New Roman"/>
+          <w:color w:val="CCCCCC"/>
+          <w:sz w:val="21"/>
+          <w:szCs w:val="21"/>
+          <w:lang w:eastAsia="hu-HU"/>
+        </w:rPr>
+        <w:t>;</w:t>
+      </w:r>
+    </w:p>
+    <w:p>
+      <w:pPr>
+        <w:shd w:val="clear" w:color="auto" w:fill="1F1F1F"/>
+        <w:spacing w:line="285" w:lineRule="atLeast"/>
+        <w:rPr>
+          <w:rFonts w:ascii="Consolas" w:eastAsia="Times New Roman" w:hAnsi="Consolas" w:cs="Times New Roman"/>
+          <w:color w:val="CCCCCC"/>
+          <w:sz w:val="21"/>
+          <w:szCs w:val="21"/>
+          <w:lang w:eastAsia="hu-HU"/>
+        </w:rPr>
+      </w:pPr>
+      <w:r>
+        <w:rPr>
+          <w:rFonts w:ascii="Consolas" w:eastAsia="Times New Roman" w:hAnsi="Consolas" w:cs="Times New Roman"/>
+          <w:color w:val="CCCCCC"/>
+          <w:sz w:val="21"/>
+          <w:szCs w:val="21"/>
+          <w:lang w:eastAsia="hu-HU"/>
+        </w:rPr>
+        <w:t xml:space="preserve">    } </w:t>
+      </w:r>
+      <w:proofErr w:type="spellStart"/>
+      <w:r>
+        <w:rPr>
+          <w:rFonts w:ascii="Consolas" w:eastAsia="Times New Roman" w:hAnsi="Consolas" w:cs="Times New Roman"/>
+          <w:color w:val="C586C0"/>
+          <w:sz w:val="21"/>
+          <w:szCs w:val="21"/>
+          <w:lang w:eastAsia="hu-HU"/>
+        </w:rPr>
+        <w:t>catch</w:t>
+      </w:r>
+      <w:proofErr w:type="spellEnd"/>
+      <w:r>
+        <w:rPr>
+          <w:rFonts w:ascii="Consolas" w:eastAsia="Times New Roman" w:hAnsi="Consolas" w:cs="Times New Roman"/>
+          <w:color w:val="CCCCCC"/>
+          <w:sz w:val="21"/>
+          <w:szCs w:val="21"/>
+          <w:lang w:eastAsia="hu-HU"/>
+        </w:rPr>
+        <w:t xml:space="preserve"> (</w:t>
+      </w:r>
+      <w:proofErr w:type="spellStart"/>
+      <w:r>
+        <w:rPr>
+          <w:rFonts w:ascii="Consolas" w:eastAsia="Times New Roman" w:hAnsi="Consolas" w:cs="Times New Roman"/>
+          <w:color w:val="9CDCFE"/>
+          <w:sz w:val="21"/>
+          <w:szCs w:val="21"/>
+          <w:lang w:eastAsia="hu-HU"/>
+        </w:rPr>
+        <w:t>err</w:t>
+      </w:r>
+      <w:proofErr w:type="spellEnd"/>
+      <w:r>
+        <w:rPr>
+          <w:rFonts w:ascii="Consolas" w:eastAsia="Times New Roman" w:hAnsi="Consolas" w:cs="Times New Roman"/>
+          <w:color w:val="CCCCCC"/>
+          <w:sz w:val="21"/>
+          <w:szCs w:val="21"/>
+          <w:lang w:eastAsia="hu-HU"/>
+        </w:rPr>
+        <w:t>) {</w:t>
+      </w:r>
+    </w:p>
+    <w:p>
+      <w:pPr>
+        <w:shd w:val="clear" w:color="auto" w:fill="1F1F1F"/>
+        <w:spacing w:line="285" w:lineRule="atLeast"/>
+        <w:rPr>
+          <w:rFonts w:ascii="Consolas" w:eastAsia="Times New Roman" w:hAnsi="Consolas" w:cs="Times New Roman"/>
+          <w:color w:val="CCCCCC"/>
+          <w:sz w:val="21"/>
+          <w:szCs w:val="21"/>
+          <w:lang w:eastAsia="hu-HU"/>
+        </w:rPr>
+      </w:pPr>
+      <w:r>
+        <w:rPr>
+          <w:rFonts w:ascii="Consolas" w:eastAsia="Times New Roman" w:hAnsi="Consolas" w:cs="Times New Roman"/>
+          <w:color w:val="CCCCCC"/>
+          <w:sz w:val="21"/>
+          <w:szCs w:val="21"/>
+          <w:lang w:eastAsia="hu-HU"/>
+        </w:rPr>
+        <w:t xml:space="preserve">      </w:t>
+      </w:r>
+      <w:proofErr w:type="spellStart"/>
+      <w:r>
+        <w:rPr>
+          <w:rFonts w:ascii="Consolas" w:eastAsia="Times New Roman" w:hAnsi="Consolas" w:cs="Times New Roman"/>
+          <w:color w:val="C586C0"/>
+          <w:sz w:val="21"/>
+          <w:szCs w:val="21"/>
+          <w:lang w:eastAsia="hu-HU"/>
+        </w:rPr>
+        <w:t>throw</w:t>
+      </w:r>
+      <w:proofErr w:type="spellEnd"/>
+      <w:r>
+        <w:rPr>
+          <w:rFonts w:ascii="Consolas" w:eastAsia="Times New Roman" w:hAnsi="Consolas" w:cs="Times New Roman"/>
+          <w:color w:val="CCCCCC"/>
+          <w:sz w:val="21"/>
+          <w:szCs w:val="21"/>
+          <w:lang w:eastAsia="hu-HU"/>
+        </w:rPr>
+        <w:t xml:space="preserve"> </w:t>
+      </w:r>
+      <w:proofErr w:type="spellStart"/>
+      <w:r>
+        <w:rPr>
+          <w:rFonts w:ascii="Consolas" w:eastAsia="Times New Roman" w:hAnsi="Consolas" w:cs="Times New Roman"/>
+          <w:color w:val="9CDCFE"/>
+          <w:sz w:val="21"/>
+          <w:szCs w:val="21"/>
+          <w:lang w:eastAsia="hu-HU"/>
+        </w:rPr>
+        <w:t>err</w:t>
+      </w:r>
+      <w:proofErr w:type="spellEnd"/>
+      <w:r>
+        <w:rPr>
+          <w:rFonts w:ascii="Consolas" w:eastAsia="Times New Roman" w:hAnsi="Consolas" w:cs="Times New Roman"/>
+          <w:color w:val="CCCCCC"/>
+          <w:sz w:val="21"/>
+          <w:szCs w:val="21"/>
+          <w:lang w:eastAsia="hu-HU"/>
+        </w:rPr>
+        <w:t xml:space="preserve">; </w:t>
+      </w:r>
+      <w:r>
+        <w:rPr>
+          <w:rFonts w:ascii="Consolas" w:eastAsia="Times New Roman" w:hAnsi="Consolas" w:cs="Times New Roman"/>
+          <w:color w:val="6A9955"/>
+          <w:sz w:val="21"/>
+          <w:szCs w:val="21"/>
+          <w:lang w:eastAsia="hu-HU"/>
+        </w:rPr>
+        <w:t xml:space="preserve">// hibát a </w:t>
+      </w:r>
+      <w:proofErr w:type="spellStart"/>
+      <w:r>
+        <w:rPr>
+          <w:rFonts w:ascii="Consolas" w:eastAsia="Times New Roman" w:hAnsi="Consolas" w:cs="Times New Roman"/>
+          <w:color w:val="6A9955"/>
+          <w:sz w:val="21"/>
+          <w:szCs w:val="21"/>
+          <w:lang w:eastAsia="hu-HU"/>
+        </w:rPr>
+        <w:t>controller</w:t>
+      </w:r>
+      <w:proofErr w:type="spellEnd"/>
+      <w:r>
+        <w:rPr>
+          <w:rFonts w:ascii="Consolas" w:eastAsia="Times New Roman" w:hAnsi="Consolas" w:cs="Times New Roman"/>
+          <w:color w:val="6A9955"/>
+          <w:sz w:val="21"/>
+          <w:szCs w:val="21"/>
+          <w:lang w:eastAsia="hu-HU"/>
+        </w:rPr>
+        <w:t xml:space="preserve"> kezeli</w:t>
+      </w:r>
+    </w:p>
+    <w:p>
+      <w:pPr>
+        <w:shd w:val="clear" w:color="auto" w:fill="1F1F1F"/>
+        <w:spacing w:line="285" w:lineRule="atLeast"/>
+        <w:rPr>
+          <w:rFonts w:ascii="Consolas" w:eastAsia="Times New Roman" w:hAnsi="Consolas" w:cs="Times New Roman"/>
+          <w:color w:val="CCCCCC"/>
+          <w:sz w:val="21"/>
+          <w:szCs w:val="21"/>
+          <w:lang w:eastAsia="hu-HU"/>
+        </w:rPr>
+      </w:pPr>
+      <w:r>
+        <w:rPr>
+          <w:rFonts w:ascii="Consolas" w:eastAsia="Times New Roman" w:hAnsi="Consolas" w:cs="Times New Roman"/>
+          <w:color w:val="CCCCCC"/>
+          <w:sz w:val="21"/>
+          <w:szCs w:val="21"/>
+          <w:lang w:eastAsia="hu-HU"/>
+        </w:rPr>
+        <w:t>    }</w:t>
+      </w:r>
+    </w:p>
+    <w:p>
+      <w:pPr>
+        <w:shd w:val="clear" w:color="auto" w:fill="1F1F1F"/>
+        <w:spacing w:line="285" w:lineRule="atLeast"/>
+        <w:rPr>
+          <w:rFonts w:ascii="Consolas" w:eastAsia="Times New Roman" w:hAnsi="Consolas" w:cs="Times New Roman"/>
+          <w:color w:val="CCCCCC"/>
+          <w:sz w:val="21"/>
+          <w:szCs w:val="21"/>
+          <w:lang w:eastAsia="hu-HU"/>
+        </w:rPr>
+      </w:pPr>
+      <w:r>
+        <w:rPr>
+          <w:rFonts w:ascii="Consolas" w:eastAsia="Times New Roman" w:hAnsi="Consolas" w:cs="Times New Roman"/>
+          <w:color w:val="CCCCCC"/>
+          <w:sz w:val="21"/>
+          <w:szCs w:val="21"/>
+          <w:lang w:eastAsia="hu-HU"/>
+        </w:rPr>
+        <w:t>  }</w:t>
+      </w:r>
+    </w:p>
+    <w:p>
+      <w:pPr>
+        <w:shd w:val="clear" w:color="auto" w:fill="1F1F1F"/>
+        <w:spacing w:line="285" w:lineRule="atLeast"/>
+        <w:rPr>
+          <w:rFonts w:ascii="Consolas" w:eastAsia="Times New Roman" w:hAnsi="Consolas" w:cs="Times New Roman"/>
+          <w:color w:val="CCCCCC"/>
+          <w:sz w:val="21"/>
+          <w:szCs w:val="21"/>
+          <w:lang w:eastAsia="hu-HU"/>
+        </w:rPr>
+      </w:pPr>
+    </w:p>
+    <w:p>
+      <w:pPr>
+        <w:shd w:val="clear" w:color="auto" w:fill="1F1F1F"/>
+        <w:spacing w:line="285" w:lineRule="atLeast"/>
+        <w:rPr>
+          <w:rFonts w:ascii="Consolas" w:eastAsia="Times New Roman" w:hAnsi="Consolas" w:cs="Times New Roman"/>
+          <w:color w:val="CCCCCC"/>
+          <w:sz w:val="21"/>
+          <w:szCs w:val="21"/>
+          <w:lang w:eastAsia="hu-HU"/>
+        </w:rPr>
+      </w:pPr>
+      <w:r>
+        <w:rPr>
+          <w:rFonts w:ascii="Consolas" w:eastAsia="Times New Roman" w:hAnsi="Consolas" w:cs="Times New Roman"/>
+          <w:color w:val="CCCCCC"/>
+          <w:sz w:val="21"/>
+          <w:szCs w:val="21"/>
+          <w:lang w:eastAsia="hu-HU"/>
+        </w:rPr>
+        <w:t xml:space="preserve">  </w:t>
+      </w:r>
+      <w:r>
+        <w:rPr>
+          <w:rFonts w:ascii="Consolas" w:eastAsia="Times New Roman" w:hAnsi="Consolas" w:cs="Times New Roman"/>
+          <w:color w:val="6A9955"/>
+          <w:sz w:val="21"/>
+          <w:szCs w:val="21"/>
+          <w:lang w:eastAsia="hu-HU"/>
+        </w:rPr>
+        <w:t>// Régió alapján szűrés</w:t>
+      </w:r>
+    </w:p>
+    <w:p>
+      <w:pPr>
+        <w:shd w:val="clear" w:color="auto" w:fill="1F1F1F"/>
+        <w:spacing w:line="285" w:lineRule="atLeast"/>
+        <w:rPr>
+          <w:rFonts w:ascii="Consolas" w:eastAsia="Times New Roman" w:hAnsi="Consolas" w:cs="Times New Roman"/>
+          <w:color w:val="CCCCCC"/>
+          <w:sz w:val="21"/>
+          <w:szCs w:val="21"/>
+          <w:lang w:eastAsia="hu-HU"/>
+        </w:rPr>
+      </w:pPr>
+      <w:r>
+        <w:rPr>
+          <w:rFonts w:ascii="Consolas" w:eastAsia="Times New Roman" w:hAnsi="Consolas" w:cs="Times New Roman"/>
+          <w:color w:val="CCCCCC"/>
+          <w:sz w:val="21"/>
+          <w:szCs w:val="21"/>
+          <w:lang w:eastAsia="hu-HU"/>
+        </w:rPr>
+        <w:t xml:space="preserve">  </w:t>
+      </w:r>
+      <w:proofErr w:type="spellStart"/>
+      <w:r>
+        <w:rPr>
+          <w:rFonts w:ascii="Consolas" w:eastAsia="Times New Roman" w:hAnsi="Consolas" w:cs="Times New Roman"/>
+          <w:color w:val="569CD6"/>
+          <w:sz w:val="21"/>
+          <w:szCs w:val="21"/>
+          <w:lang w:eastAsia="hu-HU"/>
+        </w:rPr>
+        <w:t>static</w:t>
+      </w:r>
+      <w:proofErr w:type="spellEnd"/>
+      <w:r>
+        <w:rPr>
+          <w:rFonts w:ascii="Consolas" w:eastAsia="Times New Roman" w:hAnsi="Consolas" w:cs="Times New Roman"/>
+          <w:color w:val="CCCCCC"/>
+          <w:sz w:val="21"/>
+          <w:szCs w:val="21"/>
+          <w:lang w:eastAsia="hu-HU"/>
+        </w:rPr>
+        <w:t xml:space="preserve"> </w:t>
+      </w:r>
+      <w:proofErr w:type="spellStart"/>
+      <w:r>
+        <w:rPr>
+          <w:rFonts w:ascii="Consolas" w:eastAsia="Times New Roman" w:hAnsi="Consolas" w:cs="Times New Roman"/>
+          <w:color w:val="569CD6"/>
+          <w:sz w:val="21"/>
+          <w:szCs w:val="21"/>
+          <w:lang w:eastAsia="hu-HU"/>
+        </w:rPr>
+        <w:t>async</w:t>
+      </w:r>
+      <w:proofErr w:type="spellEnd"/>
+      <w:r>
+        <w:rPr>
+          <w:rFonts w:ascii="Consolas" w:eastAsia="Times New Roman" w:hAnsi="Consolas" w:cs="Times New Roman"/>
+          <w:color w:val="CCCCCC"/>
+          <w:sz w:val="21"/>
+          <w:szCs w:val="21"/>
+          <w:lang w:eastAsia="hu-HU"/>
+        </w:rPr>
+        <w:t xml:space="preserve"> </w:t>
+      </w:r>
+      <w:proofErr w:type="spellStart"/>
+      <w:r>
+        <w:rPr>
+          <w:rFonts w:ascii="Consolas" w:eastAsia="Times New Roman" w:hAnsi="Consolas" w:cs="Times New Roman"/>
+          <w:color w:val="DCDCAA"/>
+          <w:sz w:val="21"/>
+          <w:szCs w:val="21"/>
+          <w:lang w:eastAsia="hu-HU"/>
+        </w:rPr>
+        <w:t>getByRegion</w:t>
+      </w:r>
+      <w:proofErr w:type="spellEnd"/>
+      <w:r>
+        <w:rPr>
+          <w:rFonts w:ascii="Consolas" w:eastAsia="Times New Roman" w:hAnsi="Consolas" w:cs="Times New Roman"/>
+          <w:color w:val="CCCCCC"/>
+          <w:sz w:val="21"/>
+          <w:szCs w:val="21"/>
+          <w:lang w:eastAsia="hu-HU"/>
+        </w:rPr>
+        <w:t>(</w:t>
+      </w:r>
+      <w:proofErr w:type="spellStart"/>
+      <w:r>
+        <w:rPr>
+          <w:rFonts w:ascii="Consolas" w:eastAsia="Times New Roman" w:hAnsi="Consolas" w:cs="Times New Roman"/>
+          <w:color w:val="9CDCFE"/>
+          <w:sz w:val="21"/>
+          <w:szCs w:val="21"/>
+          <w:lang w:eastAsia="hu-HU"/>
+        </w:rPr>
+        <w:t>regio</w:t>
+      </w:r>
+      <w:proofErr w:type="spellEnd"/>
+      <w:r>
+        <w:rPr>
+          <w:rFonts w:ascii="Consolas" w:eastAsia="Times New Roman" w:hAnsi="Consolas" w:cs="Times New Roman"/>
+          <w:color w:val="CCCCCC"/>
+          <w:sz w:val="21"/>
+          <w:szCs w:val="21"/>
+          <w:lang w:eastAsia="hu-HU"/>
+        </w:rPr>
+        <w:t>) {</w:t>
+      </w:r>
+    </w:p>
+    <w:p>
+      <w:pPr>
+        <w:shd w:val="clear" w:color="auto" w:fill="1F1F1F"/>
+        <w:spacing w:line="285" w:lineRule="atLeast"/>
+        <w:rPr>
+          <w:rFonts w:ascii="Consolas" w:eastAsia="Times New Roman" w:hAnsi="Consolas" w:cs="Times New Roman"/>
+          <w:color w:val="CCCCCC"/>
+          <w:sz w:val="21"/>
+          <w:szCs w:val="21"/>
+          <w:lang w:eastAsia="hu-HU"/>
+        </w:rPr>
+      </w:pPr>
+      <w:r>
+        <w:rPr>
+          <w:rFonts w:ascii="Consolas" w:eastAsia="Times New Roman" w:hAnsi="Consolas" w:cs="Times New Roman"/>
+          <w:color w:val="CCCCCC"/>
+          <w:sz w:val="21"/>
+          <w:szCs w:val="21"/>
+          <w:lang w:eastAsia="hu-HU"/>
+        </w:rPr>
+        <w:t xml:space="preserve">    </w:t>
+      </w:r>
+      <w:proofErr w:type="spellStart"/>
+      <w:r>
+        <w:rPr>
+          <w:rFonts w:ascii="Consolas" w:eastAsia="Times New Roman" w:hAnsi="Consolas" w:cs="Times New Roman"/>
+          <w:color w:val="C586C0"/>
+          <w:sz w:val="21"/>
+          <w:szCs w:val="21"/>
+          <w:lang w:eastAsia="hu-HU"/>
+        </w:rPr>
+        <w:t>try</w:t>
+      </w:r>
+      <w:proofErr w:type="spellEnd"/>
+      <w:r>
+        <w:rPr>
+          <w:rFonts w:ascii="Consolas" w:eastAsia="Times New Roman" w:hAnsi="Consolas" w:cs="Times New Roman"/>
+          <w:color w:val="CCCCCC"/>
+          <w:sz w:val="21"/>
+          <w:szCs w:val="21"/>
+          <w:lang w:eastAsia="hu-HU"/>
+        </w:rPr>
+        <w:t xml:space="preserve"> {</w:t>
+      </w:r>
+    </w:p>
+    <w:p>
+      <w:pPr>
+        <w:shd w:val="clear" w:color="auto" w:fill="1F1F1F"/>
+        <w:spacing w:line="285" w:lineRule="atLeast"/>
+        <w:rPr>
+          <w:rFonts w:ascii="Consolas" w:eastAsia="Times New Roman" w:hAnsi="Consolas" w:cs="Times New Roman"/>
+          <w:color w:val="CCCCCC"/>
+          <w:sz w:val="21"/>
+          <w:szCs w:val="21"/>
+          <w:lang w:eastAsia="hu-HU"/>
+        </w:rPr>
+      </w:pPr>
+      <w:r>
+        <w:rPr>
+          <w:rFonts w:ascii="Consolas" w:eastAsia="Times New Roman" w:hAnsi="Consolas" w:cs="Times New Roman"/>
+          <w:color w:val="CCCCCC"/>
+          <w:sz w:val="21"/>
+          <w:szCs w:val="21"/>
+          <w:lang w:eastAsia="hu-HU"/>
+        </w:rPr>
+        <w:t xml:space="preserve">      </w:t>
+      </w:r>
+      <w:r>
+        <w:rPr>
+          <w:rFonts w:ascii="Consolas" w:eastAsia="Times New Roman" w:hAnsi="Consolas" w:cs="Times New Roman"/>
+          <w:color w:val="569CD6"/>
+          <w:sz w:val="21"/>
+          <w:szCs w:val="21"/>
+          <w:lang w:eastAsia="hu-HU"/>
+        </w:rPr>
+        <w:t>const</w:t>
+      </w:r>
+      <w:r>
+        <w:rPr>
+          <w:rFonts w:ascii="Consolas" w:eastAsia="Times New Roman" w:hAnsi="Consolas" w:cs="Times New Roman"/>
+          <w:color w:val="CCCCCC"/>
+          <w:sz w:val="21"/>
+          <w:szCs w:val="21"/>
+          <w:lang w:eastAsia="hu-HU"/>
+        </w:rPr>
+        <w:t xml:space="preserve"> [</w:t>
+      </w:r>
+      <w:proofErr w:type="spellStart"/>
+      <w:r>
+        <w:rPr>
+          <w:rFonts w:ascii="Consolas" w:eastAsia="Times New Roman" w:hAnsi="Consolas" w:cs="Times New Roman"/>
+          <w:color w:val="4FC1FF"/>
+          <w:sz w:val="21"/>
+          <w:szCs w:val="21"/>
+          <w:lang w:eastAsia="hu-HU"/>
+        </w:rPr>
+        <w:t>rows</w:t>
+      </w:r>
+      <w:proofErr w:type="spellEnd"/>
+      <w:r>
+        <w:rPr>
+          <w:rFonts w:ascii="Consolas" w:eastAsia="Times New Roman" w:hAnsi="Consolas" w:cs="Times New Roman"/>
+          <w:color w:val="CCCCCC"/>
+          <w:sz w:val="21"/>
+          <w:szCs w:val="21"/>
+          <w:lang w:eastAsia="hu-HU"/>
+        </w:rPr>
+        <w:t xml:space="preserve">] </w:t>
+      </w:r>
+      <w:r>
+        <w:rPr>
+          <w:rFonts w:ascii="Consolas" w:eastAsia="Times New Roman" w:hAnsi="Consolas" w:cs="Times New Roman"/>
+          <w:color w:val="D4D4D4"/>
+          <w:sz w:val="21"/>
+          <w:szCs w:val="21"/>
+          <w:lang w:eastAsia="hu-HU"/>
+        </w:rPr>
+        <w:t>=</w:t>
+      </w:r>
+      <w:r>
+        <w:rPr>
+          <w:rFonts w:ascii="Consolas" w:eastAsia="Times New Roman" w:hAnsi="Consolas" w:cs="Times New Roman"/>
+          <w:color w:val="CCCCCC"/>
+          <w:sz w:val="21"/>
+          <w:szCs w:val="21"/>
+          <w:lang w:eastAsia="hu-HU"/>
+        </w:rPr>
+        <w:t xml:space="preserve"> </w:t>
+      </w:r>
+      <w:proofErr w:type="spellStart"/>
+      <w:r>
+        <w:rPr>
+          <w:rFonts w:ascii="Consolas" w:eastAsia="Times New Roman" w:hAnsi="Consolas" w:cs="Times New Roman"/>
+          <w:color w:val="C586C0"/>
+          <w:sz w:val="21"/>
+          <w:szCs w:val="21"/>
+          <w:lang w:eastAsia="hu-HU"/>
+        </w:rPr>
+        <w:t>await</w:t>
+      </w:r>
+      <w:proofErr w:type="spellEnd"/>
+      <w:r>
+        <w:rPr>
+          <w:rFonts w:ascii="Consolas" w:eastAsia="Times New Roman" w:hAnsi="Consolas" w:cs="Times New Roman"/>
+          <w:color w:val="CCCCCC"/>
+          <w:sz w:val="21"/>
+          <w:szCs w:val="21"/>
+          <w:lang w:eastAsia="hu-HU"/>
+        </w:rPr>
+        <w:t xml:space="preserve"> </w:t>
+      </w:r>
+      <w:proofErr w:type="spellStart"/>
+      <w:r>
+        <w:rPr>
+          <w:rFonts w:ascii="Consolas" w:eastAsia="Times New Roman" w:hAnsi="Consolas" w:cs="Times New Roman"/>
+          <w:color w:val="4FC1FF"/>
+          <w:sz w:val="21"/>
+          <w:szCs w:val="21"/>
+          <w:lang w:eastAsia="hu-HU"/>
+        </w:rPr>
+        <w:t>adminPool</w:t>
+      </w:r>
+      <w:r>
+        <w:rPr>
+          <w:rFonts w:ascii="Consolas" w:eastAsia="Times New Roman" w:hAnsi="Consolas" w:cs="Times New Roman"/>
+          <w:color w:val="CCCCCC"/>
+          <w:sz w:val="21"/>
+          <w:szCs w:val="21"/>
+          <w:lang w:eastAsia="hu-HU"/>
+        </w:rPr>
+        <w:t>.</w:t>
+      </w:r>
+      <w:r>
+        <w:rPr>
+          <w:rFonts w:ascii="Consolas" w:eastAsia="Times New Roman" w:hAnsi="Consolas" w:cs="Times New Roman"/>
+          <w:color w:val="DCDCAA"/>
+          <w:sz w:val="21"/>
+          <w:szCs w:val="21"/>
+          <w:lang w:eastAsia="hu-HU"/>
+        </w:rPr>
+        <w:t>query</w:t>
+      </w:r>
+      <w:proofErr w:type="spellEnd"/>
+      <w:r>
+        <w:rPr>
+          <w:rFonts w:ascii="Consolas" w:eastAsia="Times New Roman" w:hAnsi="Consolas" w:cs="Times New Roman"/>
+          <w:color w:val="CCCCCC"/>
+          <w:sz w:val="21"/>
+          <w:szCs w:val="21"/>
+          <w:lang w:eastAsia="hu-HU"/>
+        </w:rPr>
+        <w:t>(</w:t>
+      </w:r>
+      <w:r>
+        <w:rPr>
+          <w:rFonts w:ascii="Consolas" w:eastAsia="Times New Roman" w:hAnsi="Consolas" w:cs="Times New Roman"/>
+          <w:color w:val="CE9178"/>
+          <w:sz w:val="21"/>
+          <w:szCs w:val="21"/>
+          <w:lang w:eastAsia="hu-HU"/>
+        </w:rPr>
+        <w:t xml:space="preserve">'SELECT * FROM </w:t>
+      </w:r>
+      <w:proofErr w:type="spellStart"/>
+      <w:r>
+        <w:rPr>
+          <w:rFonts w:ascii="Consolas" w:eastAsia="Times New Roman" w:hAnsi="Consolas" w:cs="Times New Roman"/>
+          <w:color w:val="CE9178"/>
+          <w:sz w:val="21"/>
+          <w:szCs w:val="21"/>
+          <w:lang w:eastAsia="hu-HU"/>
+        </w:rPr>
+        <w:t>orszagok</w:t>
+      </w:r>
+      <w:proofErr w:type="spellEnd"/>
+      <w:r>
+        <w:rPr>
+          <w:rFonts w:ascii="Consolas" w:eastAsia="Times New Roman" w:hAnsi="Consolas" w:cs="Times New Roman"/>
+          <w:color w:val="CE9178"/>
+          <w:sz w:val="21"/>
+          <w:szCs w:val="21"/>
+          <w:lang w:eastAsia="hu-HU"/>
+        </w:rPr>
+        <w:t xml:space="preserve"> WHERE </w:t>
+      </w:r>
+      <w:proofErr w:type="spellStart"/>
+      <w:r>
+        <w:rPr>
+          <w:rFonts w:ascii="Consolas" w:eastAsia="Times New Roman" w:hAnsi="Consolas" w:cs="Times New Roman"/>
+          <w:color w:val="CE9178"/>
+          <w:sz w:val="21"/>
+          <w:szCs w:val="21"/>
+          <w:lang w:eastAsia="hu-HU"/>
+        </w:rPr>
+        <w:t>regio</w:t>
+      </w:r>
+      <w:proofErr w:type="spellEnd"/>
+      <w:r>
+        <w:rPr>
+          <w:rFonts w:ascii="Consolas" w:eastAsia="Times New Roman" w:hAnsi="Consolas" w:cs="Times New Roman"/>
+          <w:color w:val="CE9178"/>
+          <w:sz w:val="21"/>
+          <w:szCs w:val="21"/>
+          <w:lang w:eastAsia="hu-HU"/>
+        </w:rPr>
+        <w:t xml:space="preserve"> = ?'</w:t>
+      </w:r>
+      <w:r>
+        <w:rPr>
+          <w:rFonts w:ascii="Consolas" w:eastAsia="Times New Roman" w:hAnsi="Consolas" w:cs="Times New Roman"/>
+          <w:color w:val="CCCCCC"/>
+          <w:sz w:val="21"/>
+          <w:szCs w:val="21"/>
+          <w:lang w:eastAsia="hu-HU"/>
+        </w:rPr>
+        <w:t>, [</w:t>
+      </w:r>
+      <w:proofErr w:type="spellStart"/>
+      <w:r>
+        <w:rPr>
+          <w:rFonts w:ascii="Consolas" w:eastAsia="Times New Roman" w:hAnsi="Consolas" w:cs="Times New Roman"/>
+          <w:color w:val="9CDCFE"/>
+          <w:sz w:val="21"/>
+          <w:szCs w:val="21"/>
+          <w:lang w:eastAsia="hu-HU"/>
+        </w:rPr>
+        <w:t>regio</w:t>
+      </w:r>
+      <w:proofErr w:type="spellEnd"/>
+      <w:r>
+        <w:rPr>
+          <w:rFonts w:ascii="Consolas" w:eastAsia="Times New Roman" w:hAnsi="Consolas" w:cs="Times New Roman"/>
+          <w:color w:val="CCCCCC"/>
+          <w:sz w:val="21"/>
+          <w:szCs w:val="21"/>
+          <w:lang w:eastAsia="hu-HU"/>
+        </w:rPr>
+        <w:t>]);</w:t>
+      </w:r>
+    </w:p>
+    <w:p>
+      <w:pPr>
+        <w:shd w:val="clear" w:color="auto" w:fill="1F1F1F"/>
+        <w:spacing w:line="285" w:lineRule="atLeast"/>
+        <w:rPr>
+          <w:rFonts w:ascii="Consolas" w:eastAsia="Times New Roman" w:hAnsi="Consolas" w:cs="Times New Roman"/>
+          <w:color w:val="CCCCCC"/>
+          <w:sz w:val="21"/>
+          <w:szCs w:val="21"/>
+          <w:lang w:eastAsia="hu-HU"/>
+        </w:rPr>
+      </w:pPr>
+      <w:r>
+        <w:rPr>
+          <w:rFonts w:ascii="Consolas" w:eastAsia="Times New Roman" w:hAnsi="Consolas" w:cs="Times New Roman"/>
+          <w:color w:val="CCCCCC"/>
+          <w:sz w:val="21"/>
+          <w:szCs w:val="21"/>
+          <w:lang w:eastAsia="hu-HU"/>
+        </w:rPr>
+        <w:t xml:space="preserve">      </w:t>
+      </w:r>
+      <w:proofErr w:type="spellStart"/>
+      <w:r>
+        <w:rPr>
+          <w:rFonts w:ascii="Consolas" w:eastAsia="Times New Roman" w:hAnsi="Consolas" w:cs="Times New Roman"/>
+          <w:color w:val="C586C0"/>
+          <w:sz w:val="21"/>
+          <w:szCs w:val="21"/>
+          <w:lang w:eastAsia="hu-HU"/>
+        </w:rPr>
+        <w:t>return</w:t>
+      </w:r>
+      <w:proofErr w:type="spellEnd"/>
+      <w:r>
+        <w:rPr>
+          <w:rFonts w:ascii="Consolas" w:eastAsia="Times New Roman" w:hAnsi="Consolas" w:cs="Times New Roman"/>
+          <w:color w:val="CCCCCC"/>
+          <w:sz w:val="21"/>
+          <w:szCs w:val="21"/>
+          <w:lang w:eastAsia="hu-HU"/>
+        </w:rPr>
+        <w:t xml:space="preserve"> </w:t>
+      </w:r>
+      <w:proofErr w:type="spellStart"/>
+      <w:r>
+        <w:rPr>
+          <w:rFonts w:ascii="Consolas" w:eastAsia="Times New Roman" w:hAnsi="Consolas" w:cs="Times New Roman"/>
+          <w:color w:val="4FC1FF"/>
+          <w:sz w:val="21"/>
+          <w:szCs w:val="21"/>
+          <w:lang w:eastAsia="hu-HU"/>
+        </w:rPr>
+        <w:t>rows</w:t>
+      </w:r>
+      <w:proofErr w:type="spellEnd"/>
+      <w:r>
+        <w:rPr>
+          <w:rFonts w:ascii="Consolas" w:eastAsia="Times New Roman" w:hAnsi="Consolas" w:cs="Times New Roman"/>
+          <w:color w:val="CCCCCC"/>
+          <w:sz w:val="21"/>
+          <w:szCs w:val="21"/>
+          <w:lang w:eastAsia="hu-HU"/>
+        </w:rPr>
+        <w:t>;</w:t>
+      </w:r>
+    </w:p>
+    <w:p>
+      <w:pPr>
+        <w:shd w:val="clear" w:color="auto" w:fill="1F1F1F"/>
+        <w:spacing w:line="285" w:lineRule="atLeast"/>
+        <w:rPr>
+          <w:rFonts w:ascii="Consolas" w:eastAsia="Times New Roman" w:hAnsi="Consolas" w:cs="Times New Roman"/>
+          <w:color w:val="CCCCCC"/>
+          <w:sz w:val="21"/>
+          <w:szCs w:val="21"/>
+          <w:lang w:eastAsia="hu-HU"/>
+        </w:rPr>
+      </w:pPr>
+      <w:r>
+        <w:rPr>
+          <w:rFonts w:ascii="Consolas" w:eastAsia="Times New Roman" w:hAnsi="Consolas" w:cs="Times New Roman"/>
+          <w:color w:val="CCCCCC"/>
+          <w:sz w:val="21"/>
+          <w:szCs w:val="21"/>
+          <w:lang w:eastAsia="hu-HU"/>
+        </w:rPr>
+        <w:t xml:space="preserve">    } </w:t>
+      </w:r>
+      <w:proofErr w:type="spellStart"/>
+      <w:r>
+        <w:rPr>
+          <w:rFonts w:ascii="Consolas" w:eastAsia="Times New Roman" w:hAnsi="Consolas" w:cs="Times New Roman"/>
+          <w:color w:val="C586C0"/>
+          <w:sz w:val="21"/>
+          <w:szCs w:val="21"/>
+          <w:lang w:eastAsia="hu-HU"/>
+        </w:rPr>
+        <w:t>catch</w:t>
+      </w:r>
+      <w:proofErr w:type="spellEnd"/>
+      <w:r>
+        <w:rPr>
+          <w:rFonts w:ascii="Consolas" w:eastAsia="Times New Roman" w:hAnsi="Consolas" w:cs="Times New Roman"/>
+          <w:color w:val="CCCCCC"/>
+          <w:sz w:val="21"/>
+          <w:szCs w:val="21"/>
+          <w:lang w:eastAsia="hu-HU"/>
+        </w:rPr>
+        <w:t xml:space="preserve"> (</w:t>
+      </w:r>
+      <w:proofErr w:type="spellStart"/>
+      <w:r>
+        <w:rPr>
+          <w:rFonts w:ascii="Consolas" w:eastAsia="Times New Roman" w:hAnsi="Consolas" w:cs="Times New Roman"/>
+          <w:color w:val="9CDCFE"/>
+          <w:sz w:val="21"/>
+          <w:szCs w:val="21"/>
+          <w:lang w:eastAsia="hu-HU"/>
+        </w:rPr>
+        <w:t>err</w:t>
+      </w:r>
+      <w:proofErr w:type="spellEnd"/>
+      <w:r>
+        <w:rPr>
+          <w:rFonts w:ascii="Consolas" w:eastAsia="Times New Roman" w:hAnsi="Consolas" w:cs="Times New Roman"/>
+          <w:color w:val="CCCCCC"/>
+          <w:sz w:val="21"/>
+          <w:szCs w:val="21"/>
+          <w:lang w:eastAsia="hu-HU"/>
+        </w:rPr>
+        <w:t>) {</w:t>
+      </w:r>
+    </w:p>
+    <w:p>
+      <w:pPr>
+        <w:shd w:val="clear" w:color="auto" w:fill="1F1F1F"/>
+        <w:spacing w:line="285" w:lineRule="atLeast"/>
+        <w:rPr>
+          <w:rFonts w:ascii="Consolas" w:eastAsia="Times New Roman" w:hAnsi="Consolas" w:cs="Times New Roman"/>
+          <w:color w:val="CCCCCC"/>
+          <w:sz w:val="21"/>
+          <w:szCs w:val="21"/>
+          <w:lang w:eastAsia="hu-HU"/>
+        </w:rPr>
+      </w:pPr>
+      <w:r>
+        <w:rPr>
+          <w:rFonts w:ascii="Consolas" w:eastAsia="Times New Roman" w:hAnsi="Consolas" w:cs="Times New Roman"/>
+          <w:color w:val="CCCCCC"/>
+          <w:sz w:val="21"/>
+          <w:szCs w:val="21"/>
+          <w:lang w:eastAsia="hu-HU"/>
+        </w:rPr>
+        <w:t xml:space="preserve">      </w:t>
+      </w:r>
+      <w:proofErr w:type="spellStart"/>
+      <w:r>
+        <w:rPr>
+          <w:rFonts w:ascii="Consolas" w:eastAsia="Times New Roman" w:hAnsi="Consolas" w:cs="Times New Roman"/>
+          <w:color w:val="C586C0"/>
+          <w:sz w:val="21"/>
+          <w:szCs w:val="21"/>
+          <w:lang w:eastAsia="hu-HU"/>
+        </w:rPr>
+        <w:t>throw</w:t>
+      </w:r>
+      <w:proofErr w:type="spellEnd"/>
+      <w:r>
+        <w:rPr>
+          <w:rFonts w:ascii="Consolas" w:eastAsia="Times New Roman" w:hAnsi="Consolas" w:cs="Times New Roman"/>
+          <w:color w:val="CCCCCC"/>
+          <w:sz w:val="21"/>
+          <w:szCs w:val="21"/>
+          <w:lang w:eastAsia="hu-HU"/>
+        </w:rPr>
+        <w:t xml:space="preserve"> </w:t>
+      </w:r>
+      <w:proofErr w:type="spellStart"/>
+      <w:r>
+        <w:rPr>
+          <w:rFonts w:ascii="Consolas" w:eastAsia="Times New Roman" w:hAnsi="Consolas" w:cs="Times New Roman"/>
+          <w:color w:val="9CDCFE"/>
+          <w:sz w:val="21"/>
+          <w:szCs w:val="21"/>
+          <w:lang w:eastAsia="hu-HU"/>
+        </w:rPr>
+        <w:t>err</w:t>
+      </w:r>
+      <w:proofErr w:type="spellEnd"/>
+      <w:r>
+        <w:rPr>
+          <w:rFonts w:ascii="Consolas" w:eastAsia="Times New Roman" w:hAnsi="Consolas" w:cs="Times New Roman"/>
+          <w:color w:val="CCCCCC"/>
+          <w:sz w:val="21"/>
+          <w:szCs w:val="21"/>
+          <w:lang w:eastAsia="hu-HU"/>
+        </w:rPr>
+        <w:t>;</w:t>
+      </w:r>
+    </w:p>
+    <w:p>
+      <w:pPr>
+        <w:shd w:val="clear" w:color="auto" w:fill="1F1F1F"/>
+        <w:spacing w:line="285" w:lineRule="atLeast"/>
+        <w:rPr>
+          <w:rFonts w:ascii="Consolas" w:eastAsia="Times New Roman" w:hAnsi="Consolas" w:cs="Times New Roman"/>
+          <w:color w:val="CCCCCC"/>
+          <w:sz w:val="21"/>
+          <w:szCs w:val="21"/>
+          <w:lang w:eastAsia="hu-HU"/>
+        </w:rPr>
+      </w:pPr>
+      <w:r>
+        <w:rPr>
+          <w:rFonts w:ascii="Consolas" w:eastAsia="Times New Roman" w:hAnsi="Consolas" w:cs="Times New Roman"/>
+          <w:color w:val="CCCCCC"/>
+          <w:sz w:val="21"/>
+          <w:szCs w:val="21"/>
+          <w:lang w:eastAsia="hu-HU"/>
+        </w:rPr>
+        <w:t>    }</w:t>
+      </w:r>
+    </w:p>
+    <w:p>
+      <w:pPr>
+        <w:shd w:val="clear" w:color="auto" w:fill="1F1F1F"/>
+        <w:spacing w:line="285" w:lineRule="atLeast"/>
+        <w:rPr>
+          <w:rFonts w:ascii="Consolas" w:eastAsia="Times New Roman" w:hAnsi="Consolas" w:cs="Times New Roman"/>
+          <w:color w:val="CCCCCC"/>
+          <w:sz w:val="21"/>
+          <w:szCs w:val="21"/>
+          <w:lang w:eastAsia="hu-HU"/>
+        </w:rPr>
+      </w:pPr>
+      <w:r>
+        <w:rPr>
+          <w:rFonts w:ascii="Consolas" w:eastAsia="Times New Roman" w:hAnsi="Consolas" w:cs="Times New Roman"/>
+          <w:color w:val="CCCCCC"/>
+          <w:sz w:val="21"/>
+          <w:szCs w:val="21"/>
+          <w:lang w:eastAsia="hu-HU"/>
+        </w:rPr>
+        <w:t>  }</w:t>
+      </w:r>
+    </w:p>
+    <w:p>
+      <w:pPr>
+        <w:shd w:val="clear" w:color="auto" w:fill="1F1F1F"/>
+        <w:spacing w:line="285" w:lineRule="atLeast"/>
+        <w:rPr>
+          <w:rFonts w:ascii="Consolas" w:eastAsia="Times New Roman" w:hAnsi="Consolas" w:cs="Times New Roman"/>
+          <w:color w:val="CCCCCC"/>
+          <w:sz w:val="21"/>
+          <w:szCs w:val="21"/>
+          <w:lang w:eastAsia="hu-HU"/>
+        </w:rPr>
+      </w:pPr>
+      <w:r>
+        <w:rPr>
+          <w:rFonts w:ascii="Consolas" w:eastAsia="Times New Roman" w:hAnsi="Consolas" w:cs="Times New Roman"/>
+          <w:color w:val="CCCCCC"/>
+          <w:sz w:val="21"/>
+          <w:szCs w:val="21"/>
+          <w:lang w:eastAsia="hu-HU"/>
+        </w:rPr>
+        <w:t xml:space="preserve">    </w:t>
+      </w:r>
+      <w:r>
+        <w:rPr>
+          <w:rFonts w:ascii="Consolas" w:eastAsia="Times New Roman" w:hAnsi="Consolas" w:cs="Times New Roman"/>
+          <w:color w:val="6A9955"/>
+          <w:sz w:val="21"/>
+          <w:szCs w:val="21"/>
+          <w:lang w:eastAsia="hu-HU"/>
+        </w:rPr>
+        <w:t xml:space="preserve">// </w:t>
+      </w:r>
+      <w:proofErr w:type="spellStart"/>
+      <w:r>
+        <w:rPr>
+          <w:rFonts w:ascii="Consolas" w:eastAsia="Times New Roman" w:hAnsi="Consolas" w:cs="Times New Roman"/>
+          <w:color w:val="6A9955"/>
+          <w:sz w:val="21"/>
+          <w:szCs w:val="21"/>
+          <w:lang w:eastAsia="hu-HU"/>
+        </w:rPr>
+        <w:t>Id</w:t>
+      </w:r>
+      <w:proofErr w:type="spellEnd"/>
+      <w:r>
+        <w:rPr>
+          <w:rFonts w:ascii="Consolas" w:eastAsia="Times New Roman" w:hAnsi="Consolas" w:cs="Times New Roman"/>
+          <w:color w:val="6A9955"/>
+          <w:sz w:val="21"/>
+          <w:szCs w:val="21"/>
+          <w:lang w:eastAsia="hu-HU"/>
+        </w:rPr>
+        <w:t xml:space="preserve"> alapján szűrés</w:t>
+      </w:r>
+    </w:p>
+    <w:p>
+      <w:pPr>
+        <w:shd w:val="clear" w:color="auto" w:fill="1F1F1F"/>
+        <w:spacing w:line="285" w:lineRule="atLeast"/>
+        <w:rPr>
+          <w:rFonts w:ascii="Consolas" w:eastAsia="Times New Roman" w:hAnsi="Consolas" w:cs="Times New Roman"/>
+          <w:color w:val="CCCCCC"/>
+          <w:sz w:val="21"/>
+          <w:szCs w:val="21"/>
+          <w:lang w:eastAsia="hu-HU"/>
+        </w:rPr>
+      </w:pPr>
+      <w:r>
+        <w:rPr>
+          <w:rFonts w:ascii="Consolas" w:eastAsia="Times New Roman" w:hAnsi="Consolas" w:cs="Times New Roman"/>
+          <w:color w:val="CCCCCC"/>
+          <w:sz w:val="21"/>
+          <w:szCs w:val="21"/>
+          <w:lang w:eastAsia="hu-HU"/>
+        </w:rPr>
+        <w:t xml:space="preserve">  </w:t>
+      </w:r>
+      <w:proofErr w:type="spellStart"/>
+      <w:r>
+        <w:rPr>
+          <w:rFonts w:ascii="Consolas" w:eastAsia="Times New Roman" w:hAnsi="Consolas" w:cs="Times New Roman"/>
+          <w:color w:val="569CD6"/>
+          <w:sz w:val="21"/>
+          <w:szCs w:val="21"/>
+          <w:lang w:eastAsia="hu-HU"/>
+        </w:rPr>
+        <w:t>static</w:t>
+      </w:r>
+      <w:proofErr w:type="spellEnd"/>
+      <w:r>
+        <w:rPr>
+          <w:rFonts w:ascii="Consolas" w:eastAsia="Times New Roman" w:hAnsi="Consolas" w:cs="Times New Roman"/>
+          <w:color w:val="CCCCCC"/>
+          <w:sz w:val="21"/>
+          <w:szCs w:val="21"/>
+          <w:lang w:eastAsia="hu-HU"/>
+        </w:rPr>
+        <w:t xml:space="preserve"> </w:t>
+      </w:r>
+      <w:proofErr w:type="spellStart"/>
+      <w:r>
+        <w:rPr>
+          <w:rFonts w:ascii="Consolas" w:eastAsia="Times New Roman" w:hAnsi="Consolas" w:cs="Times New Roman"/>
+          <w:color w:val="569CD6"/>
+          <w:sz w:val="21"/>
+          <w:szCs w:val="21"/>
+          <w:lang w:eastAsia="hu-HU"/>
+        </w:rPr>
+        <w:t>async</w:t>
+      </w:r>
+      <w:proofErr w:type="spellEnd"/>
+      <w:r>
+        <w:rPr>
+          <w:rFonts w:ascii="Consolas" w:eastAsia="Times New Roman" w:hAnsi="Consolas" w:cs="Times New Roman"/>
+          <w:color w:val="CCCCCC"/>
+          <w:sz w:val="21"/>
+          <w:szCs w:val="21"/>
+          <w:lang w:eastAsia="hu-HU"/>
+        </w:rPr>
+        <w:t xml:space="preserve"> </w:t>
+      </w:r>
+      <w:proofErr w:type="spellStart"/>
+      <w:r>
+        <w:rPr>
+          <w:rFonts w:ascii="Consolas" w:eastAsia="Times New Roman" w:hAnsi="Consolas" w:cs="Times New Roman"/>
+          <w:color w:val="DCDCAA"/>
+          <w:sz w:val="21"/>
+          <w:szCs w:val="21"/>
+          <w:lang w:eastAsia="hu-HU"/>
+        </w:rPr>
+        <w:t>getById</w:t>
+      </w:r>
+      <w:proofErr w:type="spellEnd"/>
+      <w:r>
+        <w:rPr>
+          <w:rFonts w:ascii="Consolas" w:eastAsia="Times New Roman" w:hAnsi="Consolas" w:cs="Times New Roman"/>
+          <w:color w:val="CCCCCC"/>
+          <w:sz w:val="21"/>
+          <w:szCs w:val="21"/>
+          <w:lang w:eastAsia="hu-HU"/>
+        </w:rPr>
+        <w:t>(</w:t>
+      </w:r>
+      <w:proofErr w:type="spellStart"/>
+      <w:r>
+        <w:rPr>
+          <w:rFonts w:ascii="Consolas" w:eastAsia="Times New Roman" w:hAnsi="Consolas" w:cs="Times New Roman"/>
+          <w:color w:val="9CDCFE"/>
+          <w:sz w:val="21"/>
+          <w:szCs w:val="21"/>
+          <w:lang w:eastAsia="hu-HU"/>
+        </w:rPr>
+        <w:t>id</w:t>
+      </w:r>
+      <w:proofErr w:type="spellEnd"/>
+      <w:r>
+        <w:rPr>
+          <w:rFonts w:ascii="Consolas" w:eastAsia="Times New Roman" w:hAnsi="Consolas" w:cs="Times New Roman"/>
+          <w:color w:val="CCCCCC"/>
+          <w:sz w:val="21"/>
+          <w:szCs w:val="21"/>
+          <w:lang w:eastAsia="hu-HU"/>
+        </w:rPr>
+        <w:t>) {</w:t>
+      </w:r>
+    </w:p>
+    <w:p>
+      <w:pPr>
+        <w:shd w:val="clear" w:color="auto" w:fill="1F1F1F"/>
+        <w:spacing w:line="285" w:lineRule="atLeast"/>
+        <w:rPr>
+          <w:rFonts w:ascii="Consolas" w:eastAsia="Times New Roman" w:hAnsi="Consolas" w:cs="Times New Roman"/>
+          <w:color w:val="CCCCCC"/>
+          <w:sz w:val="21"/>
+          <w:szCs w:val="21"/>
+          <w:lang w:eastAsia="hu-HU"/>
+        </w:rPr>
+      </w:pPr>
+      <w:r>
+        <w:rPr>
+          <w:rFonts w:ascii="Consolas" w:eastAsia="Times New Roman" w:hAnsi="Consolas" w:cs="Times New Roman"/>
+          <w:color w:val="CCCCCC"/>
+          <w:sz w:val="21"/>
+          <w:szCs w:val="21"/>
+          <w:lang w:eastAsia="hu-HU"/>
+        </w:rPr>
+        <w:t xml:space="preserve">    </w:t>
+      </w:r>
+      <w:proofErr w:type="spellStart"/>
+      <w:r>
+        <w:rPr>
+          <w:rFonts w:ascii="Consolas" w:eastAsia="Times New Roman" w:hAnsi="Consolas" w:cs="Times New Roman"/>
+          <w:color w:val="C586C0"/>
+          <w:sz w:val="21"/>
+          <w:szCs w:val="21"/>
+          <w:lang w:eastAsia="hu-HU"/>
+        </w:rPr>
+        <w:t>try</w:t>
+      </w:r>
+      <w:proofErr w:type="spellEnd"/>
+      <w:r>
+        <w:rPr>
+          <w:rFonts w:ascii="Consolas" w:eastAsia="Times New Roman" w:hAnsi="Consolas" w:cs="Times New Roman"/>
+          <w:color w:val="CCCCCC"/>
+          <w:sz w:val="21"/>
+          <w:szCs w:val="21"/>
+          <w:lang w:eastAsia="hu-HU"/>
+        </w:rPr>
+        <w:t xml:space="preserve"> {</w:t>
+      </w:r>
+    </w:p>
+    <w:p>
+      <w:pPr>
+        <w:shd w:val="clear" w:color="auto" w:fill="1F1F1F"/>
+        <w:spacing w:line="285" w:lineRule="atLeast"/>
+        <w:rPr>
+          <w:rFonts w:ascii="Consolas" w:eastAsia="Times New Roman" w:hAnsi="Consolas" w:cs="Times New Roman"/>
+          <w:color w:val="CCCCCC"/>
+          <w:sz w:val="21"/>
+          <w:szCs w:val="21"/>
+          <w:lang w:eastAsia="hu-HU"/>
+        </w:rPr>
+      </w:pPr>
+      <w:r>
+        <w:rPr>
+          <w:rFonts w:ascii="Consolas" w:eastAsia="Times New Roman" w:hAnsi="Consolas" w:cs="Times New Roman"/>
+          <w:color w:val="CCCCCC"/>
+          <w:sz w:val="21"/>
+          <w:szCs w:val="21"/>
+          <w:lang w:eastAsia="hu-HU"/>
+        </w:rPr>
+        <w:t xml:space="preserve">      </w:t>
+      </w:r>
+      <w:r>
+        <w:rPr>
+          <w:rFonts w:ascii="Consolas" w:eastAsia="Times New Roman" w:hAnsi="Consolas" w:cs="Times New Roman"/>
+          <w:color w:val="569CD6"/>
+          <w:sz w:val="21"/>
+          <w:szCs w:val="21"/>
+          <w:lang w:eastAsia="hu-HU"/>
+        </w:rPr>
+        <w:t>const</w:t>
+      </w:r>
+      <w:r>
+        <w:rPr>
+          <w:rFonts w:ascii="Consolas" w:eastAsia="Times New Roman" w:hAnsi="Consolas" w:cs="Times New Roman"/>
+          <w:color w:val="CCCCCC"/>
+          <w:sz w:val="21"/>
+          <w:szCs w:val="21"/>
+          <w:lang w:eastAsia="hu-HU"/>
+        </w:rPr>
+        <w:t xml:space="preserve"> [</w:t>
+      </w:r>
+      <w:proofErr w:type="spellStart"/>
+      <w:r>
+        <w:rPr>
+          <w:rFonts w:ascii="Consolas" w:eastAsia="Times New Roman" w:hAnsi="Consolas" w:cs="Times New Roman"/>
+          <w:color w:val="4FC1FF"/>
+          <w:sz w:val="21"/>
+          <w:szCs w:val="21"/>
+          <w:lang w:eastAsia="hu-HU"/>
+        </w:rPr>
+        <w:t>rows</w:t>
+      </w:r>
+      <w:proofErr w:type="spellEnd"/>
+      <w:r>
+        <w:rPr>
+          <w:rFonts w:ascii="Consolas" w:eastAsia="Times New Roman" w:hAnsi="Consolas" w:cs="Times New Roman"/>
+          <w:color w:val="CCCCCC"/>
+          <w:sz w:val="21"/>
+          <w:szCs w:val="21"/>
+          <w:lang w:eastAsia="hu-HU"/>
+        </w:rPr>
+        <w:t xml:space="preserve">] </w:t>
+      </w:r>
+      <w:r>
+        <w:rPr>
+          <w:rFonts w:ascii="Consolas" w:eastAsia="Times New Roman" w:hAnsi="Consolas" w:cs="Times New Roman"/>
+          <w:color w:val="D4D4D4"/>
+          <w:sz w:val="21"/>
+          <w:szCs w:val="21"/>
+          <w:lang w:eastAsia="hu-HU"/>
+        </w:rPr>
+        <w:t>=</w:t>
+      </w:r>
+      <w:r>
+        <w:rPr>
+          <w:rFonts w:ascii="Consolas" w:eastAsia="Times New Roman" w:hAnsi="Consolas" w:cs="Times New Roman"/>
+          <w:color w:val="CCCCCC"/>
+          <w:sz w:val="21"/>
+          <w:szCs w:val="21"/>
+          <w:lang w:eastAsia="hu-HU"/>
+        </w:rPr>
+        <w:t xml:space="preserve"> </w:t>
+      </w:r>
+      <w:proofErr w:type="spellStart"/>
+      <w:r>
+        <w:rPr>
+          <w:rFonts w:ascii="Consolas" w:eastAsia="Times New Roman" w:hAnsi="Consolas" w:cs="Times New Roman"/>
+          <w:color w:val="C586C0"/>
+          <w:sz w:val="21"/>
+          <w:szCs w:val="21"/>
+          <w:lang w:eastAsia="hu-HU"/>
+        </w:rPr>
+        <w:t>await</w:t>
+      </w:r>
+      <w:proofErr w:type="spellEnd"/>
+      <w:r>
+        <w:rPr>
+          <w:rFonts w:ascii="Consolas" w:eastAsia="Times New Roman" w:hAnsi="Consolas" w:cs="Times New Roman"/>
+          <w:color w:val="CCCCCC"/>
+          <w:sz w:val="21"/>
+          <w:szCs w:val="21"/>
+          <w:lang w:eastAsia="hu-HU"/>
+        </w:rPr>
+        <w:t xml:space="preserve"> </w:t>
+      </w:r>
+      <w:proofErr w:type="spellStart"/>
+      <w:r>
+        <w:rPr>
+          <w:rFonts w:ascii="Consolas" w:eastAsia="Times New Roman" w:hAnsi="Consolas" w:cs="Times New Roman"/>
+          <w:color w:val="4FC1FF"/>
+          <w:sz w:val="21"/>
+          <w:szCs w:val="21"/>
+          <w:lang w:eastAsia="hu-HU"/>
+        </w:rPr>
+        <w:t>adminPool</w:t>
+      </w:r>
+      <w:r>
+        <w:rPr>
+          <w:rFonts w:ascii="Consolas" w:eastAsia="Times New Roman" w:hAnsi="Consolas" w:cs="Times New Roman"/>
+          <w:color w:val="CCCCCC"/>
+          <w:sz w:val="21"/>
+          <w:szCs w:val="21"/>
+          <w:lang w:eastAsia="hu-HU"/>
+        </w:rPr>
+        <w:t>.</w:t>
+      </w:r>
+      <w:r>
+        <w:rPr>
+          <w:rFonts w:ascii="Consolas" w:eastAsia="Times New Roman" w:hAnsi="Consolas" w:cs="Times New Roman"/>
+          <w:color w:val="DCDCAA"/>
+          <w:sz w:val="21"/>
+          <w:szCs w:val="21"/>
+          <w:lang w:eastAsia="hu-HU"/>
+        </w:rPr>
+        <w:t>query</w:t>
+      </w:r>
+      <w:proofErr w:type="spellEnd"/>
+      <w:r>
+        <w:rPr>
+          <w:rFonts w:ascii="Consolas" w:eastAsia="Times New Roman" w:hAnsi="Consolas" w:cs="Times New Roman"/>
+          <w:color w:val="CCCCCC"/>
+          <w:sz w:val="21"/>
+          <w:szCs w:val="21"/>
+          <w:lang w:eastAsia="hu-HU"/>
+        </w:rPr>
+        <w:t>(</w:t>
+      </w:r>
+      <w:r>
+        <w:rPr>
+          <w:rFonts w:ascii="Consolas" w:eastAsia="Times New Roman" w:hAnsi="Consolas" w:cs="Times New Roman"/>
+          <w:color w:val="CE9178"/>
+          <w:sz w:val="21"/>
+          <w:szCs w:val="21"/>
+          <w:lang w:eastAsia="hu-HU"/>
+        </w:rPr>
+        <w:t xml:space="preserve">'SELECT * FROM </w:t>
+      </w:r>
+      <w:proofErr w:type="spellStart"/>
+      <w:r>
+        <w:rPr>
+          <w:rFonts w:ascii="Consolas" w:eastAsia="Times New Roman" w:hAnsi="Consolas" w:cs="Times New Roman"/>
+          <w:color w:val="CE9178"/>
+          <w:sz w:val="21"/>
+          <w:szCs w:val="21"/>
+          <w:lang w:eastAsia="hu-HU"/>
+        </w:rPr>
+        <w:t>orszagok</w:t>
+      </w:r>
+      <w:proofErr w:type="spellEnd"/>
+      <w:r>
+        <w:rPr>
+          <w:rFonts w:ascii="Consolas" w:eastAsia="Times New Roman" w:hAnsi="Consolas" w:cs="Times New Roman"/>
+          <w:color w:val="CE9178"/>
+          <w:sz w:val="21"/>
+          <w:szCs w:val="21"/>
+          <w:lang w:eastAsia="hu-HU"/>
+        </w:rPr>
+        <w:t xml:space="preserve"> WHERE </w:t>
+      </w:r>
+      <w:proofErr w:type="spellStart"/>
+      <w:r>
+        <w:rPr>
+          <w:rFonts w:ascii="Consolas" w:eastAsia="Times New Roman" w:hAnsi="Consolas" w:cs="Times New Roman"/>
+          <w:color w:val="CE9178"/>
+          <w:sz w:val="21"/>
+          <w:szCs w:val="21"/>
+          <w:lang w:eastAsia="hu-HU"/>
+        </w:rPr>
+        <w:t>id</w:t>
+      </w:r>
+      <w:proofErr w:type="spellEnd"/>
+      <w:r>
+        <w:rPr>
+          <w:rFonts w:ascii="Consolas" w:eastAsia="Times New Roman" w:hAnsi="Consolas" w:cs="Times New Roman"/>
+          <w:color w:val="CE9178"/>
+          <w:sz w:val="21"/>
+          <w:szCs w:val="21"/>
+          <w:lang w:eastAsia="hu-HU"/>
+        </w:rPr>
+        <w:t xml:space="preserve"> = ?'</w:t>
+      </w:r>
+      <w:r>
+        <w:rPr>
+          <w:rFonts w:ascii="Consolas" w:eastAsia="Times New Roman" w:hAnsi="Consolas" w:cs="Times New Roman"/>
+          <w:color w:val="CCCCCC"/>
+          <w:sz w:val="21"/>
+          <w:szCs w:val="21"/>
+          <w:lang w:eastAsia="hu-HU"/>
+        </w:rPr>
+        <w:t>, [</w:t>
+      </w:r>
+      <w:proofErr w:type="spellStart"/>
+      <w:r>
+        <w:rPr>
+          <w:rFonts w:ascii="Consolas" w:eastAsia="Times New Roman" w:hAnsi="Consolas" w:cs="Times New Roman"/>
+          <w:color w:val="9CDCFE"/>
+          <w:sz w:val="21"/>
+          <w:szCs w:val="21"/>
+          <w:lang w:eastAsia="hu-HU"/>
+        </w:rPr>
+        <w:t>id</w:t>
+      </w:r>
+      <w:proofErr w:type="spellEnd"/>
+      <w:r>
+        <w:rPr>
+          <w:rFonts w:ascii="Consolas" w:eastAsia="Times New Roman" w:hAnsi="Consolas" w:cs="Times New Roman"/>
+          <w:color w:val="CCCCCC"/>
+          <w:sz w:val="21"/>
+          <w:szCs w:val="21"/>
+          <w:lang w:eastAsia="hu-HU"/>
+        </w:rPr>
+        <w:t>]);</w:t>
+      </w:r>
+    </w:p>
+    <w:p>
+      <w:pPr>
+        <w:shd w:val="clear" w:color="auto" w:fill="1F1F1F"/>
+        <w:spacing w:line="285" w:lineRule="atLeast"/>
+        <w:rPr>
+          <w:rFonts w:ascii="Consolas" w:eastAsia="Times New Roman" w:hAnsi="Consolas" w:cs="Times New Roman"/>
+          <w:color w:val="CCCCCC"/>
+          <w:sz w:val="21"/>
+          <w:szCs w:val="21"/>
+          <w:lang w:eastAsia="hu-HU"/>
+        </w:rPr>
+      </w:pPr>
+      <w:r>
+        <w:rPr>
+          <w:rFonts w:ascii="Consolas" w:eastAsia="Times New Roman" w:hAnsi="Consolas" w:cs="Times New Roman"/>
+          <w:color w:val="CCCCCC"/>
+          <w:sz w:val="21"/>
+          <w:szCs w:val="21"/>
+          <w:lang w:eastAsia="hu-HU"/>
+        </w:rPr>
+        <w:t xml:space="preserve">      </w:t>
+      </w:r>
+      <w:proofErr w:type="spellStart"/>
+      <w:r>
+        <w:rPr>
+          <w:rFonts w:ascii="Consolas" w:eastAsia="Times New Roman" w:hAnsi="Consolas" w:cs="Times New Roman"/>
+          <w:color w:val="C586C0"/>
+          <w:sz w:val="21"/>
+          <w:szCs w:val="21"/>
+          <w:lang w:eastAsia="hu-HU"/>
+        </w:rPr>
+        <w:t>return</w:t>
+      </w:r>
+      <w:proofErr w:type="spellEnd"/>
+      <w:r>
+        <w:rPr>
+          <w:rFonts w:ascii="Consolas" w:eastAsia="Times New Roman" w:hAnsi="Consolas" w:cs="Times New Roman"/>
+          <w:color w:val="CCCCCC"/>
+          <w:sz w:val="21"/>
+          <w:szCs w:val="21"/>
+          <w:lang w:eastAsia="hu-HU"/>
+        </w:rPr>
+        <w:t xml:space="preserve"> </w:t>
+      </w:r>
+      <w:proofErr w:type="spellStart"/>
+      <w:r>
+        <w:rPr>
+          <w:rFonts w:ascii="Consolas" w:eastAsia="Times New Roman" w:hAnsi="Consolas" w:cs="Times New Roman"/>
+          <w:color w:val="4FC1FF"/>
+          <w:sz w:val="21"/>
+          <w:szCs w:val="21"/>
+          <w:lang w:eastAsia="hu-HU"/>
+        </w:rPr>
+        <w:t>rows</w:t>
+      </w:r>
+      <w:proofErr w:type="spellEnd"/>
+      <w:r>
+        <w:rPr>
+          <w:rFonts w:ascii="Consolas" w:eastAsia="Times New Roman" w:hAnsi="Consolas" w:cs="Times New Roman"/>
+          <w:color w:val="CCCCCC"/>
+          <w:sz w:val="21"/>
+          <w:szCs w:val="21"/>
+          <w:lang w:eastAsia="hu-HU"/>
+        </w:rPr>
+        <w:t>;</w:t>
+      </w:r>
+    </w:p>
+    <w:p>
+      <w:pPr>
+        <w:shd w:val="clear" w:color="auto" w:fill="1F1F1F"/>
+        <w:spacing w:line="285" w:lineRule="atLeast"/>
+        <w:rPr>
+          <w:rFonts w:ascii="Consolas" w:eastAsia="Times New Roman" w:hAnsi="Consolas" w:cs="Times New Roman"/>
+          <w:color w:val="CCCCCC"/>
+          <w:sz w:val="21"/>
+          <w:szCs w:val="21"/>
+          <w:lang w:eastAsia="hu-HU"/>
+        </w:rPr>
+      </w:pPr>
+      <w:r>
+        <w:rPr>
+          <w:rFonts w:ascii="Consolas" w:eastAsia="Times New Roman" w:hAnsi="Consolas" w:cs="Times New Roman"/>
+          <w:color w:val="CCCCCC"/>
+          <w:sz w:val="21"/>
+          <w:szCs w:val="21"/>
+          <w:lang w:eastAsia="hu-HU"/>
+        </w:rPr>
+        <w:t xml:space="preserve">    } </w:t>
+      </w:r>
+      <w:proofErr w:type="spellStart"/>
+      <w:r>
+        <w:rPr>
+          <w:rFonts w:ascii="Consolas" w:eastAsia="Times New Roman" w:hAnsi="Consolas" w:cs="Times New Roman"/>
+          <w:color w:val="C586C0"/>
+          <w:sz w:val="21"/>
+          <w:szCs w:val="21"/>
+          <w:lang w:eastAsia="hu-HU"/>
+        </w:rPr>
+        <w:t>catch</w:t>
+      </w:r>
+      <w:proofErr w:type="spellEnd"/>
+      <w:r>
+        <w:rPr>
+          <w:rFonts w:ascii="Consolas" w:eastAsia="Times New Roman" w:hAnsi="Consolas" w:cs="Times New Roman"/>
+          <w:color w:val="CCCCCC"/>
+          <w:sz w:val="21"/>
+          <w:szCs w:val="21"/>
+          <w:lang w:eastAsia="hu-HU"/>
+        </w:rPr>
+        <w:t xml:space="preserve"> (</w:t>
+      </w:r>
+      <w:proofErr w:type="spellStart"/>
+      <w:r>
+        <w:rPr>
+          <w:rFonts w:ascii="Consolas" w:eastAsia="Times New Roman" w:hAnsi="Consolas" w:cs="Times New Roman"/>
+          <w:color w:val="9CDCFE"/>
+          <w:sz w:val="21"/>
+          <w:szCs w:val="21"/>
+          <w:lang w:eastAsia="hu-HU"/>
+        </w:rPr>
+        <w:t>err</w:t>
+      </w:r>
+      <w:proofErr w:type="spellEnd"/>
+      <w:r>
+        <w:rPr>
+          <w:rFonts w:ascii="Consolas" w:eastAsia="Times New Roman" w:hAnsi="Consolas" w:cs="Times New Roman"/>
+          <w:color w:val="CCCCCC"/>
+          <w:sz w:val="21"/>
+          <w:szCs w:val="21"/>
+          <w:lang w:eastAsia="hu-HU"/>
+        </w:rPr>
+        <w:t>) {</w:t>
+      </w:r>
+    </w:p>
+    <w:p>
+      <w:pPr>
+        <w:shd w:val="clear" w:color="auto" w:fill="1F1F1F"/>
+        <w:spacing w:line="285" w:lineRule="atLeast"/>
+        <w:rPr>
+          <w:rFonts w:ascii="Consolas" w:eastAsia="Times New Roman" w:hAnsi="Consolas" w:cs="Times New Roman"/>
+          <w:color w:val="CCCCCC"/>
+          <w:sz w:val="21"/>
+          <w:szCs w:val="21"/>
+          <w:lang w:eastAsia="hu-HU"/>
+        </w:rPr>
+      </w:pPr>
+      <w:r>
+        <w:rPr>
+          <w:rFonts w:ascii="Consolas" w:eastAsia="Times New Roman" w:hAnsi="Consolas" w:cs="Times New Roman"/>
+          <w:color w:val="CCCCCC"/>
+          <w:sz w:val="21"/>
+          <w:szCs w:val="21"/>
+          <w:lang w:eastAsia="hu-HU"/>
+        </w:rPr>
+        <w:t xml:space="preserve">      </w:t>
+      </w:r>
+      <w:proofErr w:type="spellStart"/>
+      <w:r>
+        <w:rPr>
+          <w:rFonts w:ascii="Consolas" w:eastAsia="Times New Roman" w:hAnsi="Consolas" w:cs="Times New Roman"/>
+          <w:color w:val="C586C0"/>
+          <w:sz w:val="21"/>
+          <w:szCs w:val="21"/>
+          <w:lang w:eastAsia="hu-HU"/>
+        </w:rPr>
+        <w:t>throw</w:t>
+      </w:r>
+      <w:proofErr w:type="spellEnd"/>
+      <w:r>
+        <w:rPr>
+          <w:rFonts w:ascii="Consolas" w:eastAsia="Times New Roman" w:hAnsi="Consolas" w:cs="Times New Roman"/>
+          <w:color w:val="CCCCCC"/>
+          <w:sz w:val="21"/>
+          <w:szCs w:val="21"/>
+          <w:lang w:eastAsia="hu-HU"/>
+        </w:rPr>
+        <w:t xml:space="preserve"> </w:t>
+      </w:r>
+      <w:proofErr w:type="spellStart"/>
+      <w:r>
+        <w:rPr>
+          <w:rFonts w:ascii="Consolas" w:eastAsia="Times New Roman" w:hAnsi="Consolas" w:cs="Times New Roman"/>
+          <w:color w:val="9CDCFE"/>
+          <w:sz w:val="21"/>
+          <w:szCs w:val="21"/>
+          <w:lang w:eastAsia="hu-HU"/>
+        </w:rPr>
+        <w:t>err</w:t>
+      </w:r>
+      <w:proofErr w:type="spellEnd"/>
+      <w:r>
+        <w:rPr>
+          <w:rFonts w:ascii="Consolas" w:eastAsia="Times New Roman" w:hAnsi="Consolas" w:cs="Times New Roman"/>
+          <w:color w:val="CCCCCC"/>
+          <w:sz w:val="21"/>
+          <w:szCs w:val="21"/>
+          <w:lang w:eastAsia="hu-HU"/>
+        </w:rPr>
+        <w:t>;</w:t>
+      </w:r>
+    </w:p>
+    <w:p>
+      <w:pPr>
+        <w:shd w:val="clear" w:color="auto" w:fill="1F1F1F"/>
+        <w:spacing w:line="285" w:lineRule="atLeast"/>
+        <w:rPr>
+          <w:rFonts w:ascii="Consolas" w:eastAsia="Times New Roman" w:hAnsi="Consolas" w:cs="Times New Roman"/>
+          <w:color w:val="CCCCCC"/>
+          <w:sz w:val="21"/>
+          <w:szCs w:val="21"/>
+          <w:lang w:eastAsia="hu-HU"/>
+        </w:rPr>
+      </w:pPr>
+      <w:r>
+        <w:rPr>
+          <w:rFonts w:ascii="Consolas" w:eastAsia="Times New Roman" w:hAnsi="Consolas" w:cs="Times New Roman"/>
+          <w:color w:val="CCCCCC"/>
+          <w:sz w:val="21"/>
+          <w:szCs w:val="21"/>
+          <w:lang w:eastAsia="hu-HU"/>
+        </w:rPr>
+        <w:t>    }</w:t>
+      </w:r>
+    </w:p>
+    <w:p>
+      <w:pPr>
+        <w:shd w:val="clear" w:color="auto" w:fill="1F1F1F"/>
+        <w:spacing w:line="285" w:lineRule="atLeast"/>
+        <w:rPr>
+          <w:rFonts w:ascii="Consolas" w:eastAsia="Times New Roman" w:hAnsi="Consolas" w:cs="Times New Roman"/>
+          <w:color w:val="CCCCCC"/>
+          <w:sz w:val="21"/>
+          <w:szCs w:val="21"/>
+          <w:lang w:eastAsia="hu-HU"/>
+        </w:rPr>
+      </w:pPr>
+      <w:r>
+        <w:rPr>
+          <w:rFonts w:ascii="Consolas" w:eastAsia="Times New Roman" w:hAnsi="Consolas" w:cs="Times New Roman"/>
+          <w:color w:val="CCCCCC"/>
+          <w:sz w:val="21"/>
+          <w:szCs w:val="21"/>
+          <w:lang w:eastAsia="hu-HU"/>
+        </w:rPr>
+        <w:t>  }</w:t>
+      </w:r>
+    </w:p>
+    <w:p>
+      <w:pPr>
+        <w:shd w:val="clear" w:color="auto" w:fill="1F1F1F"/>
+        <w:spacing w:line="285" w:lineRule="atLeast"/>
+        <w:rPr>
+          <w:rFonts w:ascii="Consolas" w:eastAsia="Times New Roman" w:hAnsi="Consolas" w:cs="Times New Roman"/>
+          <w:color w:val="CCCCCC"/>
+          <w:sz w:val="21"/>
+          <w:szCs w:val="21"/>
+          <w:lang w:eastAsia="hu-HU"/>
+        </w:rPr>
+      </w:pPr>
+      <w:r>
+        <w:rPr>
+          <w:rFonts w:ascii="Consolas" w:eastAsia="Times New Roman" w:hAnsi="Consolas" w:cs="Times New Roman"/>
+          <w:color w:val="CCCCCC"/>
+          <w:sz w:val="21"/>
+          <w:szCs w:val="21"/>
+          <w:lang w:eastAsia="hu-HU"/>
+        </w:rPr>
+        <w:t xml:space="preserve">    </w:t>
+      </w:r>
+      <w:r>
+        <w:rPr>
+          <w:rFonts w:ascii="Consolas" w:eastAsia="Times New Roman" w:hAnsi="Consolas" w:cs="Times New Roman"/>
+          <w:color w:val="6A9955"/>
+          <w:sz w:val="21"/>
+          <w:szCs w:val="21"/>
+          <w:lang w:eastAsia="hu-HU"/>
+        </w:rPr>
+        <w:t>// Több szűrési feltétellel</w:t>
+      </w:r>
+    </w:p>
+    <w:p>
+      <w:pPr>
+        <w:shd w:val="clear" w:color="auto" w:fill="1F1F1F"/>
+        <w:spacing w:line="285" w:lineRule="atLeast"/>
+        <w:rPr>
+          <w:rFonts w:ascii="Consolas" w:eastAsia="Times New Roman" w:hAnsi="Consolas" w:cs="Times New Roman"/>
+          <w:color w:val="CCCCCC"/>
+          <w:sz w:val="21"/>
+          <w:szCs w:val="21"/>
+          <w:lang w:eastAsia="hu-HU"/>
+        </w:rPr>
+      </w:pPr>
+      <w:r>
+        <w:rPr>
+          <w:rFonts w:ascii="Consolas" w:eastAsia="Times New Roman" w:hAnsi="Consolas" w:cs="Times New Roman"/>
+          <w:color w:val="CCCCCC"/>
+          <w:sz w:val="21"/>
+          <w:szCs w:val="21"/>
+          <w:lang w:eastAsia="hu-HU"/>
+        </w:rPr>
+        <w:t xml:space="preserve">  </w:t>
+      </w:r>
+      <w:proofErr w:type="spellStart"/>
+      <w:r>
+        <w:rPr>
+          <w:rFonts w:ascii="Consolas" w:eastAsia="Times New Roman" w:hAnsi="Consolas" w:cs="Times New Roman"/>
+          <w:color w:val="569CD6"/>
+          <w:sz w:val="21"/>
+          <w:szCs w:val="21"/>
+          <w:lang w:eastAsia="hu-HU"/>
+        </w:rPr>
+        <w:t>static</w:t>
+      </w:r>
+      <w:proofErr w:type="spellEnd"/>
+      <w:r>
+        <w:rPr>
+          <w:rFonts w:ascii="Consolas" w:eastAsia="Times New Roman" w:hAnsi="Consolas" w:cs="Times New Roman"/>
+          <w:color w:val="CCCCCC"/>
+          <w:sz w:val="21"/>
+          <w:szCs w:val="21"/>
+          <w:lang w:eastAsia="hu-HU"/>
+        </w:rPr>
+        <w:t xml:space="preserve"> </w:t>
+      </w:r>
+      <w:proofErr w:type="spellStart"/>
+      <w:r>
+        <w:rPr>
+          <w:rFonts w:ascii="Consolas" w:eastAsia="Times New Roman" w:hAnsi="Consolas" w:cs="Times New Roman"/>
+          <w:color w:val="569CD6"/>
+          <w:sz w:val="21"/>
+          <w:szCs w:val="21"/>
+          <w:lang w:eastAsia="hu-HU"/>
+        </w:rPr>
+        <w:t>async</w:t>
+      </w:r>
+      <w:proofErr w:type="spellEnd"/>
+      <w:r>
+        <w:rPr>
+          <w:rFonts w:ascii="Consolas" w:eastAsia="Times New Roman" w:hAnsi="Consolas" w:cs="Times New Roman"/>
+          <w:color w:val="CCCCCC"/>
+          <w:sz w:val="21"/>
+          <w:szCs w:val="21"/>
+          <w:lang w:eastAsia="hu-HU"/>
+        </w:rPr>
+        <w:t xml:space="preserve"> </w:t>
+      </w:r>
+      <w:proofErr w:type="spellStart"/>
+      <w:r>
+        <w:rPr>
+          <w:rFonts w:ascii="Consolas" w:eastAsia="Times New Roman" w:hAnsi="Consolas" w:cs="Times New Roman"/>
+          <w:color w:val="DCDCAA"/>
+          <w:sz w:val="21"/>
+          <w:szCs w:val="21"/>
+          <w:lang w:eastAsia="hu-HU"/>
+        </w:rPr>
+        <w:t>filterOrszagok</w:t>
+      </w:r>
+      <w:proofErr w:type="spellEnd"/>
+      <w:r>
+        <w:rPr>
+          <w:rFonts w:ascii="Consolas" w:eastAsia="Times New Roman" w:hAnsi="Consolas" w:cs="Times New Roman"/>
+          <w:color w:val="CCCCCC"/>
+          <w:sz w:val="21"/>
+          <w:szCs w:val="21"/>
+          <w:lang w:eastAsia="hu-HU"/>
+        </w:rPr>
+        <w:t xml:space="preserve">({ </w:t>
+      </w:r>
+      <w:proofErr w:type="spellStart"/>
+      <w:r>
+        <w:rPr>
+          <w:rFonts w:ascii="Consolas" w:eastAsia="Times New Roman" w:hAnsi="Consolas" w:cs="Times New Roman"/>
+          <w:color w:val="9CDCFE"/>
+          <w:sz w:val="21"/>
+          <w:szCs w:val="21"/>
+          <w:lang w:eastAsia="hu-HU"/>
+        </w:rPr>
+        <w:t>regio</w:t>
+      </w:r>
+      <w:proofErr w:type="spellEnd"/>
+      <w:r>
+        <w:rPr>
+          <w:rFonts w:ascii="Consolas" w:eastAsia="Times New Roman" w:hAnsi="Consolas" w:cs="Times New Roman"/>
+          <w:color w:val="CCCCCC"/>
+          <w:sz w:val="21"/>
+          <w:szCs w:val="21"/>
+          <w:lang w:eastAsia="hu-HU"/>
+        </w:rPr>
+        <w:t xml:space="preserve">, </w:t>
+      </w:r>
+      <w:proofErr w:type="spellStart"/>
+      <w:r>
+        <w:rPr>
+          <w:rFonts w:ascii="Consolas" w:eastAsia="Times New Roman" w:hAnsi="Consolas" w:cs="Times New Roman"/>
+          <w:color w:val="9CDCFE"/>
+          <w:sz w:val="21"/>
+          <w:szCs w:val="21"/>
+          <w:lang w:eastAsia="hu-HU"/>
+        </w:rPr>
+        <w:t>kodReszlet</w:t>
+      </w:r>
+      <w:proofErr w:type="spellEnd"/>
+      <w:r>
+        <w:rPr>
+          <w:rFonts w:ascii="Consolas" w:eastAsia="Times New Roman" w:hAnsi="Consolas" w:cs="Times New Roman"/>
+          <w:color w:val="CCCCCC"/>
+          <w:sz w:val="21"/>
+          <w:szCs w:val="21"/>
+          <w:lang w:eastAsia="hu-HU"/>
+        </w:rPr>
+        <w:t xml:space="preserve"> }) {</w:t>
+      </w:r>
+    </w:p>
+    <w:p>
+      <w:pPr>
+        <w:shd w:val="clear" w:color="auto" w:fill="1F1F1F"/>
+        <w:spacing w:line="285" w:lineRule="atLeast"/>
+        <w:rPr>
+          <w:rFonts w:ascii="Consolas" w:eastAsia="Times New Roman" w:hAnsi="Consolas" w:cs="Times New Roman"/>
+          <w:color w:val="CCCCCC"/>
+          <w:sz w:val="21"/>
+          <w:szCs w:val="21"/>
+          <w:lang w:eastAsia="hu-HU"/>
+        </w:rPr>
+      </w:pPr>
+      <w:r>
+        <w:rPr>
+          <w:rFonts w:ascii="Consolas" w:eastAsia="Times New Roman" w:hAnsi="Consolas" w:cs="Times New Roman"/>
+          <w:color w:val="CCCCCC"/>
+          <w:sz w:val="21"/>
+          <w:szCs w:val="21"/>
+          <w:lang w:eastAsia="hu-HU"/>
+        </w:rPr>
+        <w:t xml:space="preserve">    </w:t>
+      </w:r>
+      <w:proofErr w:type="spellStart"/>
+      <w:r>
+        <w:rPr>
+          <w:rFonts w:ascii="Consolas" w:eastAsia="Times New Roman" w:hAnsi="Consolas" w:cs="Times New Roman"/>
+          <w:color w:val="569CD6"/>
+          <w:sz w:val="21"/>
+          <w:szCs w:val="21"/>
+          <w:lang w:eastAsia="hu-HU"/>
+        </w:rPr>
+        <w:t>let</w:t>
+      </w:r>
+      <w:proofErr w:type="spellEnd"/>
+      <w:r>
+        <w:rPr>
+          <w:rFonts w:ascii="Consolas" w:eastAsia="Times New Roman" w:hAnsi="Consolas" w:cs="Times New Roman"/>
+          <w:color w:val="CCCCCC"/>
+          <w:sz w:val="21"/>
+          <w:szCs w:val="21"/>
+          <w:lang w:eastAsia="hu-HU"/>
+        </w:rPr>
+        <w:t xml:space="preserve"> </w:t>
+      </w:r>
+      <w:proofErr w:type="spellStart"/>
+      <w:r>
+        <w:rPr>
+          <w:rFonts w:ascii="Consolas" w:eastAsia="Times New Roman" w:hAnsi="Consolas" w:cs="Times New Roman"/>
+          <w:color w:val="9CDCFE"/>
+          <w:sz w:val="21"/>
+          <w:szCs w:val="21"/>
+          <w:lang w:eastAsia="hu-HU"/>
+        </w:rPr>
+        <w:t>sql</w:t>
+      </w:r>
+      <w:proofErr w:type="spellEnd"/>
+      <w:r>
+        <w:rPr>
+          <w:rFonts w:ascii="Consolas" w:eastAsia="Times New Roman" w:hAnsi="Consolas" w:cs="Times New Roman"/>
+          <w:color w:val="CCCCCC"/>
+          <w:sz w:val="21"/>
+          <w:szCs w:val="21"/>
+          <w:lang w:eastAsia="hu-HU"/>
+        </w:rPr>
+        <w:t xml:space="preserve"> </w:t>
+      </w:r>
+      <w:r>
+        <w:rPr>
+          <w:rFonts w:ascii="Consolas" w:eastAsia="Times New Roman" w:hAnsi="Consolas" w:cs="Times New Roman"/>
+          <w:color w:val="D4D4D4"/>
+          <w:sz w:val="21"/>
+          <w:szCs w:val="21"/>
+          <w:lang w:eastAsia="hu-HU"/>
+        </w:rPr>
+        <w:t>=</w:t>
+      </w:r>
+      <w:r>
+        <w:rPr>
+          <w:rFonts w:ascii="Consolas" w:eastAsia="Times New Roman" w:hAnsi="Consolas" w:cs="Times New Roman"/>
+          <w:color w:val="CCCCCC"/>
+          <w:sz w:val="21"/>
+          <w:szCs w:val="21"/>
+          <w:lang w:eastAsia="hu-HU"/>
+        </w:rPr>
+        <w:t xml:space="preserve"> </w:t>
+      </w:r>
+      <w:r>
+        <w:rPr>
+          <w:rFonts w:ascii="Consolas" w:eastAsia="Times New Roman" w:hAnsi="Consolas" w:cs="Times New Roman"/>
+          <w:color w:val="CE9178"/>
+          <w:sz w:val="21"/>
+          <w:szCs w:val="21"/>
+          <w:lang w:eastAsia="hu-HU"/>
+        </w:rPr>
+        <w:t xml:space="preserve">'SELECT * FROM </w:t>
+      </w:r>
+      <w:proofErr w:type="spellStart"/>
+      <w:r>
+        <w:rPr>
+          <w:rFonts w:ascii="Consolas" w:eastAsia="Times New Roman" w:hAnsi="Consolas" w:cs="Times New Roman"/>
+          <w:color w:val="CE9178"/>
+          <w:sz w:val="21"/>
+          <w:szCs w:val="21"/>
+          <w:lang w:eastAsia="hu-HU"/>
+        </w:rPr>
+        <w:t>orszagok</w:t>
+      </w:r>
+      <w:proofErr w:type="spellEnd"/>
+      <w:r>
+        <w:rPr>
+          <w:rFonts w:ascii="Consolas" w:eastAsia="Times New Roman" w:hAnsi="Consolas" w:cs="Times New Roman"/>
+          <w:color w:val="CE9178"/>
+          <w:sz w:val="21"/>
+          <w:szCs w:val="21"/>
+          <w:lang w:eastAsia="hu-HU"/>
+        </w:rPr>
+        <w:t xml:space="preserve"> WHERE 1=1'</w:t>
+      </w:r>
+      <w:r>
+        <w:rPr>
+          <w:rFonts w:ascii="Consolas" w:eastAsia="Times New Roman" w:hAnsi="Consolas" w:cs="Times New Roman"/>
+          <w:color w:val="CCCCCC"/>
+          <w:sz w:val="21"/>
+          <w:szCs w:val="21"/>
+          <w:lang w:eastAsia="hu-HU"/>
+        </w:rPr>
+        <w:t>;</w:t>
+      </w:r>
+    </w:p>
+    <w:p>
+      <w:pPr>
+        <w:shd w:val="clear" w:color="auto" w:fill="1F1F1F"/>
+        <w:spacing w:line="285" w:lineRule="atLeast"/>
+        <w:rPr>
+          <w:rFonts w:ascii="Consolas" w:eastAsia="Times New Roman" w:hAnsi="Consolas" w:cs="Times New Roman"/>
+          <w:color w:val="CCCCCC"/>
+          <w:sz w:val="21"/>
+          <w:szCs w:val="21"/>
+          <w:lang w:eastAsia="hu-HU"/>
+        </w:rPr>
+      </w:pPr>
+      <w:r>
+        <w:rPr>
+          <w:rFonts w:ascii="Consolas" w:eastAsia="Times New Roman" w:hAnsi="Consolas" w:cs="Times New Roman"/>
+          <w:color w:val="CCCCCC"/>
+          <w:sz w:val="21"/>
+          <w:szCs w:val="21"/>
+          <w:lang w:eastAsia="hu-HU"/>
+        </w:rPr>
+        <w:t xml:space="preserve">    </w:t>
+      </w:r>
+      <w:r>
+        <w:rPr>
+          <w:rFonts w:ascii="Consolas" w:eastAsia="Times New Roman" w:hAnsi="Consolas" w:cs="Times New Roman"/>
+          <w:color w:val="569CD6"/>
+          <w:sz w:val="21"/>
+          <w:szCs w:val="21"/>
+          <w:lang w:eastAsia="hu-HU"/>
+        </w:rPr>
+        <w:t>const</w:t>
+      </w:r>
+      <w:r>
+        <w:rPr>
+          <w:rFonts w:ascii="Consolas" w:eastAsia="Times New Roman" w:hAnsi="Consolas" w:cs="Times New Roman"/>
+          <w:color w:val="CCCCCC"/>
+          <w:sz w:val="21"/>
+          <w:szCs w:val="21"/>
+          <w:lang w:eastAsia="hu-HU"/>
+        </w:rPr>
+        <w:t xml:space="preserve"> </w:t>
+      </w:r>
+      <w:r>
+        <w:rPr>
+          <w:rFonts w:ascii="Consolas" w:eastAsia="Times New Roman" w:hAnsi="Consolas" w:cs="Times New Roman"/>
+          <w:color w:val="4FC1FF"/>
+          <w:sz w:val="21"/>
+          <w:szCs w:val="21"/>
+          <w:lang w:eastAsia="hu-HU"/>
+        </w:rPr>
+        <w:t>params</w:t>
+      </w:r>
+      <w:r>
+        <w:rPr>
+          <w:rFonts w:ascii="Consolas" w:eastAsia="Times New Roman" w:hAnsi="Consolas" w:cs="Times New Roman"/>
+          <w:color w:val="CCCCCC"/>
+          <w:sz w:val="21"/>
+          <w:szCs w:val="21"/>
+          <w:lang w:eastAsia="hu-HU"/>
+        </w:rPr>
+        <w:t xml:space="preserve"> </w:t>
+      </w:r>
+      <w:r>
+        <w:rPr>
+          <w:rFonts w:ascii="Consolas" w:eastAsia="Times New Roman" w:hAnsi="Consolas" w:cs="Times New Roman"/>
+          <w:color w:val="D4D4D4"/>
+          <w:sz w:val="21"/>
+          <w:szCs w:val="21"/>
+          <w:lang w:eastAsia="hu-HU"/>
+        </w:rPr>
+        <w:t>=</w:t>
+      </w:r>
+      <w:r>
+        <w:rPr>
+          <w:rFonts w:ascii="Consolas" w:eastAsia="Times New Roman" w:hAnsi="Consolas" w:cs="Times New Roman"/>
+          <w:color w:val="CCCCCC"/>
+          <w:sz w:val="21"/>
+          <w:szCs w:val="21"/>
+          <w:lang w:eastAsia="hu-HU"/>
+        </w:rPr>
+        <w:t xml:space="preserve"> [];</w:t>
+      </w:r>
+    </w:p>
+    <w:p>
+      <w:pPr>
+        <w:shd w:val="clear" w:color="auto" w:fill="1F1F1F"/>
+        <w:spacing w:line="285" w:lineRule="atLeast"/>
+        <w:rPr>
+          <w:rFonts w:ascii="Consolas" w:eastAsia="Times New Roman" w:hAnsi="Consolas" w:cs="Times New Roman"/>
+          <w:color w:val="CCCCCC"/>
+          <w:sz w:val="21"/>
+          <w:szCs w:val="21"/>
+          <w:lang w:eastAsia="hu-HU"/>
+        </w:rPr>
+      </w:pPr>
+    </w:p>
+    <w:p>
+      <w:pPr>
+        <w:shd w:val="clear" w:color="auto" w:fill="1F1F1F"/>
+        <w:spacing w:line="285" w:lineRule="atLeast"/>
+        <w:rPr>
+          <w:rFonts w:ascii="Consolas" w:eastAsia="Times New Roman" w:hAnsi="Consolas" w:cs="Times New Roman"/>
+          <w:color w:val="CCCCCC"/>
+          <w:sz w:val="21"/>
+          <w:szCs w:val="21"/>
+          <w:lang w:eastAsia="hu-HU"/>
+        </w:rPr>
+      </w:pPr>
+      <w:r>
+        <w:rPr>
+          <w:rFonts w:ascii="Consolas" w:eastAsia="Times New Roman" w:hAnsi="Consolas" w:cs="Times New Roman"/>
+          <w:color w:val="CCCCCC"/>
+          <w:sz w:val="21"/>
+          <w:szCs w:val="21"/>
+          <w:lang w:eastAsia="hu-HU"/>
+        </w:rPr>
+        <w:t xml:space="preserve">    </w:t>
+      </w:r>
+      <w:proofErr w:type="spellStart"/>
+      <w:r>
+        <w:rPr>
+          <w:rFonts w:ascii="Consolas" w:eastAsia="Times New Roman" w:hAnsi="Consolas" w:cs="Times New Roman"/>
+          <w:color w:val="C586C0"/>
+          <w:sz w:val="21"/>
+          <w:szCs w:val="21"/>
+          <w:lang w:eastAsia="hu-HU"/>
+        </w:rPr>
+        <w:t>if</w:t>
+      </w:r>
+      <w:proofErr w:type="spellEnd"/>
+      <w:r>
+        <w:rPr>
+          <w:rFonts w:ascii="Consolas" w:eastAsia="Times New Roman" w:hAnsi="Consolas" w:cs="Times New Roman"/>
+          <w:color w:val="CCCCCC"/>
+          <w:sz w:val="21"/>
+          <w:szCs w:val="21"/>
+          <w:lang w:eastAsia="hu-HU"/>
+        </w:rPr>
+        <w:t xml:space="preserve"> (</w:t>
+      </w:r>
+      <w:proofErr w:type="spellStart"/>
+      <w:r>
+        <w:rPr>
+          <w:rFonts w:ascii="Consolas" w:eastAsia="Times New Roman" w:hAnsi="Consolas" w:cs="Times New Roman"/>
+          <w:color w:val="9CDCFE"/>
+          <w:sz w:val="21"/>
+          <w:szCs w:val="21"/>
+          <w:lang w:eastAsia="hu-HU"/>
+        </w:rPr>
+        <w:t>regio</w:t>
+      </w:r>
+      <w:proofErr w:type="spellEnd"/>
+      <w:r>
+        <w:rPr>
+          <w:rFonts w:ascii="Consolas" w:eastAsia="Times New Roman" w:hAnsi="Consolas" w:cs="Times New Roman"/>
+          <w:color w:val="CCCCCC"/>
+          <w:sz w:val="21"/>
+          <w:szCs w:val="21"/>
+          <w:lang w:eastAsia="hu-HU"/>
+        </w:rPr>
+        <w:t>) {</w:t>
+      </w:r>
+    </w:p>
+    <w:p>
+      <w:pPr>
+        <w:shd w:val="clear" w:color="auto" w:fill="1F1F1F"/>
+        <w:spacing w:line="285" w:lineRule="atLeast"/>
+        <w:rPr>
+          <w:rFonts w:ascii="Consolas" w:eastAsia="Times New Roman" w:hAnsi="Consolas" w:cs="Times New Roman"/>
+          <w:color w:val="CCCCCC"/>
+          <w:sz w:val="21"/>
+          <w:szCs w:val="21"/>
+          <w:lang w:eastAsia="hu-HU"/>
+        </w:rPr>
+      </w:pPr>
+      <w:r>
+        <w:rPr>
+          <w:rFonts w:ascii="Consolas" w:eastAsia="Times New Roman" w:hAnsi="Consolas" w:cs="Times New Roman"/>
+          <w:color w:val="CCCCCC"/>
+          <w:sz w:val="21"/>
+          <w:szCs w:val="21"/>
+          <w:lang w:eastAsia="hu-HU"/>
+        </w:rPr>
+        <w:t xml:space="preserve">      </w:t>
+      </w:r>
+      <w:proofErr w:type="spellStart"/>
+      <w:r>
+        <w:rPr>
+          <w:rFonts w:ascii="Consolas" w:eastAsia="Times New Roman" w:hAnsi="Consolas" w:cs="Times New Roman"/>
+          <w:color w:val="9CDCFE"/>
+          <w:sz w:val="21"/>
+          <w:szCs w:val="21"/>
+          <w:lang w:eastAsia="hu-HU"/>
+        </w:rPr>
+        <w:t>sql</w:t>
+      </w:r>
+      <w:proofErr w:type="spellEnd"/>
+      <w:r>
+        <w:rPr>
+          <w:rFonts w:ascii="Consolas" w:eastAsia="Times New Roman" w:hAnsi="Consolas" w:cs="Times New Roman"/>
+          <w:color w:val="CCCCCC"/>
+          <w:sz w:val="21"/>
+          <w:szCs w:val="21"/>
+          <w:lang w:eastAsia="hu-HU"/>
+        </w:rPr>
+        <w:t xml:space="preserve"> </w:t>
+      </w:r>
+      <w:r>
+        <w:rPr>
+          <w:rFonts w:ascii="Consolas" w:eastAsia="Times New Roman" w:hAnsi="Consolas" w:cs="Times New Roman"/>
+          <w:color w:val="D4D4D4"/>
+          <w:sz w:val="21"/>
+          <w:szCs w:val="21"/>
+          <w:lang w:eastAsia="hu-HU"/>
+        </w:rPr>
+        <w:t>+=</w:t>
+      </w:r>
+      <w:r>
+        <w:rPr>
+          <w:rFonts w:ascii="Consolas" w:eastAsia="Times New Roman" w:hAnsi="Consolas" w:cs="Times New Roman"/>
+          <w:color w:val="CCCCCC"/>
+          <w:sz w:val="21"/>
+          <w:szCs w:val="21"/>
+          <w:lang w:eastAsia="hu-HU"/>
+        </w:rPr>
+        <w:t xml:space="preserve"> </w:t>
+      </w:r>
+      <w:r>
+        <w:rPr>
+          <w:rFonts w:ascii="Consolas" w:eastAsia="Times New Roman" w:hAnsi="Consolas" w:cs="Times New Roman"/>
+          <w:color w:val="CE9178"/>
+          <w:sz w:val="21"/>
+          <w:szCs w:val="21"/>
+          <w:lang w:eastAsia="hu-HU"/>
+        </w:rPr>
+        <w:t xml:space="preserve">' AND </w:t>
+      </w:r>
+      <w:proofErr w:type="spellStart"/>
+      <w:r>
+        <w:rPr>
+          <w:rFonts w:ascii="Consolas" w:eastAsia="Times New Roman" w:hAnsi="Consolas" w:cs="Times New Roman"/>
+          <w:color w:val="CE9178"/>
+          <w:sz w:val="21"/>
+          <w:szCs w:val="21"/>
+          <w:lang w:eastAsia="hu-HU"/>
+        </w:rPr>
+        <w:t>regio</w:t>
+      </w:r>
+      <w:proofErr w:type="spellEnd"/>
+      <w:r>
+        <w:rPr>
+          <w:rFonts w:ascii="Consolas" w:eastAsia="Times New Roman" w:hAnsi="Consolas" w:cs="Times New Roman"/>
+          <w:color w:val="CE9178"/>
+          <w:sz w:val="21"/>
+          <w:szCs w:val="21"/>
+          <w:lang w:eastAsia="hu-HU"/>
+        </w:rPr>
+        <w:t xml:space="preserve"> = ?'</w:t>
+      </w:r>
+      <w:r>
+        <w:rPr>
+          <w:rFonts w:ascii="Consolas" w:eastAsia="Times New Roman" w:hAnsi="Consolas" w:cs="Times New Roman"/>
+          <w:color w:val="CCCCCC"/>
+          <w:sz w:val="21"/>
+          <w:szCs w:val="21"/>
+          <w:lang w:eastAsia="hu-HU"/>
+        </w:rPr>
+        <w:t>;</w:t>
+      </w:r>
+    </w:p>
+    <w:p>
+      <w:pPr>
+        <w:shd w:val="clear" w:color="auto" w:fill="1F1F1F"/>
+        <w:spacing w:line="285" w:lineRule="atLeast"/>
+        <w:rPr>
+          <w:rFonts w:ascii="Consolas" w:eastAsia="Times New Roman" w:hAnsi="Consolas" w:cs="Times New Roman"/>
+          <w:color w:val="CCCCCC"/>
+          <w:sz w:val="21"/>
+          <w:szCs w:val="21"/>
+          <w:lang w:eastAsia="hu-HU"/>
+        </w:rPr>
+      </w:pPr>
+      <w:r>
+        <w:rPr>
+          <w:rFonts w:ascii="Consolas" w:eastAsia="Times New Roman" w:hAnsi="Consolas" w:cs="Times New Roman"/>
+          <w:color w:val="CCCCCC"/>
+          <w:sz w:val="21"/>
+          <w:szCs w:val="21"/>
+          <w:lang w:eastAsia="hu-HU"/>
+        </w:rPr>
+        <w:t xml:space="preserve">      </w:t>
+      </w:r>
+      <w:proofErr w:type="spellStart"/>
+      <w:r>
+        <w:rPr>
+          <w:rFonts w:ascii="Consolas" w:eastAsia="Times New Roman" w:hAnsi="Consolas" w:cs="Times New Roman"/>
+          <w:color w:val="4FC1FF"/>
+          <w:sz w:val="21"/>
+          <w:szCs w:val="21"/>
+          <w:lang w:eastAsia="hu-HU"/>
+        </w:rPr>
+        <w:t>params</w:t>
+      </w:r>
+      <w:r>
+        <w:rPr>
+          <w:rFonts w:ascii="Consolas" w:eastAsia="Times New Roman" w:hAnsi="Consolas" w:cs="Times New Roman"/>
+          <w:color w:val="CCCCCC"/>
+          <w:sz w:val="21"/>
+          <w:szCs w:val="21"/>
+          <w:lang w:eastAsia="hu-HU"/>
+        </w:rPr>
+        <w:t>.</w:t>
+      </w:r>
+      <w:r>
+        <w:rPr>
+          <w:rFonts w:ascii="Consolas" w:eastAsia="Times New Roman" w:hAnsi="Consolas" w:cs="Times New Roman"/>
+          <w:color w:val="DCDCAA"/>
+          <w:sz w:val="21"/>
+          <w:szCs w:val="21"/>
+          <w:lang w:eastAsia="hu-HU"/>
+        </w:rPr>
+        <w:t>push</w:t>
+      </w:r>
+      <w:proofErr w:type="spellEnd"/>
+      <w:r>
+        <w:rPr>
+          <w:rFonts w:ascii="Consolas" w:eastAsia="Times New Roman" w:hAnsi="Consolas" w:cs="Times New Roman"/>
+          <w:color w:val="CCCCCC"/>
+          <w:sz w:val="21"/>
+          <w:szCs w:val="21"/>
+          <w:lang w:eastAsia="hu-HU"/>
+        </w:rPr>
+        <w:t>(</w:t>
+      </w:r>
+      <w:proofErr w:type="spellStart"/>
+      <w:r>
+        <w:rPr>
+          <w:rFonts w:ascii="Consolas" w:eastAsia="Times New Roman" w:hAnsi="Consolas" w:cs="Times New Roman"/>
+          <w:color w:val="9CDCFE"/>
+          <w:sz w:val="21"/>
+          <w:szCs w:val="21"/>
+          <w:lang w:eastAsia="hu-HU"/>
+        </w:rPr>
+        <w:t>regio</w:t>
+      </w:r>
+      <w:proofErr w:type="spellEnd"/>
+      <w:r>
+        <w:rPr>
+          <w:rFonts w:ascii="Consolas" w:eastAsia="Times New Roman" w:hAnsi="Consolas" w:cs="Times New Roman"/>
+          <w:color w:val="CCCCCC"/>
+          <w:sz w:val="21"/>
+          <w:szCs w:val="21"/>
+          <w:lang w:eastAsia="hu-HU"/>
+        </w:rPr>
+        <w:t>);</w:t>
+      </w:r>
+    </w:p>
+    <w:p>
+      <w:pPr>
+        <w:shd w:val="clear" w:color="auto" w:fill="1F1F1F"/>
+        <w:spacing w:line="285" w:lineRule="atLeast"/>
+        <w:rPr>
+          <w:rFonts w:ascii="Consolas" w:eastAsia="Times New Roman" w:hAnsi="Consolas" w:cs="Times New Roman"/>
+          <w:color w:val="CCCCCC"/>
+          <w:sz w:val="21"/>
+          <w:szCs w:val="21"/>
+          <w:lang w:eastAsia="hu-HU"/>
+        </w:rPr>
+      </w:pPr>
+      <w:r>
+        <w:rPr>
+          <w:rFonts w:ascii="Consolas" w:eastAsia="Times New Roman" w:hAnsi="Consolas" w:cs="Times New Roman"/>
+          <w:color w:val="CCCCCC"/>
+          <w:sz w:val="21"/>
+          <w:szCs w:val="21"/>
+          <w:lang w:eastAsia="hu-HU"/>
+        </w:rPr>
+        <w:t>    }</w:t>
+      </w:r>
+    </w:p>
+    <w:p>
+      <w:pPr>
+        <w:shd w:val="clear" w:color="auto" w:fill="1F1F1F"/>
+        <w:spacing w:line="285" w:lineRule="atLeast"/>
+        <w:rPr>
+          <w:rFonts w:ascii="Consolas" w:eastAsia="Times New Roman" w:hAnsi="Consolas" w:cs="Times New Roman"/>
+          <w:color w:val="CCCCCC"/>
+          <w:sz w:val="21"/>
+          <w:szCs w:val="21"/>
+          <w:lang w:eastAsia="hu-HU"/>
+        </w:rPr>
+      </w:pPr>
+    </w:p>
+    <w:p>
+      <w:pPr>
+        <w:shd w:val="clear" w:color="auto" w:fill="1F1F1F"/>
+        <w:spacing w:line="285" w:lineRule="atLeast"/>
+        <w:rPr>
+          <w:rFonts w:ascii="Consolas" w:eastAsia="Times New Roman" w:hAnsi="Consolas" w:cs="Times New Roman"/>
+          <w:color w:val="CCCCCC"/>
+          <w:sz w:val="21"/>
+          <w:szCs w:val="21"/>
+          <w:lang w:eastAsia="hu-HU"/>
+        </w:rPr>
+      </w:pPr>
+      <w:r>
+        <w:rPr>
+          <w:rFonts w:ascii="Consolas" w:eastAsia="Times New Roman" w:hAnsi="Consolas" w:cs="Times New Roman"/>
+          <w:color w:val="CCCCCC"/>
+          <w:sz w:val="21"/>
+          <w:szCs w:val="21"/>
+          <w:lang w:eastAsia="hu-HU"/>
+        </w:rPr>
+        <w:t xml:space="preserve">    </w:t>
+      </w:r>
+      <w:proofErr w:type="spellStart"/>
+      <w:r>
+        <w:rPr>
+          <w:rFonts w:ascii="Consolas" w:eastAsia="Times New Roman" w:hAnsi="Consolas" w:cs="Times New Roman"/>
+          <w:color w:val="C586C0"/>
+          <w:sz w:val="21"/>
+          <w:szCs w:val="21"/>
+          <w:lang w:eastAsia="hu-HU"/>
+        </w:rPr>
+        <w:t>if</w:t>
+      </w:r>
+      <w:proofErr w:type="spellEnd"/>
+      <w:r>
+        <w:rPr>
+          <w:rFonts w:ascii="Consolas" w:eastAsia="Times New Roman" w:hAnsi="Consolas" w:cs="Times New Roman"/>
+          <w:color w:val="CCCCCC"/>
+          <w:sz w:val="21"/>
+          <w:szCs w:val="21"/>
+          <w:lang w:eastAsia="hu-HU"/>
+        </w:rPr>
+        <w:t xml:space="preserve"> (</w:t>
+      </w:r>
+      <w:proofErr w:type="spellStart"/>
+      <w:r>
+        <w:rPr>
+          <w:rFonts w:ascii="Consolas" w:eastAsia="Times New Roman" w:hAnsi="Consolas" w:cs="Times New Roman"/>
+          <w:color w:val="9CDCFE"/>
+          <w:sz w:val="21"/>
+          <w:szCs w:val="21"/>
+          <w:lang w:eastAsia="hu-HU"/>
+        </w:rPr>
+        <w:t>kodReszlet</w:t>
+      </w:r>
+      <w:proofErr w:type="spellEnd"/>
+      <w:r>
+        <w:rPr>
+          <w:rFonts w:ascii="Consolas" w:eastAsia="Times New Roman" w:hAnsi="Consolas" w:cs="Times New Roman"/>
+          <w:color w:val="CCCCCC"/>
+          <w:sz w:val="21"/>
+          <w:szCs w:val="21"/>
+          <w:lang w:eastAsia="hu-HU"/>
+        </w:rPr>
+        <w:t>) {</w:t>
+      </w:r>
+    </w:p>
+    <w:p>
+      <w:pPr>
+        <w:shd w:val="clear" w:color="auto" w:fill="1F1F1F"/>
+        <w:spacing w:line="285" w:lineRule="atLeast"/>
+        <w:rPr>
+          <w:rFonts w:ascii="Consolas" w:eastAsia="Times New Roman" w:hAnsi="Consolas" w:cs="Times New Roman"/>
+          <w:color w:val="CCCCCC"/>
+          <w:sz w:val="21"/>
+          <w:szCs w:val="21"/>
+          <w:lang w:eastAsia="hu-HU"/>
+        </w:rPr>
+      </w:pPr>
+      <w:r>
+        <w:rPr>
+          <w:rFonts w:ascii="Consolas" w:eastAsia="Times New Roman" w:hAnsi="Consolas" w:cs="Times New Roman"/>
+          <w:color w:val="CCCCCC"/>
+          <w:sz w:val="21"/>
+          <w:szCs w:val="21"/>
+          <w:lang w:eastAsia="hu-HU"/>
+        </w:rPr>
+        <w:t xml:space="preserve">      </w:t>
+      </w:r>
+      <w:proofErr w:type="spellStart"/>
+      <w:r>
+        <w:rPr>
+          <w:rFonts w:ascii="Consolas" w:eastAsia="Times New Roman" w:hAnsi="Consolas" w:cs="Times New Roman"/>
+          <w:color w:val="9CDCFE"/>
+          <w:sz w:val="21"/>
+          <w:szCs w:val="21"/>
+          <w:lang w:eastAsia="hu-HU"/>
+        </w:rPr>
+        <w:t>sql</w:t>
+      </w:r>
+      <w:proofErr w:type="spellEnd"/>
+      <w:r>
+        <w:rPr>
+          <w:rFonts w:ascii="Consolas" w:eastAsia="Times New Roman" w:hAnsi="Consolas" w:cs="Times New Roman"/>
+          <w:color w:val="CCCCCC"/>
+          <w:sz w:val="21"/>
+          <w:szCs w:val="21"/>
+          <w:lang w:eastAsia="hu-HU"/>
+        </w:rPr>
+        <w:t xml:space="preserve"> </w:t>
+      </w:r>
+      <w:r>
+        <w:rPr>
+          <w:rFonts w:ascii="Consolas" w:eastAsia="Times New Roman" w:hAnsi="Consolas" w:cs="Times New Roman"/>
+          <w:color w:val="D4D4D4"/>
+          <w:sz w:val="21"/>
+          <w:szCs w:val="21"/>
+          <w:lang w:eastAsia="hu-HU"/>
+        </w:rPr>
+        <w:t>+=</w:t>
+      </w:r>
+      <w:r>
+        <w:rPr>
+          <w:rFonts w:ascii="Consolas" w:eastAsia="Times New Roman" w:hAnsi="Consolas" w:cs="Times New Roman"/>
+          <w:color w:val="CCCCCC"/>
+          <w:sz w:val="21"/>
+          <w:szCs w:val="21"/>
+          <w:lang w:eastAsia="hu-HU"/>
+        </w:rPr>
+        <w:t xml:space="preserve"> </w:t>
+      </w:r>
+      <w:r>
+        <w:rPr>
+          <w:rFonts w:ascii="Consolas" w:eastAsia="Times New Roman" w:hAnsi="Consolas" w:cs="Times New Roman"/>
+          <w:color w:val="CE9178"/>
+          <w:sz w:val="21"/>
+          <w:szCs w:val="21"/>
+          <w:lang w:eastAsia="hu-HU"/>
+        </w:rPr>
+        <w:t xml:space="preserve">' AND </w:t>
+      </w:r>
+      <w:proofErr w:type="spellStart"/>
+      <w:r>
+        <w:rPr>
+          <w:rFonts w:ascii="Consolas" w:eastAsia="Times New Roman" w:hAnsi="Consolas" w:cs="Times New Roman"/>
+          <w:color w:val="CE9178"/>
+          <w:sz w:val="21"/>
+          <w:szCs w:val="21"/>
+          <w:lang w:eastAsia="hu-HU"/>
+        </w:rPr>
+        <w:t>kod</w:t>
+      </w:r>
+      <w:proofErr w:type="spellEnd"/>
+      <w:r>
+        <w:rPr>
+          <w:rFonts w:ascii="Consolas" w:eastAsia="Times New Roman" w:hAnsi="Consolas" w:cs="Times New Roman"/>
+          <w:color w:val="CE9178"/>
+          <w:sz w:val="21"/>
+          <w:szCs w:val="21"/>
+          <w:lang w:eastAsia="hu-HU"/>
+        </w:rPr>
+        <w:t xml:space="preserve"> LIKE ?'</w:t>
+      </w:r>
+      <w:r>
+        <w:rPr>
+          <w:rFonts w:ascii="Consolas" w:eastAsia="Times New Roman" w:hAnsi="Consolas" w:cs="Times New Roman"/>
+          <w:color w:val="CCCCCC"/>
+          <w:sz w:val="21"/>
+          <w:szCs w:val="21"/>
+          <w:lang w:eastAsia="hu-HU"/>
+        </w:rPr>
+        <w:t>;</w:t>
+      </w:r>
+    </w:p>
+    <w:p>
+      <w:pPr>
+        <w:shd w:val="clear" w:color="auto" w:fill="1F1F1F"/>
+        <w:spacing w:line="285" w:lineRule="atLeast"/>
+        <w:rPr>
+          <w:rFonts w:ascii="Consolas" w:eastAsia="Times New Roman" w:hAnsi="Consolas" w:cs="Times New Roman"/>
+          <w:color w:val="CCCCCC"/>
+          <w:sz w:val="21"/>
+          <w:szCs w:val="21"/>
+          <w:lang w:eastAsia="hu-HU"/>
+        </w:rPr>
+      </w:pPr>
+      <w:r>
+        <w:rPr>
+          <w:rFonts w:ascii="Consolas" w:eastAsia="Times New Roman" w:hAnsi="Consolas" w:cs="Times New Roman"/>
+          <w:color w:val="CCCCCC"/>
+          <w:sz w:val="21"/>
+          <w:szCs w:val="21"/>
+          <w:lang w:eastAsia="hu-HU"/>
+        </w:rPr>
+        <w:t xml:space="preserve">      </w:t>
+      </w:r>
+      <w:proofErr w:type="spellStart"/>
+      <w:r>
+        <w:rPr>
+          <w:rFonts w:ascii="Consolas" w:eastAsia="Times New Roman" w:hAnsi="Consolas" w:cs="Times New Roman"/>
+          <w:color w:val="4FC1FF"/>
+          <w:sz w:val="21"/>
+          <w:szCs w:val="21"/>
+          <w:lang w:eastAsia="hu-HU"/>
+        </w:rPr>
+        <w:t>params</w:t>
+      </w:r>
+      <w:r>
+        <w:rPr>
+          <w:rFonts w:ascii="Consolas" w:eastAsia="Times New Roman" w:hAnsi="Consolas" w:cs="Times New Roman"/>
+          <w:color w:val="CCCCCC"/>
+          <w:sz w:val="21"/>
+          <w:szCs w:val="21"/>
+          <w:lang w:eastAsia="hu-HU"/>
+        </w:rPr>
+        <w:t>.</w:t>
+      </w:r>
+      <w:r>
+        <w:rPr>
+          <w:rFonts w:ascii="Consolas" w:eastAsia="Times New Roman" w:hAnsi="Consolas" w:cs="Times New Roman"/>
+          <w:color w:val="DCDCAA"/>
+          <w:sz w:val="21"/>
+          <w:szCs w:val="21"/>
+          <w:lang w:eastAsia="hu-HU"/>
+        </w:rPr>
+        <w:t>push</w:t>
+      </w:r>
+      <w:proofErr w:type="spellEnd"/>
+      <w:r>
+        <w:rPr>
+          <w:rFonts w:ascii="Consolas" w:eastAsia="Times New Roman" w:hAnsi="Consolas" w:cs="Times New Roman"/>
+          <w:color w:val="CCCCCC"/>
+          <w:sz w:val="21"/>
+          <w:szCs w:val="21"/>
+          <w:lang w:eastAsia="hu-HU"/>
+        </w:rPr>
+        <w:t>(</w:t>
+      </w:r>
+      <w:r>
+        <w:rPr>
+          <w:rFonts w:ascii="Consolas" w:eastAsia="Times New Roman" w:hAnsi="Consolas" w:cs="Times New Roman"/>
+          <w:color w:val="CE9178"/>
+          <w:sz w:val="21"/>
+          <w:szCs w:val="21"/>
+          <w:lang w:eastAsia="hu-HU"/>
+        </w:rPr>
+        <w:t>`%</w:t>
+      </w:r>
+      <w:r>
+        <w:rPr>
+          <w:rFonts w:ascii="Consolas" w:eastAsia="Times New Roman" w:hAnsi="Consolas" w:cs="Times New Roman"/>
+          <w:color w:val="569CD6"/>
+          <w:sz w:val="21"/>
+          <w:szCs w:val="21"/>
+          <w:lang w:eastAsia="hu-HU"/>
+        </w:rPr>
+        <w:t>${</w:t>
+      </w:r>
+      <w:proofErr w:type="spellStart"/>
+      <w:r>
+        <w:rPr>
+          <w:rFonts w:ascii="Consolas" w:eastAsia="Times New Roman" w:hAnsi="Consolas" w:cs="Times New Roman"/>
+          <w:color w:val="9CDCFE"/>
+          <w:sz w:val="21"/>
+          <w:szCs w:val="21"/>
+          <w:lang w:eastAsia="hu-HU"/>
+        </w:rPr>
+        <w:t>kodReszlet</w:t>
+      </w:r>
+      <w:proofErr w:type="spellEnd"/>
+      <w:r>
+        <w:rPr>
+          <w:rFonts w:ascii="Consolas" w:eastAsia="Times New Roman" w:hAnsi="Consolas" w:cs="Times New Roman"/>
+          <w:color w:val="569CD6"/>
+          <w:sz w:val="21"/>
+          <w:szCs w:val="21"/>
+          <w:lang w:eastAsia="hu-HU"/>
+        </w:rPr>
+        <w:t>}</w:t>
+      </w:r>
+      <w:r>
+        <w:rPr>
+          <w:rFonts w:ascii="Consolas" w:eastAsia="Times New Roman" w:hAnsi="Consolas" w:cs="Times New Roman"/>
+          <w:color w:val="CE9178"/>
+          <w:sz w:val="21"/>
+          <w:szCs w:val="21"/>
+          <w:lang w:eastAsia="hu-HU"/>
+        </w:rPr>
+        <w:t>%`</w:t>
+      </w:r>
+      <w:r>
+        <w:rPr>
+          <w:rFonts w:ascii="Consolas" w:eastAsia="Times New Roman" w:hAnsi="Consolas" w:cs="Times New Roman"/>
+          <w:color w:val="CCCCCC"/>
+          <w:sz w:val="21"/>
+          <w:szCs w:val="21"/>
+          <w:lang w:eastAsia="hu-HU"/>
+        </w:rPr>
+        <w:t>);</w:t>
+      </w:r>
+    </w:p>
+    <w:p>
+      <w:pPr>
+        <w:shd w:val="clear" w:color="auto" w:fill="1F1F1F"/>
+        <w:spacing w:line="285" w:lineRule="atLeast"/>
+        <w:rPr>
+          <w:rFonts w:ascii="Consolas" w:eastAsia="Times New Roman" w:hAnsi="Consolas" w:cs="Times New Roman"/>
+          <w:color w:val="CCCCCC"/>
+          <w:sz w:val="21"/>
+          <w:szCs w:val="21"/>
+          <w:lang w:eastAsia="hu-HU"/>
+        </w:rPr>
+      </w:pPr>
+      <w:r>
+        <w:rPr>
+          <w:rFonts w:ascii="Consolas" w:eastAsia="Times New Roman" w:hAnsi="Consolas" w:cs="Times New Roman"/>
+          <w:color w:val="CCCCCC"/>
+          <w:sz w:val="21"/>
+          <w:szCs w:val="21"/>
+          <w:lang w:eastAsia="hu-HU"/>
+        </w:rPr>
+        <w:t>    }</w:t>
+      </w:r>
+    </w:p>
+    <w:p>
+      <w:pPr>
+        <w:shd w:val="clear" w:color="auto" w:fill="1F1F1F"/>
+        <w:spacing w:line="285" w:lineRule="atLeast"/>
+        <w:rPr>
+          <w:rFonts w:ascii="Consolas" w:eastAsia="Times New Roman" w:hAnsi="Consolas" w:cs="Times New Roman"/>
+          <w:color w:val="CCCCCC"/>
+          <w:sz w:val="21"/>
+          <w:szCs w:val="21"/>
+          <w:lang w:eastAsia="hu-HU"/>
+        </w:rPr>
+      </w:pPr>
+    </w:p>
+    <w:p>
+      <w:pPr>
+        <w:shd w:val="clear" w:color="auto" w:fill="1F1F1F"/>
+        <w:spacing w:line="285" w:lineRule="atLeast"/>
+        <w:rPr>
+          <w:rFonts w:ascii="Consolas" w:eastAsia="Times New Roman" w:hAnsi="Consolas" w:cs="Times New Roman"/>
+          <w:color w:val="CCCCCC"/>
+          <w:sz w:val="21"/>
+          <w:szCs w:val="21"/>
+          <w:lang w:eastAsia="hu-HU"/>
+        </w:rPr>
+      </w:pPr>
+      <w:r>
+        <w:rPr>
+          <w:rFonts w:ascii="Consolas" w:eastAsia="Times New Roman" w:hAnsi="Consolas" w:cs="Times New Roman"/>
+          <w:color w:val="CCCCCC"/>
+          <w:sz w:val="21"/>
+          <w:szCs w:val="21"/>
+          <w:lang w:eastAsia="hu-HU"/>
+        </w:rPr>
+        <w:t xml:space="preserve">    </w:t>
+      </w:r>
+      <w:r>
+        <w:rPr>
+          <w:rFonts w:ascii="Consolas" w:eastAsia="Times New Roman" w:hAnsi="Consolas" w:cs="Times New Roman"/>
+          <w:color w:val="569CD6"/>
+          <w:sz w:val="21"/>
+          <w:szCs w:val="21"/>
+          <w:lang w:eastAsia="hu-HU"/>
+        </w:rPr>
+        <w:t>const</w:t>
+      </w:r>
+      <w:r>
+        <w:rPr>
+          <w:rFonts w:ascii="Consolas" w:eastAsia="Times New Roman" w:hAnsi="Consolas" w:cs="Times New Roman"/>
+          <w:color w:val="CCCCCC"/>
+          <w:sz w:val="21"/>
+          <w:szCs w:val="21"/>
+          <w:lang w:eastAsia="hu-HU"/>
+        </w:rPr>
+        <w:t xml:space="preserve"> [</w:t>
+      </w:r>
+      <w:proofErr w:type="spellStart"/>
+      <w:r>
+        <w:rPr>
+          <w:rFonts w:ascii="Consolas" w:eastAsia="Times New Roman" w:hAnsi="Consolas" w:cs="Times New Roman"/>
+          <w:color w:val="4FC1FF"/>
+          <w:sz w:val="21"/>
+          <w:szCs w:val="21"/>
+          <w:lang w:eastAsia="hu-HU"/>
+        </w:rPr>
+        <w:t>rows</w:t>
+      </w:r>
+      <w:proofErr w:type="spellEnd"/>
+      <w:r>
+        <w:rPr>
+          <w:rFonts w:ascii="Consolas" w:eastAsia="Times New Roman" w:hAnsi="Consolas" w:cs="Times New Roman"/>
+          <w:color w:val="CCCCCC"/>
+          <w:sz w:val="21"/>
+          <w:szCs w:val="21"/>
+          <w:lang w:eastAsia="hu-HU"/>
+        </w:rPr>
+        <w:t xml:space="preserve">] </w:t>
+      </w:r>
+      <w:r>
+        <w:rPr>
+          <w:rFonts w:ascii="Consolas" w:eastAsia="Times New Roman" w:hAnsi="Consolas" w:cs="Times New Roman"/>
+          <w:color w:val="D4D4D4"/>
+          <w:sz w:val="21"/>
+          <w:szCs w:val="21"/>
+          <w:lang w:eastAsia="hu-HU"/>
+        </w:rPr>
+        <w:t>=</w:t>
+      </w:r>
+      <w:r>
+        <w:rPr>
+          <w:rFonts w:ascii="Consolas" w:eastAsia="Times New Roman" w:hAnsi="Consolas" w:cs="Times New Roman"/>
+          <w:color w:val="CCCCCC"/>
+          <w:sz w:val="21"/>
+          <w:szCs w:val="21"/>
+          <w:lang w:eastAsia="hu-HU"/>
+        </w:rPr>
+        <w:t xml:space="preserve"> </w:t>
+      </w:r>
+      <w:proofErr w:type="spellStart"/>
+      <w:r>
+        <w:rPr>
+          <w:rFonts w:ascii="Consolas" w:eastAsia="Times New Roman" w:hAnsi="Consolas" w:cs="Times New Roman"/>
+          <w:color w:val="C586C0"/>
+          <w:sz w:val="21"/>
+          <w:szCs w:val="21"/>
+          <w:lang w:eastAsia="hu-HU"/>
+        </w:rPr>
+        <w:t>await</w:t>
+      </w:r>
+      <w:proofErr w:type="spellEnd"/>
+      <w:r>
+        <w:rPr>
+          <w:rFonts w:ascii="Consolas" w:eastAsia="Times New Roman" w:hAnsi="Consolas" w:cs="Times New Roman"/>
+          <w:color w:val="CCCCCC"/>
+          <w:sz w:val="21"/>
+          <w:szCs w:val="21"/>
+          <w:lang w:eastAsia="hu-HU"/>
+        </w:rPr>
+        <w:t xml:space="preserve"> </w:t>
+      </w:r>
+      <w:proofErr w:type="spellStart"/>
+      <w:r>
+        <w:rPr>
+          <w:rFonts w:ascii="Consolas" w:eastAsia="Times New Roman" w:hAnsi="Consolas" w:cs="Times New Roman"/>
+          <w:color w:val="4FC1FF"/>
+          <w:sz w:val="21"/>
+          <w:szCs w:val="21"/>
+          <w:lang w:eastAsia="hu-HU"/>
+        </w:rPr>
+        <w:t>adminPool</w:t>
+      </w:r>
+      <w:r>
+        <w:rPr>
+          <w:rFonts w:ascii="Consolas" w:eastAsia="Times New Roman" w:hAnsi="Consolas" w:cs="Times New Roman"/>
+          <w:color w:val="CCCCCC"/>
+          <w:sz w:val="21"/>
+          <w:szCs w:val="21"/>
+          <w:lang w:eastAsia="hu-HU"/>
+        </w:rPr>
+        <w:t>.</w:t>
+      </w:r>
+      <w:r>
+        <w:rPr>
+          <w:rFonts w:ascii="Consolas" w:eastAsia="Times New Roman" w:hAnsi="Consolas" w:cs="Times New Roman"/>
+          <w:color w:val="DCDCAA"/>
+          <w:sz w:val="21"/>
+          <w:szCs w:val="21"/>
+          <w:lang w:eastAsia="hu-HU"/>
+        </w:rPr>
+        <w:t>query</w:t>
+      </w:r>
+      <w:proofErr w:type="spellEnd"/>
+      <w:r>
+        <w:rPr>
+          <w:rFonts w:ascii="Consolas" w:eastAsia="Times New Roman" w:hAnsi="Consolas" w:cs="Times New Roman"/>
+          <w:color w:val="CCCCCC"/>
+          <w:sz w:val="21"/>
+          <w:szCs w:val="21"/>
+          <w:lang w:eastAsia="hu-HU"/>
+        </w:rPr>
+        <w:t>(</w:t>
+      </w:r>
+      <w:proofErr w:type="spellStart"/>
+      <w:r>
+        <w:rPr>
+          <w:rFonts w:ascii="Consolas" w:eastAsia="Times New Roman" w:hAnsi="Consolas" w:cs="Times New Roman"/>
+          <w:color w:val="9CDCFE"/>
+          <w:sz w:val="21"/>
+          <w:szCs w:val="21"/>
+          <w:lang w:eastAsia="hu-HU"/>
+        </w:rPr>
+        <w:t>sql</w:t>
+      </w:r>
+      <w:proofErr w:type="spellEnd"/>
+      <w:r>
+        <w:rPr>
+          <w:rFonts w:ascii="Consolas" w:eastAsia="Times New Roman" w:hAnsi="Consolas" w:cs="Times New Roman"/>
+          <w:color w:val="CCCCCC"/>
+          <w:sz w:val="21"/>
+          <w:szCs w:val="21"/>
+          <w:lang w:eastAsia="hu-HU"/>
+        </w:rPr>
+        <w:t xml:space="preserve">, </w:t>
+      </w:r>
+      <w:r>
+        <w:rPr>
+          <w:rFonts w:ascii="Consolas" w:eastAsia="Times New Roman" w:hAnsi="Consolas" w:cs="Times New Roman"/>
+          <w:color w:val="4FC1FF"/>
+          <w:sz w:val="21"/>
+          <w:szCs w:val="21"/>
+          <w:lang w:eastAsia="hu-HU"/>
+        </w:rPr>
+        <w:t>params</w:t>
+      </w:r>
+      <w:r>
+        <w:rPr>
+          <w:rFonts w:ascii="Consolas" w:eastAsia="Times New Roman" w:hAnsi="Consolas" w:cs="Times New Roman"/>
+          <w:color w:val="CCCCCC"/>
+          <w:sz w:val="21"/>
+          <w:szCs w:val="21"/>
+          <w:lang w:eastAsia="hu-HU"/>
+        </w:rPr>
+        <w:t>);</w:t>
+      </w:r>
+    </w:p>
+    <w:p>
+      <w:pPr>
+        <w:shd w:val="clear" w:color="auto" w:fill="1F1F1F"/>
+        <w:spacing w:line="285" w:lineRule="atLeast"/>
+        <w:rPr>
+          <w:rFonts w:ascii="Consolas" w:eastAsia="Times New Roman" w:hAnsi="Consolas" w:cs="Times New Roman"/>
+          <w:color w:val="CCCCCC"/>
+          <w:sz w:val="21"/>
+          <w:szCs w:val="21"/>
+          <w:lang w:eastAsia="hu-HU"/>
+        </w:rPr>
+      </w:pPr>
+      <w:r>
+        <w:rPr>
+          <w:rFonts w:ascii="Consolas" w:eastAsia="Times New Roman" w:hAnsi="Consolas" w:cs="Times New Roman"/>
+          <w:color w:val="CCCCCC"/>
+          <w:sz w:val="21"/>
+          <w:szCs w:val="21"/>
+          <w:lang w:eastAsia="hu-HU"/>
+        </w:rPr>
+        <w:t xml:space="preserve">    </w:t>
+      </w:r>
+      <w:proofErr w:type="spellStart"/>
+      <w:r>
+        <w:rPr>
+          <w:rFonts w:ascii="Consolas" w:eastAsia="Times New Roman" w:hAnsi="Consolas" w:cs="Times New Roman"/>
+          <w:color w:val="C586C0"/>
+          <w:sz w:val="21"/>
+          <w:szCs w:val="21"/>
+          <w:lang w:eastAsia="hu-HU"/>
+        </w:rPr>
+        <w:t>return</w:t>
+      </w:r>
+      <w:proofErr w:type="spellEnd"/>
+      <w:r>
+        <w:rPr>
+          <w:rFonts w:ascii="Consolas" w:eastAsia="Times New Roman" w:hAnsi="Consolas" w:cs="Times New Roman"/>
+          <w:color w:val="CCCCCC"/>
+          <w:sz w:val="21"/>
+          <w:szCs w:val="21"/>
+          <w:lang w:eastAsia="hu-HU"/>
+        </w:rPr>
+        <w:t xml:space="preserve"> </w:t>
+      </w:r>
+      <w:proofErr w:type="spellStart"/>
+      <w:r>
+        <w:rPr>
+          <w:rFonts w:ascii="Consolas" w:eastAsia="Times New Roman" w:hAnsi="Consolas" w:cs="Times New Roman"/>
+          <w:color w:val="4FC1FF"/>
+          <w:sz w:val="21"/>
+          <w:szCs w:val="21"/>
+          <w:lang w:eastAsia="hu-HU"/>
+        </w:rPr>
+        <w:t>rows</w:t>
+      </w:r>
+      <w:proofErr w:type="spellEnd"/>
+      <w:r>
+        <w:rPr>
+          <w:rFonts w:ascii="Consolas" w:eastAsia="Times New Roman" w:hAnsi="Consolas" w:cs="Times New Roman"/>
+          <w:color w:val="CCCCCC"/>
+          <w:sz w:val="21"/>
+          <w:szCs w:val="21"/>
+          <w:lang w:eastAsia="hu-HU"/>
+        </w:rPr>
+        <w:t>;</w:t>
+      </w:r>
+    </w:p>
+    <w:p>
+      <w:pPr>
+        <w:shd w:val="clear" w:color="auto" w:fill="1F1F1F"/>
+        <w:spacing w:line="285" w:lineRule="atLeast"/>
+        <w:rPr>
+          <w:rFonts w:ascii="Consolas" w:eastAsia="Times New Roman" w:hAnsi="Consolas" w:cs="Times New Roman"/>
+          <w:color w:val="CCCCCC"/>
+          <w:sz w:val="21"/>
+          <w:szCs w:val="21"/>
+          <w:lang w:eastAsia="hu-HU"/>
+        </w:rPr>
+      </w:pPr>
+      <w:r>
+        <w:rPr>
+          <w:rFonts w:ascii="Consolas" w:eastAsia="Times New Roman" w:hAnsi="Consolas" w:cs="Times New Roman"/>
+          <w:color w:val="CCCCCC"/>
+          <w:sz w:val="21"/>
+          <w:szCs w:val="21"/>
+          <w:lang w:eastAsia="hu-HU"/>
+        </w:rPr>
+        <w:t>  }</w:t>
+      </w:r>
+    </w:p>
+    <w:p>
+      <w:pPr>
+        <w:shd w:val="clear" w:color="auto" w:fill="1F1F1F"/>
+        <w:spacing w:line="285" w:lineRule="atLeast"/>
+        <w:rPr>
+          <w:rFonts w:ascii="Consolas" w:eastAsia="Times New Roman" w:hAnsi="Consolas" w:cs="Times New Roman"/>
+          <w:color w:val="CCCCCC"/>
+          <w:sz w:val="21"/>
+          <w:szCs w:val="21"/>
+          <w:lang w:eastAsia="hu-HU"/>
+        </w:rPr>
+      </w:pPr>
+      <w:r>
+        <w:rPr>
+          <w:rFonts w:ascii="Consolas" w:eastAsia="Times New Roman" w:hAnsi="Consolas" w:cs="Times New Roman"/>
+          <w:color w:val="CCCCCC"/>
+          <w:sz w:val="21"/>
+          <w:szCs w:val="21"/>
+          <w:lang w:eastAsia="hu-HU"/>
+        </w:rPr>
+        <w:t xml:space="preserve">  </w:t>
+      </w:r>
+      <w:r>
+        <w:rPr>
+          <w:rFonts w:ascii="Consolas" w:eastAsia="Times New Roman" w:hAnsi="Consolas" w:cs="Times New Roman"/>
+          <w:color w:val="6A9955"/>
+          <w:sz w:val="21"/>
+          <w:szCs w:val="21"/>
+          <w:lang w:eastAsia="hu-HU"/>
+        </w:rPr>
+        <w:t>// Lapozott és rendezett lekérés</w:t>
+      </w:r>
+    </w:p>
+    <w:p>
+      <w:pPr>
+        <w:shd w:val="clear" w:color="auto" w:fill="1F1F1F"/>
+        <w:spacing w:line="285" w:lineRule="atLeast"/>
+        <w:rPr>
+          <w:rFonts w:ascii="Consolas" w:eastAsia="Times New Roman" w:hAnsi="Consolas" w:cs="Times New Roman"/>
+          <w:color w:val="CCCCCC"/>
+          <w:sz w:val="21"/>
+          <w:szCs w:val="21"/>
+          <w:lang w:eastAsia="hu-HU"/>
+        </w:rPr>
+      </w:pPr>
+      <w:proofErr w:type="spellStart"/>
+      <w:r>
+        <w:rPr>
+          <w:rFonts w:ascii="Consolas" w:eastAsia="Times New Roman" w:hAnsi="Consolas" w:cs="Times New Roman"/>
+          <w:color w:val="569CD6"/>
+          <w:sz w:val="21"/>
+          <w:szCs w:val="21"/>
+          <w:lang w:eastAsia="hu-HU"/>
+        </w:rPr>
+        <w:lastRenderedPageBreak/>
+        <w:t>static</w:t>
+      </w:r>
+      <w:proofErr w:type="spellEnd"/>
+      <w:r>
+        <w:rPr>
+          <w:rFonts w:ascii="Consolas" w:eastAsia="Times New Roman" w:hAnsi="Consolas" w:cs="Times New Roman"/>
+          <w:color w:val="CCCCCC"/>
+          <w:sz w:val="21"/>
+          <w:szCs w:val="21"/>
+          <w:lang w:eastAsia="hu-HU"/>
+        </w:rPr>
+        <w:t xml:space="preserve"> </w:t>
+      </w:r>
+      <w:proofErr w:type="spellStart"/>
+      <w:r>
+        <w:rPr>
+          <w:rFonts w:ascii="Consolas" w:eastAsia="Times New Roman" w:hAnsi="Consolas" w:cs="Times New Roman"/>
+          <w:color w:val="569CD6"/>
+          <w:sz w:val="21"/>
+          <w:szCs w:val="21"/>
+          <w:lang w:eastAsia="hu-HU"/>
+        </w:rPr>
+        <w:t>async</w:t>
+      </w:r>
+      <w:proofErr w:type="spellEnd"/>
+      <w:r>
+        <w:rPr>
+          <w:rFonts w:ascii="Consolas" w:eastAsia="Times New Roman" w:hAnsi="Consolas" w:cs="Times New Roman"/>
+          <w:color w:val="CCCCCC"/>
+          <w:sz w:val="21"/>
+          <w:szCs w:val="21"/>
+          <w:lang w:eastAsia="hu-HU"/>
+        </w:rPr>
+        <w:t xml:space="preserve"> </w:t>
+      </w:r>
+      <w:proofErr w:type="spellStart"/>
+      <w:r>
+        <w:rPr>
+          <w:rFonts w:ascii="Consolas" w:eastAsia="Times New Roman" w:hAnsi="Consolas" w:cs="Times New Roman"/>
+          <w:color w:val="DCDCAA"/>
+          <w:sz w:val="21"/>
+          <w:szCs w:val="21"/>
+          <w:lang w:eastAsia="hu-HU"/>
+        </w:rPr>
+        <w:t>getPagedOrszagok</w:t>
+      </w:r>
+      <w:proofErr w:type="spellEnd"/>
+      <w:r>
+        <w:rPr>
+          <w:rFonts w:ascii="Consolas" w:eastAsia="Times New Roman" w:hAnsi="Consolas" w:cs="Times New Roman"/>
+          <w:color w:val="CCCCCC"/>
+          <w:sz w:val="21"/>
+          <w:szCs w:val="21"/>
+          <w:lang w:eastAsia="hu-HU"/>
+        </w:rPr>
+        <w:t xml:space="preserve">({ </w:t>
+      </w:r>
+      <w:proofErr w:type="spellStart"/>
+      <w:r>
+        <w:rPr>
+          <w:rFonts w:ascii="Consolas" w:eastAsia="Times New Roman" w:hAnsi="Consolas" w:cs="Times New Roman"/>
+          <w:color w:val="9CDCFE"/>
+          <w:sz w:val="21"/>
+          <w:szCs w:val="21"/>
+          <w:lang w:eastAsia="hu-HU"/>
+        </w:rPr>
+        <w:t>page</w:t>
+      </w:r>
+      <w:proofErr w:type="spellEnd"/>
+      <w:r>
+        <w:rPr>
+          <w:rFonts w:ascii="Consolas" w:eastAsia="Times New Roman" w:hAnsi="Consolas" w:cs="Times New Roman"/>
+          <w:color w:val="CCCCCC"/>
+          <w:sz w:val="21"/>
+          <w:szCs w:val="21"/>
+          <w:lang w:eastAsia="hu-HU"/>
+        </w:rPr>
+        <w:t xml:space="preserve"> </w:t>
+      </w:r>
+      <w:r>
+        <w:rPr>
+          <w:rFonts w:ascii="Consolas" w:eastAsia="Times New Roman" w:hAnsi="Consolas" w:cs="Times New Roman"/>
+          <w:color w:val="D4D4D4"/>
+          <w:sz w:val="21"/>
+          <w:szCs w:val="21"/>
+          <w:lang w:eastAsia="hu-HU"/>
+        </w:rPr>
+        <w:t>=</w:t>
+      </w:r>
+      <w:r>
+        <w:rPr>
+          <w:rFonts w:ascii="Consolas" w:eastAsia="Times New Roman" w:hAnsi="Consolas" w:cs="Times New Roman"/>
+          <w:color w:val="CCCCCC"/>
+          <w:sz w:val="21"/>
+          <w:szCs w:val="21"/>
+          <w:lang w:eastAsia="hu-HU"/>
+        </w:rPr>
+        <w:t xml:space="preserve"> </w:t>
+      </w:r>
+      <w:r>
+        <w:rPr>
+          <w:rFonts w:ascii="Consolas" w:eastAsia="Times New Roman" w:hAnsi="Consolas" w:cs="Times New Roman"/>
+          <w:color w:val="B5CEA8"/>
+          <w:sz w:val="21"/>
+          <w:szCs w:val="21"/>
+          <w:lang w:eastAsia="hu-HU"/>
+        </w:rPr>
+        <w:t>1</w:t>
+      </w:r>
+      <w:r>
+        <w:rPr>
+          <w:rFonts w:ascii="Consolas" w:eastAsia="Times New Roman" w:hAnsi="Consolas" w:cs="Times New Roman"/>
+          <w:color w:val="CCCCCC"/>
+          <w:sz w:val="21"/>
+          <w:szCs w:val="21"/>
+          <w:lang w:eastAsia="hu-HU"/>
+        </w:rPr>
+        <w:t xml:space="preserve">, </w:t>
+      </w:r>
+      <w:r>
+        <w:rPr>
+          <w:rFonts w:ascii="Consolas" w:eastAsia="Times New Roman" w:hAnsi="Consolas" w:cs="Times New Roman"/>
+          <w:color w:val="9CDCFE"/>
+          <w:sz w:val="21"/>
+          <w:szCs w:val="21"/>
+          <w:lang w:eastAsia="hu-HU"/>
+        </w:rPr>
+        <w:t>limit</w:t>
+      </w:r>
+      <w:r>
+        <w:rPr>
+          <w:rFonts w:ascii="Consolas" w:eastAsia="Times New Roman" w:hAnsi="Consolas" w:cs="Times New Roman"/>
+          <w:color w:val="CCCCCC"/>
+          <w:sz w:val="21"/>
+          <w:szCs w:val="21"/>
+          <w:lang w:eastAsia="hu-HU"/>
+        </w:rPr>
+        <w:t xml:space="preserve"> </w:t>
+      </w:r>
+      <w:r>
+        <w:rPr>
+          <w:rFonts w:ascii="Consolas" w:eastAsia="Times New Roman" w:hAnsi="Consolas" w:cs="Times New Roman"/>
+          <w:color w:val="D4D4D4"/>
+          <w:sz w:val="21"/>
+          <w:szCs w:val="21"/>
+          <w:lang w:eastAsia="hu-HU"/>
+        </w:rPr>
+        <w:t>=</w:t>
+      </w:r>
+      <w:r>
+        <w:rPr>
+          <w:rFonts w:ascii="Consolas" w:eastAsia="Times New Roman" w:hAnsi="Consolas" w:cs="Times New Roman"/>
+          <w:color w:val="CCCCCC"/>
+          <w:sz w:val="21"/>
+          <w:szCs w:val="21"/>
+          <w:lang w:eastAsia="hu-HU"/>
+        </w:rPr>
+        <w:t xml:space="preserve"> </w:t>
+      </w:r>
+      <w:r>
+        <w:rPr>
+          <w:rFonts w:ascii="Consolas" w:eastAsia="Times New Roman" w:hAnsi="Consolas" w:cs="Times New Roman"/>
+          <w:color w:val="B5CEA8"/>
+          <w:sz w:val="21"/>
+          <w:szCs w:val="21"/>
+          <w:lang w:eastAsia="hu-HU"/>
+        </w:rPr>
+        <w:t>10</w:t>
+      </w:r>
+      <w:r>
+        <w:rPr>
+          <w:rFonts w:ascii="Consolas" w:eastAsia="Times New Roman" w:hAnsi="Consolas" w:cs="Times New Roman"/>
+          <w:color w:val="CCCCCC"/>
+          <w:sz w:val="21"/>
+          <w:szCs w:val="21"/>
+          <w:lang w:eastAsia="hu-HU"/>
+        </w:rPr>
+        <w:t xml:space="preserve">, </w:t>
+      </w:r>
+      <w:proofErr w:type="spellStart"/>
+      <w:r>
+        <w:rPr>
+          <w:rFonts w:ascii="Consolas" w:eastAsia="Times New Roman" w:hAnsi="Consolas" w:cs="Times New Roman"/>
+          <w:color w:val="9CDCFE"/>
+          <w:sz w:val="21"/>
+          <w:szCs w:val="21"/>
+          <w:lang w:eastAsia="hu-HU"/>
+        </w:rPr>
+        <w:t>sortBy</w:t>
+      </w:r>
+      <w:proofErr w:type="spellEnd"/>
+      <w:r>
+        <w:rPr>
+          <w:rFonts w:ascii="Consolas" w:eastAsia="Times New Roman" w:hAnsi="Consolas" w:cs="Times New Roman"/>
+          <w:color w:val="CCCCCC"/>
+          <w:sz w:val="21"/>
+          <w:szCs w:val="21"/>
+          <w:lang w:eastAsia="hu-HU"/>
+        </w:rPr>
+        <w:t xml:space="preserve"> </w:t>
+      </w:r>
+      <w:r>
+        <w:rPr>
+          <w:rFonts w:ascii="Consolas" w:eastAsia="Times New Roman" w:hAnsi="Consolas" w:cs="Times New Roman"/>
+          <w:color w:val="D4D4D4"/>
+          <w:sz w:val="21"/>
+          <w:szCs w:val="21"/>
+          <w:lang w:eastAsia="hu-HU"/>
+        </w:rPr>
+        <w:t>=</w:t>
+      </w:r>
+      <w:r>
+        <w:rPr>
+          <w:rFonts w:ascii="Consolas" w:eastAsia="Times New Roman" w:hAnsi="Consolas" w:cs="Times New Roman"/>
+          <w:color w:val="CCCCCC"/>
+          <w:sz w:val="21"/>
+          <w:szCs w:val="21"/>
+          <w:lang w:eastAsia="hu-HU"/>
+        </w:rPr>
+        <w:t xml:space="preserve"> </w:t>
+      </w:r>
+      <w:r>
+        <w:rPr>
+          <w:rFonts w:ascii="Consolas" w:eastAsia="Times New Roman" w:hAnsi="Consolas" w:cs="Times New Roman"/>
+          <w:color w:val="CE9178"/>
+          <w:sz w:val="21"/>
+          <w:szCs w:val="21"/>
+          <w:lang w:eastAsia="hu-HU"/>
+        </w:rPr>
+        <w:t>'</w:t>
+      </w:r>
+      <w:proofErr w:type="spellStart"/>
+      <w:r>
+        <w:rPr>
+          <w:rFonts w:ascii="Consolas" w:eastAsia="Times New Roman" w:hAnsi="Consolas" w:cs="Times New Roman"/>
+          <w:color w:val="CE9178"/>
+          <w:sz w:val="21"/>
+          <w:szCs w:val="21"/>
+          <w:lang w:eastAsia="hu-HU"/>
+        </w:rPr>
+        <w:t>id</w:t>
+      </w:r>
+      <w:proofErr w:type="spellEnd"/>
+      <w:r>
+        <w:rPr>
+          <w:rFonts w:ascii="Consolas" w:eastAsia="Times New Roman" w:hAnsi="Consolas" w:cs="Times New Roman"/>
+          <w:color w:val="CE9178"/>
+          <w:sz w:val="21"/>
+          <w:szCs w:val="21"/>
+          <w:lang w:eastAsia="hu-HU"/>
+        </w:rPr>
+        <w:t>'</w:t>
+      </w:r>
+      <w:r>
+        <w:rPr>
+          <w:rFonts w:ascii="Consolas" w:eastAsia="Times New Roman" w:hAnsi="Consolas" w:cs="Times New Roman"/>
+          <w:color w:val="CCCCCC"/>
+          <w:sz w:val="21"/>
+          <w:szCs w:val="21"/>
+          <w:lang w:eastAsia="hu-HU"/>
+        </w:rPr>
+        <w:t xml:space="preserve">, </w:t>
+      </w:r>
+      <w:proofErr w:type="spellStart"/>
+      <w:r>
+        <w:rPr>
+          <w:rFonts w:ascii="Consolas" w:eastAsia="Times New Roman" w:hAnsi="Consolas" w:cs="Times New Roman"/>
+          <w:color w:val="9CDCFE"/>
+          <w:sz w:val="21"/>
+          <w:szCs w:val="21"/>
+          <w:lang w:eastAsia="hu-HU"/>
+        </w:rPr>
+        <w:t>order</w:t>
+      </w:r>
+      <w:proofErr w:type="spellEnd"/>
+      <w:r>
+        <w:rPr>
+          <w:rFonts w:ascii="Consolas" w:eastAsia="Times New Roman" w:hAnsi="Consolas" w:cs="Times New Roman"/>
+          <w:color w:val="CCCCCC"/>
+          <w:sz w:val="21"/>
+          <w:szCs w:val="21"/>
+          <w:lang w:eastAsia="hu-HU"/>
+        </w:rPr>
+        <w:t xml:space="preserve"> </w:t>
+      </w:r>
+      <w:r>
+        <w:rPr>
+          <w:rFonts w:ascii="Consolas" w:eastAsia="Times New Roman" w:hAnsi="Consolas" w:cs="Times New Roman"/>
+          <w:color w:val="D4D4D4"/>
+          <w:sz w:val="21"/>
+          <w:szCs w:val="21"/>
+          <w:lang w:eastAsia="hu-HU"/>
+        </w:rPr>
+        <w:t>=</w:t>
+      </w:r>
+      <w:r>
+        <w:rPr>
+          <w:rFonts w:ascii="Consolas" w:eastAsia="Times New Roman" w:hAnsi="Consolas" w:cs="Times New Roman"/>
+          <w:color w:val="CCCCCC"/>
+          <w:sz w:val="21"/>
+          <w:szCs w:val="21"/>
+          <w:lang w:eastAsia="hu-HU"/>
+        </w:rPr>
+        <w:t xml:space="preserve"> </w:t>
+      </w:r>
+      <w:r>
+        <w:rPr>
+          <w:rFonts w:ascii="Consolas" w:eastAsia="Times New Roman" w:hAnsi="Consolas" w:cs="Times New Roman"/>
+          <w:color w:val="CE9178"/>
+          <w:sz w:val="21"/>
+          <w:szCs w:val="21"/>
+          <w:lang w:eastAsia="hu-HU"/>
+        </w:rPr>
+        <w:t>'</w:t>
+      </w:r>
+      <w:proofErr w:type="spellStart"/>
+      <w:r>
+        <w:rPr>
+          <w:rFonts w:ascii="Consolas" w:eastAsia="Times New Roman" w:hAnsi="Consolas" w:cs="Times New Roman"/>
+          <w:color w:val="CE9178"/>
+          <w:sz w:val="21"/>
+          <w:szCs w:val="21"/>
+          <w:lang w:eastAsia="hu-HU"/>
+        </w:rPr>
+        <w:t>asc</w:t>
+      </w:r>
+      <w:proofErr w:type="spellEnd"/>
+      <w:r>
+        <w:rPr>
+          <w:rFonts w:ascii="Consolas" w:eastAsia="Times New Roman" w:hAnsi="Consolas" w:cs="Times New Roman"/>
+          <w:color w:val="CE9178"/>
+          <w:sz w:val="21"/>
+          <w:szCs w:val="21"/>
+          <w:lang w:eastAsia="hu-HU"/>
+        </w:rPr>
+        <w:t>'</w:t>
+      </w:r>
+      <w:r>
+        <w:rPr>
+          <w:rFonts w:ascii="Consolas" w:eastAsia="Times New Roman" w:hAnsi="Consolas" w:cs="Times New Roman"/>
+          <w:color w:val="CCCCCC"/>
+          <w:sz w:val="21"/>
+          <w:szCs w:val="21"/>
+          <w:lang w:eastAsia="hu-HU"/>
+        </w:rPr>
+        <w:t xml:space="preserve"> }) {</w:t>
+      </w:r>
+    </w:p>
+    <w:p>
+      <w:pPr>
+        <w:shd w:val="clear" w:color="auto" w:fill="1F1F1F"/>
+        <w:spacing w:line="285" w:lineRule="atLeast"/>
+        <w:rPr>
+          <w:rFonts w:ascii="Consolas" w:eastAsia="Times New Roman" w:hAnsi="Consolas" w:cs="Times New Roman"/>
+          <w:color w:val="CCCCCC"/>
+          <w:sz w:val="21"/>
+          <w:szCs w:val="21"/>
+          <w:lang w:eastAsia="hu-HU"/>
+        </w:rPr>
+      </w:pPr>
+      <w:r>
+        <w:rPr>
+          <w:rFonts w:ascii="Consolas" w:eastAsia="Times New Roman" w:hAnsi="Consolas" w:cs="Times New Roman"/>
+          <w:color w:val="CCCCCC"/>
+          <w:sz w:val="21"/>
+          <w:szCs w:val="21"/>
+          <w:lang w:eastAsia="hu-HU"/>
+        </w:rPr>
+        <w:t xml:space="preserve">  </w:t>
+      </w:r>
+      <w:r>
+        <w:rPr>
+          <w:rFonts w:ascii="Consolas" w:eastAsia="Times New Roman" w:hAnsi="Consolas" w:cs="Times New Roman"/>
+          <w:color w:val="569CD6"/>
+          <w:sz w:val="21"/>
+          <w:szCs w:val="21"/>
+          <w:lang w:eastAsia="hu-HU"/>
+        </w:rPr>
+        <w:t>const</w:t>
+      </w:r>
+      <w:r>
+        <w:rPr>
+          <w:rFonts w:ascii="Consolas" w:eastAsia="Times New Roman" w:hAnsi="Consolas" w:cs="Times New Roman"/>
+          <w:color w:val="CCCCCC"/>
+          <w:sz w:val="21"/>
+          <w:szCs w:val="21"/>
+          <w:lang w:eastAsia="hu-HU"/>
+        </w:rPr>
+        <w:t xml:space="preserve"> </w:t>
+      </w:r>
+      <w:proofErr w:type="spellStart"/>
+      <w:r>
+        <w:rPr>
+          <w:rFonts w:ascii="Consolas" w:eastAsia="Times New Roman" w:hAnsi="Consolas" w:cs="Times New Roman"/>
+          <w:color w:val="4FC1FF"/>
+          <w:sz w:val="21"/>
+          <w:szCs w:val="21"/>
+          <w:lang w:eastAsia="hu-HU"/>
+        </w:rPr>
+        <w:t>offset</w:t>
+      </w:r>
+      <w:proofErr w:type="spellEnd"/>
+      <w:r>
+        <w:rPr>
+          <w:rFonts w:ascii="Consolas" w:eastAsia="Times New Roman" w:hAnsi="Consolas" w:cs="Times New Roman"/>
+          <w:color w:val="CCCCCC"/>
+          <w:sz w:val="21"/>
+          <w:szCs w:val="21"/>
+          <w:lang w:eastAsia="hu-HU"/>
+        </w:rPr>
+        <w:t xml:space="preserve"> </w:t>
+      </w:r>
+      <w:r>
+        <w:rPr>
+          <w:rFonts w:ascii="Consolas" w:eastAsia="Times New Roman" w:hAnsi="Consolas" w:cs="Times New Roman"/>
+          <w:color w:val="D4D4D4"/>
+          <w:sz w:val="21"/>
+          <w:szCs w:val="21"/>
+          <w:lang w:eastAsia="hu-HU"/>
+        </w:rPr>
+        <w:t>=</w:t>
+      </w:r>
+      <w:r>
+        <w:rPr>
+          <w:rFonts w:ascii="Consolas" w:eastAsia="Times New Roman" w:hAnsi="Consolas" w:cs="Times New Roman"/>
+          <w:color w:val="CCCCCC"/>
+          <w:sz w:val="21"/>
+          <w:szCs w:val="21"/>
+          <w:lang w:eastAsia="hu-HU"/>
+        </w:rPr>
+        <w:t xml:space="preserve"> (</w:t>
+      </w:r>
+      <w:proofErr w:type="spellStart"/>
+      <w:r>
+        <w:rPr>
+          <w:rFonts w:ascii="Consolas" w:eastAsia="Times New Roman" w:hAnsi="Consolas" w:cs="Times New Roman"/>
+          <w:color w:val="9CDCFE"/>
+          <w:sz w:val="21"/>
+          <w:szCs w:val="21"/>
+          <w:lang w:eastAsia="hu-HU"/>
+        </w:rPr>
+        <w:t>page</w:t>
+      </w:r>
+      <w:proofErr w:type="spellEnd"/>
+      <w:r>
+        <w:rPr>
+          <w:rFonts w:ascii="Consolas" w:eastAsia="Times New Roman" w:hAnsi="Consolas" w:cs="Times New Roman"/>
+          <w:color w:val="CCCCCC"/>
+          <w:sz w:val="21"/>
+          <w:szCs w:val="21"/>
+          <w:lang w:eastAsia="hu-HU"/>
+        </w:rPr>
+        <w:t xml:space="preserve"> </w:t>
+      </w:r>
+      <w:r>
+        <w:rPr>
+          <w:rFonts w:ascii="Consolas" w:eastAsia="Times New Roman" w:hAnsi="Consolas" w:cs="Times New Roman"/>
+          <w:color w:val="D4D4D4"/>
+          <w:sz w:val="21"/>
+          <w:szCs w:val="21"/>
+          <w:lang w:eastAsia="hu-HU"/>
+        </w:rPr>
+        <w:t>-</w:t>
+      </w:r>
+      <w:r>
+        <w:rPr>
+          <w:rFonts w:ascii="Consolas" w:eastAsia="Times New Roman" w:hAnsi="Consolas" w:cs="Times New Roman"/>
+          <w:color w:val="CCCCCC"/>
+          <w:sz w:val="21"/>
+          <w:szCs w:val="21"/>
+          <w:lang w:eastAsia="hu-HU"/>
+        </w:rPr>
+        <w:t xml:space="preserve"> </w:t>
+      </w:r>
+      <w:r>
+        <w:rPr>
+          <w:rFonts w:ascii="Consolas" w:eastAsia="Times New Roman" w:hAnsi="Consolas" w:cs="Times New Roman"/>
+          <w:color w:val="B5CEA8"/>
+          <w:sz w:val="21"/>
+          <w:szCs w:val="21"/>
+          <w:lang w:eastAsia="hu-HU"/>
+        </w:rPr>
+        <w:t>1</w:t>
+      </w:r>
+      <w:r>
+        <w:rPr>
+          <w:rFonts w:ascii="Consolas" w:eastAsia="Times New Roman" w:hAnsi="Consolas" w:cs="Times New Roman"/>
+          <w:color w:val="CCCCCC"/>
+          <w:sz w:val="21"/>
+          <w:szCs w:val="21"/>
+          <w:lang w:eastAsia="hu-HU"/>
+        </w:rPr>
+        <w:t xml:space="preserve">) </w:t>
+      </w:r>
+      <w:r>
+        <w:rPr>
+          <w:rFonts w:ascii="Consolas" w:eastAsia="Times New Roman" w:hAnsi="Consolas" w:cs="Times New Roman"/>
+          <w:color w:val="D4D4D4"/>
+          <w:sz w:val="21"/>
+          <w:szCs w:val="21"/>
+          <w:lang w:eastAsia="hu-HU"/>
+        </w:rPr>
+        <w:t>*</w:t>
+      </w:r>
+      <w:r>
+        <w:rPr>
+          <w:rFonts w:ascii="Consolas" w:eastAsia="Times New Roman" w:hAnsi="Consolas" w:cs="Times New Roman"/>
+          <w:color w:val="CCCCCC"/>
+          <w:sz w:val="21"/>
+          <w:szCs w:val="21"/>
+          <w:lang w:eastAsia="hu-HU"/>
+        </w:rPr>
+        <w:t xml:space="preserve"> </w:t>
+      </w:r>
+      <w:r>
+        <w:rPr>
+          <w:rFonts w:ascii="Consolas" w:eastAsia="Times New Roman" w:hAnsi="Consolas" w:cs="Times New Roman"/>
+          <w:color w:val="9CDCFE"/>
+          <w:sz w:val="21"/>
+          <w:szCs w:val="21"/>
+          <w:lang w:eastAsia="hu-HU"/>
+        </w:rPr>
+        <w:t>limit</w:t>
+      </w:r>
+      <w:r>
+        <w:rPr>
+          <w:rFonts w:ascii="Consolas" w:eastAsia="Times New Roman" w:hAnsi="Consolas" w:cs="Times New Roman"/>
+          <w:color w:val="CCCCCC"/>
+          <w:sz w:val="21"/>
+          <w:szCs w:val="21"/>
+          <w:lang w:eastAsia="hu-HU"/>
+        </w:rPr>
+        <w:t>;</w:t>
+      </w:r>
+    </w:p>
+    <w:p>
+      <w:pPr>
+        <w:shd w:val="clear" w:color="auto" w:fill="1F1F1F"/>
+        <w:spacing w:line="285" w:lineRule="atLeast"/>
+        <w:rPr>
+          <w:rFonts w:ascii="Consolas" w:eastAsia="Times New Roman" w:hAnsi="Consolas" w:cs="Times New Roman"/>
+          <w:color w:val="CCCCCC"/>
+          <w:sz w:val="21"/>
+          <w:szCs w:val="21"/>
+          <w:lang w:eastAsia="hu-HU"/>
+        </w:rPr>
+      </w:pPr>
+    </w:p>
+    <w:p>
+      <w:pPr>
+        <w:shd w:val="clear" w:color="auto" w:fill="1F1F1F"/>
+        <w:spacing w:line="285" w:lineRule="atLeast"/>
+        <w:rPr>
+          <w:rFonts w:ascii="Consolas" w:eastAsia="Times New Roman" w:hAnsi="Consolas" w:cs="Times New Roman"/>
+          <w:color w:val="CCCCCC"/>
+          <w:sz w:val="21"/>
+          <w:szCs w:val="21"/>
+          <w:lang w:eastAsia="hu-HU"/>
+        </w:rPr>
+      </w:pPr>
+      <w:r>
+        <w:rPr>
+          <w:rFonts w:ascii="Consolas" w:eastAsia="Times New Roman" w:hAnsi="Consolas" w:cs="Times New Roman"/>
+          <w:color w:val="CCCCCC"/>
+          <w:sz w:val="21"/>
+          <w:szCs w:val="21"/>
+          <w:lang w:eastAsia="hu-HU"/>
+        </w:rPr>
+        <w:t xml:space="preserve">  </w:t>
+      </w:r>
+      <w:r>
+        <w:rPr>
+          <w:rFonts w:ascii="Consolas" w:eastAsia="Times New Roman" w:hAnsi="Consolas" w:cs="Times New Roman"/>
+          <w:color w:val="6A9955"/>
+          <w:sz w:val="21"/>
+          <w:szCs w:val="21"/>
+          <w:lang w:eastAsia="hu-HU"/>
+        </w:rPr>
+        <w:t xml:space="preserve">// Engedélyezett rendezési oszlopok, hogy ne lehessen SQL </w:t>
+      </w:r>
+      <w:proofErr w:type="spellStart"/>
+      <w:r>
+        <w:rPr>
+          <w:rFonts w:ascii="Consolas" w:eastAsia="Times New Roman" w:hAnsi="Consolas" w:cs="Times New Roman"/>
+          <w:color w:val="6A9955"/>
+          <w:sz w:val="21"/>
+          <w:szCs w:val="21"/>
+          <w:lang w:eastAsia="hu-HU"/>
+        </w:rPr>
+        <w:t>injection</w:t>
+      </w:r>
+      <w:proofErr w:type="spellEnd"/>
+    </w:p>
+    <w:p>
+      <w:pPr>
+        <w:shd w:val="clear" w:color="auto" w:fill="1F1F1F"/>
+        <w:spacing w:line="285" w:lineRule="atLeast"/>
+        <w:rPr>
+          <w:rFonts w:ascii="Consolas" w:eastAsia="Times New Roman" w:hAnsi="Consolas" w:cs="Times New Roman"/>
+          <w:color w:val="CCCCCC"/>
+          <w:sz w:val="21"/>
+          <w:szCs w:val="21"/>
+          <w:lang w:eastAsia="hu-HU"/>
+        </w:rPr>
+      </w:pPr>
+      <w:r>
+        <w:rPr>
+          <w:rFonts w:ascii="Consolas" w:eastAsia="Times New Roman" w:hAnsi="Consolas" w:cs="Times New Roman"/>
+          <w:color w:val="CCCCCC"/>
+          <w:sz w:val="21"/>
+          <w:szCs w:val="21"/>
+          <w:lang w:eastAsia="hu-HU"/>
+        </w:rPr>
+        <w:t xml:space="preserve">  </w:t>
+      </w:r>
+      <w:r>
+        <w:rPr>
+          <w:rFonts w:ascii="Consolas" w:eastAsia="Times New Roman" w:hAnsi="Consolas" w:cs="Times New Roman"/>
+          <w:color w:val="569CD6"/>
+          <w:sz w:val="21"/>
+          <w:szCs w:val="21"/>
+          <w:lang w:eastAsia="hu-HU"/>
+        </w:rPr>
+        <w:t>const</w:t>
+      </w:r>
+      <w:r>
+        <w:rPr>
+          <w:rFonts w:ascii="Consolas" w:eastAsia="Times New Roman" w:hAnsi="Consolas" w:cs="Times New Roman"/>
+          <w:color w:val="CCCCCC"/>
+          <w:sz w:val="21"/>
+          <w:szCs w:val="21"/>
+          <w:lang w:eastAsia="hu-HU"/>
+        </w:rPr>
+        <w:t xml:space="preserve"> </w:t>
+      </w:r>
+      <w:proofErr w:type="spellStart"/>
+      <w:r>
+        <w:rPr>
+          <w:rFonts w:ascii="Consolas" w:eastAsia="Times New Roman" w:hAnsi="Consolas" w:cs="Times New Roman"/>
+          <w:color w:val="4FC1FF"/>
+          <w:sz w:val="21"/>
+          <w:szCs w:val="21"/>
+          <w:lang w:eastAsia="hu-HU"/>
+        </w:rPr>
+        <w:t>validSortFields</w:t>
+      </w:r>
+      <w:proofErr w:type="spellEnd"/>
+      <w:r>
+        <w:rPr>
+          <w:rFonts w:ascii="Consolas" w:eastAsia="Times New Roman" w:hAnsi="Consolas" w:cs="Times New Roman"/>
+          <w:color w:val="CCCCCC"/>
+          <w:sz w:val="21"/>
+          <w:szCs w:val="21"/>
+          <w:lang w:eastAsia="hu-HU"/>
+        </w:rPr>
+        <w:t xml:space="preserve"> </w:t>
+      </w:r>
+      <w:r>
+        <w:rPr>
+          <w:rFonts w:ascii="Consolas" w:eastAsia="Times New Roman" w:hAnsi="Consolas" w:cs="Times New Roman"/>
+          <w:color w:val="D4D4D4"/>
+          <w:sz w:val="21"/>
+          <w:szCs w:val="21"/>
+          <w:lang w:eastAsia="hu-HU"/>
+        </w:rPr>
+        <w:t>=</w:t>
+      </w:r>
+      <w:r>
+        <w:rPr>
+          <w:rFonts w:ascii="Consolas" w:eastAsia="Times New Roman" w:hAnsi="Consolas" w:cs="Times New Roman"/>
+          <w:color w:val="CCCCCC"/>
+          <w:sz w:val="21"/>
+          <w:szCs w:val="21"/>
+          <w:lang w:eastAsia="hu-HU"/>
+        </w:rPr>
+        <w:t xml:space="preserve"> [</w:t>
+      </w:r>
+      <w:r>
+        <w:rPr>
+          <w:rFonts w:ascii="Consolas" w:eastAsia="Times New Roman" w:hAnsi="Consolas" w:cs="Times New Roman"/>
+          <w:color w:val="CE9178"/>
+          <w:sz w:val="21"/>
+          <w:szCs w:val="21"/>
+          <w:lang w:eastAsia="hu-HU"/>
+        </w:rPr>
+        <w:t>'</w:t>
+      </w:r>
+      <w:proofErr w:type="spellStart"/>
+      <w:r>
+        <w:rPr>
+          <w:rFonts w:ascii="Consolas" w:eastAsia="Times New Roman" w:hAnsi="Consolas" w:cs="Times New Roman"/>
+          <w:color w:val="CE9178"/>
+          <w:sz w:val="21"/>
+          <w:szCs w:val="21"/>
+          <w:lang w:eastAsia="hu-HU"/>
+        </w:rPr>
+        <w:t>id</w:t>
+      </w:r>
+      <w:proofErr w:type="spellEnd"/>
+      <w:r>
+        <w:rPr>
+          <w:rFonts w:ascii="Consolas" w:eastAsia="Times New Roman" w:hAnsi="Consolas" w:cs="Times New Roman"/>
+          <w:color w:val="CE9178"/>
+          <w:sz w:val="21"/>
+          <w:szCs w:val="21"/>
+          <w:lang w:eastAsia="hu-HU"/>
+        </w:rPr>
+        <w:t>'</w:t>
+      </w:r>
+      <w:r>
+        <w:rPr>
+          <w:rFonts w:ascii="Consolas" w:eastAsia="Times New Roman" w:hAnsi="Consolas" w:cs="Times New Roman"/>
+          <w:color w:val="CCCCCC"/>
+          <w:sz w:val="21"/>
+          <w:szCs w:val="21"/>
+          <w:lang w:eastAsia="hu-HU"/>
+        </w:rPr>
+        <w:t xml:space="preserve">, </w:t>
+      </w:r>
+      <w:r>
+        <w:rPr>
+          <w:rFonts w:ascii="Consolas" w:eastAsia="Times New Roman" w:hAnsi="Consolas" w:cs="Times New Roman"/>
+          <w:color w:val="CE9178"/>
+          <w:sz w:val="21"/>
+          <w:szCs w:val="21"/>
+          <w:lang w:eastAsia="hu-HU"/>
+        </w:rPr>
+        <w:t>'</w:t>
+      </w:r>
+      <w:proofErr w:type="spellStart"/>
+      <w:r>
+        <w:rPr>
+          <w:rFonts w:ascii="Consolas" w:eastAsia="Times New Roman" w:hAnsi="Consolas" w:cs="Times New Roman"/>
+          <w:color w:val="CE9178"/>
+          <w:sz w:val="21"/>
+          <w:szCs w:val="21"/>
+          <w:lang w:eastAsia="hu-HU"/>
+        </w:rPr>
+        <w:t>nev</w:t>
+      </w:r>
+      <w:proofErr w:type="spellEnd"/>
+      <w:r>
+        <w:rPr>
+          <w:rFonts w:ascii="Consolas" w:eastAsia="Times New Roman" w:hAnsi="Consolas" w:cs="Times New Roman"/>
+          <w:color w:val="CE9178"/>
+          <w:sz w:val="21"/>
+          <w:szCs w:val="21"/>
+          <w:lang w:eastAsia="hu-HU"/>
+        </w:rPr>
+        <w:t>'</w:t>
+      </w:r>
+      <w:r>
+        <w:rPr>
+          <w:rFonts w:ascii="Consolas" w:eastAsia="Times New Roman" w:hAnsi="Consolas" w:cs="Times New Roman"/>
+          <w:color w:val="CCCCCC"/>
+          <w:sz w:val="21"/>
+          <w:szCs w:val="21"/>
+          <w:lang w:eastAsia="hu-HU"/>
+        </w:rPr>
+        <w:t xml:space="preserve">, </w:t>
+      </w:r>
+      <w:r>
+        <w:rPr>
+          <w:rFonts w:ascii="Consolas" w:eastAsia="Times New Roman" w:hAnsi="Consolas" w:cs="Times New Roman"/>
+          <w:color w:val="CE9178"/>
+          <w:sz w:val="21"/>
+          <w:szCs w:val="21"/>
+          <w:lang w:eastAsia="hu-HU"/>
+        </w:rPr>
+        <w:t>'</w:t>
+      </w:r>
+      <w:proofErr w:type="spellStart"/>
+      <w:r>
+        <w:rPr>
+          <w:rFonts w:ascii="Consolas" w:eastAsia="Times New Roman" w:hAnsi="Consolas" w:cs="Times New Roman"/>
+          <w:color w:val="CE9178"/>
+          <w:sz w:val="21"/>
+          <w:szCs w:val="21"/>
+          <w:lang w:eastAsia="hu-HU"/>
+        </w:rPr>
+        <w:t>kod</w:t>
+      </w:r>
+      <w:proofErr w:type="spellEnd"/>
+      <w:r>
+        <w:rPr>
+          <w:rFonts w:ascii="Consolas" w:eastAsia="Times New Roman" w:hAnsi="Consolas" w:cs="Times New Roman"/>
+          <w:color w:val="CE9178"/>
+          <w:sz w:val="21"/>
+          <w:szCs w:val="21"/>
+          <w:lang w:eastAsia="hu-HU"/>
+        </w:rPr>
+        <w:t>'</w:t>
+      </w:r>
+      <w:r>
+        <w:rPr>
+          <w:rFonts w:ascii="Consolas" w:eastAsia="Times New Roman" w:hAnsi="Consolas" w:cs="Times New Roman"/>
+          <w:color w:val="CCCCCC"/>
+          <w:sz w:val="21"/>
+          <w:szCs w:val="21"/>
+          <w:lang w:eastAsia="hu-HU"/>
+        </w:rPr>
+        <w:t xml:space="preserve">, </w:t>
+      </w:r>
+      <w:r>
+        <w:rPr>
+          <w:rFonts w:ascii="Consolas" w:eastAsia="Times New Roman" w:hAnsi="Consolas" w:cs="Times New Roman"/>
+          <w:color w:val="CE9178"/>
+          <w:sz w:val="21"/>
+          <w:szCs w:val="21"/>
+          <w:lang w:eastAsia="hu-HU"/>
+        </w:rPr>
+        <w:t>'</w:t>
+      </w:r>
+      <w:proofErr w:type="spellStart"/>
+      <w:r>
+        <w:rPr>
+          <w:rFonts w:ascii="Consolas" w:eastAsia="Times New Roman" w:hAnsi="Consolas" w:cs="Times New Roman"/>
+          <w:color w:val="CE9178"/>
+          <w:sz w:val="21"/>
+          <w:szCs w:val="21"/>
+          <w:lang w:eastAsia="hu-HU"/>
+        </w:rPr>
+        <w:t>regio</w:t>
+      </w:r>
+      <w:proofErr w:type="spellEnd"/>
+      <w:r>
+        <w:rPr>
+          <w:rFonts w:ascii="Consolas" w:eastAsia="Times New Roman" w:hAnsi="Consolas" w:cs="Times New Roman"/>
+          <w:color w:val="CE9178"/>
+          <w:sz w:val="21"/>
+          <w:szCs w:val="21"/>
+          <w:lang w:eastAsia="hu-HU"/>
+        </w:rPr>
+        <w:t>'</w:t>
+      </w:r>
+      <w:r>
+        <w:rPr>
+          <w:rFonts w:ascii="Consolas" w:eastAsia="Times New Roman" w:hAnsi="Consolas" w:cs="Times New Roman"/>
+          <w:color w:val="CCCCCC"/>
+          <w:sz w:val="21"/>
+          <w:szCs w:val="21"/>
+          <w:lang w:eastAsia="hu-HU"/>
+        </w:rPr>
+        <w:t>];</w:t>
+      </w:r>
+    </w:p>
+    <w:p>
+      <w:pPr>
+        <w:shd w:val="clear" w:color="auto" w:fill="1F1F1F"/>
+        <w:spacing w:line="285" w:lineRule="atLeast"/>
+        <w:rPr>
+          <w:rFonts w:ascii="Consolas" w:eastAsia="Times New Roman" w:hAnsi="Consolas" w:cs="Times New Roman"/>
+          <w:color w:val="CCCCCC"/>
+          <w:sz w:val="21"/>
+          <w:szCs w:val="21"/>
+          <w:lang w:eastAsia="hu-HU"/>
+        </w:rPr>
+      </w:pPr>
+      <w:r>
+        <w:rPr>
+          <w:rFonts w:ascii="Consolas" w:eastAsia="Times New Roman" w:hAnsi="Consolas" w:cs="Times New Roman"/>
+          <w:color w:val="CCCCCC"/>
+          <w:sz w:val="21"/>
+          <w:szCs w:val="21"/>
+          <w:lang w:eastAsia="hu-HU"/>
+        </w:rPr>
+        <w:t xml:space="preserve">  </w:t>
+      </w:r>
+      <w:r>
+        <w:rPr>
+          <w:rFonts w:ascii="Consolas" w:eastAsia="Times New Roman" w:hAnsi="Consolas" w:cs="Times New Roman"/>
+          <w:color w:val="569CD6"/>
+          <w:sz w:val="21"/>
+          <w:szCs w:val="21"/>
+          <w:lang w:eastAsia="hu-HU"/>
+        </w:rPr>
+        <w:t>const</w:t>
+      </w:r>
+      <w:r>
+        <w:rPr>
+          <w:rFonts w:ascii="Consolas" w:eastAsia="Times New Roman" w:hAnsi="Consolas" w:cs="Times New Roman"/>
+          <w:color w:val="CCCCCC"/>
+          <w:sz w:val="21"/>
+          <w:szCs w:val="21"/>
+          <w:lang w:eastAsia="hu-HU"/>
+        </w:rPr>
+        <w:t xml:space="preserve"> </w:t>
+      </w:r>
+      <w:proofErr w:type="spellStart"/>
+      <w:r>
+        <w:rPr>
+          <w:rFonts w:ascii="Consolas" w:eastAsia="Times New Roman" w:hAnsi="Consolas" w:cs="Times New Roman"/>
+          <w:color w:val="4FC1FF"/>
+          <w:sz w:val="21"/>
+          <w:szCs w:val="21"/>
+          <w:lang w:eastAsia="hu-HU"/>
+        </w:rPr>
+        <w:t>sortField</w:t>
+      </w:r>
+      <w:proofErr w:type="spellEnd"/>
+      <w:r>
+        <w:rPr>
+          <w:rFonts w:ascii="Consolas" w:eastAsia="Times New Roman" w:hAnsi="Consolas" w:cs="Times New Roman"/>
+          <w:color w:val="CCCCCC"/>
+          <w:sz w:val="21"/>
+          <w:szCs w:val="21"/>
+          <w:lang w:eastAsia="hu-HU"/>
+        </w:rPr>
+        <w:t xml:space="preserve"> </w:t>
+      </w:r>
+      <w:r>
+        <w:rPr>
+          <w:rFonts w:ascii="Consolas" w:eastAsia="Times New Roman" w:hAnsi="Consolas" w:cs="Times New Roman"/>
+          <w:color w:val="D4D4D4"/>
+          <w:sz w:val="21"/>
+          <w:szCs w:val="21"/>
+          <w:lang w:eastAsia="hu-HU"/>
+        </w:rPr>
+        <w:t>=</w:t>
+      </w:r>
+      <w:r>
+        <w:rPr>
+          <w:rFonts w:ascii="Consolas" w:eastAsia="Times New Roman" w:hAnsi="Consolas" w:cs="Times New Roman"/>
+          <w:color w:val="CCCCCC"/>
+          <w:sz w:val="21"/>
+          <w:szCs w:val="21"/>
+          <w:lang w:eastAsia="hu-HU"/>
+        </w:rPr>
+        <w:t xml:space="preserve"> </w:t>
+      </w:r>
+      <w:proofErr w:type="spellStart"/>
+      <w:r>
+        <w:rPr>
+          <w:rFonts w:ascii="Consolas" w:eastAsia="Times New Roman" w:hAnsi="Consolas" w:cs="Times New Roman"/>
+          <w:color w:val="4FC1FF"/>
+          <w:sz w:val="21"/>
+          <w:szCs w:val="21"/>
+          <w:lang w:eastAsia="hu-HU"/>
+        </w:rPr>
+        <w:t>validSortFields</w:t>
+      </w:r>
+      <w:r>
+        <w:rPr>
+          <w:rFonts w:ascii="Consolas" w:eastAsia="Times New Roman" w:hAnsi="Consolas" w:cs="Times New Roman"/>
+          <w:color w:val="CCCCCC"/>
+          <w:sz w:val="21"/>
+          <w:szCs w:val="21"/>
+          <w:lang w:eastAsia="hu-HU"/>
+        </w:rPr>
+        <w:t>.</w:t>
+      </w:r>
+      <w:r>
+        <w:rPr>
+          <w:rFonts w:ascii="Consolas" w:eastAsia="Times New Roman" w:hAnsi="Consolas" w:cs="Times New Roman"/>
+          <w:color w:val="DCDCAA"/>
+          <w:sz w:val="21"/>
+          <w:szCs w:val="21"/>
+          <w:lang w:eastAsia="hu-HU"/>
+        </w:rPr>
+        <w:t>includes</w:t>
+      </w:r>
+      <w:proofErr w:type="spellEnd"/>
+      <w:r>
+        <w:rPr>
+          <w:rFonts w:ascii="Consolas" w:eastAsia="Times New Roman" w:hAnsi="Consolas" w:cs="Times New Roman"/>
+          <w:color w:val="CCCCCC"/>
+          <w:sz w:val="21"/>
+          <w:szCs w:val="21"/>
+          <w:lang w:eastAsia="hu-HU"/>
+        </w:rPr>
+        <w:t>(</w:t>
+      </w:r>
+      <w:proofErr w:type="spellStart"/>
+      <w:r>
+        <w:rPr>
+          <w:rFonts w:ascii="Consolas" w:eastAsia="Times New Roman" w:hAnsi="Consolas" w:cs="Times New Roman"/>
+          <w:color w:val="9CDCFE"/>
+          <w:sz w:val="21"/>
+          <w:szCs w:val="21"/>
+          <w:lang w:eastAsia="hu-HU"/>
+        </w:rPr>
+        <w:t>sortBy</w:t>
+      </w:r>
+      <w:proofErr w:type="spellEnd"/>
+      <w:r>
+        <w:rPr>
+          <w:rFonts w:ascii="Consolas" w:eastAsia="Times New Roman" w:hAnsi="Consolas" w:cs="Times New Roman"/>
+          <w:color w:val="CCCCCC"/>
+          <w:sz w:val="21"/>
+          <w:szCs w:val="21"/>
+          <w:lang w:eastAsia="hu-HU"/>
+        </w:rPr>
+        <w:t xml:space="preserve">) </w:t>
+      </w:r>
+      <w:r>
+        <w:rPr>
+          <w:rFonts w:ascii="Consolas" w:eastAsia="Times New Roman" w:hAnsi="Consolas" w:cs="Times New Roman"/>
+          <w:color w:val="D4D4D4"/>
+          <w:sz w:val="21"/>
+          <w:szCs w:val="21"/>
+          <w:lang w:eastAsia="hu-HU"/>
+        </w:rPr>
+        <w:t>?</w:t>
+      </w:r>
+      <w:r>
+        <w:rPr>
+          <w:rFonts w:ascii="Consolas" w:eastAsia="Times New Roman" w:hAnsi="Consolas" w:cs="Times New Roman"/>
+          <w:color w:val="CCCCCC"/>
+          <w:sz w:val="21"/>
+          <w:szCs w:val="21"/>
+          <w:lang w:eastAsia="hu-HU"/>
+        </w:rPr>
+        <w:t xml:space="preserve"> </w:t>
+      </w:r>
+      <w:proofErr w:type="spellStart"/>
+      <w:r>
+        <w:rPr>
+          <w:rFonts w:ascii="Consolas" w:eastAsia="Times New Roman" w:hAnsi="Consolas" w:cs="Times New Roman"/>
+          <w:color w:val="9CDCFE"/>
+          <w:sz w:val="21"/>
+          <w:szCs w:val="21"/>
+          <w:lang w:eastAsia="hu-HU"/>
+        </w:rPr>
+        <w:t>sortBy</w:t>
+      </w:r>
+      <w:proofErr w:type="spellEnd"/>
+      <w:r>
+        <w:rPr>
+          <w:rFonts w:ascii="Consolas" w:eastAsia="Times New Roman" w:hAnsi="Consolas" w:cs="Times New Roman"/>
+          <w:color w:val="CCCCCC"/>
+          <w:sz w:val="21"/>
+          <w:szCs w:val="21"/>
+          <w:lang w:eastAsia="hu-HU"/>
+        </w:rPr>
+        <w:t xml:space="preserve"> </w:t>
+      </w:r>
+      <w:r>
+        <w:rPr>
+          <w:rFonts w:ascii="Consolas" w:eastAsia="Times New Roman" w:hAnsi="Consolas" w:cs="Times New Roman"/>
+          <w:color w:val="D4D4D4"/>
+          <w:sz w:val="21"/>
+          <w:szCs w:val="21"/>
+          <w:lang w:eastAsia="hu-HU"/>
+        </w:rPr>
+        <w:t>:</w:t>
+      </w:r>
+      <w:r>
+        <w:rPr>
+          <w:rFonts w:ascii="Consolas" w:eastAsia="Times New Roman" w:hAnsi="Consolas" w:cs="Times New Roman"/>
+          <w:color w:val="CCCCCC"/>
+          <w:sz w:val="21"/>
+          <w:szCs w:val="21"/>
+          <w:lang w:eastAsia="hu-HU"/>
+        </w:rPr>
+        <w:t xml:space="preserve"> </w:t>
+      </w:r>
+      <w:r>
+        <w:rPr>
+          <w:rFonts w:ascii="Consolas" w:eastAsia="Times New Roman" w:hAnsi="Consolas" w:cs="Times New Roman"/>
+          <w:color w:val="CE9178"/>
+          <w:sz w:val="21"/>
+          <w:szCs w:val="21"/>
+          <w:lang w:eastAsia="hu-HU"/>
+        </w:rPr>
+        <w:t>'</w:t>
+      </w:r>
+      <w:proofErr w:type="spellStart"/>
+      <w:r>
+        <w:rPr>
+          <w:rFonts w:ascii="Consolas" w:eastAsia="Times New Roman" w:hAnsi="Consolas" w:cs="Times New Roman"/>
+          <w:color w:val="CE9178"/>
+          <w:sz w:val="21"/>
+          <w:szCs w:val="21"/>
+          <w:lang w:eastAsia="hu-HU"/>
+        </w:rPr>
+        <w:t>id</w:t>
+      </w:r>
+      <w:proofErr w:type="spellEnd"/>
+      <w:r>
+        <w:rPr>
+          <w:rFonts w:ascii="Consolas" w:eastAsia="Times New Roman" w:hAnsi="Consolas" w:cs="Times New Roman"/>
+          <w:color w:val="CE9178"/>
+          <w:sz w:val="21"/>
+          <w:szCs w:val="21"/>
+          <w:lang w:eastAsia="hu-HU"/>
+        </w:rPr>
+        <w:t>'</w:t>
+      </w:r>
+      <w:r>
+        <w:rPr>
+          <w:rFonts w:ascii="Consolas" w:eastAsia="Times New Roman" w:hAnsi="Consolas" w:cs="Times New Roman"/>
+          <w:color w:val="CCCCCC"/>
+          <w:sz w:val="21"/>
+          <w:szCs w:val="21"/>
+          <w:lang w:eastAsia="hu-HU"/>
+        </w:rPr>
+        <w:t>;</w:t>
+      </w:r>
+    </w:p>
+    <w:p>
+      <w:pPr>
+        <w:shd w:val="clear" w:color="auto" w:fill="1F1F1F"/>
+        <w:spacing w:line="285" w:lineRule="atLeast"/>
+        <w:rPr>
+          <w:rFonts w:ascii="Consolas" w:eastAsia="Times New Roman" w:hAnsi="Consolas" w:cs="Times New Roman"/>
+          <w:color w:val="CCCCCC"/>
+          <w:sz w:val="21"/>
+          <w:szCs w:val="21"/>
+          <w:lang w:eastAsia="hu-HU"/>
+        </w:rPr>
+      </w:pPr>
+      <w:r>
+        <w:rPr>
+          <w:rFonts w:ascii="Consolas" w:eastAsia="Times New Roman" w:hAnsi="Consolas" w:cs="Times New Roman"/>
+          <w:color w:val="CCCCCC"/>
+          <w:sz w:val="21"/>
+          <w:szCs w:val="21"/>
+          <w:lang w:eastAsia="hu-HU"/>
+        </w:rPr>
+        <w:t xml:space="preserve">  </w:t>
+      </w:r>
+      <w:r>
+        <w:rPr>
+          <w:rFonts w:ascii="Consolas" w:eastAsia="Times New Roman" w:hAnsi="Consolas" w:cs="Times New Roman"/>
+          <w:color w:val="569CD6"/>
+          <w:sz w:val="21"/>
+          <w:szCs w:val="21"/>
+          <w:lang w:eastAsia="hu-HU"/>
+        </w:rPr>
+        <w:t>const</w:t>
+      </w:r>
+      <w:r>
+        <w:rPr>
+          <w:rFonts w:ascii="Consolas" w:eastAsia="Times New Roman" w:hAnsi="Consolas" w:cs="Times New Roman"/>
+          <w:color w:val="CCCCCC"/>
+          <w:sz w:val="21"/>
+          <w:szCs w:val="21"/>
+          <w:lang w:eastAsia="hu-HU"/>
+        </w:rPr>
+        <w:t xml:space="preserve"> </w:t>
+      </w:r>
+      <w:proofErr w:type="spellStart"/>
+      <w:r>
+        <w:rPr>
+          <w:rFonts w:ascii="Consolas" w:eastAsia="Times New Roman" w:hAnsi="Consolas" w:cs="Times New Roman"/>
+          <w:color w:val="4FC1FF"/>
+          <w:sz w:val="21"/>
+          <w:szCs w:val="21"/>
+          <w:lang w:eastAsia="hu-HU"/>
+        </w:rPr>
+        <w:t>sortOrder</w:t>
+      </w:r>
+      <w:proofErr w:type="spellEnd"/>
+      <w:r>
+        <w:rPr>
+          <w:rFonts w:ascii="Consolas" w:eastAsia="Times New Roman" w:hAnsi="Consolas" w:cs="Times New Roman"/>
+          <w:color w:val="CCCCCC"/>
+          <w:sz w:val="21"/>
+          <w:szCs w:val="21"/>
+          <w:lang w:eastAsia="hu-HU"/>
+        </w:rPr>
+        <w:t xml:space="preserve"> </w:t>
+      </w:r>
+      <w:r>
+        <w:rPr>
+          <w:rFonts w:ascii="Consolas" w:eastAsia="Times New Roman" w:hAnsi="Consolas" w:cs="Times New Roman"/>
+          <w:color w:val="D4D4D4"/>
+          <w:sz w:val="21"/>
+          <w:szCs w:val="21"/>
+          <w:lang w:eastAsia="hu-HU"/>
+        </w:rPr>
+        <w:t>=</w:t>
+      </w:r>
+      <w:r>
+        <w:rPr>
+          <w:rFonts w:ascii="Consolas" w:eastAsia="Times New Roman" w:hAnsi="Consolas" w:cs="Times New Roman"/>
+          <w:color w:val="CCCCCC"/>
+          <w:sz w:val="21"/>
+          <w:szCs w:val="21"/>
+          <w:lang w:eastAsia="hu-HU"/>
+        </w:rPr>
+        <w:t xml:space="preserve"> </w:t>
+      </w:r>
+      <w:proofErr w:type="spellStart"/>
+      <w:r>
+        <w:rPr>
+          <w:rFonts w:ascii="Consolas" w:eastAsia="Times New Roman" w:hAnsi="Consolas" w:cs="Times New Roman"/>
+          <w:color w:val="9CDCFE"/>
+          <w:sz w:val="21"/>
+          <w:szCs w:val="21"/>
+          <w:lang w:eastAsia="hu-HU"/>
+        </w:rPr>
+        <w:t>order</w:t>
+      </w:r>
+      <w:r>
+        <w:rPr>
+          <w:rFonts w:ascii="Consolas" w:eastAsia="Times New Roman" w:hAnsi="Consolas" w:cs="Times New Roman"/>
+          <w:color w:val="CCCCCC"/>
+          <w:sz w:val="21"/>
+          <w:szCs w:val="21"/>
+          <w:lang w:eastAsia="hu-HU"/>
+        </w:rPr>
+        <w:t>.</w:t>
+      </w:r>
+      <w:r>
+        <w:rPr>
+          <w:rFonts w:ascii="Consolas" w:eastAsia="Times New Roman" w:hAnsi="Consolas" w:cs="Times New Roman"/>
+          <w:color w:val="DCDCAA"/>
+          <w:sz w:val="21"/>
+          <w:szCs w:val="21"/>
+          <w:lang w:eastAsia="hu-HU"/>
+        </w:rPr>
+        <w:t>toLowerCase</w:t>
+      </w:r>
+      <w:proofErr w:type="spellEnd"/>
+      <w:r>
+        <w:rPr>
+          <w:rFonts w:ascii="Consolas" w:eastAsia="Times New Roman" w:hAnsi="Consolas" w:cs="Times New Roman"/>
+          <w:color w:val="CCCCCC"/>
+          <w:sz w:val="21"/>
+          <w:szCs w:val="21"/>
+          <w:lang w:eastAsia="hu-HU"/>
+        </w:rPr>
+        <w:t xml:space="preserve">() </w:t>
+      </w:r>
+      <w:r>
+        <w:rPr>
+          <w:rFonts w:ascii="Consolas" w:eastAsia="Times New Roman" w:hAnsi="Consolas" w:cs="Times New Roman"/>
+          <w:color w:val="D4D4D4"/>
+          <w:sz w:val="21"/>
+          <w:szCs w:val="21"/>
+          <w:lang w:eastAsia="hu-HU"/>
+        </w:rPr>
+        <w:t>===</w:t>
+      </w:r>
+      <w:r>
+        <w:rPr>
+          <w:rFonts w:ascii="Consolas" w:eastAsia="Times New Roman" w:hAnsi="Consolas" w:cs="Times New Roman"/>
+          <w:color w:val="CCCCCC"/>
+          <w:sz w:val="21"/>
+          <w:szCs w:val="21"/>
+          <w:lang w:eastAsia="hu-HU"/>
+        </w:rPr>
+        <w:t xml:space="preserve"> </w:t>
+      </w:r>
+      <w:r>
+        <w:rPr>
+          <w:rFonts w:ascii="Consolas" w:eastAsia="Times New Roman" w:hAnsi="Consolas" w:cs="Times New Roman"/>
+          <w:color w:val="CE9178"/>
+          <w:sz w:val="21"/>
+          <w:szCs w:val="21"/>
+          <w:lang w:eastAsia="hu-HU"/>
+        </w:rPr>
+        <w:t>'</w:t>
+      </w:r>
+      <w:proofErr w:type="spellStart"/>
+      <w:r>
+        <w:rPr>
+          <w:rFonts w:ascii="Consolas" w:eastAsia="Times New Roman" w:hAnsi="Consolas" w:cs="Times New Roman"/>
+          <w:color w:val="CE9178"/>
+          <w:sz w:val="21"/>
+          <w:szCs w:val="21"/>
+          <w:lang w:eastAsia="hu-HU"/>
+        </w:rPr>
+        <w:t>desc</w:t>
+      </w:r>
+      <w:proofErr w:type="spellEnd"/>
+      <w:r>
+        <w:rPr>
+          <w:rFonts w:ascii="Consolas" w:eastAsia="Times New Roman" w:hAnsi="Consolas" w:cs="Times New Roman"/>
+          <w:color w:val="CE9178"/>
+          <w:sz w:val="21"/>
+          <w:szCs w:val="21"/>
+          <w:lang w:eastAsia="hu-HU"/>
+        </w:rPr>
+        <w:t>'</w:t>
+      </w:r>
+      <w:r>
+        <w:rPr>
+          <w:rFonts w:ascii="Consolas" w:eastAsia="Times New Roman" w:hAnsi="Consolas" w:cs="Times New Roman"/>
+          <w:color w:val="CCCCCC"/>
+          <w:sz w:val="21"/>
+          <w:szCs w:val="21"/>
+          <w:lang w:eastAsia="hu-HU"/>
+        </w:rPr>
+        <w:t xml:space="preserve"> </w:t>
+      </w:r>
+      <w:r>
+        <w:rPr>
+          <w:rFonts w:ascii="Consolas" w:eastAsia="Times New Roman" w:hAnsi="Consolas" w:cs="Times New Roman"/>
+          <w:color w:val="D4D4D4"/>
+          <w:sz w:val="21"/>
+          <w:szCs w:val="21"/>
+          <w:lang w:eastAsia="hu-HU"/>
+        </w:rPr>
+        <w:t>?</w:t>
+      </w:r>
+      <w:r>
+        <w:rPr>
+          <w:rFonts w:ascii="Consolas" w:eastAsia="Times New Roman" w:hAnsi="Consolas" w:cs="Times New Roman"/>
+          <w:color w:val="CCCCCC"/>
+          <w:sz w:val="21"/>
+          <w:szCs w:val="21"/>
+          <w:lang w:eastAsia="hu-HU"/>
+        </w:rPr>
+        <w:t xml:space="preserve"> </w:t>
+      </w:r>
+      <w:r>
+        <w:rPr>
+          <w:rFonts w:ascii="Consolas" w:eastAsia="Times New Roman" w:hAnsi="Consolas" w:cs="Times New Roman"/>
+          <w:color w:val="CE9178"/>
+          <w:sz w:val="21"/>
+          <w:szCs w:val="21"/>
+          <w:lang w:eastAsia="hu-HU"/>
+        </w:rPr>
+        <w:t>'DESC'</w:t>
+      </w:r>
+      <w:r>
+        <w:rPr>
+          <w:rFonts w:ascii="Consolas" w:eastAsia="Times New Roman" w:hAnsi="Consolas" w:cs="Times New Roman"/>
+          <w:color w:val="CCCCCC"/>
+          <w:sz w:val="21"/>
+          <w:szCs w:val="21"/>
+          <w:lang w:eastAsia="hu-HU"/>
+        </w:rPr>
+        <w:t xml:space="preserve"> </w:t>
+      </w:r>
+      <w:r>
+        <w:rPr>
+          <w:rFonts w:ascii="Consolas" w:eastAsia="Times New Roman" w:hAnsi="Consolas" w:cs="Times New Roman"/>
+          <w:color w:val="D4D4D4"/>
+          <w:sz w:val="21"/>
+          <w:szCs w:val="21"/>
+          <w:lang w:eastAsia="hu-HU"/>
+        </w:rPr>
+        <w:t>:</w:t>
+      </w:r>
+      <w:r>
+        <w:rPr>
+          <w:rFonts w:ascii="Consolas" w:eastAsia="Times New Roman" w:hAnsi="Consolas" w:cs="Times New Roman"/>
+          <w:color w:val="CCCCCC"/>
+          <w:sz w:val="21"/>
+          <w:szCs w:val="21"/>
+          <w:lang w:eastAsia="hu-HU"/>
+        </w:rPr>
+        <w:t xml:space="preserve"> </w:t>
+      </w:r>
+      <w:r>
+        <w:rPr>
+          <w:rFonts w:ascii="Consolas" w:eastAsia="Times New Roman" w:hAnsi="Consolas" w:cs="Times New Roman"/>
+          <w:color w:val="CE9178"/>
+          <w:sz w:val="21"/>
+          <w:szCs w:val="21"/>
+          <w:lang w:eastAsia="hu-HU"/>
+        </w:rPr>
+        <w:t>'ASC'</w:t>
+      </w:r>
+      <w:r>
+        <w:rPr>
+          <w:rFonts w:ascii="Consolas" w:eastAsia="Times New Roman" w:hAnsi="Consolas" w:cs="Times New Roman"/>
+          <w:color w:val="CCCCCC"/>
+          <w:sz w:val="21"/>
+          <w:szCs w:val="21"/>
+          <w:lang w:eastAsia="hu-HU"/>
+        </w:rPr>
+        <w:t>;</w:t>
+      </w:r>
+    </w:p>
+    <w:p>
+      <w:pPr>
+        <w:shd w:val="clear" w:color="auto" w:fill="1F1F1F"/>
+        <w:spacing w:line="285" w:lineRule="atLeast"/>
+        <w:rPr>
+          <w:rFonts w:ascii="Consolas" w:eastAsia="Times New Roman" w:hAnsi="Consolas" w:cs="Times New Roman"/>
+          <w:color w:val="CCCCCC"/>
+          <w:sz w:val="21"/>
+          <w:szCs w:val="21"/>
+          <w:lang w:eastAsia="hu-HU"/>
+        </w:rPr>
+      </w:pPr>
+    </w:p>
+    <w:p>
+      <w:pPr>
+        <w:shd w:val="clear" w:color="auto" w:fill="1F1F1F"/>
+        <w:spacing w:line="285" w:lineRule="atLeast"/>
+        <w:rPr>
+          <w:rFonts w:ascii="Consolas" w:eastAsia="Times New Roman" w:hAnsi="Consolas" w:cs="Times New Roman"/>
+          <w:color w:val="CCCCCC"/>
+          <w:sz w:val="21"/>
+          <w:szCs w:val="21"/>
+          <w:lang w:eastAsia="hu-HU"/>
+        </w:rPr>
+      </w:pPr>
+      <w:r>
+        <w:rPr>
+          <w:rFonts w:ascii="Consolas" w:eastAsia="Times New Roman" w:hAnsi="Consolas" w:cs="Times New Roman"/>
+          <w:color w:val="CCCCCC"/>
+          <w:sz w:val="21"/>
+          <w:szCs w:val="21"/>
+          <w:lang w:eastAsia="hu-HU"/>
+        </w:rPr>
+        <w:t xml:space="preserve">  </w:t>
+      </w:r>
+      <w:r>
+        <w:rPr>
+          <w:rFonts w:ascii="Consolas" w:eastAsia="Times New Roman" w:hAnsi="Consolas" w:cs="Times New Roman"/>
+          <w:color w:val="569CD6"/>
+          <w:sz w:val="21"/>
+          <w:szCs w:val="21"/>
+          <w:lang w:eastAsia="hu-HU"/>
+        </w:rPr>
+        <w:t>const</w:t>
+      </w:r>
+      <w:r>
+        <w:rPr>
+          <w:rFonts w:ascii="Consolas" w:eastAsia="Times New Roman" w:hAnsi="Consolas" w:cs="Times New Roman"/>
+          <w:color w:val="CCCCCC"/>
+          <w:sz w:val="21"/>
+          <w:szCs w:val="21"/>
+          <w:lang w:eastAsia="hu-HU"/>
+        </w:rPr>
+        <w:t xml:space="preserve"> </w:t>
+      </w:r>
+      <w:proofErr w:type="spellStart"/>
+      <w:r>
+        <w:rPr>
+          <w:rFonts w:ascii="Consolas" w:eastAsia="Times New Roman" w:hAnsi="Consolas" w:cs="Times New Roman"/>
+          <w:color w:val="4FC1FF"/>
+          <w:sz w:val="21"/>
+          <w:szCs w:val="21"/>
+          <w:lang w:eastAsia="hu-HU"/>
+        </w:rPr>
+        <w:t>sql</w:t>
+      </w:r>
+      <w:proofErr w:type="spellEnd"/>
+      <w:r>
+        <w:rPr>
+          <w:rFonts w:ascii="Consolas" w:eastAsia="Times New Roman" w:hAnsi="Consolas" w:cs="Times New Roman"/>
+          <w:color w:val="CCCCCC"/>
+          <w:sz w:val="21"/>
+          <w:szCs w:val="21"/>
+          <w:lang w:eastAsia="hu-HU"/>
+        </w:rPr>
+        <w:t xml:space="preserve"> </w:t>
+      </w:r>
+      <w:r>
+        <w:rPr>
+          <w:rFonts w:ascii="Consolas" w:eastAsia="Times New Roman" w:hAnsi="Consolas" w:cs="Times New Roman"/>
+          <w:color w:val="D4D4D4"/>
+          <w:sz w:val="21"/>
+          <w:szCs w:val="21"/>
+          <w:lang w:eastAsia="hu-HU"/>
+        </w:rPr>
+        <w:t>=</w:t>
+      </w:r>
+      <w:r>
+        <w:rPr>
+          <w:rFonts w:ascii="Consolas" w:eastAsia="Times New Roman" w:hAnsi="Consolas" w:cs="Times New Roman"/>
+          <w:color w:val="CCCCCC"/>
+          <w:sz w:val="21"/>
+          <w:szCs w:val="21"/>
+          <w:lang w:eastAsia="hu-HU"/>
+        </w:rPr>
+        <w:t xml:space="preserve"> </w:t>
+      </w:r>
+      <w:r>
+        <w:rPr>
+          <w:rFonts w:ascii="Consolas" w:eastAsia="Times New Roman" w:hAnsi="Consolas" w:cs="Times New Roman"/>
+          <w:color w:val="CE9178"/>
+          <w:sz w:val="21"/>
+          <w:szCs w:val="21"/>
+          <w:lang w:eastAsia="hu-HU"/>
+        </w:rPr>
+        <w:t>`</w:t>
+      </w:r>
+    </w:p>
+    <w:p>
+      <w:pPr>
+        <w:shd w:val="clear" w:color="auto" w:fill="1F1F1F"/>
+        <w:spacing w:line="285" w:lineRule="atLeast"/>
+        <w:rPr>
+          <w:rFonts w:ascii="Consolas" w:eastAsia="Times New Roman" w:hAnsi="Consolas" w:cs="Times New Roman"/>
+          <w:color w:val="CCCCCC"/>
+          <w:sz w:val="21"/>
+          <w:szCs w:val="21"/>
+          <w:lang w:eastAsia="hu-HU"/>
+        </w:rPr>
+      </w:pPr>
+      <w:r>
+        <w:rPr>
+          <w:rFonts w:ascii="Consolas" w:eastAsia="Times New Roman" w:hAnsi="Consolas" w:cs="Times New Roman"/>
+          <w:color w:val="CE9178"/>
+          <w:sz w:val="21"/>
+          <w:szCs w:val="21"/>
+          <w:lang w:eastAsia="hu-HU"/>
+        </w:rPr>
+        <w:t xml:space="preserve">    SELECT * FROM </w:t>
+      </w:r>
+      <w:proofErr w:type="spellStart"/>
+      <w:r>
+        <w:rPr>
+          <w:rFonts w:ascii="Consolas" w:eastAsia="Times New Roman" w:hAnsi="Consolas" w:cs="Times New Roman"/>
+          <w:color w:val="CE9178"/>
+          <w:sz w:val="21"/>
+          <w:szCs w:val="21"/>
+          <w:lang w:eastAsia="hu-HU"/>
+        </w:rPr>
+        <w:t>orszagok</w:t>
+      </w:r>
+      <w:proofErr w:type="spellEnd"/>
+    </w:p>
+    <w:p>
+      <w:pPr>
+        <w:shd w:val="clear" w:color="auto" w:fill="1F1F1F"/>
+        <w:spacing w:line="285" w:lineRule="atLeast"/>
+        <w:rPr>
+          <w:rFonts w:ascii="Consolas" w:eastAsia="Times New Roman" w:hAnsi="Consolas" w:cs="Times New Roman"/>
+          <w:color w:val="CCCCCC"/>
+          <w:sz w:val="21"/>
+          <w:szCs w:val="21"/>
+          <w:lang w:eastAsia="hu-HU"/>
+        </w:rPr>
+      </w:pPr>
+      <w:r>
+        <w:rPr>
+          <w:rFonts w:ascii="Consolas" w:eastAsia="Times New Roman" w:hAnsi="Consolas" w:cs="Times New Roman"/>
+          <w:color w:val="CE9178"/>
+          <w:sz w:val="21"/>
+          <w:szCs w:val="21"/>
+          <w:lang w:eastAsia="hu-HU"/>
+        </w:rPr>
+        <w:t xml:space="preserve">    ORDER BY </w:t>
+      </w:r>
+      <w:r>
+        <w:rPr>
+          <w:rFonts w:ascii="Consolas" w:eastAsia="Times New Roman" w:hAnsi="Consolas" w:cs="Times New Roman"/>
+          <w:color w:val="569CD6"/>
+          <w:sz w:val="21"/>
+          <w:szCs w:val="21"/>
+          <w:lang w:eastAsia="hu-HU"/>
+        </w:rPr>
+        <w:t>${</w:t>
+      </w:r>
+      <w:proofErr w:type="spellStart"/>
+      <w:r>
+        <w:rPr>
+          <w:rFonts w:ascii="Consolas" w:eastAsia="Times New Roman" w:hAnsi="Consolas" w:cs="Times New Roman"/>
+          <w:color w:val="4FC1FF"/>
+          <w:sz w:val="21"/>
+          <w:szCs w:val="21"/>
+          <w:lang w:eastAsia="hu-HU"/>
+        </w:rPr>
+        <w:t>sortField</w:t>
+      </w:r>
+      <w:proofErr w:type="spellEnd"/>
+      <w:r>
+        <w:rPr>
+          <w:rFonts w:ascii="Consolas" w:eastAsia="Times New Roman" w:hAnsi="Consolas" w:cs="Times New Roman"/>
+          <w:color w:val="569CD6"/>
+          <w:sz w:val="21"/>
+          <w:szCs w:val="21"/>
+          <w:lang w:eastAsia="hu-HU"/>
+        </w:rPr>
+        <w:t>}</w:t>
+      </w:r>
+      <w:r>
+        <w:rPr>
+          <w:rFonts w:ascii="Consolas" w:eastAsia="Times New Roman" w:hAnsi="Consolas" w:cs="Times New Roman"/>
+          <w:color w:val="CE9178"/>
+          <w:sz w:val="21"/>
+          <w:szCs w:val="21"/>
+          <w:lang w:eastAsia="hu-HU"/>
+        </w:rPr>
+        <w:t xml:space="preserve"> </w:t>
+      </w:r>
+      <w:r>
+        <w:rPr>
+          <w:rFonts w:ascii="Consolas" w:eastAsia="Times New Roman" w:hAnsi="Consolas" w:cs="Times New Roman"/>
+          <w:color w:val="569CD6"/>
+          <w:sz w:val="21"/>
+          <w:szCs w:val="21"/>
+          <w:lang w:eastAsia="hu-HU"/>
+        </w:rPr>
+        <w:t>${</w:t>
+      </w:r>
+      <w:proofErr w:type="spellStart"/>
+      <w:r>
+        <w:rPr>
+          <w:rFonts w:ascii="Consolas" w:eastAsia="Times New Roman" w:hAnsi="Consolas" w:cs="Times New Roman"/>
+          <w:color w:val="4FC1FF"/>
+          <w:sz w:val="21"/>
+          <w:szCs w:val="21"/>
+          <w:lang w:eastAsia="hu-HU"/>
+        </w:rPr>
+        <w:t>sortOrder</w:t>
+      </w:r>
+      <w:proofErr w:type="spellEnd"/>
+      <w:r>
+        <w:rPr>
+          <w:rFonts w:ascii="Consolas" w:eastAsia="Times New Roman" w:hAnsi="Consolas" w:cs="Times New Roman"/>
+          <w:color w:val="569CD6"/>
+          <w:sz w:val="21"/>
+          <w:szCs w:val="21"/>
+          <w:lang w:eastAsia="hu-HU"/>
+        </w:rPr>
+        <w:t>}</w:t>
+      </w:r>
+    </w:p>
+    <w:p>
+      <w:pPr>
+        <w:shd w:val="clear" w:color="auto" w:fill="1F1F1F"/>
+        <w:spacing w:line="285" w:lineRule="atLeast"/>
+        <w:rPr>
+          <w:rFonts w:ascii="Consolas" w:eastAsia="Times New Roman" w:hAnsi="Consolas" w:cs="Times New Roman"/>
+          <w:color w:val="CCCCCC"/>
+          <w:sz w:val="21"/>
+          <w:szCs w:val="21"/>
+          <w:lang w:eastAsia="hu-HU"/>
+        </w:rPr>
+      </w:pPr>
+      <w:r>
+        <w:rPr>
+          <w:rFonts w:ascii="Consolas" w:eastAsia="Times New Roman" w:hAnsi="Consolas" w:cs="Times New Roman"/>
+          <w:color w:val="CE9178"/>
+          <w:sz w:val="21"/>
+          <w:szCs w:val="21"/>
+          <w:lang w:eastAsia="hu-HU"/>
+        </w:rPr>
+        <w:t>    LIMIT ? OFFSET ?</w:t>
+      </w:r>
+    </w:p>
+    <w:p>
+      <w:pPr>
+        <w:shd w:val="clear" w:color="auto" w:fill="1F1F1F"/>
+        <w:spacing w:line="285" w:lineRule="atLeast"/>
+        <w:rPr>
+          <w:rFonts w:ascii="Consolas" w:eastAsia="Times New Roman" w:hAnsi="Consolas" w:cs="Times New Roman"/>
+          <w:color w:val="CCCCCC"/>
+          <w:sz w:val="21"/>
+          <w:szCs w:val="21"/>
+          <w:lang w:eastAsia="hu-HU"/>
+        </w:rPr>
+      </w:pPr>
+      <w:r>
+        <w:rPr>
+          <w:rFonts w:ascii="Consolas" w:eastAsia="Times New Roman" w:hAnsi="Consolas" w:cs="Times New Roman"/>
+          <w:color w:val="CE9178"/>
+          <w:sz w:val="21"/>
+          <w:szCs w:val="21"/>
+          <w:lang w:eastAsia="hu-HU"/>
+        </w:rPr>
+        <w:t>  `</w:t>
+      </w:r>
+      <w:r>
+        <w:rPr>
+          <w:rFonts w:ascii="Consolas" w:eastAsia="Times New Roman" w:hAnsi="Consolas" w:cs="Times New Roman"/>
+          <w:color w:val="CCCCCC"/>
+          <w:sz w:val="21"/>
+          <w:szCs w:val="21"/>
+          <w:lang w:eastAsia="hu-HU"/>
+        </w:rPr>
+        <w:t>;</w:t>
+      </w:r>
+    </w:p>
+    <w:p>
+      <w:pPr>
+        <w:shd w:val="clear" w:color="auto" w:fill="1F1F1F"/>
+        <w:spacing w:line="285" w:lineRule="atLeast"/>
+        <w:rPr>
+          <w:rFonts w:ascii="Consolas" w:eastAsia="Times New Roman" w:hAnsi="Consolas" w:cs="Times New Roman"/>
+          <w:color w:val="CCCCCC"/>
+          <w:sz w:val="21"/>
+          <w:szCs w:val="21"/>
+          <w:lang w:eastAsia="hu-HU"/>
+        </w:rPr>
+      </w:pPr>
+      <w:r>
+        <w:rPr>
+          <w:rFonts w:ascii="Consolas" w:eastAsia="Times New Roman" w:hAnsi="Consolas" w:cs="Times New Roman"/>
+          <w:color w:val="CCCCCC"/>
+          <w:sz w:val="21"/>
+          <w:szCs w:val="21"/>
+          <w:lang w:eastAsia="hu-HU"/>
+        </w:rPr>
+        <w:t xml:space="preserve">  </w:t>
+      </w:r>
+      <w:r>
+        <w:rPr>
+          <w:rFonts w:ascii="Consolas" w:eastAsia="Times New Roman" w:hAnsi="Consolas" w:cs="Times New Roman"/>
+          <w:color w:val="569CD6"/>
+          <w:sz w:val="21"/>
+          <w:szCs w:val="21"/>
+          <w:lang w:eastAsia="hu-HU"/>
+        </w:rPr>
+        <w:t>const</w:t>
+      </w:r>
+      <w:r>
+        <w:rPr>
+          <w:rFonts w:ascii="Consolas" w:eastAsia="Times New Roman" w:hAnsi="Consolas" w:cs="Times New Roman"/>
+          <w:color w:val="CCCCCC"/>
+          <w:sz w:val="21"/>
+          <w:szCs w:val="21"/>
+          <w:lang w:eastAsia="hu-HU"/>
+        </w:rPr>
+        <w:t xml:space="preserve"> [</w:t>
+      </w:r>
+      <w:proofErr w:type="spellStart"/>
+      <w:r>
+        <w:rPr>
+          <w:rFonts w:ascii="Consolas" w:eastAsia="Times New Roman" w:hAnsi="Consolas" w:cs="Times New Roman"/>
+          <w:color w:val="4FC1FF"/>
+          <w:sz w:val="21"/>
+          <w:szCs w:val="21"/>
+          <w:lang w:eastAsia="hu-HU"/>
+        </w:rPr>
+        <w:t>rows</w:t>
+      </w:r>
+      <w:proofErr w:type="spellEnd"/>
+      <w:r>
+        <w:rPr>
+          <w:rFonts w:ascii="Consolas" w:eastAsia="Times New Roman" w:hAnsi="Consolas" w:cs="Times New Roman"/>
+          <w:color w:val="CCCCCC"/>
+          <w:sz w:val="21"/>
+          <w:szCs w:val="21"/>
+          <w:lang w:eastAsia="hu-HU"/>
+        </w:rPr>
+        <w:t xml:space="preserve">] </w:t>
+      </w:r>
+      <w:r>
+        <w:rPr>
+          <w:rFonts w:ascii="Consolas" w:eastAsia="Times New Roman" w:hAnsi="Consolas" w:cs="Times New Roman"/>
+          <w:color w:val="D4D4D4"/>
+          <w:sz w:val="21"/>
+          <w:szCs w:val="21"/>
+          <w:lang w:eastAsia="hu-HU"/>
+        </w:rPr>
+        <w:t>=</w:t>
+      </w:r>
+      <w:r>
+        <w:rPr>
+          <w:rFonts w:ascii="Consolas" w:eastAsia="Times New Roman" w:hAnsi="Consolas" w:cs="Times New Roman"/>
+          <w:color w:val="CCCCCC"/>
+          <w:sz w:val="21"/>
+          <w:szCs w:val="21"/>
+          <w:lang w:eastAsia="hu-HU"/>
+        </w:rPr>
+        <w:t xml:space="preserve"> </w:t>
+      </w:r>
+      <w:proofErr w:type="spellStart"/>
+      <w:r>
+        <w:rPr>
+          <w:rFonts w:ascii="Consolas" w:eastAsia="Times New Roman" w:hAnsi="Consolas" w:cs="Times New Roman"/>
+          <w:color w:val="C586C0"/>
+          <w:sz w:val="21"/>
+          <w:szCs w:val="21"/>
+          <w:lang w:eastAsia="hu-HU"/>
+        </w:rPr>
+        <w:t>await</w:t>
+      </w:r>
+      <w:proofErr w:type="spellEnd"/>
+      <w:r>
+        <w:rPr>
+          <w:rFonts w:ascii="Consolas" w:eastAsia="Times New Roman" w:hAnsi="Consolas" w:cs="Times New Roman"/>
+          <w:color w:val="CCCCCC"/>
+          <w:sz w:val="21"/>
+          <w:szCs w:val="21"/>
+          <w:lang w:eastAsia="hu-HU"/>
+        </w:rPr>
+        <w:t xml:space="preserve"> </w:t>
+      </w:r>
+      <w:proofErr w:type="spellStart"/>
+      <w:r>
+        <w:rPr>
+          <w:rFonts w:ascii="Consolas" w:eastAsia="Times New Roman" w:hAnsi="Consolas" w:cs="Times New Roman"/>
+          <w:color w:val="4FC1FF"/>
+          <w:sz w:val="21"/>
+          <w:szCs w:val="21"/>
+          <w:lang w:eastAsia="hu-HU"/>
+        </w:rPr>
+        <w:t>adminPool</w:t>
+      </w:r>
+      <w:r>
+        <w:rPr>
+          <w:rFonts w:ascii="Consolas" w:eastAsia="Times New Roman" w:hAnsi="Consolas" w:cs="Times New Roman"/>
+          <w:color w:val="CCCCCC"/>
+          <w:sz w:val="21"/>
+          <w:szCs w:val="21"/>
+          <w:lang w:eastAsia="hu-HU"/>
+        </w:rPr>
+        <w:t>.</w:t>
+      </w:r>
+      <w:r>
+        <w:rPr>
+          <w:rFonts w:ascii="Consolas" w:eastAsia="Times New Roman" w:hAnsi="Consolas" w:cs="Times New Roman"/>
+          <w:color w:val="DCDCAA"/>
+          <w:sz w:val="21"/>
+          <w:szCs w:val="21"/>
+          <w:lang w:eastAsia="hu-HU"/>
+        </w:rPr>
+        <w:t>query</w:t>
+      </w:r>
+      <w:proofErr w:type="spellEnd"/>
+      <w:r>
+        <w:rPr>
+          <w:rFonts w:ascii="Consolas" w:eastAsia="Times New Roman" w:hAnsi="Consolas" w:cs="Times New Roman"/>
+          <w:color w:val="CCCCCC"/>
+          <w:sz w:val="21"/>
+          <w:szCs w:val="21"/>
+          <w:lang w:eastAsia="hu-HU"/>
+        </w:rPr>
+        <w:t>(</w:t>
+      </w:r>
+      <w:proofErr w:type="spellStart"/>
+      <w:r>
+        <w:rPr>
+          <w:rFonts w:ascii="Consolas" w:eastAsia="Times New Roman" w:hAnsi="Consolas" w:cs="Times New Roman"/>
+          <w:color w:val="4FC1FF"/>
+          <w:sz w:val="21"/>
+          <w:szCs w:val="21"/>
+          <w:lang w:eastAsia="hu-HU"/>
+        </w:rPr>
+        <w:t>sql</w:t>
+      </w:r>
+      <w:proofErr w:type="spellEnd"/>
+      <w:r>
+        <w:rPr>
+          <w:rFonts w:ascii="Consolas" w:eastAsia="Times New Roman" w:hAnsi="Consolas" w:cs="Times New Roman"/>
+          <w:color w:val="CCCCCC"/>
+          <w:sz w:val="21"/>
+          <w:szCs w:val="21"/>
+          <w:lang w:eastAsia="hu-HU"/>
+        </w:rPr>
+        <w:t>, [</w:t>
+      </w:r>
+      <w:proofErr w:type="spellStart"/>
+      <w:r>
+        <w:rPr>
+          <w:rFonts w:ascii="Consolas" w:eastAsia="Times New Roman" w:hAnsi="Consolas" w:cs="Times New Roman"/>
+          <w:color w:val="4EC9B0"/>
+          <w:sz w:val="21"/>
+          <w:szCs w:val="21"/>
+          <w:lang w:eastAsia="hu-HU"/>
+        </w:rPr>
+        <w:t>Number</w:t>
+      </w:r>
+      <w:proofErr w:type="spellEnd"/>
+      <w:r>
+        <w:rPr>
+          <w:rFonts w:ascii="Consolas" w:eastAsia="Times New Roman" w:hAnsi="Consolas" w:cs="Times New Roman"/>
+          <w:color w:val="CCCCCC"/>
+          <w:sz w:val="21"/>
+          <w:szCs w:val="21"/>
+          <w:lang w:eastAsia="hu-HU"/>
+        </w:rPr>
+        <w:t>(</w:t>
+      </w:r>
+      <w:r>
+        <w:rPr>
+          <w:rFonts w:ascii="Consolas" w:eastAsia="Times New Roman" w:hAnsi="Consolas" w:cs="Times New Roman"/>
+          <w:color w:val="9CDCFE"/>
+          <w:sz w:val="21"/>
+          <w:szCs w:val="21"/>
+          <w:lang w:eastAsia="hu-HU"/>
+        </w:rPr>
+        <w:t>limit</w:t>
+      </w:r>
+      <w:r>
+        <w:rPr>
+          <w:rFonts w:ascii="Consolas" w:eastAsia="Times New Roman" w:hAnsi="Consolas" w:cs="Times New Roman"/>
+          <w:color w:val="CCCCCC"/>
+          <w:sz w:val="21"/>
+          <w:szCs w:val="21"/>
+          <w:lang w:eastAsia="hu-HU"/>
+        </w:rPr>
+        <w:t xml:space="preserve">), </w:t>
+      </w:r>
+      <w:proofErr w:type="spellStart"/>
+      <w:r>
+        <w:rPr>
+          <w:rFonts w:ascii="Consolas" w:eastAsia="Times New Roman" w:hAnsi="Consolas" w:cs="Times New Roman"/>
+          <w:color w:val="4EC9B0"/>
+          <w:sz w:val="21"/>
+          <w:szCs w:val="21"/>
+          <w:lang w:eastAsia="hu-HU"/>
+        </w:rPr>
+        <w:t>Number</w:t>
+      </w:r>
+      <w:proofErr w:type="spellEnd"/>
+      <w:r>
+        <w:rPr>
+          <w:rFonts w:ascii="Consolas" w:eastAsia="Times New Roman" w:hAnsi="Consolas" w:cs="Times New Roman"/>
+          <w:color w:val="CCCCCC"/>
+          <w:sz w:val="21"/>
+          <w:szCs w:val="21"/>
+          <w:lang w:eastAsia="hu-HU"/>
+        </w:rPr>
+        <w:t>(</w:t>
+      </w:r>
+      <w:proofErr w:type="spellStart"/>
+      <w:r>
+        <w:rPr>
+          <w:rFonts w:ascii="Consolas" w:eastAsia="Times New Roman" w:hAnsi="Consolas" w:cs="Times New Roman"/>
+          <w:color w:val="4FC1FF"/>
+          <w:sz w:val="21"/>
+          <w:szCs w:val="21"/>
+          <w:lang w:eastAsia="hu-HU"/>
+        </w:rPr>
+        <w:t>offset</w:t>
+      </w:r>
+      <w:proofErr w:type="spellEnd"/>
+      <w:r>
+        <w:rPr>
+          <w:rFonts w:ascii="Consolas" w:eastAsia="Times New Roman" w:hAnsi="Consolas" w:cs="Times New Roman"/>
+          <w:color w:val="CCCCCC"/>
+          <w:sz w:val="21"/>
+          <w:szCs w:val="21"/>
+          <w:lang w:eastAsia="hu-HU"/>
+        </w:rPr>
+        <w:t>)]);</w:t>
+      </w:r>
+    </w:p>
+    <w:p>
+      <w:pPr>
+        <w:shd w:val="clear" w:color="auto" w:fill="1F1F1F"/>
+        <w:spacing w:line="285" w:lineRule="atLeast"/>
+        <w:rPr>
+          <w:rFonts w:ascii="Consolas" w:eastAsia="Times New Roman" w:hAnsi="Consolas" w:cs="Times New Roman"/>
+          <w:color w:val="CCCCCC"/>
+          <w:sz w:val="21"/>
+          <w:szCs w:val="21"/>
+          <w:lang w:eastAsia="hu-HU"/>
+        </w:rPr>
+      </w:pPr>
+    </w:p>
+    <w:p>
+      <w:pPr>
+        <w:shd w:val="clear" w:color="auto" w:fill="1F1F1F"/>
+        <w:spacing w:line="285" w:lineRule="atLeast"/>
+        <w:rPr>
+          <w:rFonts w:ascii="Consolas" w:eastAsia="Times New Roman" w:hAnsi="Consolas" w:cs="Times New Roman"/>
+          <w:color w:val="CCCCCC"/>
+          <w:sz w:val="21"/>
+          <w:szCs w:val="21"/>
+          <w:lang w:eastAsia="hu-HU"/>
+        </w:rPr>
+      </w:pPr>
+      <w:r>
+        <w:rPr>
+          <w:rFonts w:ascii="Consolas" w:eastAsia="Times New Roman" w:hAnsi="Consolas" w:cs="Times New Roman"/>
+          <w:color w:val="CCCCCC"/>
+          <w:sz w:val="21"/>
+          <w:szCs w:val="21"/>
+          <w:lang w:eastAsia="hu-HU"/>
+        </w:rPr>
+        <w:t xml:space="preserve">  </w:t>
+      </w:r>
+      <w:r>
+        <w:rPr>
+          <w:rFonts w:ascii="Consolas" w:eastAsia="Times New Roman" w:hAnsi="Consolas" w:cs="Times New Roman"/>
+          <w:color w:val="6A9955"/>
+          <w:sz w:val="21"/>
+          <w:szCs w:val="21"/>
+          <w:lang w:eastAsia="hu-HU"/>
+        </w:rPr>
+        <w:t>// Összes rekord megszámolása, hogy vissza lehessen adni a lapozás információit</w:t>
+      </w:r>
+    </w:p>
+    <w:p>
+      <w:pPr>
+        <w:shd w:val="clear" w:color="auto" w:fill="1F1F1F"/>
+        <w:spacing w:line="285" w:lineRule="atLeast"/>
+        <w:rPr>
+          <w:rFonts w:ascii="Consolas" w:eastAsia="Times New Roman" w:hAnsi="Consolas" w:cs="Times New Roman"/>
+          <w:color w:val="CCCCCC"/>
+          <w:sz w:val="21"/>
+          <w:szCs w:val="21"/>
+          <w:lang w:eastAsia="hu-HU"/>
+        </w:rPr>
+      </w:pPr>
+      <w:r>
+        <w:rPr>
+          <w:rFonts w:ascii="Consolas" w:eastAsia="Times New Roman" w:hAnsi="Consolas" w:cs="Times New Roman"/>
+          <w:color w:val="CCCCCC"/>
+          <w:sz w:val="21"/>
+          <w:szCs w:val="21"/>
+          <w:lang w:eastAsia="hu-HU"/>
+        </w:rPr>
+        <w:t xml:space="preserve">  </w:t>
+      </w:r>
+      <w:r>
+        <w:rPr>
+          <w:rFonts w:ascii="Consolas" w:eastAsia="Times New Roman" w:hAnsi="Consolas" w:cs="Times New Roman"/>
+          <w:color w:val="569CD6"/>
+          <w:sz w:val="21"/>
+          <w:szCs w:val="21"/>
+          <w:lang w:eastAsia="hu-HU"/>
+        </w:rPr>
+        <w:t>const</w:t>
+      </w:r>
+      <w:r>
+        <w:rPr>
+          <w:rFonts w:ascii="Consolas" w:eastAsia="Times New Roman" w:hAnsi="Consolas" w:cs="Times New Roman"/>
+          <w:color w:val="CCCCCC"/>
+          <w:sz w:val="21"/>
+          <w:szCs w:val="21"/>
+          <w:lang w:eastAsia="hu-HU"/>
+        </w:rPr>
+        <w:t xml:space="preserve"> [</w:t>
+      </w:r>
+      <w:proofErr w:type="spellStart"/>
+      <w:r>
+        <w:rPr>
+          <w:rFonts w:ascii="Consolas" w:eastAsia="Times New Roman" w:hAnsi="Consolas" w:cs="Times New Roman"/>
+          <w:color w:val="4FC1FF"/>
+          <w:sz w:val="21"/>
+          <w:szCs w:val="21"/>
+          <w:lang w:eastAsia="hu-HU"/>
+        </w:rPr>
+        <w:t>countRows</w:t>
+      </w:r>
+      <w:proofErr w:type="spellEnd"/>
+      <w:r>
+        <w:rPr>
+          <w:rFonts w:ascii="Consolas" w:eastAsia="Times New Roman" w:hAnsi="Consolas" w:cs="Times New Roman"/>
+          <w:color w:val="CCCCCC"/>
+          <w:sz w:val="21"/>
+          <w:szCs w:val="21"/>
+          <w:lang w:eastAsia="hu-HU"/>
+        </w:rPr>
+        <w:t xml:space="preserve">] </w:t>
+      </w:r>
+      <w:r>
+        <w:rPr>
+          <w:rFonts w:ascii="Consolas" w:eastAsia="Times New Roman" w:hAnsi="Consolas" w:cs="Times New Roman"/>
+          <w:color w:val="D4D4D4"/>
+          <w:sz w:val="21"/>
+          <w:szCs w:val="21"/>
+          <w:lang w:eastAsia="hu-HU"/>
+        </w:rPr>
+        <w:t>=</w:t>
+      </w:r>
+      <w:r>
+        <w:rPr>
+          <w:rFonts w:ascii="Consolas" w:eastAsia="Times New Roman" w:hAnsi="Consolas" w:cs="Times New Roman"/>
+          <w:color w:val="CCCCCC"/>
+          <w:sz w:val="21"/>
+          <w:szCs w:val="21"/>
+          <w:lang w:eastAsia="hu-HU"/>
+        </w:rPr>
+        <w:t xml:space="preserve"> </w:t>
+      </w:r>
+      <w:proofErr w:type="spellStart"/>
+      <w:r>
+        <w:rPr>
+          <w:rFonts w:ascii="Consolas" w:eastAsia="Times New Roman" w:hAnsi="Consolas" w:cs="Times New Roman"/>
+          <w:color w:val="C586C0"/>
+          <w:sz w:val="21"/>
+          <w:szCs w:val="21"/>
+          <w:lang w:eastAsia="hu-HU"/>
+        </w:rPr>
+        <w:t>await</w:t>
+      </w:r>
+      <w:proofErr w:type="spellEnd"/>
+      <w:r>
+        <w:rPr>
+          <w:rFonts w:ascii="Consolas" w:eastAsia="Times New Roman" w:hAnsi="Consolas" w:cs="Times New Roman"/>
+          <w:color w:val="CCCCCC"/>
+          <w:sz w:val="21"/>
+          <w:szCs w:val="21"/>
+          <w:lang w:eastAsia="hu-HU"/>
+        </w:rPr>
+        <w:t xml:space="preserve"> </w:t>
+      </w:r>
+      <w:proofErr w:type="spellStart"/>
+      <w:r>
+        <w:rPr>
+          <w:rFonts w:ascii="Consolas" w:eastAsia="Times New Roman" w:hAnsi="Consolas" w:cs="Times New Roman"/>
+          <w:color w:val="4FC1FF"/>
+          <w:sz w:val="21"/>
+          <w:szCs w:val="21"/>
+          <w:lang w:eastAsia="hu-HU"/>
+        </w:rPr>
+        <w:t>adminPool</w:t>
+      </w:r>
+      <w:r>
+        <w:rPr>
+          <w:rFonts w:ascii="Consolas" w:eastAsia="Times New Roman" w:hAnsi="Consolas" w:cs="Times New Roman"/>
+          <w:color w:val="CCCCCC"/>
+          <w:sz w:val="21"/>
+          <w:szCs w:val="21"/>
+          <w:lang w:eastAsia="hu-HU"/>
+        </w:rPr>
+        <w:t>.</w:t>
+      </w:r>
+      <w:r>
+        <w:rPr>
+          <w:rFonts w:ascii="Consolas" w:eastAsia="Times New Roman" w:hAnsi="Consolas" w:cs="Times New Roman"/>
+          <w:color w:val="DCDCAA"/>
+          <w:sz w:val="21"/>
+          <w:szCs w:val="21"/>
+          <w:lang w:eastAsia="hu-HU"/>
+        </w:rPr>
+        <w:t>query</w:t>
+      </w:r>
+      <w:proofErr w:type="spellEnd"/>
+      <w:r>
+        <w:rPr>
+          <w:rFonts w:ascii="Consolas" w:eastAsia="Times New Roman" w:hAnsi="Consolas" w:cs="Times New Roman"/>
+          <w:color w:val="CCCCCC"/>
+          <w:sz w:val="21"/>
+          <w:szCs w:val="21"/>
+          <w:lang w:eastAsia="hu-HU"/>
+        </w:rPr>
+        <w:t>(</w:t>
+      </w:r>
+      <w:r>
+        <w:rPr>
+          <w:rFonts w:ascii="Consolas" w:eastAsia="Times New Roman" w:hAnsi="Consolas" w:cs="Times New Roman"/>
+          <w:color w:val="CE9178"/>
+          <w:sz w:val="21"/>
+          <w:szCs w:val="21"/>
+          <w:lang w:eastAsia="hu-HU"/>
+        </w:rPr>
+        <w:t xml:space="preserve">'SELECT COUNT(*) AS </w:t>
+      </w:r>
+      <w:proofErr w:type="spellStart"/>
+      <w:r>
+        <w:rPr>
+          <w:rFonts w:ascii="Consolas" w:eastAsia="Times New Roman" w:hAnsi="Consolas" w:cs="Times New Roman"/>
+          <w:color w:val="CE9178"/>
+          <w:sz w:val="21"/>
+          <w:szCs w:val="21"/>
+          <w:lang w:eastAsia="hu-HU"/>
+        </w:rPr>
+        <w:t>total</w:t>
+      </w:r>
+      <w:proofErr w:type="spellEnd"/>
+      <w:r>
+        <w:rPr>
+          <w:rFonts w:ascii="Consolas" w:eastAsia="Times New Roman" w:hAnsi="Consolas" w:cs="Times New Roman"/>
+          <w:color w:val="CE9178"/>
+          <w:sz w:val="21"/>
+          <w:szCs w:val="21"/>
+          <w:lang w:eastAsia="hu-HU"/>
+        </w:rPr>
+        <w:t xml:space="preserve"> FROM </w:t>
+      </w:r>
+      <w:proofErr w:type="spellStart"/>
+      <w:r>
+        <w:rPr>
+          <w:rFonts w:ascii="Consolas" w:eastAsia="Times New Roman" w:hAnsi="Consolas" w:cs="Times New Roman"/>
+          <w:color w:val="CE9178"/>
+          <w:sz w:val="21"/>
+          <w:szCs w:val="21"/>
+          <w:lang w:eastAsia="hu-HU"/>
+        </w:rPr>
+        <w:t>orszagok</w:t>
+      </w:r>
+      <w:proofErr w:type="spellEnd"/>
+      <w:r>
+        <w:rPr>
+          <w:rFonts w:ascii="Consolas" w:eastAsia="Times New Roman" w:hAnsi="Consolas" w:cs="Times New Roman"/>
+          <w:color w:val="CE9178"/>
+          <w:sz w:val="21"/>
+          <w:szCs w:val="21"/>
+          <w:lang w:eastAsia="hu-HU"/>
+        </w:rPr>
+        <w:t>'</w:t>
+      </w:r>
+      <w:r>
+        <w:rPr>
+          <w:rFonts w:ascii="Consolas" w:eastAsia="Times New Roman" w:hAnsi="Consolas" w:cs="Times New Roman"/>
+          <w:color w:val="CCCCCC"/>
+          <w:sz w:val="21"/>
+          <w:szCs w:val="21"/>
+          <w:lang w:eastAsia="hu-HU"/>
+        </w:rPr>
+        <w:t>);</w:t>
+      </w:r>
+    </w:p>
+    <w:p>
+      <w:pPr>
+        <w:shd w:val="clear" w:color="auto" w:fill="1F1F1F"/>
+        <w:spacing w:line="285" w:lineRule="atLeast"/>
+        <w:rPr>
+          <w:rFonts w:ascii="Consolas" w:eastAsia="Times New Roman" w:hAnsi="Consolas" w:cs="Times New Roman"/>
+          <w:color w:val="CCCCCC"/>
+          <w:sz w:val="21"/>
+          <w:szCs w:val="21"/>
+          <w:lang w:eastAsia="hu-HU"/>
+        </w:rPr>
+      </w:pPr>
+      <w:r>
+        <w:rPr>
+          <w:rFonts w:ascii="Consolas" w:eastAsia="Times New Roman" w:hAnsi="Consolas" w:cs="Times New Roman"/>
+          <w:color w:val="CCCCCC"/>
+          <w:sz w:val="21"/>
+          <w:szCs w:val="21"/>
+          <w:lang w:eastAsia="hu-HU"/>
+        </w:rPr>
+        <w:t xml:space="preserve">  </w:t>
+      </w:r>
+      <w:r>
+        <w:rPr>
+          <w:rFonts w:ascii="Consolas" w:eastAsia="Times New Roman" w:hAnsi="Consolas" w:cs="Times New Roman"/>
+          <w:color w:val="569CD6"/>
+          <w:sz w:val="21"/>
+          <w:szCs w:val="21"/>
+          <w:lang w:eastAsia="hu-HU"/>
+        </w:rPr>
+        <w:t>const</w:t>
+      </w:r>
+      <w:r>
+        <w:rPr>
+          <w:rFonts w:ascii="Consolas" w:eastAsia="Times New Roman" w:hAnsi="Consolas" w:cs="Times New Roman"/>
+          <w:color w:val="CCCCCC"/>
+          <w:sz w:val="21"/>
+          <w:szCs w:val="21"/>
+          <w:lang w:eastAsia="hu-HU"/>
+        </w:rPr>
+        <w:t xml:space="preserve"> </w:t>
+      </w:r>
+      <w:proofErr w:type="spellStart"/>
+      <w:r>
+        <w:rPr>
+          <w:rFonts w:ascii="Consolas" w:eastAsia="Times New Roman" w:hAnsi="Consolas" w:cs="Times New Roman"/>
+          <w:color w:val="4FC1FF"/>
+          <w:sz w:val="21"/>
+          <w:szCs w:val="21"/>
+          <w:lang w:eastAsia="hu-HU"/>
+        </w:rPr>
+        <w:t>total</w:t>
+      </w:r>
+      <w:proofErr w:type="spellEnd"/>
+      <w:r>
+        <w:rPr>
+          <w:rFonts w:ascii="Consolas" w:eastAsia="Times New Roman" w:hAnsi="Consolas" w:cs="Times New Roman"/>
+          <w:color w:val="CCCCCC"/>
+          <w:sz w:val="21"/>
+          <w:szCs w:val="21"/>
+          <w:lang w:eastAsia="hu-HU"/>
+        </w:rPr>
+        <w:t xml:space="preserve"> </w:t>
+      </w:r>
+      <w:r>
+        <w:rPr>
+          <w:rFonts w:ascii="Consolas" w:eastAsia="Times New Roman" w:hAnsi="Consolas" w:cs="Times New Roman"/>
+          <w:color w:val="D4D4D4"/>
+          <w:sz w:val="21"/>
+          <w:szCs w:val="21"/>
+          <w:lang w:eastAsia="hu-HU"/>
+        </w:rPr>
+        <w:t>=</w:t>
+      </w:r>
+      <w:r>
+        <w:rPr>
+          <w:rFonts w:ascii="Consolas" w:eastAsia="Times New Roman" w:hAnsi="Consolas" w:cs="Times New Roman"/>
+          <w:color w:val="CCCCCC"/>
+          <w:sz w:val="21"/>
+          <w:szCs w:val="21"/>
+          <w:lang w:eastAsia="hu-HU"/>
+        </w:rPr>
+        <w:t xml:space="preserve"> </w:t>
+      </w:r>
+      <w:proofErr w:type="spellStart"/>
+      <w:r>
+        <w:rPr>
+          <w:rFonts w:ascii="Consolas" w:eastAsia="Times New Roman" w:hAnsi="Consolas" w:cs="Times New Roman"/>
+          <w:color w:val="4FC1FF"/>
+          <w:sz w:val="21"/>
+          <w:szCs w:val="21"/>
+          <w:lang w:eastAsia="hu-HU"/>
+        </w:rPr>
+        <w:t>countRows</w:t>
+      </w:r>
+      <w:proofErr w:type="spellEnd"/>
+      <w:r>
+        <w:rPr>
+          <w:rFonts w:ascii="Consolas" w:eastAsia="Times New Roman" w:hAnsi="Consolas" w:cs="Times New Roman"/>
+          <w:color w:val="CCCCCC"/>
+          <w:sz w:val="21"/>
+          <w:szCs w:val="21"/>
+          <w:lang w:eastAsia="hu-HU"/>
+        </w:rPr>
+        <w:t>[</w:t>
+      </w:r>
+      <w:r>
+        <w:rPr>
+          <w:rFonts w:ascii="Consolas" w:eastAsia="Times New Roman" w:hAnsi="Consolas" w:cs="Times New Roman"/>
+          <w:color w:val="B5CEA8"/>
+          <w:sz w:val="21"/>
+          <w:szCs w:val="21"/>
+          <w:lang w:eastAsia="hu-HU"/>
+        </w:rPr>
+        <w:t>0</w:t>
+      </w:r>
+      <w:r>
+        <w:rPr>
+          <w:rFonts w:ascii="Consolas" w:eastAsia="Times New Roman" w:hAnsi="Consolas" w:cs="Times New Roman"/>
+          <w:color w:val="CCCCCC"/>
+          <w:sz w:val="21"/>
+          <w:szCs w:val="21"/>
+          <w:lang w:eastAsia="hu-HU"/>
+        </w:rPr>
+        <w:t>].</w:t>
+      </w:r>
+      <w:proofErr w:type="spellStart"/>
+      <w:r>
+        <w:rPr>
+          <w:rFonts w:ascii="Consolas" w:eastAsia="Times New Roman" w:hAnsi="Consolas" w:cs="Times New Roman"/>
+          <w:color w:val="9CDCFE"/>
+          <w:sz w:val="21"/>
+          <w:szCs w:val="21"/>
+          <w:lang w:eastAsia="hu-HU"/>
+        </w:rPr>
+        <w:t>total</w:t>
+      </w:r>
+      <w:proofErr w:type="spellEnd"/>
+      <w:r>
+        <w:rPr>
+          <w:rFonts w:ascii="Consolas" w:eastAsia="Times New Roman" w:hAnsi="Consolas" w:cs="Times New Roman"/>
+          <w:color w:val="CCCCCC"/>
+          <w:sz w:val="21"/>
+          <w:szCs w:val="21"/>
+          <w:lang w:eastAsia="hu-HU"/>
+        </w:rPr>
+        <w:t>;</w:t>
+      </w:r>
+    </w:p>
+    <w:p>
+      <w:pPr>
+        <w:shd w:val="clear" w:color="auto" w:fill="1F1F1F"/>
+        <w:spacing w:line="285" w:lineRule="atLeast"/>
+        <w:rPr>
+          <w:rFonts w:ascii="Consolas" w:eastAsia="Times New Roman" w:hAnsi="Consolas" w:cs="Times New Roman"/>
+          <w:color w:val="CCCCCC"/>
+          <w:sz w:val="21"/>
+          <w:szCs w:val="21"/>
+          <w:lang w:eastAsia="hu-HU"/>
+        </w:rPr>
+      </w:pPr>
+    </w:p>
+    <w:p>
+      <w:pPr>
+        <w:shd w:val="clear" w:color="auto" w:fill="1F1F1F"/>
+        <w:spacing w:line="285" w:lineRule="atLeast"/>
+        <w:rPr>
+          <w:rFonts w:ascii="Consolas" w:eastAsia="Times New Roman" w:hAnsi="Consolas" w:cs="Times New Roman"/>
+          <w:color w:val="CCCCCC"/>
+          <w:sz w:val="21"/>
+          <w:szCs w:val="21"/>
+          <w:lang w:eastAsia="hu-HU"/>
+        </w:rPr>
+      </w:pPr>
+      <w:r>
+        <w:rPr>
+          <w:rFonts w:ascii="Consolas" w:eastAsia="Times New Roman" w:hAnsi="Consolas" w:cs="Times New Roman"/>
+          <w:color w:val="CCCCCC"/>
+          <w:sz w:val="21"/>
+          <w:szCs w:val="21"/>
+          <w:lang w:eastAsia="hu-HU"/>
+        </w:rPr>
+        <w:t xml:space="preserve">  </w:t>
+      </w:r>
+      <w:proofErr w:type="spellStart"/>
+      <w:r>
+        <w:rPr>
+          <w:rFonts w:ascii="Consolas" w:eastAsia="Times New Roman" w:hAnsi="Consolas" w:cs="Times New Roman"/>
+          <w:color w:val="C586C0"/>
+          <w:sz w:val="21"/>
+          <w:szCs w:val="21"/>
+          <w:lang w:eastAsia="hu-HU"/>
+        </w:rPr>
+        <w:t>return</w:t>
+      </w:r>
+      <w:proofErr w:type="spellEnd"/>
+      <w:r>
+        <w:rPr>
+          <w:rFonts w:ascii="Consolas" w:eastAsia="Times New Roman" w:hAnsi="Consolas" w:cs="Times New Roman"/>
+          <w:color w:val="CCCCCC"/>
+          <w:sz w:val="21"/>
+          <w:szCs w:val="21"/>
+          <w:lang w:eastAsia="hu-HU"/>
+        </w:rPr>
+        <w:t xml:space="preserve"> {</w:t>
+      </w:r>
+    </w:p>
+    <w:p>
+      <w:pPr>
+        <w:shd w:val="clear" w:color="auto" w:fill="1F1F1F"/>
+        <w:spacing w:line="285" w:lineRule="atLeast"/>
+        <w:rPr>
+          <w:rFonts w:ascii="Consolas" w:eastAsia="Times New Roman" w:hAnsi="Consolas" w:cs="Times New Roman"/>
+          <w:color w:val="CCCCCC"/>
+          <w:sz w:val="21"/>
+          <w:szCs w:val="21"/>
+          <w:lang w:eastAsia="hu-HU"/>
+        </w:rPr>
+      </w:pPr>
+      <w:r>
+        <w:rPr>
+          <w:rFonts w:ascii="Consolas" w:eastAsia="Times New Roman" w:hAnsi="Consolas" w:cs="Times New Roman"/>
+          <w:color w:val="CCCCCC"/>
+          <w:sz w:val="21"/>
+          <w:szCs w:val="21"/>
+          <w:lang w:eastAsia="hu-HU"/>
+        </w:rPr>
+        <w:t xml:space="preserve">    </w:t>
+      </w:r>
+      <w:proofErr w:type="spellStart"/>
+      <w:r>
+        <w:rPr>
+          <w:rFonts w:ascii="Consolas" w:eastAsia="Times New Roman" w:hAnsi="Consolas" w:cs="Times New Roman"/>
+          <w:color w:val="9CDCFE"/>
+          <w:sz w:val="21"/>
+          <w:szCs w:val="21"/>
+          <w:lang w:eastAsia="hu-HU"/>
+        </w:rPr>
+        <w:t>page</w:t>
+      </w:r>
+      <w:proofErr w:type="spellEnd"/>
+      <w:r>
+        <w:rPr>
+          <w:rFonts w:ascii="Consolas" w:eastAsia="Times New Roman" w:hAnsi="Consolas" w:cs="Times New Roman"/>
+          <w:color w:val="9CDCFE"/>
+          <w:sz w:val="21"/>
+          <w:szCs w:val="21"/>
+          <w:lang w:eastAsia="hu-HU"/>
+        </w:rPr>
+        <w:t>:</w:t>
+      </w:r>
+      <w:r>
+        <w:rPr>
+          <w:rFonts w:ascii="Consolas" w:eastAsia="Times New Roman" w:hAnsi="Consolas" w:cs="Times New Roman"/>
+          <w:color w:val="CCCCCC"/>
+          <w:sz w:val="21"/>
+          <w:szCs w:val="21"/>
+          <w:lang w:eastAsia="hu-HU"/>
+        </w:rPr>
+        <w:t xml:space="preserve"> </w:t>
+      </w:r>
+      <w:proofErr w:type="spellStart"/>
+      <w:r>
+        <w:rPr>
+          <w:rFonts w:ascii="Consolas" w:eastAsia="Times New Roman" w:hAnsi="Consolas" w:cs="Times New Roman"/>
+          <w:color w:val="4EC9B0"/>
+          <w:sz w:val="21"/>
+          <w:szCs w:val="21"/>
+          <w:lang w:eastAsia="hu-HU"/>
+        </w:rPr>
+        <w:t>Number</w:t>
+      </w:r>
+      <w:proofErr w:type="spellEnd"/>
+      <w:r>
+        <w:rPr>
+          <w:rFonts w:ascii="Consolas" w:eastAsia="Times New Roman" w:hAnsi="Consolas" w:cs="Times New Roman"/>
+          <w:color w:val="CCCCCC"/>
+          <w:sz w:val="21"/>
+          <w:szCs w:val="21"/>
+          <w:lang w:eastAsia="hu-HU"/>
+        </w:rPr>
+        <w:t>(</w:t>
+      </w:r>
+      <w:proofErr w:type="spellStart"/>
+      <w:r>
+        <w:rPr>
+          <w:rFonts w:ascii="Consolas" w:eastAsia="Times New Roman" w:hAnsi="Consolas" w:cs="Times New Roman"/>
+          <w:color w:val="9CDCFE"/>
+          <w:sz w:val="21"/>
+          <w:szCs w:val="21"/>
+          <w:lang w:eastAsia="hu-HU"/>
+        </w:rPr>
+        <w:t>page</w:t>
+      </w:r>
+      <w:proofErr w:type="spellEnd"/>
+      <w:r>
+        <w:rPr>
+          <w:rFonts w:ascii="Consolas" w:eastAsia="Times New Roman" w:hAnsi="Consolas" w:cs="Times New Roman"/>
+          <w:color w:val="CCCCCC"/>
+          <w:sz w:val="21"/>
+          <w:szCs w:val="21"/>
+          <w:lang w:eastAsia="hu-HU"/>
+        </w:rPr>
+        <w:t>),</w:t>
+      </w:r>
+    </w:p>
+    <w:p>
+      <w:pPr>
+        <w:shd w:val="clear" w:color="auto" w:fill="1F1F1F"/>
+        <w:spacing w:line="285" w:lineRule="atLeast"/>
+        <w:rPr>
+          <w:rFonts w:ascii="Consolas" w:eastAsia="Times New Roman" w:hAnsi="Consolas" w:cs="Times New Roman"/>
+          <w:color w:val="CCCCCC"/>
+          <w:sz w:val="21"/>
+          <w:szCs w:val="21"/>
+          <w:lang w:eastAsia="hu-HU"/>
+        </w:rPr>
+      </w:pPr>
+      <w:r>
+        <w:rPr>
+          <w:rFonts w:ascii="Consolas" w:eastAsia="Times New Roman" w:hAnsi="Consolas" w:cs="Times New Roman"/>
+          <w:color w:val="CCCCCC"/>
+          <w:sz w:val="21"/>
+          <w:szCs w:val="21"/>
+          <w:lang w:eastAsia="hu-HU"/>
+        </w:rPr>
+        <w:t xml:space="preserve">    </w:t>
+      </w:r>
+      <w:r>
+        <w:rPr>
+          <w:rFonts w:ascii="Consolas" w:eastAsia="Times New Roman" w:hAnsi="Consolas" w:cs="Times New Roman"/>
+          <w:color w:val="9CDCFE"/>
+          <w:sz w:val="21"/>
+          <w:szCs w:val="21"/>
+          <w:lang w:eastAsia="hu-HU"/>
+        </w:rPr>
+        <w:t>limit:</w:t>
+      </w:r>
+      <w:r>
+        <w:rPr>
+          <w:rFonts w:ascii="Consolas" w:eastAsia="Times New Roman" w:hAnsi="Consolas" w:cs="Times New Roman"/>
+          <w:color w:val="CCCCCC"/>
+          <w:sz w:val="21"/>
+          <w:szCs w:val="21"/>
+          <w:lang w:eastAsia="hu-HU"/>
+        </w:rPr>
+        <w:t xml:space="preserve"> </w:t>
+      </w:r>
+      <w:proofErr w:type="spellStart"/>
+      <w:r>
+        <w:rPr>
+          <w:rFonts w:ascii="Consolas" w:eastAsia="Times New Roman" w:hAnsi="Consolas" w:cs="Times New Roman"/>
+          <w:color w:val="4EC9B0"/>
+          <w:sz w:val="21"/>
+          <w:szCs w:val="21"/>
+          <w:lang w:eastAsia="hu-HU"/>
+        </w:rPr>
+        <w:t>Number</w:t>
+      </w:r>
+      <w:proofErr w:type="spellEnd"/>
+      <w:r>
+        <w:rPr>
+          <w:rFonts w:ascii="Consolas" w:eastAsia="Times New Roman" w:hAnsi="Consolas" w:cs="Times New Roman"/>
+          <w:color w:val="CCCCCC"/>
+          <w:sz w:val="21"/>
+          <w:szCs w:val="21"/>
+          <w:lang w:eastAsia="hu-HU"/>
+        </w:rPr>
+        <w:t>(</w:t>
+      </w:r>
+      <w:r>
+        <w:rPr>
+          <w:rFonts w:ascii="Consolas" w:eastAsia="Times New Roman" w:hAnsi="Consolas" w:cs="Times New Roman"/>
+          <w:color w:val="9CDCFE"/>
+          <w:sz w:val="21"/>
+          <w:szCs w:val="21"/>
+          <w:lang w:eastAsia="hu-HU"/>
+        </w:rPr>
+        <w:t>limit</w:t>
+      </w:r>
+      <w:r>
+        <w:rPr>
+          <w:rFonts w:ascii="Consolas" w:eastAsia="Times New Roman" w:hAnsi="Consolas" w:cs="Times New Roman"/>
+          <w:color w:val="CCCCCC"/>
+          <w:sz w:val="21"/>
+          <w:szCs w:val="21"/>
+          <w:lang w:eastAsia="hu-HU"/>
+        </w:rPr>
+        <w:t>),</w:t>
+      </w:r>
+    </w:p>
+    <w:p>
+      <w:pPr>
+        <w:shd w:val="clear" w:color="auto" w:fill="1F1F1F"/>
+        <w:spacing w:line="285" w:lineRule="atLeast"/>
+        <w:rPr>
+          <w:rFonts w:ascii="Consolas" w:eastAsia="Times New Roman" w:hAnsi="Consolas" w:cs="Times New Roman"/>
+          <w:color w:val="CCCCCC"/>
+          <w:sz w:val="21"/>
+          <w:szCs w:val="21"/>
+          <w:lang w:eastAsia="hu-HU"/>
+        </w:rPr>
+      </w:pPr>
+      <w:r>
+        <w:rPr>
+          <w:rFonts w:ascii="Consolas" w:eastAsia="Times New Roman" w:hAnsi="Consolas" w:cs="Times New Roman"/>
+          <w:color w:val="CCCCCC"/>
+          <w:sz w:val="21"/>
+          <w:szCs w:val="21"/>
+          <w:lang w:eastAsia="hu-HU"/>
+        </w:rPr>
+        <w:t xml:space="preserve">    </w:t>
+      </w:r>
+      <w:proofErr w:type="spellStart"/>
+      <w:r>
+        <w:rPr>
+          <w:rFonts w:ascii="Consolas" w:eastAsia="Times New Roman" w:hAnsi="Consolas" w:cs="Times New Roman"/>
+          <w:color w:val="9CDCFE"/>
+          <w:sz w:val="21"/>
+          <w:szCs w:val="21"/>
+          <w:lang w:eastAsia="hu-HU"/>
+        </w:rPr>
+        <w:t>total</w:t>
+      </w:r>
+      <w:proofErr w:type="spellEnd"/>
+      <w:r>
+        <w:rPr>
+          <w:rFonts w:ascii="Consolas" w:eastAsia="Times New Roman" w:hAnsi="Consolas" w:cs="Times New Roman"/>
+          <w:color w:val="CCCCCC"/>
+          <w:sz w:val="21"/>
+          <w:szCs w:val="21"/>
+          <w:lang w:eastAsia="hu-HU"/>
+        </w:rPr>
+        <w:t>,</w:t>
+      </w:r>
+    </w:p>
+    <w:p>
+      <w:pPr>
+        <w:shd w:val="clear" w:color="auto" w:fill="1F1F1F"/>
+        <w:spacing w:line="285" w:lineRule="atLeast"/>
+        <w:rPr>
+          <w:rFonts w:ascii="Consolas" w:eastAsia="Times New Roman" w:hAnsi="Consolas" w:cs="Times New Roman"/>
+          <w:color w:val="CCCCCC"/>
+          <w:sz w:val="21"/>
+          <w:szCs w:val="21"/>
+          <w:lang w:eastAsia="hu-HU"/>
+        </w:rPr>
+      </w:pPr>
+      <w:r>
+        <w:rPr>
+          <w:rFonts w:ascii="Consolas" w:eastAsia="Times New Roman" w:hAnsi="Consolas" w:cs="Times New Roman"/>
+          <w:color w:val="CCCCCC"/>
+          <w:sz w:val="21"/>
+          <w:szCs w:val="21"/>
+          <w:lang w:eastAsia="hu-HU"/>
+        </w:rPr>
+        <w:t xml:space="preserve">    </w:t>
+      </w:r>
+      <w:proofErr w:type="spellStart"/>
+      <w:r>
+        <w:rPr>
+          <w:rFonts w:ascii="Consolas" w:eastAsia="Times New Roman" w:hAnsi="Consolas" w:cs="Times New Roman"/>
+          <w:color w:val="9CDCFE"/>
+          <w:sz w:val="21"/>
+          <w:szCs w:val="21"/>
+          <w:lang w:eastAsia="hu-HU"/>
+        </w:rPr>
+        <w:t>totalPages</w:t>
+      </w:r>
+      <w:proofErr w:type="spellEnd"/>
+      <w:r>
+        <w:rPr>
+          <w:rFonts w:ascii="Consolas" w:eastAsia="Times New Roman" w:hAnsi="Consolas" w:cs="Times New Roman"/>
+          <w:color w:val="9CDCFE"/>
+          <w:sz w:val="21"/>
+          <w:szCs w:val="21"/>
+          <w:lang w:eastAsia="hu-HU"/>
+        </w:rPr>
+        <w:t>:</w:t>
+      </w:r>
+      <w:r>
+        <w:rPr>
+          <w:rFonts w:ascii="Consolas" w:eastAsia="Times New Roman" w:hAnsi="Consolas" w:cs="Times New Roman"/>
+          <w:color w:val="CCCCCC"/>
+          <w:sz w:val="21"/>
+          <w:szCs w:val="21"/>
+          <w:lang w:eastAsia="hu-HU"/>
+        </w:rPr>
+        <w:t xml:space="preserve"> </w:t>
+      </w:r>
+      <w:proofErr w:type="spellStart"/>
+      <w:r>
+        <w:rPr>
+          <w:rFonts w:ascii="Consolas" w:eastAsia="Times New Roman" w:hAnsi="Consolas" w:cs="Times New Roman"/>
+          <w:color w:val="9CDCFE"/>
+          <w:sz w:val="21"/>
+          <w:szCs w:val="21"/>
+          <w:lang w:eastAsia="hu-HU"/>
+        </w:rPr>
+        <w:t>Math</w:t>
+      </w:r>
+      <w:r>
+        <w:rPr>
+          <w:rFonts w:ascii="Consolas" w:eastAsia="Times New Roman" w:hAnsi="Consolas" w:cs="Times New Roman"/>
+          <w:color w:val="CCCCCC"/>
+          <w:sz w:val="21"/>
+          <w:szCs w:val="21"/>
+          <w:lang w:eastAsia="hu-HU"/>
+        </w:rPr>
+        <w:t>.</w:t>
+      </w:r>
+      <w:r>
+        <w:rPr>
+          <w:rFonts w:ascii="Consolas" w:eastAsia="Times New Roman" w:hAnsi="Consolas" w:cs="Times New Roman"/>
+          <w:color w:val="DCDCAA"/>
+          <w:sz w:val="21"/>
+          <w:szCs w:val="21"/>
+          <w:lang w:eastAsia="hu-HU"/>
+        </w:rPr>
+        <w:t>ceil</w:t>
+      </w:r>
+      <w:proofErr w:type="spellEnd"/>
+      <w:r>
+        <w:rPr>
+          <w:rFonts w:ascii="Consolas" w:eastAsia="Times New Roman" w:hAnsi="Consolas" w:cs="Times New Roman"/>
+          <w:color w:val="CCCCCC"/>
+          <w:sz w:val="21"/>
+          <w:szCs w:val="21"/>
+          <w:lang w:eastAsia="hu-HU"/>
+        </w:rPr>
+        <w:t>(</w:t>
+      </w:r>
+      <w:proofErr w:type="spellStart"/>
+      <w:r>
+        <w:rPr>
+          <w:rFonts w:ascii="Consolas" w:eastAsia="Times New Roman" w:hAnsi="Consolas" w:cs="Times New Roman"/>
+          <w:color w:val="4FC1FF"/>
+          <w:sz w:val="21"/>
+          <w:szCs w:val="21"/>
+          <w:lang w:eastAsia="hu-HU"/>
+        </w:rPr>
+        <w:t>total</w:t>
+      </w:r>
+      <w:proofErr w:type="spellEnd"/>
+      <w:r>
+        <w:rPr>
+          <w:rFonts w:ascii="Consolas" w:eastAsia="Times New Roman" w:hAnsi="Consolas" w:cs="Times New Roman"/>
+          <w:color w:val="CCCCCC"/>
+          <w:sz w:val="21"/>
+          <w:szCs w:val="21"/>
+          <w:lang w:eastAsia="hu-HU"/>
+        </w:rPr>
+        <w:t xml:space="preserve"> </w:t>
+      </w:r>
+      <w:r>
+        <w:rPr>
+          <w:rFonts w:ascii="Consolas" w:eastAsia="Times New Roman" w:hAnsi="Consolas" w:cs="Times New Roman"/>
+          <w:color w:val="D4D4D4"/>
+          <w:sz w:val="21"/>
+          <w:szCs w:val="21"/>
+          <w:lang w:eastAsia="hu-HU"/>
+        </w:rPr>
+        <w:t>/</w:t>
+      </w:r>
+      <w:r>
+        <w:rPr>
+          <w:rFonts w:ascii="Consolas" w:eastAsia="Times New Roman" w:hAnsi="Consolas" w:cs="Times New Roman"/>
+          <w:color w:val="CCCCCC"/>
+          <w:sz w:val="21"/>
+          <w:szCs w:val="21"/>
+          <w:lang w:eastAsia="hu-HU"/>
+        </w:rPr>
+        <w:t xml:space="preserve"> </w:t>
+      </w:r>
+      <w:r>
+        <w:rPr>
+          <w:rFonts w:ascii="Consolas" w:eastAsia="Times New Roman" w:hAnsi="Consolas" w:cs="Times New Roman"/>
+          <w:color w:val="9CDCFE"/>
+          <w:sz w:val="21"/>
+          <w:szCs w:val="21"/>
+          <w:lang w:eastAsia="hu-HU"/>
+        </w:rPr>
+        <w:t>limit</w:t>
+      </w:r>
+      <w:r>
+        <w:rPr>
+          <w:rFonts w:ascii="Consolas" w:eastAsia="Times New Roman" w:hAnsi="Consolas" w:cs="Times New Roman"/>
+          <w:color w:val="CCCCCC"/>
+          <w:sz w:val="21"/>
+          <w:szCs w:val="21"/>
+          <w:lang w:eastAsia="hu-HU"/>
+        </w:rPr>
+        <w:t>),</w:t>
+      </w:r>
+    </w:p>
+    <w:p>
+      <w:pPr>
+        <w:shd w:val="clear" w:color="auto" w:fill="1F1F1F"/>
+        <w:spacing w:line="285" w:lineRule="atLeast"/>
+        <w:rPr>
+          <w:rFonts w:ascii="Consolas" w:eastAsia="Times New Roman" w:hAnsi="Consolas" w:cs="Times New Roman"/>
+          <w:color w:val="CCCCCC"/>
+          <w:sz w:val="21"/>
+          <w:szCs w:val="21"/>
+          <w:lang w:eastAsia="hu-HU"/>
+        </w:rPr>
+      </w:pPr>
+      <w:r>
+        <w:rPr>
+          <w:rFonts w:ascii="Consolas" w:eastAsia="Times New Roman" w:hAnsi="Consolas" w:cs="Times New Roman"/>
+          <w:color w:val="CCCCCC"/>
+          <w:sz w:val="21"/>
+          <w:szCs w:val="21"/>
+          <w:lang w:eastAsia="hu-HU"/>
+        </w:rPr>
+        <w:t xml:space="preserve">    </w:t>
+      </w:r>
+      <w:proofErr w:type="spellStart"/>
+      <w:r>
+        <w:rPr>
+          <w:rFonts w:ascii="Consolas" w:eastAsia="Times New Roman" w:hAnsi="Consolas" w:cs="Times New Roman"/>
+          <w:color w:val="9CDCFE"/>
+          <w:sz w:val="21"/>
+          <w:szCs w:val="21"/>
+          <w:lang w:eastAsia="hu-HU"/>
+        </w:rPr>
+        <w:t>data</w:t>
+      </w:r>
+      <w:proofErr w:type="spellEnd"/>
+      <w:r>
+        <w:rPr>
+          <w:rFonts w:ascii="Consolas" w:eastAsia="Times New Roman" w:hAnsi="Consolas" w:cs="Times New Roman"/>
+          <w:color w:val="9CDCFE"/>
+          <w:sz w:val="21"/>
+          <w:szCs w:val="21"/>
+          <w:lang w:eastAsia="hu-HU"/>
+        </w:rPr>
+        <w:t>:</w:t>
+      </w:r>
+      <w:r>
+        <w:rPr>
+          <w:rFonts w:ascii="Consolas" w:eastAsia="Times New Roman" w:hAnsi="Consolas" w:cs="Times New Roman"/>
+          <w:color w:val="CCCCCC"/>
+          <w:sz w:val="21"/>
+          <w:szCs w:val="21"/>
+          <w:lang w:eastAsia="hu-HU"/>
+        </w:rPr>
+        <w:t xml:space="preserve"> </w:t>
+      </w:r>
+      <w:proofErr w:type="spellStart"/>
+      <w:r>
+        <w:rPr>
+          <w:rFonts w:ascii="Consolas" w:eastAsia="Times New Roman" w:hAnsi="Consolas" w:cs="Times New Roman"/>
+          <w:color w:val="4FC1FF"/>
+          <w:sz w:val="21"/>
+          <w:szCs w:val="21"/>
+          <w:lang w:eastAsia="hu-HU"/>
+        </w:rPr>
+        <w:t>rows</w:t>
+      </w:r>
+      <w:proofErr w:type="spellEnd"/>
+    </w:p>
+    <w:p>
+      <w:pPr>
+        <w:shd w:val="clear" w:color="auto" w:fill="1F1F1F"/>
+        <w:spacing w:line="285" w:lineRule="atLeast"/>
+        <w:rPr>
+          <w:rFonts w:ascii="Consolas" w:eastAsia="Times New Roman" w:hAnsi="Consolas" w:cs="Times New Roman"/>
+          <w:color w:val="CCCCCC"/>
+          <w:sz w:val="21"/>
+          <w:szCs w:val="21"/>
+          <w:lang w:eastAsia="hu-HU"/>
+        </w:rPr>
+      </w:pPr>
+      <w:r>
+        <w:rPr>
+          <w:rFonts w:ascii="Consolas" w:eastAsia="Times New Roman" w:hAnsi="Consolas" w:cs="Times New Roman"/>
+          <w:color w:val="CCCCCC"/>
+          <w:sz w:val="21"/>
+          <w:szCs w:val="21"/>
+          <w:lang w:eastAsia="hu-HU"/>
+        </w:rPr>
+        <w:t>  };</w:t>
+      </w:r>
+    </w:p>
+    <w:p>
+      <w:pPr>
+        <w:shd w:val="clear" w:color="auto" w:fill="1F1F1F"/>
+        <w:spacing w:line="285" w:lineRule="atLeast"/>
+        <w:rPr>
+          <w:rFonts w:ascii="Consolas" w:eastAsia="Times New Roman" w:hAnsi="Consolas" w:cs="Times New Roman"/>
+          <w:color w:val="CCCCCC"/>
+          <w:sz w:val="21"/>
+          <w:szCs w:val="21"/>
+          <w:lang w:eastAsia="hu-HU"/>
+        </w:rPr>
+      </w:pPr>
+      <w:r>
+        <w:rPr>
+          <w:rFonts w:ascii="Consolas" w:eastAsia="Times New Roman" w:hAnsi="Consolas" w:cs="Times New Roman"/>
+          <w:color w:val="CCCCCC"/>
+          <w:sz w:val="21"/>
+          <w:szCs w:val="21"/>
+          <w:lang w:eastAsia="hu-HU"/>
+        </w:rPr>
+        <w:t>}</w:t>
+      </w:r>
+    </w:p>
+    <w:p>
+      <w:pPr>
+        <w:shd w:val="clear" w:color="auto" w:fill="1F1F1F"/>
+        <w:spacing w:after="240" w:line="285" w:lineRule="atLeast"/>
+        <w:rPr>
+          <w:rFonts w:ascii="Consolas" w:eastAsia="Times New Roman" w:hAnsi="Consolas" w:cs="Times New Roman"/>
+          <w:color w:val="CCCCCC"/>
+          <w:sz w:val="21"/>
+          <w:szCs w:val="21"/>
+          <w:lang w:eastAsia="hu-HU"/>
+        </w:rPr>
+      </w:pPr>
+    </w:p>
+    <w:p>
+      <w:pPr>
+        <w:shd w:val="clear" w:color="auto" w:fill="1F1F1F"/>
+        <w:spacing w:line="285" w:lineRule="atLeast"/>
+        <w:rPr>
+          <w:rFonts w:ascii="Consolas" w:eastAsia="Times New Roman" w:hAnsi="Consolas" w:cs="Times New Roman"/>
+          <w:color w:val="CCCCCC"/>
+          <w:sz w:val="21"/>
+          <w:szCs w:val="21"/>
+          <w:lang w:eastAsia="hu-HU"/>
+        </w:rPr>
+      </w:pPr>
+      <w:r>
+        <w:rPr>
+          <w:rFonts w:ascii="Consolas" w:eastAsia="Times New Roman" w:hAnsi="Consolas" w:cs="Times New Roman"/>
+          <w:color w:val="CCCCCC"/>
+          <w:sz w:val="21"/>
+          <w:szCs w:val="21"/>
+          <w:lang w:eastAsia="hu-HU"/>
+        </w:rPr>
+        <w:t>}</w:t>
+      </w:r>
+    </w:p>
+    <w:p>
+      <w:pPr>
+        <w:shd w:val="clear" w:color="auto" w:fill="1F1F1F"/>
+        <w:spacing w:line="285" w:lineRule="atLeast"/>
+        <w:rPr>
+          <w:rFonts w:ascii="Consolas" w:eastAsia="Times New Roman" w:hAnsi="Consolas" w:cs="Times New Roman"/>
+          <w:color w:val="CCCCCC"/>
+          <w:sz w:val="21"/>
+          <w:szCs w:val="21"/>
+          <w:lang w:eastAsia="hu-HU"/>
+        </w:rPr>
+      </w:pPr>
+      <w:r>
+        <w:rPr>
+          <w:rFonts w:ascii="Consolas" w:eastAsia="Times New Roman" w:hAnsi="Consolas" w:cs="Times New Roman"/>
+          <w:color w:val="6A9955"/>
+          <w:sz w:val="21"/>
+          <w:szCs w:val="21"/>
+          <w:lang w:eastAsia="hu-HU"/>
+        </w:rPr>
+        <w:t>//Keresés név vagy részlet alapján</w:t>
+      </w:r>
+    </w:p>
+    <w:p>
+      <w:pPr>
+        <w:shd w:val="clear" w:color="auto" w:fill="1F1F1F"/>
+        <w:spacing w:line="285" w:lineRule="atLeast"/>
+        <w:rPr>
+          <w:rFonts w:ascii="Consolas" w:eastAsia="Times New Roman" w:hAnsi="Consolas" w:cs="Times New Roman"/>
+          <w:color w:val="CCCCCC"/>
+          <w:sz w:val="21"/>
+          <w:szCs w:val="21"/>
+          <w:lang w:eastAsia="hu-HU"/>
+        </w:rPr>
+      </w:pPr>
+      <w:r>
+        <w:rPr>
+          <w:rFonts w:ascii="Consolas" w:eastAsia="Times New Roman" w:hAnsi="Consolas" w:cs="Times New Roman"/>
+          <w:color w:val="6A9955"/>
+          <w:sz w:val="21"/>
+          <w:szCs w:val="21"/>
+          <w:lang w:eastAsia="hu-HU"/>
+        </w:rPr>
+        <w:t>//Rendezett vagy lapozott lekérés</w:t>
+      </w:r>
+    </w:p>
+    <w:p>
+      <w:pPr>
+        <w:shd w:val="clear" w:color="auto" w:fill="1F1F1F"/>
+        <w:spacing w:line="285" w:lineRule="atLeast"/>
+        <w:rPr>
+          <w:rFonts w:ascii="Consolas" w:eastAsia="Times New Roman" w:hAnsi="Consolas" w:cs="Times New Roman"/>
+          <w:color w:val="CCCCCC"/>
+          <w:sz w:val="21"/>
+          <w:szCs w:val="21"/>
+          <w:lang w:eastAsia="hu-HU"/>
+        </w:rPr>
+      </w:pPr>
+      <w:r>
+        <w:rPr>
+          <w:rFonts w:ascii="Consolas" w:eastAsia="Times New Roman" w:hAnsi="Consolas" w:cs="Times New Roman"/>
+          <w:color w:val="6A9955"/>
+          <w:sz w:val="21"/>
+          <w:szCs w:val="21"/>
+          <w:lang w:eastAsia="hu-HU"/>
+        </w:rPr>
+        <w:t>//Speciális statisztikai lekérések</w:t>
+      </w:r>
+    </w:p>
+    <w:p>
+      <w:pPr>
+        <w:shd w:val="clear" w:color="auto" w:fill="1F1F1F"/>
+        <w:spacing w:line="285" w:lineRule="atLeast"/>
+        <w:rPr>
+          <w:rFonts w:ascii="Consolas" w:eastAsia="Times New Roman" w:hAnsi="Consolas" w:cs="Times New Roman"/>
+          <w:color w:val="CCCCCC"/>
+          <w:sz w:val="21"/>
+          <w:szCs w:val="21"/>
+          <w:lang w:eastAsia="hu-HU"/>
+        </w:rPr>
+      </w:pPr>
+    </w:p>
+    <w:p>
+      <w:pPr>
+        <w:shd w:val="clear" w:color="auto" w:fill="1F1F1F"/>
+        <w:spacing w:line="285" w:lineRule="atLeast"/>
+        <w:rPr>
+          <w:rFonts w:ascii="Consolas" w:eastAsia="Times New Roman" w:hAnsi="Consolas" w:cs="Times New Roman"/>
+          <w:color w:val="CCCCCC"/>
+          <w:sz w:val="21"/>
+          <w:szCs w:val="21"/>
+          <w:lang w:eastAsia="hu-HU"/>
+        </w:rPr>
+      </w:pPr>
+      <w:proofErr w:type="spellStart"/>
+      <w:r>
+        <w:rPr>
+          <w:rFonts w:ascii="Consolas" w:eastAsia="Times New Roman" w:hAnsi="Consolas" w:cs="Times New Roman"/>
+          <w:color w:val="4EC9B0"/>
+          <w:sz w:val="21"/>
+          <w:szCs w:val="21"/>
+          <w:lang w:eastAsia="hu-HU"/>
+        </w:rPr>
+        <w:t>module</w:t>
+      </w:r>
+      <w:r>
+        <w:rPr>
+          <w:rFonts w:ascii="Consolas" w:eastAsia="Times New Roman" w:hAnsi="Consolas" w:cs="Times New Roman"/>
+          <w:color w:val="CCCCCC"/>
+          <w:sz w:val="21"/>
+          <w:szCs w:val="21"/>
+          <w:lang w:eastAsia="hu-HU"/>
+        </w:rPr>
+        <w:t>.</w:t>
+      </w:r>
+      <w:r>
+        <w:rPr>
+          <w:rFonts w:ascii="Consolas" w:eastAsia="Times New Roman" w:hAnsi="Consolas" w:cs="Times New Roman"/>
+          <w:color w:val="4EC9B0"/>
+          <w:sz w:val="21"/>
+          <w:szCs w:val="21"/>
+          <w:lang w:eastAsia="hu-HU"/>
+        </w:rPr>
+        <w:t>exports</w:t>
+      </w:r>
+      <w:proofErr w:type="spellEnd"/>
+      <w:r>
+        <w:rPr>
+          <w:rFonts w:ascii="Consolas" w:eastAsia="Times New Roman" w:hAnsi="Consolas" w:cs="Times New Roman"/>
+          <w:color w:val="CCCCCC"/>
+          <w:sz w:val="21"/>
+          <w:szCs w:val="21"/>
+          <w:lang w:eastAsia="hu-HU"/>
+        </w:rPr>
+        <w:t xml:space="preserve"> </w:t>
+      </w:r>
+      <w:r>
+        <w:rPr>
+          <w:rFonts w:ascii="Consolas" w:eastAsia="Times New Roman" w:hAnsi="Consolas" w:cs="Times New Roman"/>
+          <w:color w:val="D4D4D4"/>
+          <w:sz w:val="21"/>
+          <w:szCs w:val="21"/>
+          <w:lang w:eastAsia="hu-HU"/>
+        </w:rPr>
+        <w:t>=</w:t>
+      </w:r>
+      <w:r>
+        <w:rPr>
+          <w:rFonts w:ascii="Consolas" w:eastAsia="Times New Roman" w:hAnsi="Consolas" w:cs="Times New Roman"/>
+          <w:color w:val="CCCCCC"/>
+          <w:sz w:val="21"/>
+          <w:szCs w:val="21"/>
+          <w:lang w:eastAsia="hu-HU"/>
+        </w:rPr>
+        <w:t xml:space="preserve"> </w:t>
+      </w:r>
+      <w:proofErr w:type="spellStart"/>
+      <w:r>
+        <w:rPr>
+          <w:rFonts w:ascii="Consolas" w:eastAsia="Times New Roman" w:hAnsi="Consolas" w:cs="Times New Roman"/>
+          <w:color w:val="4EC9B0"/>
+          <w:sz w:val="21"/>
+          <w:szCs w:val="21"/>
+          <w:lang w:eastAsia="hu-HU"/>
+        </w:rPr>
+        <w:t>Orszag</w:t>
+      </w:r>
+      <w:proofErr w:type="spellEnd"/>
+      <w:r>
+        <w:rPr>
+          <w:rFonts w:ascii="Consolas" w:eastAsia="Times New Roman" w:hAnsi="Consolas" w:cs="Times New Roman"/>
+          <w:color w:val="CCCCCC"/>
+          <w:sz w:val="21"/>
+          <w:szCs w:val="21"/>
+          <w:lang w:eastAsia="hu-HU"/>
+        </w:rPr>
+        <w:t>;</w:t>
+      </w:r>
+    </w:p>
+    <w:p>
+      <w:pPr>
+        <w:shd w:val="clear" w:color="auto" w:fill="1F1F1F"/>
+        <w:spacing w:after="240" w:line="285" w:lineRule="atLeast"/>
+        <w:rPr>
+          <w:rFonts w:ascii="Consolas" w:eastAsia="Times New Roman" w:hAnsi="Consolas" w:cs="Times New Roman"/>
+          <w:color w:val="CCCCCC"/>
+          <w:sz w:val="21"/>
+          <w:szCs w:val="21"/>
+          <w:lang w:eastAsia="hu-HU"/>
+        </w:rPr>
+      </w:pPr>
+    </w:p>
+    <w:p>
+      <w:r>
+        <w:t>Projektek</w:t>
+      </w:r>
+    </w:p>
+    <w:tbl>
+      <w:tblPr>
+        <w:tblStyle w:val="Rcsostblzat"/>
+        <w:tblW w:w="0" w:type="auto"/>
+        <w:tblLook w:val="04A0" w:firstRow="1" w:lastRow="0" w:firstColumn="1" w:lastColumn="0" w:noHBand="0" w:noVBand="1"/>
+      </w:tblPr>
+      <w:tblGrid>
+        <w:gridCol w:w="3787"/>
+        <w:gridCol w:w="5275"/>
+      </w:tblGrid>
+      <w:tr>
+        <w:tc>
+          <w:tcPr>
+            <w:tcW w:w="4531" w:type="dxa"/>
+          </w:tcPr>
+          <w:p>
+            <w:proofErr w:type="spellStart"/>
+            <w:r>
+              <w:t>Muzsai</w:t>
+            </w:r>
+            <w:proofErr w:type="spellEnd"/>
+            <w:r>
+              <w:t xml:space="preserve"> Tomi</w:t>
+            </w:r>
+          </w:p>
+        </w:tc>
+        <w:tc>
+          <w:tcPr>
+            <w:tcW w:w="4531" w:type="dxa"/>
+          </w:tcPr>
+          <w:p>
+            <w:hyperlink r:id="rId9" w:history="1">
+              <w:r>
+                <w:rPr>
+                  <w:rStyle w:val="Hiperhivatkozs"/>
+                </w:rPr>
+                <w:t>https://github.com/Almaelado/bigmadafakaautofront</w:t>
+              </w:r>
+            </w:hyperlink>
+          </w:p>
+          <w:p>
+            <w:hyperlink r:id="rId10" w:history="1">
+              <w:r>
+                <w:rPr>
+                  <w:rStyle w:val="Hiperhivatkozs"/>
+                </w:rPr>
+                <w:t>https://github.com/Almaelado/bigmadafakaauto</w:t>
+              </w:r>
+            </w:hyperlink>
+          </w:p>
+          <w:p/>
+        </w:tc>
+      </w:tr>
+      <w:tr>
+        <w:tc>
+          <w:tcPr>
+            <w:tcW w:w="4531" w:type="dxa"/>
+          </w:tcPr>
+          <w:p>
+            <w:r>
+              <w:t>Kerekes Ádám</w:t>
+            </w:r>
+          </w:p>
+        </w:tc>
+        <w:tc>
+          <w:tcPr>
+            <w:tcW w:w="4531" w:type="dxa"/>
+          </w:tcPr>
+          <w:p>
+            <w:hyperlink r:id="rId11" w:history="1">
+              <w:r>
+                <w:rPr>
+                  <w:rStyle w:val="Hiperhivatkozs"/>
+                </w:rPr>
+                <w:t>https://github.com/kadam1222/backend</w:t>
+              </w:r>
+            </w:hyperlink>
+          </w:p>
+          <w:p>
+            <w:bookmarkStart w:id="6" w:name="_GoBack"/>
+            <w:bookmarkEnd w:id="6"/>
+          </w:p>
+        </w:tc>
+      </w:tr>
+      <w:tr>
+        <w:tc>
+          <w:tcPr>
+            <w:tcW w:w="4531" w:type="dxa"/>
+          </w:tcPr>
+          <w:p/>
+        </w:tc>
+        <w:tc>
+          <w:tcPr>
+            <w:tcW w:w="4531" w:type="dxa"/>
+          </w:tcPr>
+          <w:p/>
+        </w:tc>
+      </w:tr>
+      <w:tr>
+        <w:tc>
+          <w:tcPr>
+            <w:tcW w:w="4531" w:type="dxa"/>
+          </w:tcPr>
+          <w:p/>
+        </w:tc>
+        <w:tc>
+          <w:tcPr>
+            <w:tcW w:w="4531" w:type="dxa"/>
+          </w:tcPr>
+          <w:p/>
+        </w:tc>
+      </w:tr>
+      <w:tr>
+        <w:tc>
+          <w:tcPr>
+            <w:tcW w:w="4531" w:type="dxa"/>
+          </w:tcPr>
+          <w:p/>
+        </w:tc>
+        <w:tc>
+          <w:tcPr>
+            <w:tcW w:w="4531" w:type="dxa"/>
+          </w:tcPr>
+          <w:p/>
+        </w:tc>
+      </w:tr>
+    </w:tbl>
+    <w:p/>
     <w:sectPr>
       <w:pgSz w:w="11906" w:h="16838"/>
       <w:pgMar w:top="1417" w:right="1417" w:bottom="1417" w:left="1417" w:header="708" w:footer="708" w:gutter="0"/>

--- a/mentesek/install.docx
+++ b/mentesek/install.docx
@@ -16235,19 +16235,6 @@
       </w:r>
     </w:p>
     <w:p>
-      <w:pPr>
-        <w:shd w:val="clear" w:color="auto" w:fill="1F1F1F"/>
-        <w:spacing w:after="240" w:line="285" w:lineRule="atLeast"/>
-        <w:rPr>
-          <w:rFonts w:ascii="Consolas" w:eastAsia="Times New Roman" w:hAnsi="Consolas" w:cs="Times New Roman"/>
-          <w:color w:val="CCCCCC"/>
-          <w:sz w:val="21"/>
-          <w:szCs w:val="21"/>
-          <w:lang w:eastAsia="hu-HU"/>
-        </w:rPr>
-      </w:pPr>
-    </w:p>
-    <w:p>
       <w:r>
         <w:t>Projektek</w:t>
       </w:r>
@@ -16274,7 +16261,15 @@
             </w:r>
             <w:proofErr w:type="spellEnd"/>
             <w:r>
-              <w:t xml:space="preserve"> Tomi</w:t>
+              <w:t xml:space="preserve"> T</w:t>
+            </w:r>
+            <w:r>
+              <w:t>amás</w:t>
+            </w:r>
+          </w:p>
+          <w:p>
+            <w:r>
+              <w:t>Patkós Zsolt</w:t>
             </w:r>
           </w:p>
         </w:tc>
@@ -16302,7 +16297,6 @@
               </w:r>
             </w:hyperlink>
           </w:p>
-          <w:p/>
         </w:tc>
       </w:tr>
       <w:tr>
@@ -16313,6 +16307,11 @@
           <w:p>
             <w:r>
               <w:t>Kerekes Ádám</w:t>
+            </w:r>
+          </w:p>
+          <w:p>
+            <w:r>
+              <w:t>Csala Martin</w:t>
             </w:r>
           </w:p>
         </w:tc>
@@ -16330,9 +16329,51 @@
               </w:r>
             </w:hyperlink>
           </w:p>
+          <w:p/>
+        </w:tc>
+      </w:tr>
+      <w:tr>
+        <w:tc>
+          <w:tcPr>
+            <w:tcW w:w="4531" w:type="dxa"/>
+          </w:tcPr>
           <w:p>
-            <w:bookmarkStart w:id="6" w:name="_GoBack"/>
-            <w:bookmarkEnd w:id="6"/>
+            <w:proofErr w:type="spellStart"/>
+            <w:r>
+              <w:t>Sóczó</w:t>
+            </w:r>
+            <w:proofErr w:type="spellEnd"/>
+            <w:r>
+              <w:t xml:space="preserve"> Levente</w:t>
+            </w:r>
+          </w:p>
+          <w:p>
+            <w:proofErr w:type="spellStart"/>
+            <w:r>
+              <w:t>Busi</w:t>
+            </w:r>
+            <w:proofErr w:type="spellEnd"/>
+            <w:r>
+              <w:t xml:space="preserve"> Ádám Bendegúz</w:t>
+            </w:r>
+          </w:p>
+        </w:tc>
+        <w:tc>
+          <w:tcPr>
+            <w:tcW w:w="4531" w:type="dxa"/>
+          </w:tcPr>
+          <w:p>
+            <w:hyperlink r:id="rId12" w:tgtFrame="_blank" w:history="1">
+              <w:r>
+                <w:rPr>
+                  <w:rStyle w:val="Hiperhivatkozs"/>
+                  <w:rFonts w:ascii="Arial" w:hAnsi="Arial" w:cs="Arial"/>
+                  <w:color w:val="1155CC"/>
+                  <w:shd w:val="clear" w:color="auto" w:fill="FFFFFF"/>
+                </w:rPr>
+                <w:t>https://github.com/soczo01/PANDAPLUG</w:t>
+              </w:r>
+            </w:hyperlink>
           </w:p>
         </w:tc>
       </w:tr>
@@ -16341,13 +16382,34 @@
           <w:tcPr>
             <w:tcW w:w="4531" w:type="dxa"/>
           </w:tcPr>
-          <w:p/>
+          <w:p>
+            <w:r>
+              <w:t>Bálint István</w:t>
+            </w:r>
+          </w:p>
+          <w:p>
+            <w:r>
+              <w:t>Kiss Zsolt</w:t>
+            </w:r>
+          </w:p>
         </w:tc>
         <w:tc>
           <w:tcPr>
             <w:tcW w:w="4531" w:type="dxa"/>
           </w:tcPr>
-          <w:p/>
+          <w:p>
+            <w:hyperlink r:id="rId13" w:tgtFrame="_blank" w:history="1">
+              <w:r>
+                <w:rPr>
+                  <w:rStyle w:val="Hiperhivatkozs"/>
+                  <w:rFonts w:ascii="Arial" w:hAnsi="Arial" w:cs="Arial"/>
+                  <w:color w:val="1155CC"/>
+                  <w:shd w:val="clear" w:color="auto" w:fill="FFFFFF"/>
+                </w:rPr>
+                <w:t>https://github.com/kokalibi/projekt</w:t>
+              </w:r>
+            </w:hyperlink>
+          </w:p>
         </w:tc>
       </w:tr>
       <w:tr>
@@ -16355,31 +16417,39 @@
           <w:tcPr>
             <w:tcW w:w="4531" w:type="dxa"/>
           </w:tcPr>
-          <w:p/>
+          <w:p>
+            <w:r>
+              <w:t>Ábrahám Mihály</w:t>
+            </w:r>
+          </w:p>
+          <w:p>
+            <w:r>
+              <w:t>Sipos József</w:t>
+            </w:r>
+          </w:p>
         </w:tc>
         <w:tc>
           <w:tcPr>
             <w:tcW w:w="4531" w:type="dxa"/>
           </w:tcPr>
-          <w:p/>
-        </w:tc>
-      </w:tr>
-      <w:tr>
-        <w:tc>
-          <w:tcPr>
-            <w:tcW w:w="4531" w:type="dxa"/>
-          </w:tcPr>
-          <w:p/>
-        </w:tc>
-        <w:tc>
-          <w:tcPr>
-            <w:tcW w:w="4531" w:type="dxa"/>
-          </w:tcPr>
+          <w:p>
+            <w:hyperlink r:id="rId14" w:history="1">
+              <w:r>
+                <w:rPr>
+                  <w:rStyle w:val="Hiperhivatkozs"/>
+                </w:rPr>
+                <w:t>https://github.com/DzsozefByte/zaszlo_fullstack</w:t>
+              </w:r>
+            </w:hyperlink>
+          </w:p>
           <w:p/>
         </w:tc>
       </w:tr>
     </w:tbl>
-    <w:p/>
+    <w:p>
+      <w:bookmarkStart w:id="6" w:name="_GoBack"/>
+      <w:bookmarkEnd w:id="6"/>
+    </w:p>
     <w:sectPr>
       <w:pgSz w:w="11906" w:h="16838"/>
       <w:pgMar w:top="1417" w:right="1417" w:bottom="1417" w:left="1417" w:header="708" w:footer="708" w:gutter="0"/>
